--- a/Report.docx
+++ b/Report.docx
@@ -18,7 +18,7 @@
         <w:t xml:space="preserve">IT5514 Applied Machine Learning - Assignment 02</w:t>
       </w:r>
     </w:p>
-    <w:bookmarkStart w:id="75" w:name="X690cb1a665f3cc29abf91da31156672617c256e"/>
+    <w:bookmarkStart w:id="76" w:name="X690cb1a665f3cc29abf91da31156672617c256e"/>
     <w:p>
       <w:pPr>
         <w:pStyle w:val="Heading1"/>
@@ -253,6 +253,24 @@
       </w:r>
       <w:r>
         <w:t xml:space="preserve">front-end application that loads the saved (pickled) model.</w:t>
+      </w:r>
+    </w:p>
+    <w:p>
+      <w:pPr>
+        <w:pStyle w:val="Compact"/>
+        <w:numPr>
+          <w:ilvl w:val="0"/>
+          <w:numId w:val="1001"/>
+        </w:numPr>
+      </w:pPr>
+      <w:r>
+        <w:t xml:space="preserve">The project was published to a GitHub repository with an automated MLOps pipeline (retraining, quality gate,</w:t>
+      </w:r>
+      <w:r>
+        <w:t xml:space="preserve"> </w:t>
+      </w:r>
+      <w:r>
+        <w:t xml:space="preserve">tests and continuous integration), and the application was deployed online.</w:t>
       </w:r>
     </w:p>
     <w:p>
@@ -8215,7 +8233,7 @@
     </w:p>
     <w:bookmarkEnd w:id="66"/>
     <w:bookmarkEnd w:id="67"/>
-    <w:bookmarkStart w:id="70" w:name="inference-and-application"/>
+    <w:bookmarkStart w:id="71" w:name="inference-and-application"/>
     <w:p>
       <w:pPr>
         <w:pStyle w:val="Heading2"/>
@@ -8755,7 +8773,7 @@
         <w:pStyle w:val="BodyText"/>
       </w:pPr>
       <w:r>
-        <w:t xml:space="preserve">To run the application:</w:t>
+        <w:t xml:space="preserve">To run the application locally:</w:t>
       </w:r>
       <w:r>
         <w:t xml:space="preserve"> </w:t>
@@ -8764,7 +8782,7 @@
         <w:rPr>
           <w:rStyle w:val="VerbatimChar"/>
         </w:rPr>
-        <w:t xml:space="preserve">pip install streamlit scikit-learn xgboost catboost pandas</w:t>
+        <w:t xml:space="preserve">pip install -r requirements.txt</w:t>
       </w:r>
       <w:r>
         <w:t xml:space="preserve">, then</w:t>
@@ -8797,25 +8815,127 @@
         <w:t xml:space="preserve"> </w:t>
       </w:r>
       <w:r>
-        <w:t xml:space="preserve">folder.</w:t>
-      </w:r>
-    </w:p>
-    <w:p>
-      <w:r>
-        <w:pict>
-          <v:rect style="width:0;height:1.5pt" o:hralign="center" o:hrstd="t" o:hr="t"/>
-        </w:pict>
+        <w:t xml:space="preserve">folder. It is also deployed online (Section 7.3).</w:t>
       </w:r>
     </w:p>
     <w:bookmarkEnd w:id="69"/>
-    <w:bookmarkEnd w:id="70"/>
-    <w:bookmarkStart w:id="71" w:name="limitations-and-future-work"/>
-    <w:p>
-      <w:pPr>
-        <w:pStyle w:val="Heading2"/>
-      </w:pPr>
-      <w:r>
-        <w:t xml:space="preserve">8. Limitations and Future Work</w:t>
+    <w:bookmarkStart w:id="70" w:name="repository-deployment-and-mlops"/>
+    <w:p>
+      <w:pPr>
+        <w:pStyle w:val="Heading3"/>
+      </w:pPr>
+      <w:r>
+        <w:t xml:space="preserve">7.3 Repository, deployment and MLOps</w:t>
+      </w:r>
+    </w:p>
+    <w:p>
+      <w:pPr>
+        <w:pStyle w:val="FirstParagraph"/>
+      </w:pPr>
+      <w:r>
+        <w:t xml:space="preserve">The project is published in a private GitHub repository (github.com/amalr-12/colombo-land-price-ml) and the</w:t>
+      </w:r>
+      <w:r>
+        <w:t xml:space="preserve"> </w:t>
+      </w:r>
+      <w:r>
+        <w:t xml:space="preserve">application is deployed on Streamlit Community Cloud:</w:t>
+      </w:r>
+    </w:p>
+    <w:p>
+      <w:pPr>
+        <w:pStyle w:val="BodyText"/>
+      </w:pPr>
+      <w:r>
+        <w:rPr>
+          <w:b/>
+          <w:bCs/>
+        </w:rPr>
+        <w:t xml:space="preserve">Live application:</w:t>
+      </w:r>
+      <w:r>
+        <w:t xml:space="preserve"> </w:t>
+      </w:r>
+      <w:r>
+        <w:t xml:space="preserve">https://colombo-land-price-ml-5jekcfuzve5ezgfgjjpqoh.streamlit.app</w:t>
+      </w:r>
+    </w:p>
+    <w:p>
+      <w:pPr>
+        <w:pStyle w:val="BodyText"/>
+      </w:pPr>
+      <w:r>
+        <w:t xml:space="preserve">The deployed app gives exactly the same predictions as the local model (for example, a 10-perch residential plot</w:t>
+      </w:r>
+      <w:r>
+        <w:t xml:space="preserve"> </w:t>
+      </w:r>
+      <w:r>
+        <w:t xml:space="preserve">in Udahamulla: Rs 1,999,440 per perch, High band, both locally and online).</w:t>
+      </w:r>
+    </w:p>
+    <w:p>
+      <w:pPr>
+        <w:pStyle w:val="BodyText"/>
+      </w:pPr>
+      <w:r>
+        <w:t xml:space="preserve">To make the model maintainable rather than a one-off notebook result, a small MLOps pipeline was added:</w:t>
+      </w:r>
+    </w:p>
+    <w:p>
+      <w:pPr>
+        <w:pStyle w:val="SourceCode"/>
+      </w:pPr>
+      <w:r>
+        <w:rPr>
+          <w:rStyle w:val="VerbatimChar"/>
+        </w:rPr>
+        <w:t xml:space="preserve">raw Excel -&gt; src/prepare.py -&gt; clean data -&gt; src/train.py -&gt; candidate model + metrics.json</w:t>
+      </w:r>
+      <w:r>
+        <w:br/>
+      </w:r>
+      <w:r>
+        <w:rPr>
+          <w:rStyle w:val="VerbatimChar"/>
+        </w:rPr>
+        <w:t xml:space="preserve">                                                                  |</w:t>
+      </w:r>
+      <w:r>
+        <w:br/>
+      </w:r>
+      <w:r>
+        <w:rPr>
+          <w:rStyle w:val="VerbatimChar"/>
+        </w:rPr>
+        <w:t xml:space="preserve">                                   src/promote.py (quality gate) &lt;-+</w:t>
+      </w:r>
+      <w:r>
+        <w:br/>
+      </w:r>
+      <w:r>
+        <w:rPr>
+          <w:rStyle w:val="VerbatimChar"/>
+        </w:rPr>
+        <w:t xml:space="preserve">                          R2 &gt;= 0.85 and not worse than deployed by &gt; 0.005?</w:t>
+      </w:r>
+      <w:r>
+        <w:br/>
+      </w:r>
+      <w:r>
+        <w:rPr>
+          <w:rStyle w:val="VerbatimChar"/>
+        </w:rPr>
+        <w:t xml:space="preserve">                            yes -&gt; replace land_price_model.pkl (old one backed up)</w:t>
+      </w:r>
+      <w:r>
+        <w:br/>
+      </w:r>
+      <w:r>
+        <w:rPr>
+          <w:rStyle w:val="VerbatimChar"/>
+        </w:rPr>
+        <w:t xml:space="preserve">                            no  -&gt; reject; deployed model unchanged</w:t>
       </w:r>
     </w:p>
     <w:p>
@@ -8831,19 +8951,52 @@
           <w:b/>
           <w:bCs/>
         </w:rPr>
-        <w:t xml:space="preserve">Asking prices, not sale prices.</w:t>
-      </w:r>
-      <w:r>
-        <w:t xml:space="preserve"> </w:t>
-      </w:r>
-      <w:r>
-        <w:t xml:space="preserve">Advertisements show what sellers hope to get. Actual transaction prices</w:t>
-      </w:r>
-      <w:r>
-        <w:t xml:space="preserve"> </w:t>
-      </w:r>
-      <w:r>
-        <w:t xml:space="preserve">are usually lower and are not public in Sri Lanka.</w:t>
+        <w:t xml:space="preserve">Reproducible retraining.</w:t>
+      </w:r>
+      <w:r>
+        <w:t xml:space="preserve"> </w:t>
+      </w:r>
+      <w:r>
+        <w:rPr>
+          <w:rStyle w:val="VerbatimChar"/>
+        </w:rPr>
+        <w:t xml:space="preserve">run_pipeline.py</w:t>
+      </w:r>
+      <w:r>
+        <w:t xml:space="preserve"> </w:t>
+      </w:r>
+      <w:r>
+        <w:t xml:space="preserve">rebuilds the model from the raw Excel file with the tuned</w:t>
+      </w:r>
+      <w:r>
+        <w:t xml:space="preserve"> </w:t>
+      </w:r>
+      <w:r>
+        <w:t xml:space="preserve">hyperparameters stored in</w:t>
+      </w:r>
+      <w:r>
+        <w:t xml:space="preserve"> </w:t>
+      </w:r>
+      <w:r>
+        <w:rPr>
+          <w:rStyle w:val="VerbatimChar"/>
+        </w:rPr>
+        <w:t xml:space="preserve">config/params.json</w:t>
+      </w:r>
+      <w:r>
+        <w:t xml:space="preserve">, using the same seed, held-out listing and split as the</w:t>
+      </w:r>
+      <w:r>
+        <w:t xml:space="preserve"> </w:t>
+      </w:r>
+      <w:r>
+        <w:t xml:space="preserve">notebooks. It took 4.4 minutes and reproduced the notebook: identical cleaned data, and test R² 0.8659</w:t>
+      </w:r>
+      <w:r>
+        <w:t xml:space="preserve"> </w:t>
+      </w:r>
+      <w:r>
+        <w:t xml:space="preserve">against 0.8661.</w:t>
       </w:r>
     </w:p>
     <w:p>
@@ -8859,47 +9012,25 @@
           <w:b/>
           <w:bCs/>
         </w:rPr>
-        <w:t xml:space="preserve">The data is from 2021.</w:t>
-      </w:r>
-      <w:r>
-        <w:t xml:space="preserve"> </w:t>
-      </w:r>
-      <w:r>
-        <w:t xml:space="preserve">Since then, the 2022 economic crisis and high inflation have changed land prices</w:t>
-      </w:r>
-      <w:r>
-        <w:t xml:space="preserve"> </w:t>
-      </w:r>
-      <w:r>
-        <w:t xml:space="preserve">considerably, so the absolute rupee values are out of date. The</w:t>
-      </w:r>
-      <w:r>
-        <w:t xml:space="preserve"> </w:t>
-      </w:r>
-      <w:r>
-        <w:rPr>
-          <w:b/>
-          <w:bCs/>
-        </w:rPr>
-        <w:t xml:space="preserve">relative</w:t>
-      </w:r>
-      <w:r>
-        <w:t xml:space="preserve"> </w:t>
-      </w:r>
-      <w:r>
-        <w:t xml:space="preserve">patterns (location, size and</w:t>
-      </w:r>
-      <w:r>
-        <w:t xml:space="preserve"> </w:t>
-      </w:r>
-      <w:r>
-        <w:t xml:space="preserve">type effects) are more likely to still hold. The model should be retrained on recent listings before</w:t>
-      </w:r>
-      <w:r>
-        <w:t xml:space="preserve"> </w:t>
-      </w:r>
-      <w:r>
-        <w:t xml:space="preserve">practical use.</w:t>
+        <w:t xml:space="preserve">Quality gate.</w:t>
+      </w:r>
+      <w:r>
+        <w:t xml:space="preserve"> </w:t>
+      </w:r>
+      <w:r>
+        <w:t xml:space="preserve">A retrained model replaces the deployed one only if its test R² is at least 0.85 and not</w:t>
+      </w:r>
+      <w:r>
+        <w:t xml:space="preserve"> </w:t>
+      </w:r>
+      <w:r>
+        <w:t xml:space="preserve">more than 0.005 below the current model. In testing, the gate accepted the real retrained model and rejected</w:t>
+      </w:r>
+      <w:r>
+        <w:t xml:space="preserve"> </w:t>
+      </w:r>
+      <w:r>
+        <w:t xml:space="preserve">candidates with R² 0.80 and 0.858.</w:t>
       </w:r>
     </w:p>
     <w:p>
@@ -8915,25 +9046,25 @@
           <w:b/>
           <w:bCs/>
         </w:rPr>
-        <w:t xml:space="preserve">Location is recorded per area, not per plot</w:t>
-      </w:r>
-      <w:r>
-        <w:t xml:space="preserve"> </w:t>
-      </w:r>
-      <w:r>
-        <w:t xml:space="preserve">(Section 3.7). This is the biggest limitation. Two plots in</w:t>
-      </w:r>
-      <w:r>
-        <w:t xml:space="preserve"> </w:t>
-      </w:r>
-      <w:r>
-        <w:t xml:space="preserve">the same area, one on a main road and one down a narrow lane, look identical to the model. Geocoding each</w:t>
-      </w:r>
-      <w:r>
-        <w:t xml:space="preserve"> </w:t>
-      </w:r>
-      <w:r>
-        <w:t xml:space="preserve">listing would let the 27 location features describe the actual plot.</w:t>
+        <w:t xml:space="preserve">Automated tests.</w:t>
+      </w:r>
+      <w:r>
+        <w:t xml:space="preserve"> </w:t>
+      </w:r>
+      <w:r>
+        <w:t xml:space="preserve">14 tests check the data rules (row count, no duplicates, no leaky columns), the model’s</w:t>
+      </w:r>
+      <w:r>
+        <w:t xml:space="preserve"> </w:t>
+      </w:r>
+      <w:r>
+        <w:t xml:space="preserve">behaviour (the held-out listing reproduces the notebook’s prediction; central Colombo is priced above the</w:t>
+      </w:r>
+      <w:r>
+        <w:t xml:space="preserve"> </w:t>
+      </w:r>
+      <w:r>
+        <w:t xml:space="preserve">suburbs; all predictions are finite) and that the app starts and returns a prediction.</w:t>
       </w:r>
     </w:p>
     <w:p>
@@ -8949,19 +9080,25 @@
           <w:b/>
           <w:bCs/>
         </w:rPr>
-        <w:t xml:space="preserve">Missing plot features</w:t>
-      </w:r>
-      <w:r>
-        <w:t xml:space="preserve"> </w:t>
-      </w:r>
-      <w:r>
-        <w:t xml:space="preserve">such as road frontage, road width, shape, slope and flood risk are known to</w:t>
-      </w:r>
-      <w:r>
-        <w:t xml:space="preserve"> </w:t>
-      </w:r>
-      <w:r>
-        <w:t xml:space="preserve">affect Sri Lankan land prices strongly but are not in the dataset.</w:t>
+        <w:t xml:space="preserve">Continuous integration.</w:t>
+      </w:r>
+      <w:r>
+        <w:t xml:space="preserve"> </w:t>
+      </w:r>
+      <w:r>
+        <w:t xml:space="preserve">A GitHub Actions workflow runs the tests on Linux on every push. The first run</w:t>
+      </w:r>
+      <w:r>
+        <w:t xml:space="preserve"> </w:t>
+      </w:r>
+      <w:r>
+        <w:t xml:space="preserve">passed, confirming that the model trained on Windows loads and predicts correctly with the pinned library</w:t>
+      </w:r>
+      <w:r>
+        <w:t xml:space="preserve"> </w:t>
+      </w:r>
+      <w:r>
+        <w:t xml:space="preserve">versions used by the cloud deployment.</w:t>
       </w:r>
     </w:p>
     <w:p>
@@ -8977,25 +9114,93 @@
           <w:b/>
           <w:bCs/>
         </w:rPr>
-        <w:t xml:space="preserve">Repeated developer listings.</w:t>
-      </w:r>
-      <w:r>
-        <w:t xml:space="preserve"> </w:t>
-      </w:r>
-      <w:r>
-        <w:t xml:space="preserve">Many plots from the same block, advertised at the same price, can appear</w:t>
-      </w:r>
-      <w:r>
-        <w:t xml:space="preserve"> </w:t>
-      </w:r>
-      <w:r>
-        <w:t xml:space="preserve">in both the training and test sets. This makes the seen-area scores somewhat optimistic for genuinely new</w:t>
-      </w:r>
-      <w:r>
-        <w:t xml:space="preserve"> </w:t>
-      </w:r>
-      <w:r>
-        <w:t xml:space="preserve">developments.</w:t>
+        <w:t xml:space="preserve">Retraining on demand.</w:t>
+      </w:r>
+      <w:r>
+        <w:t xml:space="preserve"> </w:t>
+      </w:r>
+      <w:r>
+        <w:t xml:space="preserve">A second workflow, started manually from GitHub’s Actions tab, runs the full</w:t>
+      </w:r>
+      <w:r>
+        <w:t xml:space="preserve"> </w:t>
+      </w:r>
+      <w:r>
+        <w:t xml:space="preserve">pipeline in the cloud and uploads the candidate model and its metrics for review.</w:t>
+      </w:r>
+    </w:p>
+    <w:p>
+      <w:pPr>
+        <w:pStyle w:val="Compact"/>
+        <w:numPr>
+          <w:ilvl w:val="0"/>
+          <w:numId w:val="1013"/>
+        </w:numPr>
+      </w:pPr>
+      <w:r>
+        <w:rPr>
+          <w:b/>
+          <w:bCs/>
+        </w:rPr>
+        <w:t xml:space="preserve">Continuous deployment.</w:t>
+      </w:r>
+      <w:r>
+        <w:t xml:space="preserve"> </w:t>
+      </w:r>
+      <w:r>
+        <w:t xml:space="preserve">Streamlit Community Cloud redeploys the app automatically whenever the</w:t>
+      </w:r>
+      <w:r>
+        <w:t xml:space="preserve"> </w:t>
+      </w:r>
+      <w:r>
+        <w:rPr>
+          <w:rStyle w:val="VerbatimChar"/>
+        </w:rPr>
+        <w:t xml:space="preserve">main</w:t>
+      </w:r>
+      <w:r>
+        <w:t xml:space="preserve"> </w:t>
+      </w:r>
+      <w:r>
+        <w:t xml:space="preserve">branch changes.</w:t>
+      </w:r>
+    </w:p>
+    <w:p>
+      <w:pPr>
+        <w:pStyle w:val="Compact"/>
+        <w:numPr>
+          <w:ilvl w:val="0"/>
+          <w:numId w:val="1013"/>
+        </w:numPr>
+      </w:pPr>
+      <w:r>
+        <w:rPr>
+          <w:b/>
+          <w:bCs/>
+        </w:rPr>
+        <w:t xml:space="preserve">Pinned dependencies.</w:t>
+      </w:r>
+      <w:r>
+        <w:t xml:space="preserve"> </w:t>
+      </w:r>
+      <w:r>
+        <w:rPr>
+          <w:rStyle w:val="VerbatimChar"/>
+        </w:rPr>
+        <w:t xml:space="preserve">requirements.txt</w:t>
+      </w:r>
+      <w:r>
+        <w:t xml:space="preserve"> </w:t>
+      </w:r>
+      <w:r>
+        <w:t xml:space="preserve">fixes the exact library versions, because a pickled model must be</w:t>
+      </w:r>
+      <w:r>
+        <w:t xml:space="preserve"> </w:t>
+      </w:r>
+      <w:r>
+        <w:t xml:space="preserve">loaded with the versions it was trained with.</w:t>
       </w:r>
     </w:p>
     <w:p>
@@ -9005,197 +9210,15 @@
         </w:pict>
       </w:r>
     </w:p>
+    <w:bookmarkEnd w:id="70"/>
     <w:bookmarkEnd w:id="71"/>
-    <w:bookmarkStart w:id="72" w:name="conclusion"/>
+    <w:bookmarkStart w:id="72" w:name="limitations-and-future-work"/>
     <w:p>
       <w:pPr>
         <w:pStyle w:val="Heading2"/>
       </w:pPr>
       <w:r>
-        <w:t xml:space="preserve">9. Conclusion</w:t>
-      </w:r>
-    </w:p>
-    <w:p>
-      <w:pPr>
-        <w:pStyle w:val="FirstParagraph"/>
-      </w:pPr>
-      <w:r>
-        <w:t xml:space="preserve">A model was built to estimate the asking price per perch of land in the Colombo district from 4,275 cleaned</w:t>
-      </w:r>
-      <w:r>
-        <w:t xml:space="preserve"> </w:t>
-      </w:r>
-      <w:r>
-        <w:t xml:space="preserve">listings. Preprocessing corrected a price-scale error in the data, removed duplicates, and handled the</w:t>
-      </w:r>
-      <w:r>
-        <w:t xml:space="preserve"> </w:t>
-      </w:r>
-      <w:r>
-        <w:t xml:space="preserve">heavily skewed target with a log transform, so that only 21 true outliers had to be removed instead of 297</w:t>
-      </w:r>
-      <w:r>
-        <w:t xml:space="preserve"> </w:t>
-      </w:r>
-      <w:r>
-        <w:t xml:space="preserve">genuine high-value listings. Random Forest and XGBoost were tuned instead of used with defaults, which</w:t>
-      </w:r>
-      <w:r>
-        <w:t xml:space="preserve"> </w:t>
-      </w:r>
-      <w:r>
-        <w:t xml:space="preserve">improved R² from about 0.83 to 0.86, and LightGBM, CatBoost and a stacked ensemble were added. The stacked</w:t>
-      </w:r>
-      <w:r>
-        <w:t xml:space="preserve"> </w:t>
-      </w:r>
-      <w:r>
-        <w:t xml:space="preserve">ensemble was selected as the final model on cross-validation, reaching an R² of 0.866 on the log scale and a</w:t>
-      </w:r>
-      <w:r>
-        <w:t xml:space="preserve"> </w:t>
-      </w:r>
-      <w:r>
-        <w:t xml:space="preserve">median error of about 12%. A Random Forest classifier assigned Low, Medium and High price bands with 90.5%</w:t>
-      </w:r>
-      <w:r>
-        <w:t xml:space="preserve"> </w:t>
-      </w:r>
-      <w:r>
-        <w:t xml:space="preserve">accuracy.</w:t>
-      </w:r>
-    </w:p>
-    <w:p>
-      <w:pPr>
-        <w:pStyle w:val="BodyText"/>
-      </w:pPr>
-      <w:r>
-        <w:t xml:space="preserve">The most important finding came from the data rather than the models: the location features are recorded per</w:t>
-      </w:r>
-      <w:r>
-        <w:t xml:space="preserve"> </w:t>
-      </w:r>
-      <w:r>
-        <w:t xml:space="preserve">area, not per plot. As a result,</w:t>
-      </w:r>
-      <w:r>
-        <w:t xml:space="preserve"> </w:t>
-      </w:r>
-      <w:r>
-        <w:rPr>
-          <w:b/>
-          <w:bCs/>
-        </w:rPr>
-        <w:t xml:space="preserve">location (area) explains most of the price</w:t>
-      </w:r>
-      <w:r>
-        <w:t xml:space="preserve">, all well-tuned tree models</w:t>
-      </w:r>
-      <w:r>
-        <w:t xml:space="preserve"> </w:t>
-      </w:r>
-      <w:r>
-        <w:t xml:space="preserve">perform almost identically, and accuracy is limited by the data rather than by the choice of algorithm.</w:t>
-      </w:r>
-      <w:r>
-        <w:t xml:space="preserve"> </w:t>
-      </w:r>
-      <w:r>
-        <w:t xml:space="preserve">SHAP confirmed this from inside the model: location accounts for 87% of its decisions. SHAP and LIME</w:t>
-      </w:r>
-      <w:r>
-        <w:t xml:space="preserve"> </w:t>
-      </w:r>
-      <w:r>
-        <w:t xml:space="preserve">explanations of the held-out listing agreed on its main drivers (distance from the city, the area itself, and</w:t>
-      </w:r>
-      <w:r>
-        <w:t xml:space="preserve"> </w:t>
-      </w:r>
-      <w:r>
-        <w:t xml:space="preserve">distance to good schools). Better</w:t>
-      </w:r>
-      <w:r>
-        <w:t xml:space="preserve"> </w:t>
-      </w:r>
-      <w:r>
-        <w:t xml:space="preserve">data, meaning per-plot coordinates, recent prices and plot features such as road access, would improve the</w:t>
-      </w:r>
-      <w:r>
-        <w:t xml:space="preserve"> </w:t>
-      </w:r>
-      <w:r>
-        <w:t xml:space="preserve">model more than any further tuning.</w:t>
-      </w:r>
-    </w:p>
-    <w:p>
-      <w:r>
-        <w:pict>
-          <v:rect style="width:0;height:1.5pt" o:hralign="center" o:hrstd="t" o:hr="t"/>
-        </w:pict>
-      </w:r>
-    </w:p>
-    <w:bookmarkEnd w:id="72"/>
-    <w:bookmarkStart w:id="73" w:name="use-of-ai-tools"/>
-    <w:p>
-      <w:pPr>
-        <w:pStyle w:val="Heading2"/>
-      </w:pPr>
-      <w:r>
-        <w:t xml:space="preserve">Use of AI Tools</w:t>
-      </w:r>
-    </w:p>
-    <w:p>
-      <w:pPr>
-        <w:pStyle w:val="FirstParagraph"/>
-      </w:pPr>
-      <w:r>
-        <w:t xml:space="preserve">[</w:t>
-      </w:r>
-      <w:r>
-        <w:rPr>
-          <w:b/>
-          <w:bCs/>
-        </w:rPr>
-        <w:t xml:space="preserve">To review and adjust before submission.</w:t>
-      </w:r>
-      <w:r>
-        <w:t xml:space="preserve">] In line with the module guideline, AI assistance (Claude) was</w:t>
-      </w:r>
-      <w:r>
-        <w:t xml:space="preserve"> </w:t>
-      </w:r>
-      <w:r>
-        <w:t xml:space="preserve">used for coding support and for generating the front-end application. The modelling decisions, results and</w:t>
-      </w:r>
-      <w:r>
-        <w:t xml:space="preserve"> </w:t>
-      </w:r>
-      <w:r>
-        <w:t xml:space="preserve">interpretation were reviewed and understood by the author, and all numbers in this report come from the</w:t>
-      </w:r>
-      <w:r>
-        <w:t xml:space="preserve"> </w:t>
-      </w:r>
-      <w:r>
-        <w:t xml:space="preserve">accompanying notebooks.</w:t>
-      </w:r>
-    </w:p>
-    <w:p>
-      <w:r>
-        <w:pict>
-          <v:rect style="width:0;height:1.5pt" o:hralign="center" o:hrstd="t" o:hr="t"/>
-        </w:pict>
-      </w:r>
-    </w:p>
-    <w:bookmarkEnd w:id="73"/>
-    <w:bookmarkStart w:id="74" w:name="references"/>
-    <w:p>
-      <w:pPr>
-        <w:pStyle w:val="Heading2"/>
-      </w:pPr>
-      <w:r>
-        <w:t xml:space="preserve">References</w:t>
+        <w:t xml:space="preserve">8. Limitations and Future Work</w:t>
       </w:r>
     </w:p>
     <w:p>
@@ -9207,20 +9230,23 @@
         </w:numPr>
       </w:pPr>
       <w:r>
-        <w:t xml:space="preserve">Breiman, L. (2001). Random Forests.</w:t>
-      </w:r>
-      <w:r>
-        <w:t xml:space="preserve"> </w:t>
-      </w:r>
-      <w:r>
-        <w:rPr>
-          <w:i/>
-          <w:iCs/>
-        </w:rPr>
-        <w:t xml:space="preserve">Machine Learning</w:t>
-      </w:r>
-      <w:r>
-        <w:t xml:space="preserve">, 45(1), 5-32.</w:t>
+        <w:rPr>
+          <w:b/>
+          <w:bCs/>
+        </w:rPr>
+        <w:t xml:space="preserve">Asking prices, not sale prices.</w:t>
+      </w:r>
+      <w:r>
+        <w:t xml:space="preserve"> </w:t>
+      </w:r>
+      <w:r>
+        <w:t xml:space="preserve">Advertisements show what sellers hope to get. Actual transaction prices</w:t>
+      </w:r>
+      <w:r>
+        <w:t xml:space="preserve"> </w:t>
+      </w:r>
+      <w:r>
+        <w:t xml:space="preserve">are usually lower and are not public in Sri Lanka.</w:t>
       </w:r>
     </w:p>
     <w:p>
@@ -9232,34 +9258,51 @@
         </w:numPr>
       </w:pPr>
       <w:r>
-        <w:t xml:space="preserve">Chen, T. and Guestrin, C. (2016). XGBoost: A Scalable Tree Boosting System.</w:t>
-      </w:r>
-      <w:r>
-        <w:t xml:space="preserve"> </w:t>
-      </w:r>
-      <w:r>
-        <w:rPr>
-          <w:i/>
-          <w:iCs/>
-        </w:rPr>
-        <w:t xml:space="preserve">Proceedings of the 22nd ACM</w:t>
-      </w:r>
-      <w:r>
-        <w:rPr>
-          <w:i/>
-          <w:iCs/>
-        </w:rPr>
-        <w:t xml:space="preserve"> </w:t>
-      </w:r>
-      <w:r>
-        <w:rPr>
-          <w:i/>
-          <w:iCs/>
-        </w:rPr>
-        <w:t xml:space="preserve">SIGKDD International Conference on Knowledge Discovery and Data Mining</w:t>
-      </w:r>
-      <w:r>
-        <w:t xml:space="preserve">, 785-794.</w:t>
+        <w:rPr>
+          <w:b/>
+          <w:bCs/>
+        </w:rPr>
+        <w:t xml:space="preserve">The data is from 2021.</w:t>
+      </w:r>
+      <w:r>
+        <w:t xml:space="preserve"> </w:t>
+      </w:r>
+      <w:r>
+        <w:t xml:space="preserve">Since then, the 2022 economic crisis and high inflation have changed land prices</w:t>
+      </w:r>
+      <w:r>
+        <w:t xml:space="preserve"> </w:t>
+      </w:r>
+      <w:r>
+        <w:t xml:space="preserve">considerably, so the absolute rupee values are out of date. The</w:t>
+      </w:r>
+      <w:r>
+        <w:t xml:space="preserve"> </w:t>
+      </w:r>
+      <w:r>
+        <w:rPr>
+          <w:b/>
+          <w:bCs/>
+        </w:rPr>
+        <w:t xml:space="preserve">relative</w:t>
+      </w:r>
+      <w:r>
+        <w:t xml:space="preserve"> </w:t>
+      </w:r>
+      <w:r>
+        <w:t xml:space="preserve">patterns (location, size and</w:t>
+      </w:r>
+      <w:r>
+        <w:t xml:space="preserve"> </w:t>
+      </w:r>
+      <w:r>
+        <w:t xml:space="preserve">type effects) are more likely to still hold. The model should be retrained on recent listings before</w:t>
+      </w:r>
+      <w:r>
+        <w:t xml:space="preserve"> </w:t>
+      </w:r>
+      <w:r>
+        <w:t xml:space="preserve">practical use.</w:t>
       </w:r>
     </w:p>
     <w:p>
@@ -9271,34 +9314,29 @@
         </w:numPr>
       </w:pPr>
       <w:r>
-        <w:t xml:space="preserve">Ke, G. et al. (2017). LightGBM: A Highly Efficient Gradient Boosting Decision Tree.</w:t>
-      </w:r>
-      <w:r>
-        <w:t xml:space="preserve"> </w:t>
-      </w:r>
-      <w:r>
-        <w:rPr>
-          <w:i/>
-          <w:iCs/>
-        </w:rPr>
-        <w:t xml:space="preserve">Advances in Neural</w:t>
-      </w:r>
-      <w:r>
-        <w:rPr>
-          <w:i/>
-          <w:iCs/>
-        </w:rPr>
-        <w:t xml:space="preserve"> </w:t>
-      </w:r>
-      <w:r>
-        <w:rPr>
-          <w:i/>
-          <w:iCs/>
-        </w:rPr>
-        <w:t xml:space="preserve">Information Processing Systems 30</w:t>
-      </w:r>
-      <w:r>
-        <w:t xml:space="preserve">.</w:t>
+        <w:rPr>
+          <w:b/>
+          <w:bCs/>
+        </w:rPr>
+        <w:t xml:space="preserve">Location is recorded per area, not per plot</w:t>
+      </w:r>
+      <w:r>
+        <w:t xml:space="preserve"> </w:t>
+      </w:r>
+      <w:r>
+        <w:t xml:space="preserve">(Section 3.7). This is the biggest limitation. Two plots in</w:t>
+      </w:r>
+      <w:r>
+        <w:t xml:space="preserve"> </w:t>
+      </w:r>
+      <w:r>
+        <w:t xml:space="preserve">the same area, one on a main road and one down a narrow lane, look identical to the model. Geocoding each</w:t>
+      </w:r>
+      <w:r>
+        <w:t xml:space="preserve"> </w:t>
+      </w:r>
+      <w:r>
+        <w:t xml:space="preserve">listing would let the 27 location features describe the actual plot.</w:t>
       </w:r>
     </w:p>
     <w:p>
@@ -9310,34 +9348,23 @@
         </w:numPr>
       </w:pPr>
       <w:r>
-        <w:t xml:space="preserve">Prokhorenkova, L. et al. (2018). CatBoost: unbiased boosting with categorical features.</w:t>
-      </w:r>
-      <w:r>
-        <w:t xml:space="preserve"> </w:t>
-      </w:r>
-      <w:r>
-        <w:rPr>
-          <w:i/>
-          <w:iCs/>
-        </w:rPr>
-        <w:t xml:space="preserve">Advances in Neural</w:t>
-      </w:r>
-      <w:r>
-        <w:rPr>
-          <w:i/>
-          <w:iCs/>
-        </w:rPr>
-        <w:t xml:space="preserve"> </w:t>
-      </w:r>
-      <w:r>
-        <w:rPr>
-          <w:i/>
-          <w:iCs/>
-        </w:rPr>
-        <w:t xml:space="preserve">Information Processing Systems 31</w:t>
-      </w:r>
-      <w:r>
-        <w:t xml:space="preserve">.</w:t>
+        <w:rPr>
+          <w:b/>
+          <w:bCs/>
+        </w:rPr>
+        <w:t xml:space="preserve">Missing plot features</w:t>
+      </w:r>
+      <w:r>
+        <w:t xml:space="preserve"> </w:t>
+      </w:r>
+      <w:r>
+        <w:t xml:space="preserve">such as road frontage, road width, shape, slope and flood risk are known to</w:t>
+      </w:r>
+      <w:r>
+        <w:t xml:space="preserve"> </w:t>
+      </w:r>
+      <w:r>
+        <w:t xml:space="preserve">affect Sri Lankan land prices strongly but are not in the dataset.</w:t>
       </w:r>
     </w:p>
     <w:p>
@@ -9349,34 +9376,229 @@
         </w:numPr>
       </w:pPr>
       <w:r>
-        <w:t xml:space="preserve">Pedregosa, F. et al. (2011). Scikit-learn: Machine Learning in Python.</w:t>
-      </w:r>
-      <w:r>
-        <w:t xml:space="preserve"> </w:t>
-      </w:r>
-      <w:r>
-        <w:rPr>
-          <w:i/>
-          <w:iCs/>
-        </w:rPr>
-        <w:t xml:space="preserve">Journal of Machine Learning</w:t>
-      </w:r>
-      <w:r>
-        <w:rPr>
-          <w:i/>
-          <w:iCs/>
-        </w:rPr>
-        <w:t xml:space="preserve"> </w:t>
-      </w:r>
-      <w:r>
-        <w:rPr>
-          <w:i/>
-          <w:iCs/>
-        </w:rPr>
-        <w:t xml:space="preserve">Research</w:t>
-      </w:r>
-      <w:r>
-        <w:t xml:space="preserve">, 12, 2825-2830.</w:t>
+        <w:rPr>
+          <w:b/>
+          <w:bCs/>
+        </w:rPr>
+        <w:t xml:space="preserve">Repeated developer listings.</w:t>
+      </w:r>
+      <w:r>
+        <w:t xml:space="preserve"> </w:t>
+      </w:r>
+      <w:r>
+        <w:t xml:space="preserve">Many plots from the same block, advertised at the same price, can appear</w:t>
+      </w:r>
+      <w:r>
+        <w:t xml:space="preserve"> </w:t>
+      </w:r>
+      <w:r>
+        <w:t xml:space="preserve">in both the training and test sets. This makes the seen-area scores somewhat optimistic for genuinely new</w:t>
+      </w:r>
+      <w:r>
+        <w:t xml:space="preserve"> </w:t>
+      </w:r>
+      <w:r>
+        <w:t xml:space="preserve">developments.</w:t>
+      </w:r>
+    </w:p>
+    <w:p>
+      <w:r>
+        <w:pict>
+          <v:rect style="width:0;height:1.5pt" o:hralign="center" o:hrstd="t" o:hr="t"/>
+        </w:pict>
+      </w:r>
+    </w:p>
+    <w:bookmarkEnd w:id="72"/>
+    <w:bookmarkStart w:id="73" w:name="conclusion"/>
+    <w:p>
+      <w:pPr>
+        <w:pStyle w:val="Heading2"/>
+      </w:pPr>
+      <w:r>
+        <w:t xml:space="preserve">9. Conclusion</w:t>
+      </w:r>
+    </w:p>
+    <w:p>
+      <w:pPr>
+        <w:pStyle w:val="FirstParagraph"/>
+      </w:pPr>
+      <w:r>
+        <w:t xml:space="preserve">A model was built to estimate the asking price per perch of land in the Colombo district from 4,275 cleaned</w:t>
+      </w:r>
+      <w:r>
+        <w:t xml:space="preserve"> </w:t>
+      </w:r>
+      <w:r>
+        <w:t xml:space="preserve">listings. Preprocessing corrected a price-scale error in the data, removed duplicates, and handled the</w:t>
+      </w:r>
+      <w:r>
+        <w:t xml:space="preserve"> </w:t>
+      </w:r>
+      <w:r>
+        <w:t xml:space="preserve">heavily skewed target with a log transform, so that only 21 true outliers had to be removed instead of 297</w:t>
+      </w:r>
+      <w:r>
+        <w:t xml:space="preserve"> </w:t>
+      </w:r>
+      <w:r>
+        <w:t xml:space="preserve">genuine high-value listings. Random Forest and XGBoost were tuned instead of used with defaults, which</w:t>
+      </w:r>
+      <w:r>
+        <w:t xml:space="preserve"> </w:t>
+      </w:r>
+      <w:r>
+        <w:t xml:space="preserve">improved R² from about 0.83 to 0.86, and LightGBM, CatBoost and a stacked ensemble were added. The stacked</w:t>
+      </w:r>
+      <w:r>
+        <w:t xml:space="preserve"> </w:t>
+      </w:r>
+      <w:r>
+        <w:t xml:space="preserve">ensemble was selected as the final model on cross-validation, reaching an R² of 0.866 on the log scale and a</w:t>
+      </w:r>
+      <w:r>
+        <w:t xml:space="preserve"> </w:t>
+      </w:r>
+      <w:r>
+        <w:t xml:space="preserve">median error of about 12%. A Random Forest classifier assigned Low, Medium and High price bands with 90.5%</w:t>
+      </w:r>
+      <w:r>
+        <w:t xml:space="preserve"> </w:t>
+      </w:r>
+      <w:r>
+        <w:t xml:space="preserve">accuracy.</w:t>
+      </w:r>
+    </w:p>
+    <w:p>
+      <w:pPr>
+        <w:pStyle w:val="BodyText"/>
+      </w:pPr>
+      <w:r>
+        <w:t xml:space="preserve">The most important finding came from the data rather than the models: the location features are recorded per</w:t>
+      </w:r>
+      <w:r>
+        <w:t xml:space="preserve"> </w:t>
+      </w:r>
+      <w:r>
+        <w:t xml:space="preserve">area, not per plot. As a result,</w:t>
+      </w:r>
+      <w:r>
+        <w:t xml:space="preserve"> </w:t>
+      </w:r>
+      <w:r>
+        <w:rPr>
+          <w:b/>
+          <w:bCs/>
+        </w:rPr>
+        <w:t xml:space="preserve">location (area) explains most of the price</w:t>
+      </w:r>
+      <w:r>
+        <w:t xml:space="preserve">, all well-tuned tree models</w:t>
+      </w:r>
+      <w:r>
+        <w:t xml:space="preserve"> </w:t>
+      </w:r>
+      <w:r>
+        <w:t xml:space="preserve">perform almost identically, and accuracy is limited by the data rather than by the choice of algorithm.</w:t>
+      </w:r>
+      <w:r>
+        <w:t xml:space="preserve"> </w:t>
+      </w:r>
+      <w:r>
+        <w:t xml:space="preserve">SHAP confirmed this from inside the model: location accounts for 87% of its decisions. SHAP and LIME</w:t>
+      </w:r>
+      <w:r>
+        <w:t xml:space="preserve"> </w:t>
+      </w:r>
+      <w:r>
+        <w:t xml:space="preserve">explanations of the held-out listing agreed on its main drivers (distance from the city, the area itself, and</w:t>
+      </w:r>
+      <w:r>
+        <w:t xml:space="preserve"> </w:t>
+      </w:r>
+      <w:r>
+        <w:t xml:space="preserve">distance to good schools). Better</w:t>
+      </w:r>
+      <w:r>
+        <w:t xml:space="preserve"> </w:t>
+      </w:r>
+      <w:r>
+        <w:t xml:space="preserve">data, meaning per-plot coordinates, recent prices and plot features such as road access, would improve the</w:t>
+      </w:r>
+      <w:r>
+        <w:t xml:space="preserve"> </w:t>
+      </w:r>
+      <w:r>
+        <w:t xml:space="preserve">model more than any further tuning.</w:t>
+      </w:r>
+    </w:p>
+    <w:p>
+      <w:r>
+        <w:pict>
+          <v:rect style="width:0;height:1.5pt" o:hralign="center" o:hrstd="t" o:hr="t"/>
+        </w:pict>
+      </w:r>
+    </w:p>
+    <w:bookmarkEnd w:id="73"/>
+    <w:bookmarkStart w:id="74" w:name="use-of-ai-tools"/>
+    <w:p>
+      <w:pPr>
+        <w:pStyle w:val="Heading2"/>
+      </w:pPr>
+      <w:r>
+        <w:t xml:space="preserve">Use of AI Tools</w:t>
+      </w:r>
+    </w:p>
+    <w:p>
+      <w:pPr>
+        <w:pStyle w:val="FirstParagraph"/>
+      </w:pPr>
+      <w:r>
+        <w:t xml:space="preserve">[</w:t>
+      </w:r>
+      <w:r>
+        <w:rPr>
+          <w:b/>
+          <w:bCs/>
+        </w:rPr>
+        <w:t xml:space="preserve">To review and adjust before submission.</w:t>
+      </w:r>
+      <w:r>
+        <w:t xml:space="preserve">] In line with the module guideline, AI assistance (Claude) was</w:t>
+      </w:r>
+      <w:r>
+        <w:t xml:space="preserve"> </w:t>
+      </w:r>
+      <w:r>
+        <w:t xml:space="preserve">used for coding support and for generating the front-end application. The modelling decisions, results and</w:t>
+      </w:r>
+      <w:r>
+        <w:t xml:space="preserve"> </w:t>
+      </w:r>
+      <w:r>
+        <w:t xml:space="preserve">interpretation were reviewed and understood by the author, and all numbers in this report come from the</w:t>
+      </w:r>
+      <w:r>
+        <w:t xml:space="preserve"> </w:t>
+      </w:r>
+      <w:r>
+        <w:t xml:space="preserve">accompanying notebooks.</w:t>
+      </w:r>
+    </w:p>
+    <w:p>
+      <w:r>
+        <w:pict>
+          <v:rect style="width:0;height:1.5pt" o:hralign="center" o:hrstd="t" o:hr="t"/>
+        </w:pict>
+      </w:r>
+    </w:p>
+    <w:bookmarkEnd w:id="74"/>
+    <w:bookmarkStart w:id="75" w:name="references"/>
+    <w:p>
+      <w:pPr>
+        <w:pStyle w:val="Heading2"/>
+      </w:pPr>
+      <w:r>
+        <w:t xml:space="preserve">References</w:t>
       </w:r>
     </w:p>
     <w:p>
@@ -9384,11 +9606,11 @@
         <w:pStyle w:val="Compact"/>
         <w:numPr>
           <w:ilvl w:val="0"/>
-          <w:numId w:val="1014"/>
+          <w:numId w:val="1015"/>
         </w:numPr>
       </w:pPr>
       <w:r>
-        <w:t xml:space="preserve">ruchiraayeshmantha (n.d.).</w:t>
+        <w:t xml:space="preserve">Breiman, L. (2001). Random Forests.</w:t>
       </w:r>
       <w:r>
         <w:t xml:space="preserve"> </w:t>
@@ -9398,19 +9620,10 @@
           <w:i/>
           <w:iCs/>
         </w:rPr>
-        <w:t xml:space="preserve">Land prices of Colombo district</w:t>
-      </w:r>
-      <w:r>
-        <w:t xml:space="preserve"> </w:t>
-      </w:r>
-      <w:r>
-        <w:t xml:space="preserve">[Dataset]. Kaggle.</w:t>
-      </w:r>
-      <w:r>
-        <w:t xml:space="preserve"> </w:t>
-      </w:r>
-      <w:r>
-        <w:t xml:space="preserve">https://www.kaggle.com/datasets/ruchiraayeshmantha/land-prices-of-colombo-district (accessed 8 October 2026).</w:t>
+        <w:t xml:space="preserve">Machine Learning</w:t>
+      </w:r>
+      <w:r>
+        <w:t xml:space="preserve">, 45(1), 5-32.</w:t>
       </w:r>
     </w:p>
     <w:p>
@@ -9418,11 +9631,11 @@
         <w:pStyle w:val="Compact"/>
         <w:numPr>
           <w:ilvl w:val="0"/>
-          <w:numId w:val="1014"/>
+          <w:numId w:val="1015"/>
         </w:numPr>
       </w:pPr>
       <w:r>
-        <w:t xml:space="preserve">Lundberg, S. M. and Lee, S.-I. (2017). A Unified Approach to Interpreting Model Predictions.</w:t>
+        <w:t xml:space="preserve">Chen, T. and Guestrin, C. (2016). XGBoost: A Scalable Tree Boosting System.</w:t>
       </w:r>
       <w:r>
         <w:t xml:space="preserve"> </w:t>
@@ -9432,7 +9645,7 @@
           <w:i/>
           <w:iCs/>
         </w:rPr>
-        <w:t xml:space="preserve">Advances in</w:t>
+        <w:t xml:space="preserve">Proceedings of the 22nd ACM</w:t>
       </w:r>
       <w:r>
         <w:rPr>
@@ -9446,10 +9659,10 @@
           <w:i/>
           <w:iCs/>
         </w:rPr>
-        <w:t xml:space="preserve">Neural Information Processing Systems 30</w:t>
-      </w:r>
-      <w:r>
-        <w:t xml:space="preserve">.</w:t>
+        <w:t xml:space="preserve">SIGKDD International Conference on Knowledge Discovery and Data Mining</w:t>
+      </w:r>
+      <w:r>
+        <w:t xml:space="preserve">, 785-794.</w:t>
       </w:r>
     </w:p>
     <w:p>
@@ -9457,26 +9670,11 @@
         <w:pStyle w:val="Compact"/>
         <w:numPr>
           <w:ilvl w:val="0"/>
-          <w:numId w:val="1014"/>
+          <w:numId w:val="1015"/>
         </w:numPr>
       </w:pPr>
       <w:r>
-        <w:t xml:space="preserve">Ribeiro, M. T., Singh, S. and Guestrin, C. (2016).</w:t>
-      </w:r>
-      <w:r>
-        <w:t xml:space="preserve"> </w:t>
-      </w:r>
-      <w:r>
-        <w:t xml:space="preserve">“Why Should I Trust You?”</w:t>
-      </w:r>
-      <w:r>
-        <w:t xml:space="preserve">: Explaining the Predictions of</w:t>
-      </w:r>
-      <w:r>
-        <w:t xml:space="preserve"> </w:t>
-      </w:r>
-      <w:r>
-        <w:t xml:space="preserve">Any Classifier.</w:t>
+        <w:t xml:space="preserve">Ke, G. et al. (2017). LightGBM: A Highly Efficient Gradient Boosting Decision Tree.</w:t>
       </w:r>
       <w:r>
         <w:t xml:space="preserve"> </w:t>
@@ -9486,7 +9684,7 @@
           <w:i/>
           <w:iCs/>
         </w:rPr>
-        <w:t xml:space="preserve">Proceedings of the 22nd ACM SIGKDD International Conference on Knowledge Discovery and Data</w:t>
+        <w:t xml:space="preserve">Advances in Neural</w:t>
       </w:r>
       <w:r>
         <w:rPr>
@@ -9500,10 +9698,10 @@
           <w:i/>
           <w:iCs/>
         </w:rPr>
-        <w:t xml:space="preserve">Mining</w:t>
-      </w:r>
-      <w:r>
-        <w:t xml:space="preserve">, 1135-1144.</w:t>
+        <w:t xml:space="preserve">Information Processing Systems 30</w:t>
+      </w:r>
+      <w:r>
+        <w:t xml:space="preserve">.</w:t>
       </w:r>
     </w:p>
     <w:p>
@@ -9511,10 +9709,215 @@
         <w:pStyle w:val="Compact"/>
         <w:numPr>
           <w:ilvl w:val="0"/>
-          <w:numId w:val="1014"/>
+          <w:numId w:val="1015"/>
         </w:numPr>
       </w:pPr>
       <w:r>
+        <w:t xml:space="preserve">Prokhorenkova, L. et al. (2018). CatBoost: unbiased boosting with categorical features.</w:t>
+      </w:r>
+      <w:r>
+        <w:t xml:space="preserve"> </w:t>
+      </w:r>
+      <w:r>
+        <w:rPr>
+          <w:i/>
+          <w:iCs/>
+        </w:rPr>
+        <w:t xml:space="preserve">Advances in Neural</w:t>
+      </w:r>
+      <w:r>
+        <w:rPr>
+          <w:i/>
+          <w:iCs/>
+        </w:rPr>
+        <w:t xml:space="preserve"> </w:t>
+      </w:r>
+      <w:r>
+        <w:rPr>
+          <w:i/>
+          <w:iCs/>
+        </w:rPr>
+        <w:t xml:space="preserve">Information Processing Systems 31</w:t>
+      </w:r>
+      <w:r>
+        <w:t xml:space="preserve">.</w:t>
+      </w:r>
+    </w:p>
+    <w:p>
+      <w:pPr>
+        <w:pStyle w:val="Compact"/>
+        <w:numPr>
+          <w:ilvl w:val="0"/>
+          <w:numId w:val="1015"/>
+        </w:numPr>
+      </w:pPr>
+      <w:r>
+        <w:t xml:space="preserve">Pedregosa, F. et al. (2011). Scikit-learn: Machine Learning in Python.</w:t>
+      </w:r>
+      <w:r>
+        <w:t xml:space="preserve"> </w:t>
+      </w:r>
+      <w:r>
+        <w:rPr>
+          <w:i/>
+          <w:iCs/>
+        </w:rPr>
+        <w:t xml:space="preserve">Journal of Machine Learning</w:t>
+      </w:r>
+      <w:r>
+        <w:rPr>
+          <w:i/>
+          <w:iCs/>
+        </w:rPr>
+        <w:t xml:space="preserve"> </w:t>
+      </w:r>
+      <w:r>
+        <w:rPr>
+          <w:i/>
+          <w:iCs/>
+        </w:rPr>
+        <w:t xml:space="preserve">Research</w:t>
+      </w:r>
+      <w:r>
+        <w:t xml:space="preserve">, 12, 2825-2830.</w:t>
+      </w:r>
+    </w:p>
+    <w:p>
+      <w:pPr>
+        <w:pStyle w:val="Compact"/>
+        <w:numPr>
+          <w:ilvl w:val="0"/>
+          <w:numId w:val="1015"/>
+        </w:numPr>
+      </w:pPr>
+      <w:r>
+        <w:t xml:space="preserve">ruchiraayeshmantha (n.d.).</w:t>
+      </w:r>
+      <w:r>
+        <w:t xml:space="preserve"> </w:t>
+      </w:r>
+      <w:r>
+        <w:rPr>
+          <w:i/>
+          <w:iCs/>
+        </w:rPr>
+        <w:t xml:space="preserve">Land prices of Colombo district</w:t>
+      </w:r>
+      <w:r>
+        <w:t xml:space="preserve"> </w:t>
+      </w:r>
+      <w:r>
+        <w:t xml:space="preserve">[Dataset]. Kaggle.</w:t>
+      </w:r>
+      <w:r>
+        <w:t xml:space="preserve"> </w:t>
+      </w:r>
+      <w:r>
+        <w:t xml:space="preserve">https://www.kaggle.com/datasets/ruchiraayeshmantha/land-prices-of-colombo-district (accessed 8 October 2026).</w:t>
+      </w:r>
+    </w:p>
+    <w:p>
+      <w:pPr>
+        <w:pStyle w:val="Compact"/>
+        <w:numPr>
+          <w:ilvl w:val="0"/>
+          <w:numId w:val="1015"/>
+        </w:numPr>
+      </w:pPr>
+      <w:r>
+        <w:t xml:space="preserve">Lundberg, S. M. and Lee, S.-I. (2017). A Unified Approach to Interpreting Model Predictions.</w:t>
+      </w:r>
+      <w:r>
+        <w:t xml:space="preserve"> </w:t>
+      </w:r>
+      <w:r>
+        <w:rPr>
+          <w:i/>
+          <w:iCs/>
+        </w:rPr>
+        <w:t xml:space="preserve">Advances in</w:t>
+      </w:r>
+      <w:r>
+        <w:rPr>
+          <w:i/>
+          <w:iCs/>
+        </w:rPr>
+        <w:t xml:space="preserve"> </w:t>
+      </w:r>
+      <w:r>
+        <w:rPr>
+          <w:i/>
+          <w:iCs/>
+        </w:rPr>
+        <w:t xml:space="preserve">Neural Information Processing Systems 30</w:t>
+      </w:r>
+      <w:r>
+        <w:t xml:space="preserve">.</w:t>
+      </w:r>
+    </w:p>
+    <w:p>
+      <w:pPr>
+        <w:pStyle w:val="Compact"/>
+        <w:numPr>
+          <w:ilvl w:val="0"/>
+          <w:numId w:val="1015"/>
+        </w:numPr>
+      </w:pPr>
+      <w:r>
+        <w:t xml:space="preserve">Ribeiro, M. T., Singh, S. and Guestrin, C. (2016).</w:t>
+      </w:r>
+      <w:r>
+        <w:t xml:space="preserve"> </w:t>
+      </w:r>
+      <w:r>
+        <w:t xml:space="preserve">“Why Should I Trust You?”</w:t>
+      </w:r>
+      <w:r>
+        <w:t xml:space="preserve">: Explaining the Predictions of</w:t>
+      </w:r>
+      <w:r>
+        <w:t xml:space="preserve"> </w:t>
+      </w:r>
+      <w:r>
+        <w:t xml:space="preserve">Any Classifier.</w:t>
+      </w:r>
+      <w:r>
+        <w:t xml:space="preserve"> </w:t>
+      </w:r>
+      <w:r>
+        <w:rPr>
+          <w:i/>
+          <w:iCs/>
+        </w:rPr>
+        <w:t xml:space="preserve">Proceedings of the 22nd ACM SIGKDD International Conference on Knowledge Discovery and Data</w:t>
+      </w:r>
+      <w:r>
+        <w:rPr>
+          <w:i/>
+          <w:iCs/>
+        </w:rPr>
+        <w:t xml:space="preserve"> </w:t>
+      </w:r>
+      <w:r>
+        <w:rPr>
+          <w:i/>
+          <w:iCs/>
+        </w:rPr>
+        <w:t xml:space="preserve">Mining</w:t>
+      </w:r>
+      <w:r>
+        <w:t xml:space="preserve">, 1135-1144.</w:t>
+      </w:r>
+    </w:p>
+    <w:p>
+      <w:pPr>
+        <w:pStyle w:val="Compact"/>
+        <w:numPr>
+          <w:ilvl w:val="0"/>
+          <w:numId w:val="1015"/>
+        </w:numPr>
+      </w:pPr>
+      <w:r>
         <w:t xml:space="preserve">IT5514 Applied Machine Learning lecture notes and lab sheets: Decision Trees and Random Forest, XGBoost,</w:t>
       </w:r>
       <w:r>
@@ -9524,8 +9927,8 @@
         <w:t xml:space="preserve">and the feature engineering lab (IQR outlier method).</w:t>
       </w:r>
     </w:p>
-    <w:bookmarkEnd w:id="74"/>
     <w:bookmarkEnd w:id="75"/>
+    <w:bookmarkEnd w:id="76"/>
     <w:sectPr>
       <w:footnotePr>
         <w:numRestart w:val="eachSect"/>
@@ -10002,6 +10405,9 @@
     <w:abstractNumId w:val="991"/>
   </w:num>
   <w:num w:numId="1014">
+    <w:abstractNumId w:val="991"/>
+  </w:num>
+  <w:num w:numId="1015">
     <w:abstractNumId w:val="99411"/>
     <w:lvlOverride w:ilvl="0">
       <w:startOverride w:val="1"/>

--- a/Report.docx
+++ b/Report.docx
@@ -18,15 +18,6 @@
         <w:t xml:space="preserve">IT5514 Applied Machine Learning - Assignment 02</w:t>
       </w:r>
     </w:p>
-    <w:bookmarkStart w:id="76" w:name="X690cb1a665f3cc29abf91da31156672617c256e"/>
-    <w:p>
-      <w:pPr>
-        <w:pStyle w:val="Heading1"/>
-      </w:pPr>
-      <w:r>
-        <w:t xml:space="preserve">Predicting Land Prices in the Colombo District</w:t>
-      </w:r>
-    </w:p>
     <w:p>
       <w:pPr>
         <w:pStyle w:val="FirstParagraph"/>
@@ -86,7 +77,7 @@
         <w:t xml:space="preserve"> </w:t>
       </w:r>
       <w:r>
-        <w:t xml:space="preserve">_______________________     </w:t>
+        <w:t xml:space="preserve">Amal Ranawaka     </w:t>
       </w:r>
       <w:r>
         <w:t xml:space="preserve"> </w:t>
@@ -102,7 +93,7 @@
         <w:t xml:space="preserve"> </w:t>
       </w:r>
       <w:r>
-        <w:t xml:space="preserve">_______________________</w:t>
+        <w:t xml:space="preserve">269179J</w:t>
       </w:r>
     </w:p>
     <w:p>
@@ -174,7 +165,7 @@
         <w:pStyle w:val="BodyText"/>
       </w:pPr>
       <w:r>
-        <w:t xml:space="preserve">The work follows the assignment guideline given in class:</w:t>
+        <w:t xml:space="preserve">The work follows the assignment guideline:</w:t>
       </w:r>
     </w:p>
     <w:p>
@@ -186,7 +177,23 @@
         </w:numPr>
       </w:pPr>
       <w:r>
-        <w:t xml:space="preserve">A local (Sri Lankan) dataset was used.</w:t>
+        <w:rPr>
+          <w:b/>
+          <w:bCs/>
+        </w:rPr>
+        <w:t xml:space="preserve">Problem and dataset:</w:t>
+      </w:r>
+      <w:r>
+        <w:t xml:space="preserve"> </w:t>
+      </w:r>
+      <w:r>
+        <w:t xml:space="preserve">a real local problem and a real Sri Lankan dataset, with ethical data use</w:t>
+      </w:r>
+      <w:r>
+        <w:t xml:space="preserve"> </w:t>
+      </w:r>
+      <w:r>
+        <w:t xml:space="preserve">(Sections 1-3).</w:t>
       </w:r>
     </w:p>
     <w:p>
@@ -198,7 +205,36 @@
         </w:numPr>
       </w:pPr>
       <w:r>
-        <w:t xml:space="preserve">The data was analysed and preprocessed.</w:t>
+        <w:rPr>
+          <w:b/>
+          <w:bCs/>
+        </w:rPr>
+        <w:t xml:space="preserve">A new algorithm:</w:t>
+      </w:r>
+      <w:r>
+        <w:t xml:space="preserve"> </w:t>
+      </w:r>
+      <w:r>
+        <w:rPr>
+          <w:b/>
+          <w:bCs/>
+        </w:rPr>
+        <w:t xml:space="preserve">CatBoost</w:t>
+      </w:r>
+      <w:r>
+        <w:t xml:space="preserve">, which was not covered in the lectures, was selected and justified</w:t>
+      </w:r>
+      <w:r>
+        <w:t xml:space="preserve"> </w:t>
+      </w:r>
+      <w:r>
+        <w:t xml:space="preserve">(Section 4.3). It was compared with the taught models (Random Forest and XGBoost), a linear baseline, LightGBM</w:t>
+      </w:r>
+      <w:r>
+        <w:t xml:space="preserve"> </w:t>
+      </w:r>
+      <w:r>
+        <w:t xml:space="preserve">and a stacked ensemble.</w:t>
       </w:r>
     </w:p>
     <w:p>
@@ -210,13 +246,23 @@
         </w:numPr>
       </w:pPr>
       <w:r>
-        <w:t xml:space="preserve">Random Forest and XGBoost were applied, with hyperparameters designed and tuned rather than left at their</w:t>
-      </w:r>
-      <w:r>
-        <w:t xml:space="preserve"> </w:t>
-      </w:r>
-      <w:r>
-        <w:t xml:space="preserve">defaults, and other models suited to the problem were added (LightGBM, CatBoost and a stacked ensemble).</w:t>
+        <w:rPr>
+          <w:b/>
+          <w:bCs/>
+        </w:rPr>
+        <w:t xml:space="preserve">Training and evaluation:</w:t>
+      </w:r>
+      <w:r>
+        <w:t xml:space="preserve"> </w:t>
+      </w:r>
+      <w:r>
+        <w:t xml:space="preserve">train / validation / test split, tuned hyperparameters, and appropriate metrics</w:t>
+      </w:r>
+      <w:r>
+        <w:t xml:space="preserve"> </w:t>
+      </w:r>
+      <w:r>
+        <w:t xml:space="preserve">(Sections 4-5).</w:t>
       </w:r>
     </w:p>
     <w:p>
@@ -228,13 +274,23 @@
         </w:numPr>
       </w:pPr>
       <w:r>
-        <w:t xml:space="preserve">Performance was evaluated and compared, and the results were interpreted, including model explainability</w:t>
-      </w:r>
-      <w:r>
-        <w:t xml:space="preserve"> </w:t>
-      </w:r>
-      <w:r>
-        <w:t xml:space="preserve">with SHAP and LIME.</w:t>
+        <w:rPr>
+          <w:b/>
+          <w:bCs/>
+        </w:rPr>
+        <w:t xml:space="preserve">Explainability:</w:t>
+      </w:r>
+      <w:r>
+        <w:t xml:space="preserve"> </w:t>
+      </w:r>
+      <w:r>
+        <w:t xml:space="preserve">permutation feature importance, SHAP, LIME and partial dependence plots, including whether</w:t>
+      </w:r>
+      <w:r>
+        <w:t xml:space="preserve"> </w:t>
+      </w:r>
+      <w:r>
+        <w:t xml:space="preserve">the model’s behaviour matches domain knowledge (Section 6).</w:t>
       </w:r>
     </w:p>
     <w:p>
@@ -246,13 +302,17 @@
         </w:numPr>
       </w:pPr>
       <w:r>
-        <w:t xml:space="preserve">Inference was demonstrated on a listing kept aside from all training and testing, through a small</w:t>
-      </w:r>
-      <w:r>
-        <w:t xml:space="preserve"> </w:t>
-      </w:r>
-      <w:r>
-        <w:t xml:space="preserve">front-end application that loads the saved (pickled) model.</w:t>
+        <w:rPr>
+          <w:b/>
+          <w:bCs/>
+        </w:rPr>
+        <w:t xml:space="preserve">Critical discussion:</w:t>
+      </w:r>
+      <w:r>
+        <w:t xml:space="preserve"> </w:t>
+      </w:r>
+      <w:r>
+        <w:t xml:space="preserve">limitations, data quality, risks of bias and ethical considerations (Section 8).</w:t>
       </w:r>
     </w:p>
     <w:p>
@@ -264,13 +324,39 @@
         </w:numPr>
       </w:pPr>
       <w:r>
-        <w:t xml:space="preserve">The project was published to a GitHub repository with an automated MLOps pipeline (retraining, quality gate,</w:t>
-      </w:r>
-      <w:r>
-        <w:t xml:space="preserve"> </w:t>
-      </w:r>
-      <w:r>
-        <w:t xml:space="preserve">tests and continuous integration), and the application was deployed online.</w:t>
+        <w:rPr>
+          <w:b/>
+          <w:bCs/>
+        </w:rPr>
+        <w:t xml:space="preserve">Front-end (bonus):</w:t>
+      </w:r>
+      <w:r>
+        <w:t xml:space="preserve"> </w:t>
+      </w:r>
+      <w:r>
+        <w:t xml:space="preserve">a deployed web application where users enter a plot and see its predicted price</w:t>
+      </w:r>
+      <w:r>
+        <w:t xml:space="preserve"> </w:t>
+      </w:r>
+      <w:r>
+        <w:rPr>
+          <w:b/>
+          <w:bCs/>
+        </w:rPr>
+        <w:t xml:space="preserve">and an explanation</w:t>
+      </w:r>
+      <w:r>
+        <w:t xml:space="preserve"> </w:t>
+      </w:r>
+      <w:r>
+        <w:t xml:space="preserve">of it. The project is also published to GitHub with an automated MLOps pipeline</w:t>
+      </w:r>
+      <w:r>
+        <w:t xml:space="preserve"> </w:t>
+      </w:r>
+      <w:r>
+        <w:t xml:space="preserve">(Section 7).</w:t>
       </w:r>
     </w:p>
     <w:p>
@@ -474,7 +560,7 @@
               <w:pStyle w:val="Compact"/>
             </w:pPr>
             <w:r>
-              <w:t xml:space="preserve">SHAP and LIME explanations of the final model (Section 6.4)</w:t>
+              <w:t xml:space="preserve">SHAP, LIME, CatBoost SHAP and partial dependence plots (Sections 6.4-6.5)</w:t>
             </w:r>
           </w:p>
         </w:tc>
@@ -502,6 +588,18 @@
               <w:rPr>
                 <w:rStyle w:val="VerbatimChar"/>
               </w:rPr>
+              <w:t xml:space="preserve">explain.py</w:t>
+            </w:r>
+            <w:r>
+              <w:t xml:space="preserve">,</w:t>
+            </w:r>
+            <w:r>
+              <w:t xml:space="preserve"> </w:t>
+            </w:r>
+            <w:r>
+              <w:rPr>
+                <w:rStyle w:val="VerbatimChar"/>
+              </w:rPr>
               <w:t xml:space="preserve">catboost_wrapper.py</w:t>
             </w:r>
           </w:p>
@@ -513,7 +611,7 @@
               <w:pStyle w:val="Compact"/>
             </w:pPr>
             <w:r>
-              <w:t xml:space="preserve">Front-end application (Section 7)</w:t>
+              <w:t xml:space="preserve">Front-end application with explanations (Section 7)</w:t>
             </w:r>
           </w:p>
         </w:tc>
@@ -926,6 +1024,67 @@
       </w:r>
       <w:r>
         <w:t xml:space="preserve">Piliyandala (204). These are suburban areas where large blocks of land are divided and sold plot by plot.</w:t>
+      </w:r>
+    </w:p>
+    <w:p>
+      <w:pPr>
+        <w:pStyle w:val="BodyText"/>
+      </w:pPr>
+      <w:r>
+        <w:rPr>
+          <w:b/>
+          <w:bCs/>
+        </w:rPr>
+        <w:t xml:space="preserve">Ethical data use.</w:t>
+      </w:r>
+      <w:r>
+        <w:t xml:space="preserve"> </w:t>
+      </w:r>
+      <w:r>
+        <w:t xml:space="preserve">The data comes from publicly posted advertisements and was obtained from a public Kaggle</w:t>
+      </w:r>
+      <w:r>
+        <w:t xml:space="preserve"> </w:t>
+      </w:r>
+      <w:r>
+        <w:t xml:space="preserve">dataset. It contains</w:t>
+      </w:r>
+      <w:r>
+        <w:t xml:space="preserve"> </w:t>
+      </w:r>
+      <w:r>
+        <w:rPr>
+          <w:b/>
+          <w:bCs/>
+        </w:rPr>
+        <w:t xml:space="preserve">no personal information</w:t>
+      </w:r>
+      <w:r>
+        <w:t xml:space="preserve">: no seller names, phone numbers, email addresses or exact</w:t>
+      </w:r>
+      <w:r>
+        <w:t xml:space="preserve"> </w:t>
+      </w:r>
+      <w:r>
+        <w:t xml:space="preserve">property addresses. The location is recorded only at the level of the area (e.g. </w:t>
+      </w:r>
+      <w:r>
+        <w:t xml:space="preserve">“Battaramulla”</w:t>
+      </w:r>
+      <w:r>
+        <w:t xml:space="preserve">), and the</w:t>
+      </w:r>
+      <w:r>
+        <w:t xml:space="preserve"> </w:t>
+      </w:r>
+      <w:r>
+        <w:t xml:space="preserve">location features were derived from public places such as schools, banks and hospitals. The data is used only for</w:t>
+      </w:r>
+      <w:r>
+        <w:t xml:space="preserve"> </w:t>
+      </w:r>
+      <w:r>
+        <w:t xml:space="preserve">this academic project, and the source is credited.</w:t>
       </w:r>
     </w:p>
     <w:p>
@@ -1855,7 +2014,7 @@
         <w:t xml:space="preserve"> </w:t>
       </w:r>
       <w:r>
-        <w:t xml:space="preserve">handles the area natively (Section 4.3).</w:t>
+        <w:t xml:space="preserve">handles the area natively (Section 4.4).</w:t>
       </w:r>
     </w:p>
     <w:p>
@@ -2466,7 +2625,7 @@
         <w:t xml:space="preserve"> </w:t>
       </w:r>
       <w:r>
-        <w:t xml:space="preserve">a subset of features at each split (Section 4.3), and why feature importances must be read for location as a</w:t>
+        <w:t xml:space="preserve">a subset of features at each split (Section 4.4), and why feature importances must be read for location as a</w:t>
       </w:r>
       <w:r>
         <w:t xml:space="preserve"> </w:t>
@@ -2511,7 +2670,7 @@
     </w:p>
     <w:bookmarkEnd w:id="27"/>
     <w:bookmarkEnd w:id="28"/>
-    <w:bookmarkStart w:id="32" w:name="methodology"/>
+    <w:bookmarkStart w:id="33" w:name="methodology"/>
     <w:p>
       <w:pPr>
         <w:pStyle w:val="Heading2"/>
@@ -2600,7 +2759,42 @@
         </w:numPr>
       </w:pPr>
       <w:r>
-        <w:t xml:space="preserve">All tuning and model</w:t>
+        <w:rPr>
+          <w:b/>
+          <w:bCs/>
+        </w:rPr>
+        <w:t xml:space="preserve">Validation</w:t>
+      </w:r>
+      <w:r>
+        <w:t xml:space="preserve"> </w:t>
+      </w:r>
+      <w:r>
+        <w:t xml:space="preserve">was done with</w:t>
+      </w:r>
+      <w:r>
+        <w:t xml:space="preserve"> </w:t>
+      </w:r>
+      <w:r>
+        <w:rPr>
+          <w:b/>
+          <w:bCs/>
+        </w:rPr>
+        <w:t xml:space="preserve">5-fold cross-validation inside the training set</w:t>
+      </w:r>
+      <w:r>
+        <w:t xml:space="preserve">: each candidate model and</w:t>
+      </w:r>
+      <w:r>
+        <w:t xml:space="preserve"> </w:t>
+      </w:r>
+      <w:r>
+        <w:t xml:space="preserve">hyperparameter setting was trained on four folds and scored on the fifth, five times over. All tuning and</w:t>
+      </w:r>
+      <w:r>
+        <w:t xml:space="preserve"> </w:t>
+      </w:r>
+      <w:r>
+        <w:t xml:space="preserve">model</w:t>
       </w:r>
       <w:r>
         <w:t xml:space="preserve"> </w:t>
@@ -2616,37 +2810,225 @@
         <w:t xml:space="preserve"> </w:t>
       </w:r>
       <w:r>
-        <w:t xml:space="preserve">used</w:t>
-      </w:r>
-      <w:r>
-        <w:t xml:space="preserve"> </w:t>
-      </w:r>
-      <w:r>
-        <w:rPr>
-          <w:b/>
-          <w:bCs/>
-        </w:rPr>
-        <w:t xml:space="preserve">5-fold cross-validation on the training set only</w:t>
-      </w:r>
-      <w:r>
-        <w:t xml:space="preserve">. Each model</w:t>
-      </w:r>
-      <w:r>
-        <w:t xml:space="preserve"> </w:t>
-      </w:r>
-      <w:r>
-        <w:t xml:space="preserve">was evaluated on the test set once, so the choice of final model is not biased towards whatever happened</w:t>
-      </w:r>
-      <w:r>
-        <w:t xml:space="preserve"> </w:t>
-      </w:r>
-      <w:r>
-        <w:t xml:space="preserve">to suit the test split.</w:t>
-      </w:r>
-    </w:p>
-    <w:p>
-      <w:pPr>
-        <w:pStyle w:val="FirstParagraph"/>
+        <w:t xml:space="preserve">used these validation scores only. The</w:t>
+      </w:r>
+      <w:r>
+        <w:t xml:space="preserve"> </w:t>
+      </w:r>
+      <w:r>
+        <w:rPr>
+          <w:b/>
+          <w:bCs/>
+        </w:rPr>
+        <w:t xml:space="preserve">test set</w:t>
+      </w:r>
+      <w:r>
+        <w:t xml:space="preserve"> </w:t>
+      </w:r>
+      <w:r>
+        <w:t xml:space="preserve">was used once per model at the end,</w:t>
+      </w:r>
+      <w:r>
+        <w:t xml:space="preserve"> </w:t>
+      </w:r>
+      <w:r>
+        <w:t xml:space="preserve">so the choice of final model is not biased towards whatever happened to suit the test split.</w:t>
+      </w:r>
+    </w:p>
+    <w:tbl>
+      <w:tblPr>
+        <w:tblStyle w:val="Table"/>
+        <w:tblW w:type="pct" w:w="5000"/>
+        <w:tblLayout w:type="fixed"/>
+        <w:tblLook w:firstRow="1" w:lastRow="0" w:firstColumn="0" w:lastColumn="0" w:noHBand="0" w:noVBand="0" w:val="0020"/>
+      </w:tblPr>
+      <w:tblGrid>
+        <w:gridCol w:w="2640"/>
+        <w:gridCol w:w="2640"/>
+        <w:gridCol w:w="2640"/>
+      </w:tblGrid>
+      <w:tr>
+        <w:trPr>
+          <w:tblHeader w:val="on"/>
+        </w:trPr>
+        <w:tc>
+          <w:tcPr/>
+          <w:p>
+            <w:pPr>
+              <w:pStyle w:val="Compact"/>
+            </w:pPr>
+            <w:r>
+              <w:t xml:space="preserve">Set</w:t>
+            </w:r>
+          </w:p>
+        </w:tc>
+        <w:tc>
+          <w:tcPr/>
+          <w:p>
+            <w:pPr>
+              <w:pStyle w:val="Compact"/>
+            </w:pPr>
+            <w:r>
+              <w:t xml:space="preserve">Size</w:t>
+            </w:r>
+          </w:p>
+        </w:tc>
+        <w:tc>
+          <w:tcPr/>
+          <w:p>
+            <w:pPr>
+              <w:pStyle w:val="Compact"/>
+            </w:pPr>
+            <w:r>
+              <w:t xml:space="preserve">Used for</w:t>
+            </w:r>
+          </w:p>
+        </w:tc>
+      </w:tr>
+      <w:tr>
+        <w:tc>
+          <w:tcPr/>
+          <w:p>
+            <w:pPr>
+              <w:pStyle w:val="Compact"/>
+            </w:pPr>
+            <w:r>
+              <w:t xml:space="preserve">Training</w:t>
+            </w:r>
+          </w:p>
+        </w:tc>
+        <w:tc>
+          <w:tcPr/>
+          <w:p>
+            <w:pPr>
+              <w:pStyle w:val="Compact"/>
+            </w:pPr>
+            <w:r>
+              <w:t xml:space="preserve">3,419 listings</w:t>
+            </w:r>
+          </w:p>
+        </w:tc>
+        <w:tc>
+          <w:tcPr/>
+          <w:p>
+            <w:pPr>
+              <w:pStyle w:val="Compact"/>
+            </w:pPr>
+            <w:r>
+              <w:t xml:space="preserve">Fitting the models</w:t>
+            </w:r>
+          </w:p>
+        </w:tc>
+      </w:tr>
+      <w:tr>
+        <w:tc>
+          <w:tcPr/>
+          <w:p>
+            <w:pPr>
+              <w:pStyle w:val="Compact"/>
+            </w:pPr>
+            <w:r>
+              <w:t xml:space="preserve">Validation</w:t>
+            </w:r>
+          </w:p>
+        </w:tc>
+        <w:tc>
+          <w:tcPr/>
+          <w:p>
+            <w:pPr>
+              <w:pStyle w:val="Compact"/>
+            </w:pPr>
+            <w:r>
+              <w:t xml:space="preserve">5-fold CV within training</w:t>
+            </w:r>
+          </w:p>
+        </w:tc>
+        <w:tc>
+          <w:tcPr/>
+          <w:p>
+            <w:pPr>
+              <w:pStyle w:val="Compact"/>
+            </w:pPr>
+            <w:r>
+              <w:t xml:space="preserve">Hyperparameter tuning and model selection</w:t>
+            </w:r>
+          </w:p>
+        </w:tc>
+      </w:tr>
+      <w:tr>
+        <w:tc>
+          <w:tcPr/>
+          <w:p>
+            <w:pPr>
+              <w:pStyle w:val="Compact"/>
+            </w:pPr>
+            <w:r>
+              <w:t xml:space="preserve">Test</w:t>
+            </w:r>
+          </w:p>
+        </w:tc>
+        <w:tc>
+          <w:tcPr/>
+          <w:p>
+            <w:pPr>
+              <w:pStyle w:val="Compact"/>
+            </w:pPr>
+            <w:r>
+              <w:t xml:space="preserve">855 listings</w:t>
+            </w:r>
+          </w:p>
+        </w:tc>
+        <w:tc>
+          <w:tcPr/>
+          <w:p>
+            <w:pPr>
+              <w:pStyle w:val="Compact"/>
+            </w:pPr>
+            <w:r>
+              <w:t xml:space="preserve">Final, one-off performance check</w:t>
+            </w:r>
+          </w:p>
+        </w:tc>
+      </w:tr>
+      <w:tr>
+        <w:tc>
+          <w:tcPr/>
+          <w:p>
+            <w:pPr>
+              <w:pStyle w:val="Compact"/>
+            </w:pPr>
+            <w:r>
+              <w:t xml:space="preserve">Held-out</w:t>
+            </w:r>
+          </w:p>
+        </w:tc>
+        <w:tc>
+          <w:tcPr/>
+          <w:p>
+            <w:pPr>
+              <w:pStyle w:val="Compact"/>
+            </w:pPr>
+            <w:r>
+              <w:t xml:space="preserve">1 listing</w:t>
+            </w:r>
+          </w:p>
+        </w:tc>
+        <w:tc>
+          <w:tcPr/>
+          <w:p>
+            <w:pPr>
+              <w:pStyle w:val="Compact"/>
+            </w:pPr>
+            <w:r>
+              <w:t xml:space="preserve">Inference demonstration</w:t>
+            </w:r>
+          </w:p>
+        </w:tc>
+      </w:tr>
+    </w:tbl>
+    <w:p>
+      <w:pPr>
+        <w:pStyle w:val="BodyText"/>
       </w:pPr>
       <w:r>
         <w:rPr>
@@ -2820,7 +3202,7 @@
               <w:pStyle w:val="Compact"/>
             </w:pPr>
             <w:r>
-              <w:t xml:space="preserve">Required. Averages many deep, de-correlated trees; robust to noise and needs little preprocessing</w:t>
+              <w:t xml:space="preserve">Taught in the module (comparison model). Averages many deep, de-correlated trees; robust to noise</w:t>
             </w:r>
           </w:p>
         </w:tc>
@@ -2848,7 +3230,7 @@
               <w:pStyle w:val="Compact"/>
             </w:pPr>
             <w:r>
-              <w:t xml:space="preserve">Required. Gradient boosting: trees built one after another, each correcting the errors of the previous ones</w:t>
+              <w:t xml:space="preserve">Taught in the module (comparison model). Gradient boosting: each tree corrects the previous ones’ errors</w:t>
             </w:r>
           </w:p>
         </w:tc>
@@ -2904,7 +3286,17 @@
               <w:pStyle w:val="Compact"/>
             </w:pPr>
             <w:r>
-              <w:t xml:space="preserve">Built for categorical features. The most informative feature,</w:t>
+              <w:rPr>
+                <w:b/>
+                <w:bCs/>
+              </w:rPr>
+              <w:t xml:space="preserve">The new algorithm, not covered in lectures</w:t>
+            </w:r>
+            <w:r>
+              <w:t xml:space="preserve"> </w:t>
+            </w:r>
+            <w:r>
+              <w:t xml:space="preserve">(Section 4.3). Built for categorical features such as the 160-category</w:t>
             </w:r>
             <w:r>
               <w:t xml:space="preserve"> </w:t>
@@ -2914,9 +3306,6 @@
                 <w:rStyle w:val="VerbatimChar"/>
               </w:rPr>
               <w:t xml:space="preserve">Address</w:t>
-            </w:r>
-            <w:r>
-              <w:t xml:space="preserve">, has 160 categories, and CatBoost encodes them with ordered target statistics</w:t>
             </w:r>
           </w:p>
         </w:tc>
@@ -2965,13 +3354,13 @@
       </w:r>
     </w:p>
     <w:bookmarkEnd w:id="30"/>
-    <w:bookmarkStart w:id="31" w:name="hyperparameter-design"/>
+    <w:bookmarkStart w:id="31" w:name="selection-of-a-new-algorithm-catboost"/>
     <w:p>
       <w:pPr>
         <w:pStyle w:val="Heading3"/>
       </w:pPr>
       <w:r>
-        <w:t xml:space="preserve">4.3 Hyperparameter design</w:t>
+        <w:t xml:space="preserve">4.3 Selection of a new algorithm: CatBoost</w:t>
       </w:r>
     </w:p>
     <w:p>
@@ -2979,20 +3368,51 @@
         <w:pStyle w:val="FirstParagraph"/>
       </w:pPr>
       <w:r>
-        <w:t xml:space="preserve">Every model was first trained with</w:t>
-      </w:r>
-      <w:r>
-        <w:t xml:space="preserve"> </w:t>
-      </w:r>
-      <w:r>
-        <w:rPr>
-          <w:b/>
-          <w:bCs/>
-        </w:rPr>
-        <w:t xml:space="preserve">library defaults</w:t>
-      </w:r>
-      <w:r>
-        <w:t xml:space="preserve">, then tuned with</w:t>
+        <w:rPr>
+          <w:b/>
+          <w:bCs/>
+        </w:rPr>
+        <w:t xml:space="preserve">CatBoost</w:t>
+      </w:r>
+      <w:r>
+        <w:t xml:space="preserve"> </w:t>
+      </w:r>
+      <w:r>
+        <w:t xml:space="preserve">(Prokhorenkova et al., 2018) is a gradient-boosting algorithm from Yandex. It was not covered in</w:t>
+      </w:r>
+      <w:r>
+        <w:t xml:space="preserve"> </w:t>
+      </w:r>
+      <w:r>
+        <w:t xml:space="preserve">the lectures, and it was chosen as the project’s new algorithm for three reasons.</w:t>
+      </w:r>
+    </w:p>
+    <w:p>
+      <w:pPr>
+        <w:pStyle w:val="BodyText"/>
+      </w:pPr>
+      <w:r>
+        <w:rPr>
+          <w:b/>
+          <w:bCs/>
+        </w:rPr>
+        <w:t xml:space="preserve">Why it was selected.</w:t>
+      </w:r>
+    </w:p>
+    <w:p>
+      <w:pPr>
+        <w:pStyle w:val="Compact"/>
+        <w:numPr>
+          <w:ilvl w:val="0"/>
+          <w:numId w:val="1007"/>
+        </w:numPr>
+      </w:pPr>
+      <w:r>
+        <w:rPr>
+          <w:b/>
+          <w:bCs/>
+        </w:rPr>
+        <w:t xml:space="preserve">The data’s most important feature is a high-cardinality category.</w:t>
       </w:r>
       <w:r>
         <w:t xml:space="preserve"> </w:t>
@@ -3001,43 +3421,220 @@
         <w:rPr>
           <w:rStyle w:val="VerbatimChar"/>
         </w:rPr>
-        <w:t xml:space="preserve">RandomizedSearchCV</w:t>
-      </w:r>
-      <w:r>
-        <w:t xml:space="preserve"> </w:t>
-      </w:r>
-      <w:r>
-        <w:t xml:space="preserve">(5-fold CV,</w:t>
-      </w:r>
-      <w:r>
-        <w:t xml:space="preserve"> </w:t>
-      </w:r>
-      <w:r>
-        <w:t xml:space="preserve">minimising log RMSE). The search ranges were chosen for this dataset of about 3,400 training rows and</w:t>
-      </w:r>
-      <w:r>
-        <w:t xml:space="preserve"> </w:t>
-      </w:r>
-      <w:r>
-        <w:t xml:space="preserve">33 features, whose prices are noisy because they are asking prices, not sale prices.</w:t>
-      </w:r>
-    </w:p>
-    <w:p>
-      <w:pPr>
-        <w:pStyle w:val="BodyText"/>
-      </w:pPr>
-      <w:r>
-        <w:rPr>
-          <w:b/>
-          <w:bCs/>
-        </w:rPr>
-        <w:t xml:space="preserve">Random Forest</w:t>
-      </w:r>
-      <w:r>
-        <w:t xml:space="preserve"> </w:t>
-      </w:r>
-      <w:r>
-        <w:t xml:space="preserve">(25 candidates)</w:t>
+        <w:t xml:space="preserve">Address</w:t>
+      </w:r>
+      <w:r>
+        <w:t xml:space="preserve"> </w:t>
+      </w:r>
+      <w:r>
+        <w:t xml:space="preserve">has 160 areas, and 88 of them</w:t>
+      </w:r>
+      <w:r>
+        <w:t xml:space="preserve"> </w:t>
+      </w:r>
+      <w:r>
+        <w:t xml:space="preserve">have fewer than 10 listings (Section 3.8). One-hot encoding would create 160 sparse columns, and plain target</w:t>
+      </w:r>
+      <w:r>
+        <w:t xml:space="preserve"> </w:t>
+      </w:r>
+      <w:r>
+        <w:t xml:space="preserve">encoding risks leaking each listing’s own price into its features. CatBoost is designed for exactly this case.</w:t>
+      </w:r>
+    </w:p>
+    <w:p>
+      <w:pPr>
+        <w:pStyle w:val="Compact"/>
+        <w:numPr>
+          <w:ilvl w:val="0"/>
+          <w:numId w:val="1007"/>
+        </w:numPr>
+      </w:pPr>
+      <w:r>
+        <w:rPr>
+          <w:b/>
+          <w:bCs/>
+        </w:rPr>
+        <w:t xml:space="preserve">It is robust on small, noisy tabular data.</w:t>
+      </w:r>
+      <w:r>
+        <w:t xml:space="preserve"> </w:t>
+      </w:r>
+      <w:r>
+        <w:t xml:space="preserve">With about 3,400 training rows of noisy asking prices,</w:t>
+      </w:r>
+      <w:r>
+        <w:t xml:space="preserve"> </w:t>
+      </w:r>
+      <w:r>
+        <w:t xml:space="preserve">overfitting is the main risk, and CatBoost’s tree structure and ordered boosting are built to reduce it.</w:t>
+      </w:r>
+    </w:p>
+    <w:p>
+      <w:pPr>
+        <w:pStyle w:val="Compact"/>
+        <w:numPr>
+          <w:ilvl w:val="0"/>
+          <w:numId w:val="1007"/>
+        </w:numPr>
+      </w:pPr>
+      <w:r>
+        <w:rPr>
+          <w:b/>
+          <w:bCs/>
+        </w:rPr>
+        <w:t xml:space="preserve">It fits the guideline’s restrictions.</w:t>
+      </w:r>
+      <w:r>
+        <w:t xml:space="preserve"> </w:t>
+      </w:r>
+      <w:r>
+        <w:t xml:space="preserve">It’s a classical (non-deep-learning) method for tabular data.</w:t>
+      </w:r>
+    </w:p>
+    <w:p>
+      <w:pPr>
+        <w:pStyle w:val="FirstParagraph"/>
+      </w:pPr>
+      <w:r>
+        <w:rPr>
+          <w:b/>
+          <w:bCs/>
+        </w:rPr>
+        <w:t xml:space="preserve">How it works.</w:t>
+      </w:r>
+      <w:r>
+        <w:t xml:space="preserve"> </w:t>
+      </w:r>
+      <w:r>
+        <w:t xml:space="preserve">CatBoost builds an ensemble of trees by gradient boosting, like XGBoost, but differs in three</w:t>
+      </w:r>
+      <w:r>
+        <w:t xml:space="preserve"> </w:t>
+      </w:r>
+      <w:r>
+        <w:t xml:space="preserve">ways:</w:t>
+      </w:r>
+    </w:p>
+    <w:p>
+      <w:pPr>
+        <w:pStyle w:val="Compact"/>
+        <w:numPr>
+          <w:ilvl w:val="0"/>
+          <w:numId w:val="1008"/>
+        </w:numPr>
+      </w:pPr>
+      <w:r>
+        <w:rPr>
+          <w:b/>
+          <w:bCs/>
+        </w:rPr>
+        <w:t xml:space="preserve">Ordered target statistics.</w:t>
+      </w:r>
+      <w:r>
+        <w:t xml:space="preserve"> </w:t>
+      </w:r>
+      <w:r>
+        <w:t xml:space="preserve">Each category is replaced by the average target of the listings that come</w:t>
+      </w:r>
+      <w:r>
+        <w:t xml:space="preserve"> </w:t>
+      </w:r>
+      <w:r>
+        <w:rPr>
+          <w:i/>
+          <w:iCs/>
+        </w:rPr>
+        <w:t xml:space="preserve">before</w:t>
+      </w:r>
+      <w:r>
+        <w:t xml:space="preserve"> </w:t>
+      </w:r>
+      <w:r>
+        <w:t xml:space="preserve">it in a random ordering of the data, so a listing’s own price is never used to encode its area.</w:t>
+      </w:r>
+      <w:r>
+        <w:t xml:space="preserve"> </w:t>
+      </w:r>
+      <w:r>
+        <w:t xml:space="preserve">This removes the target leakage of naive target encoding.</w:t>
+      </w:r>
+    </w:p>
+    <w:p>
+      <w:pPr>
+        <w:pStyle w:val="Compact"/>
+        <w:numPr>
+          <w:ilvl w:val="0"/>
+          <w:numId w:val="1008"/>
+        </w:numPr>
+      </w:pPr>
+      <w:r>
+        <w:rPr>
+          <w:b/>
+          <w:bCs/>
+        </w:rPr>
+        <w:t xml:space="preserve">Ordered boosting.</w:t>
+      </w:r>
+      <w:r>
+        <w:t xml:space="preserve"> </w:t>
+      </w:r>
+      <w:r>
+        <w:t xml:space="preserve">The same idea is applied to the boosting itself, which reduces</w:t>
+      </w:r>
+      <w:r>
+        <w:t xml:space="preserve"> </w:t>
+      </w:r>
+      <w:r>
+        <w:t xml:space="preserve">“prediction shift”</w:t>
+      </w:r>
+      <w:r>
+        <w:t xml:space="preserve">, a</w:t>
+      </w:r>
+      <w:r>
+        <w:t xml:space="preserve"> </w:t>
+      </w:r>
+      <w:r>
+        <w:t xml:space="preserve">subtle form of overfitting in standard gradient boosting.</w:t>
+      </w:r>
+    </w:p>
+    <w:p>
+      <w:pPr>
+        <w:pStyle w:val="Compact"/>
+        <w:numPr>
+          <w:ilvl w:val="0"/>
+          <w:numId w:val="1008"/>
+        </w:numPr>
+      </w:pPr>
+      <w:r>
+        <w:rPr>
+          <w:b/>
+          <w:bCs/>
+        </w:rPr>
+        <w:t xml:space="preserve">Symmetric (oblivious) trees.</w:t>
+      </w:r>
+      <w:r>
+        <w:t xml:space="preserve"> </w:t>
+      </w:r>
+      <w:r>
+        <w:t xml:space="preserve">Every node at the same depth uses the same split. These balanced trees act as</w:t>
+      </w:r>
+      <w:r>
+        <w:t xml:space="preserve"> </w:t>
+      </w:r>
+      <w:r>
+        <w:t xml:space="preserve">a strong regulariser and make predictions very fast.</w:t>
+      </w:r>
+    </w:p>
+    <w:p>
+      <w:pPr>
+        <w:pStyle w:val="FirstParagraph"/>
+      </w:pPr>
+      <w:r>
+        <w:rPr>
+          <w:b/>
+          <w:bCs/>
+        </w:rPr>
+        <w:t xml:space="preserve">How it differs from the standard models taught in the module.</w:t>
       </w:r>
     </w:p>
     <w:tbl>
@@ -3064,89 +3661,49 @@
               <w:pStyle w:val="Compact"/>
             </w:pPr>
             <w:r>
-              <w:t xml:space="preserve">Parameter</w:t>
-            </w:r>
-          </w:p>
-        </w:tc>
-        <w:tc>
-          <w:tcPr/>
-          <w:p>
-            <w:pPr>
-              <w:pStyle w:val="Compact"/>
-            </w:pPr>
-            <w:r>
-              <w:t xml:space="preserve">Search range</w:t>
-            </w:r>
-          </w:p>
-        </w:tc>
-        <w:tc>
-          <w:tcPr/>
-          <w:p>
-            <w:pPr>
-              <w:pStyle w:val="Compact"/>
-            </w:pPr>
-            <w:r>
-              <w:t xml:space="preserve">Selected</w:t>
-            </w:r>
-          </w:p>
-        </w:tc>
-        <w:tc>
-          <w:tcPr/>
-          <w:p>
-            <w:pPr>
-              <w:pStyle w:val="Compact"/>
-            </w:pPr>
-            <w:r>
-              <w:t xml:space="preserve">Reasoning</w:t>
-            </w:r>
-          </w:p>
-        </w:tc>
-      </w:tr>
-      <w:tr>
-        <w:tc>
-          <w:tcPr/>
-          <w:p>
-            <w:pPr>
-              <w:pStyle w:val="Compact"/>
-            </w:pPr>
+              <w:t xml:space="preserve">Model</w:t>
+            </w:r>
+          </w:p>
+        </w:tc>
+        <w:tc>
+          <w:tcPr/>
+          <w:p>
+            <w:pPr>
+              <w:pStyle w:val="Compact"/>
+            </w:pPr>
+            <w:r>
+              <w:t xml:space="preserve">How it predicts</w:t>
+            </w:r>
+          </w:p>
+        </w:tc>
+        <w:tc>
+          <w:tcPr/>
+          <w:p>
+            <w:pPr>
+              <w:pStyle w:val="Compact"/>
+            </w:pPr>
+            <w:r>
+              <w:t xml:space="preserve">Handling of the 160-category</w:t>
+            </w:r>
+            <w:r>
+              <w:t xml:space="preserve"> </w:t>
+            </w:r>
             <w:r>
               <w:rPr>
                 <w:rStyle w:val="VerbatimChar"/>
               </w:rPr>
-              <w:t xml:space="preserve">n_estimators</w:t>
-            </w:r>
-          </w:p>
-        </w:tc>
-        <w:tc>
-          <w:tcPr/>
-          <w:p>
-            <w:pPr>
-              <w:pStyle w:val="Compact"/>
-            </w:pPr>
-            <w:r>
-              <w:t xml:space="preserve">200-800</w:t>
-            </w:r>
-          </w:p>
-        </w:tc>
-        <w:tc>
-          <w:tcPr/>
-          <w:p>
-            <w:pPr>
-              <w:pStyle w:val="Compact"/>
-            </w:pPr>
-            <w:r>
-              <w:t xml:space="preserve">271</w:t>
-            </w:r>
-          </w:p>
-        </w:tc>
-        <w:tc>
-          <w:tcPr/>
-          <w:p>
-            <w:pPr>
-              <w:pStyle w:val="Compact"/>
-            </w:pPr>
-            <w:r>
-              <w:t xml:space="preserve">More trees reduce variance, but the gain flattens after a few hundred</w:t>
+              <w:t xml:space="preserve">Address</w:t>
+            </w:r>
+          </w:p>
+        </w:tc>
+        <w:tc>
+          <w:tcPr/>
+          <w:p>
+            <w:pPr>
+              <w:pStyle w:val="Compact"/>
+            </w:pPr>
+            <w:r>
+              <w:t xml:space="preserve">Main difference from CatBoost</w:t>
             </w:r>
           </w:p>
         </w:tc>
@@ -3159,43 +3716,40 @@
               <w:pStyle w:val="Compact"/>
             </w:pPr>
             <w:r>
-              <w:rPr>
-                <w:rStyle w:val="VerbatimChar"/>
-              </w:rPr>
-              <w:t xml:space="preserve">max_depth</w:t>
-            </w:r>
-          </w:p>
-        </w:tc>
-        <w:tc>
-          <w:tcPr/>
-          <w:p>
-            <w:pPr>
-              <w:pStyle w:val="Compact"/>
-            </w:pPr>
-            <w:r>
-              <w:t xml:space="preserve">10, 15, 20, 30, unlimited</w:t>
-            </w:r>
-          </w:p>
-        </w:tc>
-        <w:tc>
-          <w:tcPr/>
-          <w:p>
-            <w:pPr>
-              <w:pStyle w:val="Compact"/>
-            </w:pPr>
-            <w:r>
-              <w:t xml:space="preserve">20</w:t>
-            </w:r>
-          </w:p>
-        </w:tc>
-        <w:tc>
-          <w:tcPr/>
-          <w:p>
-            <w:pPr>
-              <w:pStyle w:val="Compact"/>
-            </w:pPr>
-            <w:r>
-              <w:t xml:space="preserve">Unlimited trees can memorise individual listings</w:t>
+              <w:t xml:space="preserve">Decision tree</w:t>
+            </w:r>
+          </w:p>
+        </w:tc>
+        <w:tc>
+          <w:tcPr/>
+          <w:p>
+            <w:pPr>
+              <w:pStyle w:val="Compact"/>
+            </w:pPr>
+            <w:r>
+              <w:t xml:space="preserve">One tree, greedy splits</w:t>
+            </w:r>
+          </w:p>
+        </w:tc>
+        <w:tc>
+          <w:tcPr/>
+          <w:p>
+            <w:pPr>
+              <w:pStyle w:val="Compact"/>
+            </w:pPr>
+            <w:r>
+              <w:t xml:space="preserve">Needs encoding; one tree overfits rare areas</w:t>
+            </w:r>
+          </w:p>
+        </w:tc>
+        <w:tc>
+          <w:tcPr/>
+          <w:p>
+            <w:pPr>
+              <w:pStyle w:val="Compact"/>
+            </w:pPr>
+            <w:r>
+              <w:t xml:space="preserve">CatBoost averages hundreds of boosted, regularised trees</w:t>
             </w:r>
           </w:p>
         </w:tc>
@@ -3208,43 +3762,40 @@
               <w:pStyle w:val="Compact"/>
             </w:pPr>
             <w:r>
-              <w:rPr>
-                <w:rStyle w:val="VerbatimChar"/>
-              </w:rPr>
-              <w:t xml:space="preserve">min_samples_leaf</w:t>
-            </w:r>
-          </w:p>
-        </w:tc>
-        <w:tc>
-          <w:tcPr/>
-          <w:p>
-            <w:pPr>
-              <w:pStyle w:val="Compact"/>
-            </w:pPr>
-            <w:r>
-              <w:t xml:space="preserve">1, 2, 3, 5, 8</w:t>
-            </w:r>
-          </w:p>
-        </w:tc>
-        <w:tc>
-          <w:tcPr/>
-          <w:p>
-            <w:pPr>
-              <w:pStyle w:val="Compact"/>
-            </w:pPr>
-            <w:r>
-              <w:t xml:space="preserve">3</w:t>
-            </w:r>
-          </w:p>
-        </w:tc>
-        <w:tc>
-          <w:tcPr/>
-          <w:p>
-            <w:pPr>
-              <w:pStyle w:val="Compact"/>
-            </w:pPr>
-            <w:r>
-              <w:t xml:space="preserve">Leaves of a single listing would fit noise in the asking prices</w:t>
+              <w:t xml:space="preserve">Linear / logistic regression</w:t>
+            </w:r>
+          </w:p>
+        </w:tc>
+        <w:tc>
+          <w:tcPr/>
+          <w:p>
+            <w:pPr>
+              <w:pStyle w:val="Compact"/>
+            </w:pPr>
+            <w:r>
+              <w:t xml:space="preserve">Weighted sum of features</w:t>
+            </w:r>
+          </w:p>
+        </w:tc>
+        <w:tc>
+          <w:tcPr/>
+          <w:p>
+            <w:pPr>
+              <w:pStyle w:val="Compact"/>
+            </w:pPr>
+            <w:r>
+              <w:t xml:space="preserve">Needs one-hot (160 columns); no interactions</w:t>
+            </w:r>
+          </w:p>
+        </w:tc>
+        <w:tc>
+          <w:tcPr/>
+          <w:p>
+            <w:pPr>
+              <w:pStyle w:val="Compact"/>
+            </w:pPr>
+            <w:r>
+              <w:t xml:space="preserve">CatBoost captures non-linear effects and interactions automatically</w:t>
             </w:r>
           </w:p>
         </w:tc>
@@ -3257,43 +3808,40 @@
               <w:pStyle w:val="Compact"/>
             </w:pPr>
             <w:r>
-              <w:rPr>
-                <w:rStyle w:val="VerbatimChar"/>
-              </w:rPr>
-              <w:t xml:space="preserve">max_features</w:t>
-            </w:r>
-          </w:p>
-        </w:tc>
-        <w:tc>
-          <w:tcPr/>
-          <w:p>
-            <w:pPr>
-              <w:pStyle w:val="Compact"/>
-            </w:pPr>
-            <w:r>
-              <w:t xml:space="preserve">0.3-1.0</w:t>
-            </w:r>
-          </w:p>
-        </w:tc>
-        <w:tc>
-          <w:tcPr/>
-          <w:p>
-            <w:pPr>
-              <w:pStyle w:val="Compact"/>
-            </w:pPr>
-            <w:r>
-              <w:t xml:space="preserve">0.3</w:t>
-            </w:r>
-          </w:p>
-        </w:tc>
-        <w:tc>
-          <w:tcPr/>
-          <w:p>
-            <w:pPr>
-              <w:pStyle w:val="Compact"/>
-            </w:pPr>
-            <w:r>
-              <w:t xml:space="preserve">Many features are highly correlated (Section 3.7); considering fewer at each split makes the trees more different from each other</w:t>
+              <w:t xml:space="preserve">k-NN</w:t>
+            </w:r>
+          </w:p>
+        </w:tc>
+        <w:tc>
+          <w:tcPr/>
+          <w:p>
+            <w:pPr>
+              <w:pStyle w:val="Compact"/>
+            </w:pPr>
+            <w:r>
+              <w:t xml:space="preserve">Average of the nearest listings</w:t>
+            </w:r>
+          </w:p>
+        </w:tc>
+        <w:tc>
+          <w:tcPr/>
+          <w:p>
+            <w:pPr>
+              <w:pStyle w:val="Compact"/>
+            </w:pPr>
+            <w:r>
+              <w:t xml:space="preserve">Needs a distance between categories; sensitive to scaling</w:t>
+            </w:r>
+          </w:p>
+        </w:tc>
+        <w:tc>
+          <w:tcPr/>
+          <w:p>
+            <w:pPr>
+              <w:pStyle w:val="Compact"/>
+            </w:pPr>
+            <w:r>
+              <w:t xml:space="preserve">CatBoost learns which features matter; no distance or scaling needed</w:t>
             </w:r>
           </w:p>
         </w:tc>
@@ -3306,43 +3854,86 @@
               <w:pStyle w:val="Compact"/>
             </w:pPr>
             <w:r>
-              <w:rPr>
-                <w:rStyle w:val="VerbatimChar"/>
-              </w:rPr>
-              <w:t xml:space="preserve">max_samples</w:t>
-            </w:r>
-          </w:p>
-        </w:tc>
-        <w:tc>
-          <w:tcPr/>
-          <w:p>
-            <w:pPr>
-              <w:pStyle w:val="Compact"/>
-            </w:pPr>
-            <w:r>
-              <w:t xml:space="preserve">70%, 85%, 100%</w:t>
-            </w:r>
-          </w:p>
-        </w:tc>
-        <w:tc>
-          <w:tcPr/>
-          <w:p>
-            <w:pPr>
-              <w:pStyle w:val="Compact"/>
-            </w:pPr>
-            <w:r>
-              <w:t xml:space="preserve">100%</w:t>
-            </w:r>
-          </w:p>
-        </w:tc>
-        <w:tc>
-          <w:tcPr/>
-          <w:p>
-            <w:pPr>
-              <w:pStyle w:val="Compact"/>
-            </w:pPr>
-            <w:r>
-              <w:t xml:space="preserve">Bootstrap sample size</w:t>
+              <w:t xml:space="preserve">Random Forest (taught)</w:t>
+            </w:r>
+          </w:p>
+        </w:tc>
+        <w:tc>
+          <w:tcPr/>
+          <w:p>
+            <w:pPr>
+              <w:pStyle w:val="Compact"/>
+            </w:pPr>
+            <w:r>
+              <w:t xml:space="preserve">Averages independent deep trees</w:t>
+            </w:r>
+          </w:p>
+        </w:tc>
+        <w:tc>
+          <w:tcPr/>
+          <w:p>
+            <w:pPr>
+              <w:pStyle w:val="Compact"/>
+            </w:pPr>
+            <w:r>
+              <w:t xml:space="preserve">Needs encoding beforehand</w:t>
+            </w:r>
+          </w:p>
+        </w:tc>
+        <w:tc>
+          <w:tcPr/>
+          <w:p>
+            <w:pPr>
+              <w:pStyle w:val="Compact"/>
+            </w:pPr>
+            <w:r>
+              <w:t xml:space="preserve">Trees are built sequentially to fix errors; categories handled natively</w:t>
+            </w:r>
+          </w:p>
+        </w:tc>
+      </w:tr>
+      <w:tr>
+        <w:tc>
+          <w:tcPr/>
+          <w:p>
+            <w:pPr>
+              <w:pStyle w:val="Compact"/>
+            </w:pPr>
+            <w:r>
+              <w:t xml:space="preserve">XGBoost (taught)</w:t>
+            </w:r>
+          </w:p>
+        </w:tc>
+        <w:tc>
+          <w:tcPr/>
+          <w:p>
+            <w:pPr>
+              <w:pStyle w:val="Compact"/>
+            </w:pPr>
+            <w:r>
+              <w:t xml:space="preserve">Boosted trees</w:t>
+            </w:r>
+          </w:p>
+        </w:tc>
+        <w:tc>
+          <w:tcPr/>
+          <w:p>
+            <w:pPr>
+              <w:pStyle w:val="Compact"/>
+            </w:pPr>
+            <w:r>
+              <w:t xml:space="preserve">Needs encoding beforehand</w:t>
+            </w:r>
+          </w:p>
+        </w:tc>
+        <w:tc>
+          <w:tcPr/>
+          <w:p>
+            <w:pPr>
+              <w:pStyle w:val="Compact"/>
+            </w:pPr>
+            <w:r>
+              <w:t xml:space="preserve">Ordered target statistics and ordered boosting; symmetric trees</w:t>
             </w:r>
           </w:p>
         </w:tc>
@@ -3357,13 +3948,199 @@
           <w:b/>
           <w:bCs/>
         </w:rPr>
-        <w:t xml:space="preserve">XGBoost</w:t>
-      </w:r>
-      <w:r>
-        <w:t xml:space="preserve"> </w:t>
-      </w:r>
-      <w:r>
-        <w:t xml:space="preserve">(40 candidates)</w:t>
+        <w:t xml:space="preserve">How it performed.</w:t>
+      </w:r>
+    </w:p>
+    <w:p>
+      <w:pPr>
+        <w:pStyle w:val="Compact"/>
+        <w:numPr>
+          <w:ilvl w:val="0"/>
+          <w:numId w:val="1009"/>
+        </w:numPr>
+      </w:pPr>
+      <w:r>
+        <w:t xml:space="preserve">CatBoost reached a</w:t>
+      </w:r>
+      <w:r>
+        <w:t xml:space="preserve"> </w:t>
+      </w:r>
+      <w:r>
+        <w:rPr>
+          <w:b/>
+          <w:bCs/>
+        </w:rPr>
+        <w:t xml:space="preserve">test R² of 0.866</w:t>
+      </w:r>
+      <w:r>
+        <w:t xml:space="preserve">, tied for the best of all models (Section 5.1).</w:t>
+      </w:r>
+    </w:p>
+    <w:p>
+      <w:pPr>
+        <w:pStyle w:val="Compact"/>
+        <w:numPr>
+          <w:ilvl w:val="0"/>
+          <w:numId w:val="1009"/>
+        </w:numPr>
+      </w:pPr>
+      <w:r>
+        <w:t xml:space="preserve">It</w:t>
+      </w:r>
+      <w:r>
+        <w:t xml:space="preserve"> </w:t>
+      </w:r>
+      <w:r>
+        <w:rPr>
+          <w:b/>
+          <w:bCs/>
+        </w:rPr>
+        <w:t xml:space="preserve">generalised best to areas never seen in training</w:t>
+      </w:r>
+      <w:r>
+        <w:t xml:space="preserve"> </w:t>
+      </w:r>
+      <w:r>
+        <w:t xml:space="preserve">(R² 0.703 against 0.54 for the linear baseline,</w:t>
+      </w:r>
+      <w:r>
+        <w:t xml:space="preserve"> </w:t>
+      </w:r>
+      <w:r>
+        <w:t xml:space="preserve">Section 6.3), because its category handling treats an unknown area cleanly as</w:t>
+      </w:r>
+      <w:r>
+        <w:t xml:space="preserve"> </w:t>
+      </w:r>
+      <w:r>
+        <w:t xml:space="preserve">“no information”</w:t>
+      </w:r>
+      <w:r>
+        <w:t xml:space="preserve">.</w:t>
+      </w:r>
+    </w:p>
+    <w:p>
+      <w:pPr>
+        <w:pStyle w:val="Compact"/>
+        <w:numPr>
+          <w:ilvl w:val="0"/>
+          <w:numId w:val="1009"/>
+        </w:numPr>
+      </w:pPr>
+      <w:r>
+        <w:t xml:space="preserve">In the final stacked ensemble it carries a weight of</w:t>
+      </w:r>
+      <w:r>
+        <w:t xml:space="preserve"> </w:t>
+      </w:r>
+      <w:r>
+        <w:rPr>
+          <w:b/>
+          <w:bCs/>
+        </w:rPr>
+        <w:t xml:space="preserve">0.30</w:t>
+      </w:r>
+      <w:r>
+        <w:t xml:space="preserve"> </w:t>
+      </w:r>
+      <w:r>
+        <w:t xml:space="preserve">(Section 5.2).</w:t>
+      </w:r>
+    </w:p>
+    <w:p>
+      <w:pPr>
+        <w:pStyle w:val="Compact"/>
+        <w:numPr>
+          <w:ilvl w:val="0"/>
+          <w:numId w:val="1009"/>
+        </w:numPr>
+      </w:pPr>
+      <w:r>
+        <w:t xml:space="preserve">Its exact SHAP explanations agree closely with those of the final model (Section 6.5).</w:t>
+      </w:r>
+    </w:p>
+    <w:p>
+      <w:pPr>
+        <w:pStyle w:val="FirstParagraph"/>
+      </w:pPr>
+      <w:r>
+        <w:t xml:space="preserve">CatBoost is therefore both the project’s new algorithm and a core part of the deployed model.</w:t>
+      </w:r>
+    </w:p>
+    <w:bookmarkEnd w:id="31"/>
+    <w:bookmarkStart w:id="32" w:name="hyperparameter-design"/>
+    <w:p>
+      <w:pPr>
+        <w:pStyle w:val="Heading3"/>
+      </w:pPr>
+      <w:r>
+        <w:t xml:space="preserve">4.4 Hyperparameter design</w:t>
+      </w:r>
+    </w:p>
+    <w:p>
+      <w:pPr>
+        <w:pStyle w:val="FirstParagraph"/>
+      </w:pPr>
+      <w:r>
+        <w:t xml:space="preserve">Every model was first trained with</w:t>
+      </w:r>
+      <w:r>
+        <w:t xml:space="preserve"> </w:t>
+      </w:r>
+      <w:r>
+        <w:rPr>
+          <w:b/>
+          <w:bCs/>
+        </w:rPr>
+        <w:t xml:space="preserve">library defaults</w:t>
+      </w:r>
+      <w:r>
+        <w:t xml:space="preserve">, then tuned with</w:t>
+      </w:r>
+      <w:r>
+        <w:t xml:space="preserve"> </w:t>
+      </w:r>
+      <w:r>
+        <w:rPr>
+          <w:rStyle w:val="VerbatimChar"/>
+        </w:rPr>
+        <w:t xml:space="preserve">RandomizedSearchCV</w:t>
+      </w:r>
+      <w:r>
+        <w:t xml:space="preserve"> </w:t>
+      </w:r>
+      <w:r>
+        <w:t xml:space="preserve">(5-fold CV,</w:t>
+      </w:r>
+      <w:r>
+        <w:t xml:space="preserve"> </w:t>
+      </w:r>
+      <w:r>
+        <w:t xml:space="preserve">minimising log RMSE). The search ranges were chosen for this dataset of about 3,400 training rows and</w:t>
+      </w:r>
+      <w:r>
+        <w:t xml:space="preserve"> </w:t>
+      </w:r>
+      <w:r>
+        <w:t xml:space="preserve">33 features, whose prices are noisy because they are asking prices, not sale prices.</w:t>
+      </w:r>
+    </w:p>
+    <w:p>
+      <w:pPr>
+        <w:pStyle w:val="BodyText"/>
+      </w:pPr>
+      <w:r>
+        <w:rPr>
+          <w:b/>
+          <w:bCs/>
+        </w:rPr>
+        <w:t xml:space="preserve">Random Forest</w:t>
+      </w:r>
+      <w:r>
+        <w:t xml:space="preserve"> </w:t>
+      </w:r>
+      <w:r>
+        <w:t xml:space="preserve">(25 candidates)</w:t>
       </w:r>
     </w:p>
     <w:tbl>
@@ -3439,6 +4216,332 @@
               <w:rPr>
                 <w:rStyle w:val="VerbatimChar"/>
               </w:rPr>
+              <w:t xml:space="preserve">n_estimators</w:t>
+            </w:r>
+          </w:p>
+        </w:tc>
+        <w:tc>
+          <w:tcPr/>
+          <w:p>
+            <w:pPr>
+              <w:pStyle w:val="Compact"/>
+            </w:pPr>
+            <w:r>
+              <w:t xml:space="preserve">200-800</w:t>
+            </w:r>
+          </w:p>
+        </w:tc>
+        <w:tc>
+          <w:tcPr/>
+          <w:p>
+            <w:pPr>
+              <w:pStyle w:val="Compact"/>
+            </w:pPr>
+            <w:r>
+              <w:t xml:space="preserve">271</w:t>
+            </w:r>
+          </w:p>
+        </w:tc>
+        <w:tc>
+          <w:tcPr/>
+          <w:p>
+            <w:pPr>
+              <w:pStyle w:val="Compact"/>
+            </w:pPr>
+            <w:r>
+              <w:t xml:space="preserve">More trees reduce variance, but the gain flattens after a few hundred</w:t>
+            </w:r>
+          </w:p>
+        </w:tc>
+      </w:tr>
+      <w:tr>
+        <w:tc>
+          <w:tcPr/>
+          <w:p>
+            <w:pPr>
+              <w:pStyle w:val="Compact"/>
+            </w:pPr>
+            <w:r>
+              <w:rPr>
+                <w:rStyle w:val="VerbatimChar"/>
+              </w:rPr>
+              <w:t xml:space="preserve">max_depth</w:t>
+            </w:r>
+          </w:p>
+        </w:tc>
+        <w:tc>
+          <w:tcPr/>
+          <w:p>
+            <w:pPr>
+              <w:pStyle w:val="Compact"/>
+            </w:pPr>
+            <w:r>
+              <w:t xml:space="preserve">10, 15, 20, 30, unlimited</w:t>
+            </w:r>
+          </w:p>
+        </w:tc>
+        <w:tc>
+          <w:tcPr/>
+          <w:p>
+            <w:pPr>
+              <w:pStyle w:val="Compact"/>
+            </w:pPr>
+            <w:r>
+              <w:t xml:space="preserve">20</w:t>
+            </w:r>
+          </w:p>
+        </w:tc>
+        <w:tc>
+          <w:tcPr/>
+          <w:p>
+            <w:pPr>
+              <w:pStyle w:val="Compact"/>
+            </w:pPr>
+            <w:r>
+              <w:t xml:space="preserve">Unlimited trees can memorise individual listings</w:t>
+            </w:r>
+          </w:p>
+        </w:tc>
+      </w:tr>
+      <w:tr>
+        <w:tc>
+          <w:tcPr/>
+          <w:p>
+            <w:pPr>
+              <w:pStyle w:val="Compact"/>
+            </w:pPr>
+            <w:r>
+              <w:rPr>
+                <w:rStyle w:val="VerbatimChar"/>
+              </w:rPr>
+              <w:t xml:space="preserve">min_samples_leaf</w:t>
+            </w:r>
+          </w:p>
+        </w:tc>
+        <w:tc>
+          <w:tcPr/>
+          <w:p>
+            <w:pPr>
+              <w:pStyle w:val="Compact"/>
+            </w:pPr>
+            <w:r>
+              <w:t xml:space="preserve">1, 2, 3, 5, 8</w:t>
+            </w:r>
+          </w:p>
+        </w:tc>
+        <w:tc>
+          <w:tcPr/>
+          <w:p>
+            <w:pPr>
+              <w:pStyle w:val="Compact"/>
+            </w:pPr>
+            <w:r>
+              <w:t xml:space="preserve">3</w:t>
+            </w:r>
+          </w:p>
+        </w:tc>
+        <w:tc>
+          <w:tcPr/>
+          <w:p>
+            <w:pPr>
+              <w:pStyle w:val="Compact"/>
+            </w:pPr>
+            <w:r>
+              <w:t xml:space="preserve">Leaves of a single listing would fit noise in the asking prices</w:t>
+            </w:r>
+          </w:p>
+        </w:tc>
+      </w:tr>
+      <w:tr>
+        <w:tc>
+          <w:tcPr/>
+          <w:p>
+            <w:pPr>
+              <w:pStyle w:val="Compact"/>
+            </w:pPr>
+            <w:r>
+              <w:rPr>
+                <w:rStyle w:val="VerbatimChar"/>
+              </w:rPr>
+              <w:t xml:space="preserve">max_features</w:t>
+            </w:r>
+          </w:p>
+        </w:tc>
+        <w:tc>
+          <w:tcPr/>
+          <w:p>
+            <w:pPr>
+              <w:pStyle w:val="Compact"/>
+            </w:pPr>
+            <w:r>
+              <w:t xml:space="preserve">0.3-1.0</w:t>
+            </w:r>
+          </w:p>
+        </w:tc>
+        <w:tc>
+          <w:tcPr/>
+          <w:p>
+            <w:pPr>
+              <w:pStyle w:val="Compact"/>
+            </w:pPr>
+            <w:r>
+              <w:t xml:space="preserve">0.3</w:t>
+            </w:r>
+          </w:p>
+        </w:tc>
+        <w:tc>
+          <w:tcPr/>
+          <w:p>
+            <w:pPr>
+              <w:pStyle w:val="Compact"/>
+            </w:pPr>
+            <w:r>
+              <w:t xml:space="preserve">Many features are highly correlated (Section 3.7); considering fewer at each split makes the trees more different from each other</w:t>
+            </w:r>
+          </w:p>
+        </w:tc>
+      </w:tr>
+      <w:tr>
+        <w:tc>
+          <w:tcPr/>
+          <w:p>
+            <w:pPr>
+              <w:pStyle w:val="Compact"/>
+            </w:pPr>
+            <w:r>
+              <w:rPr>
+                <w:rStyle w:val="VerbatimChar"/>
+              </w:rPr>
+              <w:t xml:space="preserve">max_samples</w:t>
+            </w:r>
+          </w:p>
+        </w:tc>
+        <w:tc>
+          <w:tcPr/>
+          <w:p>
+            <w:pPr>
+              <w:pStyle w:val="Compact"/>
+            </w:pPr>
+            <w:r>
+              <w:t xml:space="preserve">70%, 85%, 100%</w:t>
+            </w:r>
+          </w:p>
+        </w:tc>
+        <w:tc>
+          <w:tcPr/>
+          <w:p>
+            <w:pPr>
+              <w:pStyle w:val="Compact"/>
+            </w:pPr>
+            <w:r>
+              <w:t xml:space="preserve">100%</w:t>
+            </w:r>
+          </w:p>
+        </w:tc>
+        <w:tc>
+          <w:tcPr/>
+          <w:p>
+            <w:pPr>
+              <w:pStyle w:val="Compact"/>
+            </w:pPr>
+            <w:r>
+              <w:t xml:space="preserve">Bootstrap sample size</w:t>
+            </w:r>
+          </w:p>
+        </w:tc>
+      </w:tr>
+    </w:tbl>
+    <w:p>
+      <w:pPr>
+        <w:pStyle w:val="BodyText"/>
+      </w:pPr>
+      <w:r>
+        <w:rPr>
+          <w:b/>
+          <w:bCs/>
+        </w:rPr>
+        <w:t xml:space="preserve">XGBoost</w:t>
+      </w:r>
+      <w:r>
+        <w:t xml:space="preserve"> </w:t>
+      </w:r>
+      <w:r>
+        <w:t xml:space="preserve">(40 candidates)</w:t>
+      </w:r>
+    </w:p>
+    <w:tbl>
+      <w:tblPr>
+        <w:tblStyle w:val="Table"/>
+        <w:tblW w:type="pct" w:w="5000"/>
+        <w:tblLayout w:type="fixed"/>
+        <w:tblLook w:firstRow="1" w:lastRow="0" w:firstColumn="0" w:lastColumn="0" w:noHBand="0" w:noVBand="0" w:val="0020"/>
+      </w:tblPr>
+      <w:tblGrid>
+        <w:gridCol w:w="1980"/>
+        <w:gridCol w:w="1980"/>
+        <w:gridCol w:w="1980"/>
+        <w:gridCol w:w="1980"/>
+      </w:tblGrid>
+      <w:tr>
+        <w:trPr>
+          <w:tblHeader w:val="on"/>
+        </w:trPr>
+        <w:tc>
+          <w:tcPr/>
+          <w:p>
+            <w:pPr>
+              <w:pStyle w:val="Compact"/>
+            </w:pPr>
+            <w:r>
+              <w:t xml:space="preserve">Parameter</w:t>
+            </w:r>
+          </w:p>
+        </w:tc>
+        <w:tc>
+          <w:tcPr/>
+          <w:p>
+            <w:pPr>
+              <w:pStyle w:val="Compact"/>
+            </w:pPr>
+            <w:r>
+              <w:t xml:space="preserve">Search range</w:t>
+            </w:r>
+          </w:p>
+        </w:tc>
+        <w:tc>
+          <w:tcPr/>
+          <w:p>
+            <w:pPr>
+              <w:pStyle w:val="Compact"/>
+            </w:pPr>
+            <w:r>
+              <w:t xml:space="preserve">Selected</w:t>
+            </w:r>
+          </w:p>
+        </w:tc>
+        <w:tc>
+          <w:tcPr/>
+          <w:p>
+            <w:pPr>
+              <w:pStyle w:val="Compact"/>
+            </w:pPr>
+            <w:r>
+              <w:t xml:space="preserve">Reasoning</w:t>
+            </w:r>
+          </w:p>
+        </w:tc>
+      </w:tr>
+      <w:tr>
+        <w:tc>
+          <w:tcPr/>
+          <w:p>
+            <w:pPr>
+              <w:pStyle w:val="Compact"/>
+            </w:pPr>
+            <w:r>
+              <w:rPr>
+                <w:rStyle w:val="VerbatimChar"/>
+              </w:rPr>
               <w:t xml:space="preserve">learning_rate</w:t>
             </w:r>
           </w:p>
@@ -3976,9 +5079,9 @@
         </w:pict>
       </w:r>
     </w:p>
-    <w:bookmarkEnd w:id="31"/>
     <w:bookmarkEnd w:id="32"/>
-    <w:bookmarkStart w:id="41" w:name="results"/>
+    <w:bookmarkEnd w:id="33"/>
+    <w:bookmarkStart w:id="42" w:name="results"/>
     <w:p>
       <w:pPr>
         <w:pStyle w:val="Heading2"/>
@@ -3987,7 +5090,7 @@
         <w:t xml:space="preserve">5. Results</w:t>
       </w:r>
     </w:p>
-    <w:bookmarkStart w:id="36" w:name="model-comparison"/>
+    <w:bookmarkStart w:id="37" w:name="model-comparison"/>
     <w:p>
       <w:pPr>
         <w:pStyle w:val="Heading3"/>
@@ -4752,18 +5855,18 @@
           <wp:inline>
             <wp:extent cx="5334000" cy="1819348"/>
             <wp:effectExtent b="0" l="0" r="0" t="0"/>
-            <wp:docPr descr="Figure 4: Test R² and median percentage error for each model" title="" id="34" name="Picture"/>
+            <wp:docPr descr="Figure 4: Test R² and median percentage error for each model" title="" id="35" name="Picture"/>
             <a:graphic>
               <a:graphicData uri="http://schemas.openxmlformats.org/drawingml/2006/picture">
                 <pic:pic>
                   <pic:nvPicPr>
-                    <pic:cNvPr descr="figures/fig2_model_comparison.png" id="35" name="Picture"/>
+                    <pic:cNvPr descr="figures/fig2_model_comparison.png" id="36" name="Picture"/>
                     <pic:cNvPicPr>
                       <a:picLocks noChangeArrowheads="1" noChangeAspect="1"/>
                     </pic:cNvPicPr>
                   </pic:nvPicPr>
                   <pic:blipFill>
-                    <a:blip r:embed="rId33"/>
+                    <a:blip r:embed="rId34"/>
                     <a:stretch>
                       <a:fillRect/>
                     </a:stretch>
@@ -4811,7 +5914,7 @@
         <w:pStyle w:val="Compact"/>
         <w:numPr>
           <w:ilvl w:val="0"/>
-          <w:numId w:val="1007"/>
+          <w:numId w:val="1010"/>
         </w:numPr>
       </w:pPr>
       <w:r>
@@ -4845,7 +5948,7 @@
         <w:pStyle w:val="Compact"/>
         <w:numPr>
           <w:ilvl w:val="0"/>
-          <w:numId w:val="1007"/>
+          <w:numId w:val="1010"/>
         </w:numPr>
       </w:pPr>
       <w:r>
@@ -4879,7 +5982,7 @@
         <w:pStyle w:val="Compact"/>
         <w:numPr>
           <w:ilvl w:val="0"/>
-          <w:numId w:val="1007"/>
+          <w:numId w:val="1010"/>
         </w:numPr>
       </w:pPr>
       <w:r>
@@ -4919,7 +6022,7 @@
         <w:pStyle w:val="Compact"/>
         <w:numPr>
           <w:ilvl w:val="0"/>
-          <w:numId w:val="1007"/>
+          <w:numId w:val="1010"/>
         </w:numPr>
       </w:pPr>
       <w:r>
@@ -4972,8 +6075,8 @@
         <w:t xml:space="preserve">RMSE-based selection was kept.</w:t>
       </w:r>
     </w:p>
-    <w:bookmarkEnd w:id="36"/>
-    <w:bookmarkStart w:id="40" w:name="final-model"/>
+    <w:bookmarkEnd w:id="37"/>
+    <w:bookmarkStart w:id="41" w:name="final-model"/>
     <w:p>
       <w:pPr>
         <w:pStyle w:val="Heading3"/>
@@ -5040,18 +6143,18 @@
           <wp:inline>
             <wp:extent cx="4830618" cy="4692072"/>
             <wp:effectExtent b="0" l="0" r="0" t="0"/>
-            <wp:docPr descr="Figure 5: Predicted vs. actual price per perch on the test set (final model)" title="" id="38" name="Picture"/>
+            <wp:docPr descr="Figure 5: Predicted vs. actual price per perch on the test set (final model)" title="" id="39" name="Picture"/>
             <a:graphic>
               <a:graphicData uri="http://schemas.openxmlformats.org/drawingml/2006/picture">
                 <pic:pic>
                   <pic:nvPicPr>
-                    <pic:cNvPr descr="figures/fig3_predicted_vs_actual.png" id="39" name="Picture"/>
+                    <pic:cNvPr descr="figures/fig3_predicted_vs_actual.png" id="40" name="Picture"/>
                     <pic:cNvPicPr>
                       <a:picLocks noChangeArrowheads="1" noChangeAspect="1"/>
                     </pic:cNvPicPr>
                   </pic:nvPicPr>
                   <pic:blipFill>
-                    <a:blip r:embed="rId37"/>
+                    <a:blip r:embed="rId38"/>
                     <a:stretch>
                       <a:fillRect/>
                     </a:stretch>
@@ -5119,9 +6222,9 @@
         </w:pict>
       </w:r>
     </w:p>
-    <w:bookmarkEnd w:id="40"/>
     <w:bookmarkEnd w:id="41"/>
-    <w:bookmarkStart w:id="67" w:name="interpretation"/>
+    <w:bookmarkEnd w:id="42"/>
+    <w:bookmarkStart w:id="76" w:name="interpretation"/>
     <w:p>
       <w:pPr>
         <w:pStyle w:val="Heading2"/>
@@ -5130,7 +6233,7 @@
         <w:t xml:space="preserve">6. Interpretation</w:t>
       </w:r>
     </w:p>
-    <w:bookmarkStart w:id="45" w:name="which-features-matter"/>
+    <w:bookmarkStart w:id="46" w:name="which-features-matter"/>
     <w:p>
       <w:pPr>
         <w:pStyle w:val="Heading3"/>
@@ -5168,18 +6271,18 @@
           <wp:inline>
             <wp:extent cx="5334000" cy="4554356"/>
             <wp:effectExtent b="0" l="0" r="0" t="0"/>
-            <wp:docPr descr="Figure 6: Permutation importance of the final model" title="" id="43" name="Picture"/>
+            <wp:docPr descr="Figure 6: Permutation importance of the final model" title="" id="44" name="Picture"/>
             <a:graphic>
               <a:graphicData uri="http://schemas.openxmlformats.org/drawingml/2006/picture">
                 <pic:pic>
                   <pic:nvPicPr>
-                    <pic:cNvPr descr="figures/fig4_feature_importance.png" id="44" name="Picture"/>
+                    <pic:cNvPr descr="figures/fig4_feature_importance.png" id="45" name="Picture"/>
                     <pic:cNvPicPr>
                       <a:picLocks noChangeArrowheads="1" noChangeAspect="1"/>
                     </pic:cNvPicPr>
                   </pic:nvPicPr>
                   <pic:blipFill>
-                    <a:blip r:embed="rId42"/>
+                    <a:blip r:embed="rId43"/>
                     <a:stretch>
                       <a:fillRect/>
                     </a:stretch>
@@ -5649,8 +6752,8 @@
         <w:t xml:space="preserve">built-up areas. This is a reminder that these figures show associations, not causes.</w:t>
       </w:r>
     </w:p>
-    <w:bookmarkEnd w:id="45"/>
-    <w:bookmarkStart w:id="49" w:name="price-band-classification"/>
+    <w:bookmarkEnd w:id="46"/>
+    <w:bookmarkStart w:id="50" w:name="price-band-classification"/>
     <w:p>
       <w:pPr>
         <w:pStyle w:val="Heading3"/>
@@ -5898,18 +7001,18 @@
           <wp:inline>
             <wp:extent cx="5334000" cy="1539594"/>
             <wp:effectExtent b="0" l="0" r="0" t="0"/>
-            <wp:docPr descr="Figure 7: Confusion matrices for the three approaches" title="" id="47" name="Picture"/>
+            <wp:docPr descr="Figure 7: Confusion matrices for the three approaches" title="" id="48" name="Picture"/>
             <a:graphic>
               <a:graphicData uri="http://schemas.openxmlformats.org/drawingml/2006/picture">
                 <pic:pic>
                   <pic:nvPicPr>
-                    <pic:cNvPr descr="figures/fig5_confusion_matrices.png" id="48" name="Picture"/>
+                    <pic:cNvPr descr="figures/fig5_confusion_matrices.png" id="49" name="Picture"/>
                     <pic:cNvPicPr>
                       <a:picLocks noChangeArrowheads="1" noChangeAspect="1"/>
                     </pic:cNvPicPr>
                   </pic:nvPicPr>
                   <pic:blipFill>
-                    <a:blip r:embed="rId46"/>
+                    <a:blip r:embed="rId47"/>
                     <a:stretch>
                       <a:fillRect/>
                     </a:stretch>
@@ -6021,8 +7124,8 @@
         <w:t xml:space="preserve">capture the same underlying information.</w:t>
       </w:r>
     </w:p>
-    <w:bookmarkEnd w:id="49"/>
-    <w:bookmarkStart w:id="53" w:name="seen-areas-vs.-unseen-areas"/>
+    <w:bookmarkEnd w:id="50"/>
+    <w:bookmarkStart w:id="54" w:name="seen-areas-vs.-unseen-areas"/>
     <w:p>
       <w:pPr>
         <w:pStyle w:val="Heading3"/>
@@ -6520,18 +7623,18 @@
           <wp:inline>
             <wp:extent cx="5334000" cy="2533650"/>
             <wp:effectExtent b="0" l="0" r="0" t="0"/>
-            <wp:docPr descr="Figure 8: Cross-validated error for seen vs. unseen areas" title="" id="51" name="Picture"/>
+            <wp:docPr descr="Figure 8: Cross-validated error for seen vs. unseen areas" title="" id="52" name="Picture"/>
             <a:graphic>
               <a:graphicData uri="http://schemas.openxmlformats.org/drawingml/2006/picture">
                 <pic:pic>
                   <pic:nvPicPr>
-                    <pic:cNvPr descr="figures/fig6_seen_vs_unseen.png" id="52" name="Picture"/>
+                    <pic:cNvPr descr="figures/fig6_seen_vs_unseen.png" id="53" name="Picture"/>
                     <pic:cNvPicPr>
                       <a:picLocks noChangeArrowheads="1" noChangeAspect="1"/>
                     </pic:cNvPicPr>
                   </pic:nvPicPr>
                   <pic:blipFill>
-                    <a:blip r:embed="rId50"/>
+                    <a:blip r:embed="rId51"/>
                     <a:stretch>
                       <a:fillRect/>
                     </a:stretch>
@@ -6593,7 +7696,7 @@
         <w:pStyle w:val="Compact"/>
         <w:numPr>
           <w:ilvl w:val="0"/>
-          <w:numId w:val="1008"/>
+          <w:numId w:val="1011"/>
         </w:numPr>
       </w:pPr>
       <w:r>
@@ -6633,7 +7736,7 @@
         <w:pStyle w:val="Compact"/>
         <w:numPr>
           <w:ilvl w:val="0"/>
-          <w:numId w:val="1008"/>
+          <w:numId w:val="1011"/>
         </w:numPr>
       </w:pPr>
       <w:r>
@@ -6679,7 +7782,7 @@
         <w:pStyle w:val="Compact"/>
         <w:numPr>
           <w:ilvl w:val="0"/>
-          <w:numId w:val="1008"/>
+          <w:numId w:val="1011"/>
         </w:numPr>
       </w:pPr>
       <w:r>
@@ -6775,8 +7878,8 @@
         <w:t xml:space="preserve">current application, restricted to known areas, the stacked ensemble remains the best model.</w:t>
       </w:r>
     </w:p>
-    <w:bookmarkEnd w:id="53"/>
-    <w:bookmarkStart w:id="66" w:name="explainability-with-shap-and-lime"/>
+    <w:bookmarkEnd w:id="54"/>
+    <w:bookmarkStart w:id="67" w:name="explainability-with-shap-and-lime"/>
     <w:p>
       <w:pPr>
         <w:pStyle w:val="Heading3"/>
@@ -6861,7 +7964,7 @@
         <w:pStyle w:val="Compact"/>
         <w:numPr>
           <w:ilvl w:val="0"/>
-          <w:numId w:val="1009"/>
+          <w:numId w:val="1012"/>
         </w:numPr>
       </w:pPr>
       <w:r>
@@ -6916,7 +8019,7 @@
         <w:pStyle w:val="Compact"/>
         <w:numPr>
           <w:ilvl w:val="0"/>
-          <w:numId w:val="1009"/>
+          <w:numId w:val="1012"/>
         </w:numPr>
       </w:pPr>
       <w:r>
@@ -7002,18 +8105,18 @@
           <wp:inline>
             <wp:extent cx="5334000" cy="3873762"/>
             <wp:effectExtent b="0" l="0" r="0" t="0"/>
-            <wp:docPr descr="Figure 9: SHAP summary of 120 test listings (red = high feature value, blue = low)" title="" id="55" name="Picture"/>
+            <wp:docPr descr="Figure 9: SHAP summary of 120 test listings (red = high feature value, blue = low)" title="" id="56" name="Picture"/>
             <a:graphic>
               <a:graphicData uri="http://schemas.openxmlformats.org/drawingml/2006/picture">
                 <pic:pic>
                   <pic:nvPicPr>
-                    <pic:cNvPr descr="figures/fig7_shap_beeswarm.png" id="56" name="Picture"/>
+                    <pic:cNvPr descr="figures/fig7_shap_beeswarm.png" id="57" name="Picture"/>
                     <pic:cNvPicPr>
                       <a:picLocks noChangeArrowheads="1" noChangeAspect="1"/>
                     </pic:cNvPicPr>
                   </pic:nvPicPr>
                   <pic:blipFill>
-                    <a:blip r:embed="rId54"/>
+                    <a:blip r:embed="rId55"/>
                     <a:stretch>
                       <a:fillRect/>
                     </a:stretch>
@@ -7067,7 +8170,7 @@
         <w:pStyle w:val="Compact"/>
         <w:numPr>
           <w:ilvl w:val="0"/>
-          <w:numId w:val="1010"/>
+          <w:numId w:val="1013"/>
         </w:numPr>
       </w:pPr>
       <w:r>
@@ -7095,7 +8198,7 @@
         <w:pStyle w:val="Compact"/>
         <w:numPr>
           <w:ilvl w:val="0"/>
-          <w:numId w:val="1010"/>
+          <w:numId w:val="1013"/>
         </w:numPr>
       </w:pPr>
       <w:r>
@@ -7139,7 +8242,7 @@
         <w:pStyle w:val="Compact"/>
         <w:numPr>
           <w:ilvl w:val="0"/>
-          <w:numId w:val="1010"/>
+          <w:numId w:val="1013"/>
         </w:numPr>
       </w:pPr>
       <w:r>
@@ -7183,7 +8286,7 @@
         <w:pStyle w:val="Compact"/>
         <w:numPr>
           <w:ilvl w:val="0"/>
-          <w:numId w:val="1010"/>
+          <w:numId w:val="1013"/>
         </w:numPr>
       </w:pPr>
       <w:r>
@@ -7229,7 +8332,7 @@
         <w:pStyle w:val="Compact"/>
         <w:numPr>
           <w:ilvl w:val="0"/>
-          <w:numId w:val="1010"/>
+          <w:numId w:val="1013"/>
         </w:numPr>
       </w:pPr>
       <w:r>
@@ -7403,18 +8506,18 @@
           <wp:inline>
             <wp:extent cx="5334000" cy="1821065"/>
             <wp:effectExtent b="0" l="0" r="0" t="0"/>
-            <wp:docPr descr="Figure 10: SHAP impact grouped into location, land type and land size" title="" id="58" name="Picture"/>
+            <wp:docPr descr="Figure 10: SHAP impact grouped into location, land type and land size" title="" id="59" name="Picture"/>
             <a:graphic>
               <a:graphicData uri="http://schemas.openxmlformats.org/drawingml/2006/picture">
                 <pic:pic>
                   <pic:nvPicPr>
-                    <pic:cNvPr descr="figures/fig8_shap_grouped.png" id="59" name="Picture"/>
+                    <pic:cNvPr descr="figures/fig8_shap_grouped.png" id="60" name="Picture"/>
                     <pic:cNvPicPr>
                       <a:picLocks noChangeArrowheads="1" noChangeAspect="1"/>
                     </pic:cNvPicPr>
                   </pic:nvPicPr>
                   <pic:blipFill>
-                    <a:blip r:embed="rId57"/>
+                    <a:blip r:embed="rId58"/>
                     <a:stretch>
                       <a:fillRect/>
                     </a:stretch>
@@ -7506,18 +8609,18 @@
           <wp:inline>
             <wp:extent cx="5334000" cy="3491345"/>
             <wp:effectExtent b="0" l="0" r="0" t="0"/>
-            <wp:docPr descr="Figure 11: SHAP waterfall for the held-out Dampe listing (Address is shown as its area code; 21 = Dampe)" title="" id="61" name="Picture"/>
+            <wp:docPr descr="Figure 11: SHAP waterfall for the held-out Dampe listing (Address is shown as its area code; 21 = Dampe)" title="" id="62" name="Picture"/>
             <a:graphic>
               <a:graphicData uri="http://schemas.openxmlformats.org/drawingml/2006/picture">
                 <pic:pic>
                   <pic:nvPicPr>
-                    <pic:cNvPr descr="figures/fig9_shap_waterfall.png" id="62" name="Picture"/>
+                    <pic:cNvPr descr="figures/fig9_shap_waterfall.png" id="63" name="Picture"/>
                     <pic:cNvPicPr>
                       <a:picLocks noChangeArrowheads="1" noChangeAspect="1"/>
                     </pic:cNvPicPr>
                   </pic:nvPicPr>
                   <pic:blipFill>
-                    <a:blip r:embed="rId60"/>
+                    <a:blip r:embed="rId61"/>
                     <a:stretch>
                       <a:fillRect/>
                     </a:stretch>
@@ -7624,18 +8727,18 @@
           <wp:inline>
             <wp:extent cx="5334000" cy="2937248"/>
             <wp:effectExtent b="0" l="0" r="0" t="0"/>
-            <wp:docPr descr="Figure 12: LIME explanation for the held-out Dampe listing (red = lowers the price, green = raises it)" title="" id="64" name="Picture"/>
+            <wp:docPr descr="Figure 12: LIME explanation for the held-out Dampe listing (red = lowers the price, green = raises it)" title="" id="65" name="Picture"/>
             <a:graphic>
               <a:graphicData uri="http://schemas.openxmlformats.org/drawingml/2006/picture">
                 <pic:pic>
                   <pic:nvPicPr>
-                    <pic:cNvPr descr="figures/fig10_lime.png" id="65" name="Picture"/>
+                    <pic:cNvPr descr="figures/fig10_lime.png" id="66" name="Picture"/>
                     <pic:cNvPicPr>
                       <a:picLocks noChangeArrowheads="1" noChangeAspect="1"/>
                     </pic:cNvPicPr>
                   </pic:nvPicPr>
                   <pic:blipFill>
-                    <a:blip r:embed="rId63"/>
+                    <a:blip r:embed="rId64"/>
                     <a:stretch>
                       <a:fillRect/>
                     </a:stretch>
@@ -8168,7 +9271,7 @@
         <w:pStyle w:val="Compact"/>
         <w:numPr>
           <w:ilvl w:val="0"/>
-          <w:numId w:val="1011"/>
+          <w:numId w:val="1014"/>
         </w:numPr>
       </w:pPr>
       <w:r>
@@ -8199,7 +9302,7 @@
         <w:pStyle w:val="Compact"/>
         <w:numPr>
           <w:ilvl w:val="0"/>
-          <w:numId w:val="1011"/>
+          <w:numId w:val="1014"/>
         </w:numPr>
       </w:pPr>
       <w:r>
@@ -8224,31 +9327,14 @@
         <w:t xml:space="preserve">location features should be read as a group.</w:t>
       </w:r>
     </w:p>
-    <w:p>
-      <w:r>
-        <w:pict>
-          <v:rect style="width:0;height:1.5pt" o:hralign="center" o:hrstd="t" o:hr="t"/>
-        </w:pict>
-      </w:r>
-    </w:p>
-    <w:bookmarkEnd w:id="66"/>
     <w:bookmarkEnd w:id="67"/>
-    <w:bookmarkStart w:id="71" w:name="inference-and-application"/>
-    <w:p>
-      <w:pPr>
-        <w:pStyle w:val="Heading2"/>
-      </w:pPr>
-      <w:r>
-        <w:t xml:space="preserve">7. Inference and Application</w:t>
-      </w:r>
-    </w:p>
-    <w:bookmarkStart w:id="68" w:name="inference-on-a-held-out-listing"/>
+    <w:bookmarkStart w:id="74" w:name="Xee11c31380c210260e384027cb422201df9504e"/>
     <w:p>
       <w:pPr>
         <w:pStyle w:val="Heading3"/>
       </w:pPr>
       <w:r>
-        <w:t xml:space="preserve">7.1 Inference on a held-out listing</w:t>
+        <w:t xml:space="preserve">6.5 What CatBoost learned, and partial dependence</w:t>
       </w:r>
     </w:p>
     <w:p>
@@ -8256,396 +9342,100 @@
         <w:pStyle w:val="FirstParagraph"/>
       </w:pPr>
       <w:r>
-        <w:t xml:space="preserve">The listing set aside at the very start (Section 4.1) was used to demonstrate inference. The model was</w:t>
-      </w:r>
-      <w:r>
-        <w:t xml:space="preserve"> </w:t>
-      </w:r>
-      <w:r>
-        <w:t xml:space="preserve">loaded back from the pickle file, exactly as the application does:</w:t>
-      </w:r>
-    </w:p>
-    <w:tbl>
-      <w:tblPr>
-        <w:tblStyle w:val="Table"/>
-        <w:tblW w:type="auto" w:w="0"/>
-        <w:tblLook w:firstRow="0" w:lastRow="0" w:firstColumn="0" w:lastColumn="0" w:noHBand="0" w:noVBand="0" w:val="0000"/>
-      </w:tblPr>
-      <w:tblGrid>
-        <w:gridCol w:w="3960"/>
-        <w:gridCol w:w="3960"/>
-      </w:tblGrid>
-      <w:tr>
-        <w:tc>
-          <w:tcPr/>
-          <w:p>
-            <w:pPr>
-              <w:pStyle w:val="Compact"/>
-            </w:pPr>
-            <w:r>
-              <w:t xml:space="preserve">Listing</w:t>
-            </w:r>
-          </w:p>
-        </w:tc>
-        <w:tc>
-          <w:tcPr/>
-          <w:p>
-            <w:pPr>
-              <w:pStyle w:val="Compact"/>
-            </w:pPr>
-            <w:r>
-              <w:t xml:space="preserve">Dampe, 9.7 perches</w:t>
-            </w:r>
-          </w:p>
-        </w:tc>
-      </w:tr>
-      <w:tr>
-        <w:tc>
-          <w:tcPr/>
-          <w:p>
-            <w:pPr>
-              <w:pStyle w:val="Compact"/>
-            </w:pPr>
-            <w:r>
-              <w:t xml:space="preserve">Actual asking price</w:t>
-            </w:r>
-          </w:p>
-        </w:tc>
-        <w:tc>
-          <w:tcPr/>
-          <w:p>
-            <w:pPr>
-              <w:pStyle w:val="Compact"/>
-            </w:pPr>
-            <w:r>
-              <w:rPr>
-                <w:b/>
-                <w:bCs/>
-              </w:rPr>
-              <w:t xml:space="preserve">Rs 300,000</w:t>
-            </w:r>
-            <w:r>
-              <w:t xml:space="preserve"> </w:t>
-            </w:r>
-            <w:r>
-              <w:t xml:space="preserve">per perch</w:t>
-            </w:r>
-          </w:p>
-        </w:tc>
-      </w:tr>
-      <w:tr>
-        <w:tc>
-          <w:tcPr/>
-          <w:p>
-            <w:pPr>
-              <w:pStyle w:val="Compact"/>
-            </w:pPr>
-            <w:r>
-              <w:t xml:space="preserve">Predicted price</w:t>
-            </w:r>
-          </w:p>
-        </w:tc>
-        <w:tc>
-          <w:tcPr/>
-          <w:p>
-            <w:pPr>
-              <w:pStyle w:val="Compact"/>
-            </w:pPr>
-            <w:r>
-              <w:rPr>
-                <w:b/>
-                <w:bCs/>
-              </w:rPr>
-              <w:t xml:space="preserve">Rs 332,620</w:t>
-            </w:r>
-            <w:r>
-              <w:t xml:space="preserve"> </w:t>
-            </w:r>
-            <w:r>
-              <w:t xml:space="preserve">per perch (</w:t>
-            </w:r>
-            <w:r>
-              <w:rPr>
-                <w:b/>
-                <w:bCs/>
-              </w:rPr>
-              <w:t xml:space="preserve">+10.9%</w:t>
-            </w:r>
-            <w:r>
-              <w:t xml:space="preserve">)</w:t>
-            </w:r>
-          </w:p>
-        </w:tc>
-      </w:tr>
-      <w:tr>
-        <w:tc>
-          <w:tcPr/>
-          <w:p>
-            <w:pPr>
-              <w:pStyle w:val="Compact"/>
-            </w:pPr>
-            <w:r>
-              <w:t xml:space="preserve">Predicted total price</w:t>
-            </w:r>
-          </w:p>
-        </w:tc>
-        <w:tc>
-          <w:tcPr/>
-          <w:p>
-            <w:pPr>
-              <w:pStyle w:val="Compact"/>
-            </w:pPr>
-            <w:r>
-              <w:t xml:space="preserve">Rs 3,226,419</w:t>
-            </w:r>
-          </w:p>
-        </w:tc>
-      </w:tr>
-      <w:tr>
-        <w:tc>
-          <w:tcPr/>
-          <w:p>
-            <w:pPr>
-              <w:pStyle w:val="Compact"/>
-            </w:pPr>
-            <w:r>
-              <w:t xml:space="preserve">Predicted band</w:t>
-            </w:r>
-          </w:p>
-        </w:tc>
-        <w:tc>
-          <w:tcPr/>
-          <w:p>
-            <w:pPr>
-              <w:pStyle w:val="Compact"/>
-            </w:pPr>
-            <w:r>
-              <w:rPr>
-                <w:b/>
-                <w:bCs/>
-              </w:rPr>
-              <w:t xml:space="preserve">Low</w:t>
-            </w:r>
-            <w:r>
-              <w:t xml:space="preserve"> </w:t>
-            </w:r>
-            <w:r>
-              <w:t xml:space="preserve">(correct)</w:t>
-            </w:r>
-          </w:p>
-        </w:tc>
-      </w:tr>
-    </w:tbl>
-    <w:p>
-      <w:pPr>
-        <w:pStyle w:val="BodyText"/>
-      </w:pPr>
-      <w:r>
-        <w:t xml:space="preserve">The error of about 11% is in line with the test set’s median error of 11.8%.</w:t>
-      </w:r>
-    </w:p>
-    <w:bookmarkEnd w:id="68"/>
-    <w:bookmarkStart w:id="69" w:name="front-end-application"/>
-    <w:p>
-      <w:pPr>
-        <w:pStyle w:val="Heading3"/>
-      </w:pPr>
-      <w:r>
-        <w:t xml:space="preserve">7.2 Front-end application</w:t>
-      </w:r>
-    </w:p>
-    <w:p>
-      <w:pPr>
-        <w:pStyle w:val="FirstParagraph"/>
-      </w:pPr>
-      <w:r>
-        <w:t xml:space="preserve">A small web application (</w:t>
-      </w:r>
-      <w:r>
-        <w:rPr>
-          <w:rStyle w:val="VerbatimChar"/>
-        </w:rPr>
-        <w:t xml:space="preserve">app.py</w:t>
-      </w:r>
-      <w:r>
-        <w:t xml:space="preserve">, built with Streamlit) puts the model in front of a user. The user:</w:t>
-      </w:r>
-    </w:p>
-    <w:p>
-      <w:pPr>
-        <w:pStyle w:val="Compact"/>
-        <w:numPr>
-          <w:ilvl w:val="0"/>
-          <w:numId w:val="1012"/>
-        </w:numPr>
-      </w:pPr>
-      <w:r>
-        <w:t xml:space="preserve">selects the</w:t>
-      </w:r>
-      <w:r>
-        <w:t xml:space="preserve"> </w:t>
-      </w:r>
-      <w:r>
-        <w:rPr>
-          <w:b/>
-          <w:bCs/>
-        </w:rPr>
-        <w:t xml:space="preserve">area</w:t>
-      </w:r>
-      <w:r>
-        <w:t xml:space="preserve"> </w:t>
-      </w:r>
-      <w:r>
-        <w:t xml:space="preserve">from the 160 areas in the dataset,</w:t>
-      </w:r>
-    </w:p>
-    <w:p>
-      <w:pPr>
-        <w:pStyle w:val="Compact"/>
-        <w:numPr>
-          <w:ilvl w:val="0"/>
-          <w:numId w:val="1012"/>
-        </w:numPr>
-      </w:pPr>
-      <w:r>
-        <w:t xml:space="preserve">enters the</w:t>
-      </w:r>
-      <w:r>
-        <w:t xml:space="preserve"> </w:t>
-      </w:r>
-      <w:r>
-        <w:rPr>
-          <w:b/>
-          <w:bCs/>
-        </w:rPr>
-        <w:t xml:space="preserve">land size</w:t>
-      </w:r>
-      <w:r>
-        <w:t xml:space="preserve"> </w:t>
-      </w:r>
-      <w:r>
-        <w:t xml:space="preserve">in perches, and</w:t>
-      </w:r>
-    </w:p>
-    <w:p>
-      <w:pPr>
-        <w:pStyle w:val="Compact"/>
-        <w:numPr>
-          <w:ilvl w:val="0"/>
-          <w:numId w:val="1012"/>
-        </w:numPr>
-      </w:pPr>
-      <w:r>
-        <w:t xml:space="preserve">selects one or more</w:t>
-      </w:r>
-      <w:r>
-        <w:t xml:space="preserve"> </w:t>
-      </w:r>
-      <w:r>
-        <w:rPr>
-          <w:b/>
-          <w:bCs/>
-        </w:rPr>
-        <w:t xml:space="preserve">land types</w:t>
-      </w:r>
-      <w:r>
-        <w:t xml:space="preserve">.</w:t>
-      </w:r>
-    </w:p>
-    <w:p>
-      <w:pPr>
-        <w:pStyle w:val="FirstParagraph"/>
-      </w:pPr>
-      <w:r>
-        <w:t xml:space="preserve">The application then shows the</w:t>
-      </w:r>
-      <w:r>
-        <w:t xml:space="preserve"> </w:t>
-      </w:r>
-      <w:r>
-        <w:rPr>
-          <w:b/>
-          <w:bCs/>
-        </w:rPr>
-        <w:t xml:space="preserve">predicted price per perch</w:t>
-      </w:r>
-      <w:r>
-        <w:t xml:space="preserve">, the</w:t>
-      </w:r>
-      <w:r>
-        <w:t xml:space="preserve"> </w:t>
-      </w:r>
-      <w:r>
-        <w:rPr>
-          <w:b/>
-          <w:bCs/>
-        </w:rPr>
-        <w:t xml:space="preserve">estimated total price</w:t>
-      </w:r>
-      <w:r>
-        <w:t xml:space="preserve"> </w:t>
-      </w:r>
-      <w:r>
-        <w:t xml:space="preserve">and the</w:t>
-      </w:r>
-      <w:r>
-        <w:t xml:space="preserve"> </w:t>
-      </w:r>
-      <w:r>
-        <w:rPr>
-          <w:b/>
-          <w:bCs/>
-        </w:rPr>
-        <w:t xml:space="preserve">price</w:t>
-      </w:r>
-      <w:r>
-        <w:rPr>
-          <w:b/>
-          <w:bCs/>
-        </w:rPr>
-        <w:t xml:space="preserve"> </w:t>
-      </w:r>
-      <w:r>
-        <w:rPr>
-          <w:b/>
-          <w:bCs/>
-        </w:rPr>
-        <w:t xml:space="preserve">band</w:t>
-      </w:r>
-      <w:r>
-        <w:t xml:space="preserve">. The model, the feature list, the band edges and each area’s location values are all loaded from</w:t>
-      </w:r>
-      <w:r>
-        <w:t xml:space="preserve"> </w:t>
-      </w:r>
-      <w:r>
-        <w:rPr>
-          <w:rStyle w:val="VerbatimChar"/>
-        </w:rPr>
-        <w:t xml:space="preserve">land_price_model.pkl</w:t>
-      </w:r>
-      <w:r>
-        <w:t xml:space="preserve">. The location features are filled in automatically from the selected area and shown</w:t>
-      </w:r>
-      <w:r>
-        <w:t xml:space="preserve"> </w:t>
-      </w:r>
-      <w:r>
-        <w:t xml:space="preserve">for information only. Section 3.7 showed they are fixed per area, so letting the user edit them would create</w:t>
-      </w:r>
-      <w:r>
-        <w:t xml:space="preserve"> </w:t>
-      </w:r>
-      <w:r>
-        <w:t xml:space="preserve">combinations the model never saw.</w:t>
-      </w:r>
-    </w:p>
-    <w:p>
-      <w:pPr>
-        <w:pStyle w:val="BodyText"/>
-      </w:pPr>
-      <w:r>
-        <w:t xml:space="preserve">Two example predictions for a 10-perch residential plot:</w:t>
+        <w:rPr>
+          <w:b/>
+          <w:bCs/>
+        </w:rPr>
+        <w:t xml:space="preserve">CatBoost SHAP.</w:t>
+      </w:r>
+      <w:r>
+        <w:t xml:space="preserve"> </w:t>
+      </w:r>
+      <w:r>
+        <w:t xml:space="preserve">Because CatBoost is a tree model, its SHAP values can be computed</w:t>
+      </w:r>
+      <w:r>
+        <w:t xml:space="preserve"> </w:t>
+      </w:r>
+      <w:r>
+        <w:rPr>
+          <w:b/>
+          <w:bCs/>
+        </w:rPr>
+        <w:t xml:space="preserve">exactly</w:t>
+      </w:r>
+      <w:r>
+        <w:t xml:space="preserve"> </w:t>
+      </w:r>
+      <w:r>
+        <w:t xml:space="preserve">with TreeSHAP,</w:t>
+      </w:r>
+      <w:r>
+        <w:t xml:space="preserve"> </w:t>
+      </w:r>
+      <w:r>
+        <w:t xml:space="preserve">using CatBoost’s built-in calculation. No sampling is needed, unlike the stacked model. The contributions plus</w:t>
+      </w:r>
+      <w:r>
+        <w:t xml:space="preserve"> </w:t>
+      </w:r>
+      <w:r>
+        <w:t xml:space="preserve">the baseline reproduce CatBoost’s predictions exactly.</w:t>
+      </w:r>
+    </w:p>
+    <w:p>
+      <w:pPr>
+        <w:pStyle w:val="CaptionedFigure"/>
+      </w:pPr>
+      <w:r>
+        <w:drawing>
+          <wp:inline>
+            <wp:extent cx="5334000" cy="3574386"/>
+            <wp:effectExtent b="0" l="0" r="0" t="0"/>
+            <wp:docPr descr="Figure 13: Exact SHAP values of CatBoost for 120 test listings (red = high feature value, blue = low)" title="" id="69" name="Picture"/>
+            <a:graphic>
+              <a:graphicData uri="http://schemas.openxmlformats.org/drawingml/2006/picture">
+                <pic:pic>
+                  <pic:nvPicPr>
+                    <pic:cNvPr descr="figures/fig11_catboost_shap.png" id="70" name="Picture"/>
+                    <pic:cNvPicPr>
+                      <a:picLocks noChangeArrowheads="1" noChangeAspect="1"/>
+                    </pic:cNvPicPr>
+                  </pic:nvPicPr>
+                  <pic:blipFill>
+                    <a:blip r:embed="rId68"/>
+                    <a:stretch>
+                      <a:fillRect/>
+                    </a:stretch>
+                  </pic:blipFill>
+                  <pic:spPr bwMode="auto">
+                    <a:xfrm>
+                      <a:off x="0" y="0"/>
+                      <a:ext cx="5334000" cy="3574386"/>
+                    </a:xfrm>
+                    <a:prstGeom prst="rect">
+                      <a:avLst/>
+                    </a:prstGeom>
+                    <a:noFill/>
+                    <a:ln w="9525">
+                      <a:noFill/>
+                      <a:headEnd/>
+                      <a:tailEnd/>
+                    </a:ln>
+                  </pic:spPr>
+                </pic:pic>
+              </a:graphicData>
+            </a:graphic>
+          </wp:inline>
+        </w:drawing>
+      </w:r>
+    </w:p>
+    <w:p>
+      <w:pPr>
+        <w:pStyle w:val="ImageCaption"/>
+      </w:pPr>
+      <w:r>
+        <w:t xml:space="preserve">Figure 13: Exact SHAP values of CatBoost for 120 test listings (red = high feature value, blue = low)</w:t>
       </w:r>
     </w:p>
     <w:tbl>
@@ -8670,29 +9460,29 @@
               <w:pStyle w:val="Compact"/>
             </w:pPr>
             <w:r>
-              <w:t xml:space="preserve">Area</w:t>
-            </w:r>
-          </w:p>
-        </w:tc>
-        <w:tc>
-          <w:tcPr/>
-          <w:p>
-            <w:pPr>
-              <w:pStyle w:val="Compact"/>
-            </w:pPr>
-            <w:r>
-              <w:t xml:space="preserve">Predicted price per perch</w:t>
-            </w:r>
-          </w:p>
-        </w:tc>
-        <w:tc>
-          <w:tcPr/>
-          <w:p>
-            <w:pPr>
-              <w:pStyle w:val="Compact"/>
-            </w:pPr>
-            <w:r>
-              <w:t xml:space="preserve">Band</w:t>
+              <w:t xml:space="preserve">Feature group</w:t>
+            </w:r>
+          </w:p>
+        </w:tc>
+        <w:tc>
+          <w:tcPr/>
+          <w:p>
+            <w:pPr>
+              <w:pStyle w:val="Compact"/>
+            </w:pPr>
+            <w:r>
+              <w:t xml:space="preserve">CatBoost (exact SHAP)</w:t>
+            </w:r>
+          </w:p>
+        </w:tc>
+        <w:tc>
+          <w:tcPr/>
+          <w:p>
+            <w:pPr>
+              <w:pStyle w:val="Compact"/>
+            </w:pPr>
+            <w:r>
+              <w:t xml:space="preserve">Final stacked model</w:t>
             </w:r>
           </w:p>
         </w:tc>
@@ -8705,29 +9495,33 @@
               <w:pStyle w:val="Compact"/>
             </w:pPr>
             <w:r>
-              <w:t xml:space="preserve">Kollupitiya (central Colombo)</w:t>
-            </w:r>
-          </w:p>
-        </w:tc>
-        <w:tc>
-          <w:tcPr/>
-          <w:p>
-            <w:pPr>
-              <w:pStyle w:val="Compact"/>
-            </w:pPr>
-            <w:r>
-              <w:t xml:space="preserve">about Rs 13.1 million</w:t>
-            </w:r>
-          </w:p>
-        </w:tc>
-        <w:tc>
-          <w:tcPr/>
-          <w:p>
-            <w:pPr>
-              <w:pStyle w:val="Compact"/>
-            </w:pPr>
-            <w:r>
-              <w:t xml:space="preserve">High</w:t>
+              <w:t xml:space="preserve">Location (area + 27 distance/count features)</w:t>
+            </w:r>
+          </w:p>
+        </w:tc>
+        <w:tc>
+          <w:tcPr/>
+          <w:p>
+            <w:pPr>
+              <w:pStyle w:val="Compact"/>
+            </w:pPr>
+            <w:r>
+              <w:rPr>
+                <w:b/>
+                <w:bCs/>
+              </w:rPr>
+              <w:t xml:space="preserve">86.5%</w:t>
+            </w:r>
+          </w:p>
+        </w:tc>
+        <w:tc>
+          <w:tcPr/>
+          <w:p>
+            <w:pPr>
+              <w:pStyle w:val="Compact"/>
+            </w:pPr>
+            <w:r>
+              <w:t xml:space="preserve">87.1%</w:t>
             </w:r>
           </w:p>
         </w:tc>
@@ -8740,29 +9534,64 @@
               <w:pStyle w:val="Compact"/>
             </w:pPr>
             <w:r>
-              <w:t xml:space="preserve">Kaduwela (suburban)</w:t>
-            </w:r>
-          </w:p>
-        </w:tc>
-        <w:tc>
-          <w:tcPr/>
-          <w:p>
-            <w:pPr>
-              <w:pStyle w:val="Compact"/>
-            </w:pPr>
-            <w:r>
-              <w:t xml:space="preserve">about Rs 460,000</w:t>
-            </w:r>
-          </w:p>
-        </w:tc>
-        <w:tc>
-          <w:tcPr/>
-          <w:p>
-            <w:pPr>
-              <w:pStyle w:val="Compact"/>
-            </w:pPr>
-            <w:r>
-              <w:t xml:space="preserve">Low</w:t>
+              <w:t xml:space="preserve">Land type</w:t>
+            </w:r>
+          </w:p>
+        </w:tc>
+        <w:tc>
+          <w:tcPr/>
+          <w:p>
+            <w:pPr>
+              <w:pStyle w:val="Compact"/>
+            </w:pPr>
+            <w:r>
+              <w:t xml:space="preserve">9.0%</w:t>
+            </w:r>
+          </w:p>
+        </w:tc>
+        <w:tc>
+          <w:tcPr/>
+          <w:p>
+            <w:pPr>
+              <w:pStyle w:val="Compact"/>
+            </w:pPr>
+            <w:r>
+              <w:t xml:space="preserve">8.6%</w:t>
+            </w:r>
+          </w:p>
+        </w:tc>
+      </w:tr>
+      <w:tr>
+        <w:tc>
+          <w:tcPr/>
+          <w:p>
+            <w:pPr>
+              <w:pStyle w:val="Compact"/>
+            </w:pPr>
+            <w:r>
+              <w:t xml:space="preserve">Land size</w:t>
+            </w:r>
+          </w:p>
+        </w:tc>
+        <w:tc>
+          <w:tcPr/>
+          <w:p>
+            <w:pPr>
+              <w:pStyle w:val="Compact"/>
+            </w:pPr>
+            <w:r>
+              <w:t xml:space="preserve">4.6%</w:t>
+            </w:r>
+          </w:p>
+        </w:tc>
+        <w:tc>
+          <w:tcPr/>
+          <w:p>
+            <w:pPr>
+              <w:pStyle w:val="Compact"/>
+            </w:pPr>
+            <w:r>
+              <w:t xml:space="preserve">4.3%</w:t>
             </w:r>
           </w:p>
         </w:tc>
@@ -8773,7 +9602,35 @@
         <w:pStyle w:val="BodyText"/>
       </w:pPr>
       <w:r>
-        <w:t xml:space="preserve">To run the application locally:</w:t>
+        <w:t xml:space="preserve">CatBoost and the final model agree almost exactly on what drives prices. The interesting difference is in</w:t>
+      </w:r>
+      <w:r>
+        <w:t xml:space="preserve"> </w:t>
+      </w:r>
+      <w:r>
+        <w:rPr>
+          <w:b/>
+          <w:bCs/>
+        </w:rPr>
+        <w:t xml:space="preserve">how</w:t>
+      </w:r>
+      <w:r>
+        <w:t xml:space="preserve"> </w:t>
+      </w:r>
+      <w:r>
+        <w:t xml:space="preserve">CatBoost uses location. Its top features are distance from Fort, distance to a grade-A government</w:t>
+      </w:r>
+      <w:r>
+        <w:t xml:space="preserve"> </w:t>
+      </w:r>
+      <w:r>
+        <w:t xml:space="preserve">school, distance to a private hospital and the number of banks within 2 km. The stacked model relies more on</w:t>
+      </w:r>
+      <w:r>
+        <w:t xml:space="preserve"> </w:t>
+      </w:r>
+      <w:r>
+        <w:t xml:space="preserve">the area name. Because CatBoost’s encoding of</w:t>
       </w:r>
       <w:r>
         <w:t xml:space="preserve"> </w:t>
@@ -8782,64 +9639,25 @@
         <w:rPr>
           <w:rStyle w:val="VerbatimChar"/>
         </w:rPr>
-        <w:t xml:space="preserve">pip install -r requirements.txt</w:t>
-      </w:r>
-      <w:r>
-        <w:t xml:space="preserve">, then</w:t>
-      </w:r>
-      <w:r>
-        <w:t xml:space="preserve"> </w:t>
-      </w:r>
-      <w:r>
-        <w:rPr>
-          <w:rStyle w:val="VerbatimChar"/>
-        </w:rPr>
-        <w:t xml:space="preserve">streamlit run app.py</w:t>
-      </w:r>
-      <w:r>
-        <w:t xml:space="preserve"> </w:t>
-      </w:r>
-      <w:r>
-        <w:t xml:space="preserve">from the</w:t>
-      </w:r>
-      <w:r>
-        <w:t xml:space="preserve"> </w:t>
-      </w:r>
-      <w:r>
-        <w:rPr>
-          <w:rStyle w:val="VerbatimChar"/>
-        </w:rPr>
-        <w:t xml:space="preserve">Assignment_2</w:t>
-      </w:r>
-      <w:r>
-        <w:t xml:space="preserve"> </w:t>
-      </w:r>
-      <w:r>
-        <w:t xml:space="preserve">folder. It is also deployed online (Section 7.3).</w:t>
-      </w:r>
-    </w:p>
-    <w:bookmarkEnd w:id="69"/>
-    <w:bookmarkStart w:id="70" w:name="repository-deployment-and-mlops"/>
-    <w:p>
-      <w:pPr>
-        <w:pStyle w:val="Heading3"/>
-      </w:pPr>
-      <w:r>
-        <w:t xml:space="preserve">7.3 Repository, deployment and MLOps</w:t>
-      </w:r>
-    </w:p>
-    <w:p>
-      <w:pPr>
-        <w:pStyle w:val="FirstParagraph"/>
-      </w:pPr>
-      <w:r>
-        <w:t xml:space="preserve">The project is published in a private GitHub repository (github.com/amalr-12/colombo-land-price-ml) and the</w:t>
-      </w:r>
-      <w:r>
-        <w:t xml:space="preserve"> </w:t>
-      </w:r>
-      <w:r>
-        <w:t xml:space="preserve">application is deployed on Streamlit Community Cloud:</w:t>
+        <w:t xml:space="preserve">Address</w:t>
+      </w:r>
+      <w:r>
+        <w:t xml:space="preserve"> </w:t>
+      </w:r>
+      <w:r>
+        <w:t xml:space="preserve">is deliberately conservative (ordered target</w:t>
+      </w:r>
+      <w:r>
+        <w:t xml:space="preserve"> </w:t>
+      </w:r>
+      <w:r>
+        <w:t xml:space="preserve">statistics), it learns location through the interpretable distance features. This is also why it generalises</w:t>
+      </w:r>
+      <w:r>
+        <w:t xml:space="preserve"> </w:t>
+      </w:r>
+      <w:r>
+        <w:t xml:space="preserve">best to unseen areas.</w:t>
       </w:r>
     </w:p>
     <w:p>
@@ -8851,754 +9669,80 @@
           <w:b/>
           <w:bCs/>
         </w:rPr>
-        <w:t xml:space="preserve">Live application:</w:t>
-      </w:r>
-      <w:r>
-        <w:t xml:space="preserve"> </w:t>
-      </w:r>
-      <w:r>
-        <w:t xml:space="preserve">https://colombo-land-price-ml-5jekcfuzve5ezgfgjjpqoh.streamlit.app</w:t>
-      </w:r>
-    </w:p>
-    <w:p>
-      <w:pPr>
-        <w:pStyle w:val="BodyText"/>
-      </w:pPr>
-      <w:r>
-        <w:t xml:space="preserve">The deployed app gives exactly the same predictions as the local model (for example, a 10-perch residential plot</w:t>
-      </w:r>
-      <w:r>
-        <w:t xml:space="preserve"> </w:t>
-      </w:r>
-      <w:r>
-        <w:t xml:space="preserve">in Udahamulla: Rs 1,999,440 per perch, High band, both locally and online).</w:t>
-      </w:r>
-    </w:p>
-    <w:p>
-      <w:pPr>
-        <w:pStyle w:val="BodyText"/>
-      </w:pPr>
-      <w:r>
-        <w:t xml:space="preserve">To make the model maintainable rather than a one-off notebook result, a small MLOps pipeline was added:</w:t>
-      </w:r>
-    </w:p>
-    <w:p>
-      <w:pPr>
-        <w:pStyle w:val="SourceCode"/>
-      </w:pPr>
-      <w:r>
-        <w:rPr>
-          <w:rStyle w:val="VerbatimChar"/>
-        </w:rPr>
-        <w:t xml:space="preserve">raw Excel -&gt; src/prepare.py -&gt; clean data -&gt; src/train.py -&gt; candidate model + metrics.json</w:t>
-      </w:r>
-      <w:r>
-        <w:br/>
-      </w:r>
-      <w:r>
-        <w:rPr>
-          <w:rStyle w:val="VerbatimChar"/>
-        </w:rPr>
-        <w:t xml:space="preserve">                                                                  |</w:t>
-      </w:r>
-      <w:r>
-        <w:br/>
-      </w:r>
-      <w:r>
-        <w:rPr>
-          <w:rStyle w:val="VerbatimChar"/>
-        </w:rPr>
-        <w:t xml:space="preserve">                                   src/promote.py (quality gate) &lt;-+</w:t>
-      </w:r>
-      <w:r>
-        <w:br/>
-      </w:r>
-      <w:r>
-        <w:rPr>
-          <w:rStyle w:val="VerbatimChar"/>
-        </w:rPr>
-        <w:t xml:space="preserve">                          R2 &gt;= 0.85 and not worse than deployed by &gt; 0.005?</w:t>
-      </w:r>
-      <w:r>
-        <w:br/>
-      </w:r>
-      <w:r>
-        <w:rPr>
-          <w:rStyle w:val="VerbatimChar"/>
-        </w:rPr>
-        <w:t xml:space="preserve">                            yes -&gt; replace land_price_model.pkl (old one backed up)</w:t>
-      </w:r>
-      <w:r>
-        <w:br/>
-      </w:r>
-      <w:r>
-        <w:rPr>
-          <w:rStyle w:val="VerbatimChar"/>
-        </w:rPr>
-        <w:t xml:space="preserve">                            no  -&gt; reject; deployed model unchanged</w:t>
-      </w:r>
-    </w:p>
-    <w:p>
-      <w:pPr>
-        <w:pStyle w:val="Compact"/>
-        <w:numPr>
-          <w:ilvl w:val="0"/>
-          <w:numId w:val="1013"/>
-        </w:numPr>
-      </w:pPr>
-      <w:r>
-        <w:rPr>
-          <w:b/>
-          <w:bCs/>
-        </w:rPr>
-        <w:t xml:space="preserve">Reproducible retraining.</w:t>
-      </w:r>
-      <w:r>
-        <w:t xml:space="preserve"> </w:t>
-      </w:r>
-      <w:r>
-        <w:rPr>
-          <w:rStyle w:val="VerbatimChar"/>
-        </w:rPr>
-        <w:t xml:space="preserve">run_pipeline.py</w:t>
-      </w:r>
-      <w:r>
-        <w:t xml:space="preserve"> </w:t>
-      </w:r>
-      <w:r>
-        <w:t xml:space="preserve">rebuilds the model from the raw Excel file with the tuned</w:t>
-      </w:r>
-      <w:r>
-        <w:t xml:space="preserve"> </w:t>
-      </w:r>
-      <w:r>
-        <w:t xml:space="preserve">hyperparameters stored in</w:t>
-      </w:r>
-      <w:r>
-        <w:t xml:space="preserve"> </w:t>
-      </w:r>
-      <w:r>
-        <w:rPr>
-          <w:rStyle w:val="VerbatimChar"/>
-        </w:rPr>
-        <w:t xml:space="preserve">config/params.json</w:t>
-      </w:r>
-      <w:r>
-        <w:t xml:space="preserve">, using the same seed, held-out listing and split as the</w:t>
-      </w:r>
-      <w:r>
-        <w:t xml:space="preserve"> </w:t>
-      </w:r>
-      <w:r>
-        <w:t xml:space="preserve">notebooks. It took 4.4 minutes and reproduced the notebook: identical cleaned data, and test R² 0.8659</w:t>
-      </w:r>
-      <w:r>
-        <w:t xml:space="preserve"> </w:t>
-      </w:r>
-      <w:r>
-        <w:t xml:space="preserve">against 0.8661.</w:t>
-      </w:r>
-    </w:p>
-    <w:p>
-      <w:pPr>
-        <w:pStyle w:val="Compact"/>
-        <w:numPr>
-          <w:ilvl w:val="0"/>
-          <w:numId w:val="1013"/>
-        </w:numPr>
-      </w:pPr>
-      <w:r>
-        <w:rPr>
-          <w:b/>
-          <w:bCs/>
-        </w:rPr>
-        <w:t xml:space="preserve">Quality gate.</w:t>
-      </w:r>
-      <w:r>
-        <w:t xml:space="preserve"> </w:t>
-      </w:r>
-      <w:r>
-        <w:t xml:space="preserve">A retrained model replaces the deployed one only if its test R² is at least 0.85 and not</w:t>
-      </w:r>
-      <w:r>
-        <w:t xml:space="preserve"> </w:t>
-      </w:r>
-      <w:r>
-        <w:t xml:space="preserve">more than 0.005 below the current model. In testing, the gate accepted the real retrained model and rejected</w:t>
-      </w:r>
-      <w:r>
-        <w:t xml:space="preserve"> </w:t>
-      </w:r>
-      <w:r>
-        <w:t xml:space="preserve">candidates with R² 0.80 and 0.858.</w:t>
-      </w:r>
-    </w:p>
-    <w:p>
-      <w:pPr>
-        <w:pStyle w:val="Compact"/>
-        <w:numPr>
-          <w:ilvl w:val="0"/>
-          <w:numId w:val="1013"/>
-        </w:numPr>
-      </w:pPr>
-      <w:r>
-        <w:rPr>
-          <w:b/>
-          <w:bCs/>
-        </w:rPr>
-        <w:t xml:space="preserve">Automated tests.</w:t>
-      </w:r>
-      <w:r>
-        <w:t xml:space="preserve"> </w:t>
-      </w:r>
-      <w:r>
-        <w:t xml:space="preserve">14 tests check the data rules (row count, no duplicates, no leaky columns), the model’s</w:t>
-      </w:r>
-      <w:r>
-        <w:t xml:space="preserve"> </w:t>
-      </w:r>
-      <w:r>
-        <w:t xml:space="preserve">behaviour (the held-out listing reproduces the notebook’s prediction; central Colombo is priced above the</w:t>
-      </w:r>
-      <w:r>
-        <w:t xml:space="preserve"> </w:t>
-      </w:r>
-      <w:r>
-        <w:t xml:space="preserve">suburbs; all predictions are finite) and that the app starts and returns a prediction.</w:t>
-      </w:r>
-    </w:p>
-    <w:p>
-      <w:pPr>
-        <w:pStyle w:val="Compact"/>
-        <w:numPr>
-          <w:ilvl w:val="0"/>
-          <w:numId w:val="1013"/>
-        </w:numPr>
-      </w:pPr>
-      <w:r>
-        <w:rPr>
-          <w:b/>
-          <w:bCs/>
-        </w:rPr>
-        <w:t xml:space="preserve">Continuous integration.</w:t>
-      </w:r>
-      <w:r>
-        <w:t xml:space="preserve"> </w:t>
-      </w:r>
-      <w:r>
-        <w:t xml:space="preserve">A GitHub Actions workflow runs the tests on Linux on every push. The first run</w:t>
-      </w:r>
-      <w:r>
-        <w:t xml:space="preserve"> </w:t>
-      </w:r>
-      <w:r>
-        <w:t xml:space="preserve">passed, confirming that the model trained on Windows loads and predicts correctly with the pinned library</w:t>
-      </w:r>
-      <w:r>
-        <w:t xml:space="preserve"> </w:t>
-      </w:r>
-      <w:r>
-        <w:t xml:space="preserve">versions used by the cloud deployment.</w:t>
-      </w:r>
-    </w:p>
-    <w:p>
-      <w:pPr>
-        <w:pStyle w:val="Compact"/>
-        <w:numPr>
-          <w:ilvl w:val="0"/>
-          <w:numId w:val="1013"/>
-        </w:numPr>
-      </w:pPr>
-      <w:r>
-        <w:rPr>
-          <w:b/>
-          <w:bCs/>
-        </w:rPr>
-        <w:t xml:space="preserve">Retraining on demand.</w:t>
-      </w:r>
-      <w:r>
-        <w:t xml:space="preserve"> </w:t>
-      </w:r>
-      <w:r>
-        <w:t xml:space="preserve">A second workflow, started manually from GitHub’s Actions tab, runs the full</w:t>
-      </w:r>
-      <w:r>
-        <w:t xml:space="preserve"> </w:t>
-      </w:r>
-      <w:r>
-        <w:t xml:space="preserve">pipeline in the cloud and uploads the candidate model and its metrics for review.</w:t>
-      </w:r>
-    </w:p>
-    <w:p>
-      <w:pPr>
-        <w:pStyle w:val="Compact"/>
-        <w:numPr>
-          <w:ilvl w:val="0"/>
-          <w:numId w:val="1013"/>
-        </w:numPr>
-      </w:pPr>
-      <w:r>
-        <w:rPr>
-          <w:b/>
-          <w:bCs/>
-        </w:rPr>
-        <w:t xml:space="preserve">Continuous deployment.</w:t>
-      </w:r>
-      <w:r>
-        <w:t xml:space="preserve"> </w:t>
-      </w:r>
-      <w:r>
-        <w:t xml:space="preserve">Streamlit Community Cloud redeploys the app automatically whenever the</w:t>
-      </w:r>
-      <w:r>
-        <w:t xml:space="preserve"> </w:t>
-      </w:r>
-      <w:r>
-        <w:rPr>
-          <w:rStyle w:val="VerbatimChar"/>
-        </w:rPr>
-        <w:t xml:space="preserve">main</w:t>
-      </w:r>
-      <w:r>
-        <w:t xml:space="preserve"> </w:t>
-      </w:r>
-      <w:r>
-        <w:t xml:space="preserve">branch changes.</w:t>
-      </w:r>
-    </w:p>
-    <w:p>
-      <w:pPr>
-        <w:pStyle w:val="Compact"/>
-        <w:numPr>
-          <w:ilvl w:val="0"/>
-          <w:numId w:val="1013"/>
-        </w:numPr>
-      </w:pPr>
-      <w:r>
-        <w:rPr>
-          <w:b/>
-          <w:bCs/>
-        </w:rPr>
-        <w:t xml:space="preserve">Pinned dependencies.</w:t>
-      </w:r>
-      <w:r>
-        <w:t xml:space="preserve"> </w:t>
-      </w:r>
-      <w:r>
-        <w:rPr>
-          <w:rStyle w:val="VerbatimChar"/>
-        </w:rPr>
-        <w:t xml:space="preserve">requirements.txt</w:t>
-      </w:r>
-      <w:r>
-        <w:t xml:space="preserve"> </w:t>
-      </w:r>
-      <w:r>
-        <w:t xml:space="preserve">fixes the exact library versions, because a pickled model must be</w:t>
-      </w:r>
-      <w:r>
-        <w:t xml:space="preserve"> </w:t>
-      </w:r>
-      <w:r>
-        <w:t xml:space="preserve">loaded with the versions it was trained with.</w:t>
-      </w:r>
-    </w:p>
-    <w:p>
-      <w:r>
-        <w:pict>
-          <v:rect style="width:0;height:1.5pt" o:hralign="center" o:hrstd="t" o:hr="t"/>
-        </w:pict>
-      </w:r>
-    </w:p>
-    <w:bookmarkEnd w:id="70"/>
-    <w:bookmarkEnd w:id="71"/>
-    <w:bookmarkStart w:id="72" w:name="limitations-and-future-work"/>
-    <w:p>
-      <w:pPr>
-        <w:pStyle w:val="Heading2"/>
-      </w:pPr>
-      <w:r>
-        <w:t xml:space="preserve">8. Limitations and Future Work</w:t>
-      </w:r>
-    </w:p>
-    <w:p>
-      <w:pPr>
-        <w:pStyle w:val="Compact"/>
-        <w:numPr>
-          <w:ilvl w:val="0"/>
-          <w:numId w:val="1014"/>
-        </w:numPr>
-      </w:pPr>
-      <w:r>
-        <w:rPr>
-          <w:b/>
-          <w:bCs/>
-        </w:rPr>
-        <w:t xml:space="preserve">Asking prices, not sale prices.</w:t>
-      </w:r>
-      <w:r>
-        <w:t xml:space="preserve"> </w:t>
-      </w:r>
-      <w:r>
-        <w:t xml:space="preserve">Advertisements show what sellers hope to get. Actual transaction prices</w:t>
-      </w:r>
-      <w:r>
-        <w:t xml:space="preserve"> </w:t>
-      </w:r>
-      <w:r>
-        <w:t xml:space="preserve">are usually lower and are not public in Sri Lanka.</w:t>
-      </w:r>
-    </w:p>
-    <w:p>
-      <w:pPr>
-        <w:pStyle w:val="Compact"/>
-        <w:numPr>
-          <w:ilvl w:val="0"/>
-          <w:numId w:val="1014"/>
-        </w:numPr>
-      </w:pPr>
-      <w:r>
-        <w:rPr>
-          <w:b/>
-          <w:bCs/>
-        </w:rPr>
-        <w:t xml:space="preserve">The data is from 2021.</w:t>
-      </w:r>
-      <w:r>
-        <w:t xml:space="preserve"> </w:t>
-      </w:r>
-      <w:r>
-        <w:t xml:space="preserve">Since then, the 2022 economic crisis and high inflation have changed land prices</w:t>
-      </w:r>
-      <w:r>
-        <w:t xml:space="preserve"> </w:t>
-      </w:r>
-      <w:r>
-        <w:t xml:space="preserve">considerably, so the absolute rupee values are out of date. The</w:t>
-      </w:r>
-      <w:r>
-        <w:t xml:space="preserve"> </w:t>
-      </w:r>
-      <w:r>
-        <w:rPr>
-          <w:b/>
-          <w:bCs/>
-        </w:rPr>
-        <w:t xml:space="preserve">relative</w:t>
-      </w:r>
-      <w:r>
-        <w:t xml:space="preserve"> </w:t>
-      </w:r>
-      <w:r>
-        <w:t xml:space="preserve">patterns (location, size and</w:t>
-      </w:r>
-      <w:r>
-        <w:t xml:space="preserve"> </w:t>
-      </w:r>
-      <w:r>
-        <w:t xml:space="preserve">type effects) are more likely to still hold. The model should be retrained on recent listings before</w:t>
-      </w:r>
-      <w:r>
-        <w:t xml:space="preserve"> </w:t>
-      </w:r>
-      <w:r>
-        <w:t xml:space="preserve">practical use.</w:t>
-      </w:r>
-    </w:p>
-    <w:p>
-      <w:pPr>
-        <w:pStyle w:val="Compact"/>
-        <w:numPr>
-          <w:ilvl w:val="0"/>
-          <w:numId w:val="1014"/>
-        </w:numPr>
-      </w:pPr>
-      <w:r>
-        <w:rPr>
-          <w:b/>
-          <w:bCs/>
-        </w:rPr>
-        <w:t xml:space="preserve">Location is recorded per area, not per plot</w:t>
-      </w:r>
-      <w:r>
-        <w:t xml:space="preserve"> </w:t>
-      </w:r>
-      <w:r>
-        <w:t xml:space="preserve">(Section 3.7). This is the biggest limitation. Two plots in</w:t>
-      </w:r>
-      <w:r>
-        <w:t xml:space="preserve"> </w:t>
-      </w:r>
-      <w:r>
-        <w:t xml:space="preserve">the same area, one on a main road and one down a narrow lane, look identical to the model. Geocoding each</w:t>
-      </w:r>
-      <w:r>
-        <w:t xml:space="preserve"> </w:t>
-      </w:r>
-      <w:r>
-        <w:t xml:space="preserve">listing would let the 27 location features describe the actual plot.</w:t>
-      </w:r>
-    </w:p>
-    <w:p>
-      <w:pPr>
-        <w:pStyle w:val="Compact"/>
-        <w:numPr>
-          <w:ilvl w:val="0"/>
-          <w:numId w:val="1014"/>
-        </w:numPr>
-      </w:pPr>
-      <w:r>
-        <w:rPr>
-          <w:b/>
-          <w:bCs/>
-        </w:rPr>
-        <w:t xml:space="preserve">Missing plot features</w:t>
-      </w:r>
-      <w:r>
-        <w:t xml:space="preserve"> </w:t>
-      </w:r>
-      <w:r>
-        <w:t xml:space="preserve">such as road frontage, road width, shape, slope and flood risk are known to</w:t>
-      </w:r>
-      <w:r>
-        <w:t xml:space="preserve"> </w:t>
-      </w:r>
-      <w:r>
-        <w:t xml:space="preserve">affect Sri Lankan land prices strongly but are not in the dataset.</w:t>
-      </w:r>
-    </w:p>
-    <w:p>
-      <w:pPr>
-        <w:pStyle w:val="Compact"/>
-        <w:numPr>
-          <w:ilvl w:val="0"/>
-          <w:numId w:val="1014"/>
-        </w:numPr>
-      </w:pPr>
-      <w:r>
-        <w:rPr>
-          <w:b/>
-          <w:bCs/>
-        </w:rPr>
-        <w:t xml:space="preserve">Repeated developer listings.</w:t>
-      </w:r>
-      <w:r>
-        <w:t xml:space="preserve"> </w:t>
-      </w:r>
-      <w:r>
-        <w:t xml:space="preserve">Many plots from the same block, advertised at the same price, can appear</w:t>
-      </w:r>
-      <w:r>
-        <w:t xml:space="preserve"> </w:t>
-      </w:r>
-      <w:r>
-        <w:t xml:space="preserve">in both the training and test sets. This makes the seen-area scores somewhat optimistic for genuinely new</w:t>
-      </w:r>
-      <w:r>
-        <w:t xml:space="preserve"> </w:t>
-      </w:r>
-      <w:r>
-        <w:t xml:space="preserve">developments.</w:t>
-      </w:r>
-    </w:p>
-    <w:p>
-      <w:r>
-        <w:pict>
-          <v:rect style="width:0;height:1.5pt" o:hralign="center" o:hrstd="t" o:hr="t"/>
-        </w:pict>
-      </w:r>
-    </w:p>
-    <w:bookmarkEnd w:id="72"/>
-    <w:bookmarkStart w:id="73" w:name="conclusion"/>
-    <w:p>
-      <w:pPr>
-        <w:pStyle w:val="Heading2"/>
-      </w:pPr>
-      <w:r>
-        <w:t xml:space="preserve">9. Conclusion</w:t>
-      </w:r>
-    </w:p>
-    <w:p>
-      <w:pPr>
-        <w:pStyle w:val="FirstParagraph"/>
-      </w:pPr>
-      <w:r>
-        <w:t xml:space="preserve">A model was built to estimate the asking price per perch of land in the Colombo district from 4,275 cleaned</w:t>
-      </w:r>
-      <w:r>
-        <w:t xml:space="preserve"> </w:t>
-      </w:r>
-      <w:r>
-        <w:t xml:space="preserve">listings. Preprocessing corrected a price-scale error in the data, removed duplicates, and handled the</w:t>
-      </w:r>
-      <w:r>
-        <w:t xml:space="preserve"> </w:t>
-      </w:r>
-      <w:r>
-        <w:t xml:space="preserve">heavily skewed target with a log transform, so that only 21 true outliers had to be removed instead of 297</w:t>
-      </w:r>
-      <w:r>
-        <w:t xml:space="preserve"> </w:t>
-      </w:r>
-      <w:r>
-        <w:t xml:space="preserve">genuine high-value listings. Random Forest and XGBoost were tuned instead of used with defaults, which</w:t>
-      </w:r>
-      <w:r>
-        <w:t xml:space="preserve"> </w:t>
-      </w:r>
-      <w:r>
-        <w:t xml:space="preserve">improved R² from about 0.83 to 0.86, and LightGBM, CatBoost and a stacked ensemble were added. The stacked</w:t>
-      </w:r>
-      <w:r>
-        <w:t xml:space="preserve"> </w:t>
-      </w:r>
-      <w:r>
-        <w:t xml:space="preserve">ensemble was selected as the final model on cross-validation, reaching an R² of 0.866 on the log scale and a</w:t>
-      </w:r>
-      <w:r>
-        <w:t xml:space="preserve"> </w:t>
-      </w:r>
-      <w:r>
-        <w:t xml:space="preserve">median error of about 12%. A Random Forest classifier assigned Low, Medium and High price bands with 90.5%</w:t>
-      </w:r>
-      <w:r>
-        <w:t xml:space="preserve"> </w:t>
-      </w:r>
-      <w:r>
-        <w:t xml:space="preserve">accuracy.</w:t>
-      </w:r>
-    </w:p>
-    <w:p>
-      <w:pPr>
-        <w:pStyle w:val="BodyText"/>
-      </w:pPr>
-      <w:r>
-        <w:t xml:space="preserve">The most important finding came from the data rather than the models: the location features are recorded per</w:t>
-      </w:r>
-      <w:r>
-        <w:t xml:space="preserve"> </w:t>
-      </w:r>
-      <w:r>
-        <w:t xml:space="preserve">area, not per plot. As a result,</w:t>
-      </w:r>
-      <w:r>
-        <w:t xml:space="preserve"> </w:t>
-      </w:r>
-      <w:r>
-        <w:rPr>
-          <w:b/>
-          <w:bCs/>
-        </w:rPr>
-        <w:t xml:space="preserve">location (area) explains most of the price</w:t>
-      </w:r>
-      <w:r>
-        <w:t xml:space="preserve">, all well-tuned tree models</w:t>
-      </w:r>
-      <w:r>
-        <w:t xml:space="preserve"> </w:t>
-      </w:r>
-      <w:r>
-        <w:t xml:space="preserve">perform almost identically, and accuracy is limited by the data rather than by the choice of algorithm.</w:t>
-      </w:r>
-      <w:r>
-        <w:t xml:space="preserve"> </w:t>
-      </w:r>
-      <w:r>
-        <w:t xml:space="preserve">SHAP confirmed this from inside the model: location accounts for 87% of its decisions. SHAP and LIME</w:t>
-      </w:r>
-      <w:r>
-        <w:t xml:space="preserve"> </w:t>
-      </w:r>
-      <w:r>
-        <w:t xml:space="preserve">explanations of the held-out listing agreed on its main drivers (distance from the city, the area itself, and</w:t>
-      </w:r>
-      <w:r>
-        <w:t xml:space="preserve"> </w:t>
-      </w:r>
-      <w:r>
-        <w:t xml:space="preserve">distance to good schools). Better</w:t>
-      </w:r>
-      <w:r>
-        <w:t xml:space="preserve"> </w:t>
-      </w:r>
-      <w:r>
-        <w:t xml:space="preserve">data, meaning per-plot coordinates, recent prices and plot features such as road access, would improve the</w:t>
-      </w:r>
-      <w:r>
-        <w:t xml:space="preserve"> </w:t>
-      </w:r>
-      <w:r>
-        <w:t xml:space="preserve">model more than any further tuning.</w:t>
-      </w:r>
-    </w:p>
-    <w:p>
-      <w:r>
-        <w:pict>
-          <v:rect style="width:0;height:1.5pt" o:hralign="center" o:hrstd="t" o:hr="t"/>
-        </w:pict>
-      </w:r>
-    </w:p>
-    <w:bookmarkEnd w:id="73"/>
-    <w:bookmarkStart w:id="74" w:name="use-of-ai-tools"/>
-    <w:p>
-      <w:pPr>
-        <w:pStyle w:val="Heading2"/>
-      </w:pPr>
-      <w:r>
-        <w:t xml:space="preserve">Use of AI Tools</w:t>
-      </w:r>
-    </w:p>
-    <w:p>
-      <w:pPr>
-        <w:pStyle w:val="FirstParagraph"/>
-      </w:pPr>
-      <w:r>
-        <w:t xml:space="preserve">[</w:t>
-      </w:r>
-      <w:r>
-        <w:rPr>
-          <w:b/>
-          <w:bCs/>
-        </w:rPr>
-        <w:t xml:space="preserve">To review and adjust before submission.</w:t>
-      </w:r>
-      <w:r>
-        <w:t xml:space="preserve">] In line with the module guideline, AI assistance (Claude) was</w:t>
-      </w:r>
-      <w:r>
-        <w:t xml:space="preserve"> </w:t>
-      </w:r>
-      <w:r>
-        <w:t xml:space="preserve">used for coding support and for generating the front-end application. The modelling decisions, results and</w:t>
-      </w:r>
-      <w:r>
-        <w:t xml:space="preserve"> </w:t>
-      </w:r>
-      <w:r>
-        <w:t xml:space="preserve">interpretation were reviewed and understood by the author, and all numbers in this report come from the</w:t>
-      </w:r>
-      <w:r>
-        <w:t xml:space="preserve"> </w:t>
-      </w:r>
-      <w:r>
-        <w:t xml:space="preserve">accompanying notebooks.</w:t>
-      </w:r>
-    </w:p>
-    <w:p>
-      <w:r>
-        <w:pict>
-          <v:rect style="width:0;height:1.5pt" o:hralign="center" o:hrstd="t" o:hr="t"/>
-        </w:pict>
-      </w:r>
-    </w:p>
-    <w:bookmarkEnd w:id="74"/>
-    <w:bookmarkStart w:id="75" w:name="references"/>
-    <w:p>
-      <w:pPr>
-        <w:pStyle w:val="Heading2"/>
-      </w:pPr>
-      <w:r>
-        <w:t xml:space="preserve">References</w:t>
+        <w:t xml:space="preserve">Partial dependence.</w:t>
+      </w:r>
+      <w:r>
+        <w:t xml:space="preserve"> </w:t>
+      </w:r>
+      <w:r>
+        <w:t xml:space="preserve">A partial dependence plot (PDP; Friedman, 2001) shows the model’s average prediction as</w:t>
+      </w:r>
+      <w:r>
+        <w:t xml:space="preserve"> </w:t>
+      </w:r>
+      <w:r>
+        <w:t xml:space="preserve">one feature is varied, with the other features left as they are in the data. It was computed on 300 test</w:t>
+      </w:r>
+      <w:r>
+        <w:t xml:space="preserve"> </w:t>
+      </w:r>
+      <w:r>
+        <w:t xml:space="preserve">listings.</w:t>
+      </w:r>
+    </w:p>
+    <w:p>
+      <w:pPr>
+        <w:pStyle w:val="CaptionedFigure"/>
+      </w:pPr>
+      <w:r>
+        <w:drawing>
+          <wp:inline>
+            <wp:extent cx="5334000" cy="1490525"/>
+            <wp:effectExtent b="0" l="0" r="0" t="0"/>
+            <wp:docPr descr="Figure 14: Partial dependence of the final model on distance from Fort, land size and banks within 2 km" title="" id="72" name="Picture"/>
+            <a:graphic>
+              <a:graphicData uri="http://schemas.openxmlformats.org/drawingml/2006/picture">
+                <pic:pic>
+                  <pic:nvPicPr>
+                    <pic:cNvPr descr="figures/fig12_pdp.png" id="73" name="Picture"/>
+                    <pic:cNvPicPr>
+                      <a:picLocks noChangeArrowheads="1" noChangeAspect="1"/>
+                    </pic:cNvPicPr>
+                  </pic:nvPicPr>
+                  <pic:blipFill>
+                    <a:blip r:embed="rId71"/>
+                    <a:stretch>
+                      <a:fillRect/>
+                    </a:stretch>
+                  </pic:blipFill>
+                  <pic:spPr bwMode="auto">
+                    <a:xfrm>
+                      <a:off x="0" y="0"/>
+                      <a:ext cx="5334000" cy="1490525"/>
+                    </a:xfrm>
+                    <a:prstGeom prst="rect">
+                      <a:avLst/>
+                    </a:prstGeom>
+                    <a:noFill/>
+                    <a:ln w="9525">
+                      <a:noFill/>
+                      <a:headEnd/>
+                      <a:tailEnd/>
+                    </a:ln>
+                  </pic:spPr>
+                </pic:pic>
+              </a:graphicData>
+            </a:graphic>
+          </wp:inline>
+        </w:drawing>
+      </w:r>
+    </w:p>
+    <w:p>
+      <w:pPr>
+        <w:pStyle w:val="ImageCaption"/>
+      </w:pPr>
+      <w:r>
+        <w:t xml:space="preserve">Figure 14: Partial dependence of the final model on distance from Fort, land size and banks within 2 km</w:t>
       </w:r>
     </w:p>
     <w:p>
@@ -9610,20 +9754,45 @@
         </w:numPr>
       </w:pPr>
       <w:r>
-        <w:t xml:space="preserve">Breiman, L. (2001). Random Forests.</w:t>
-      </w:r>
-      <w:r>
-        <w:t xml:space="preserve"> </w:t>
-      </w:r>
-      <w:r>
-        <w:rPr>
-          <w:i/>
-          <w:iCs/>
-        </w:rPr>
-        <w:t xml:space="preserve">Machine Learning</w:t>
-      </w:r>
-      <w:r>
-        <w:t xml:space="preserve">, 45(1), 5-32.</w:t>
+        <w:rPr>
+          <w:b/>
+          <w:bCs/>
+        </w:rPr>
+        <w:t xml:space="preserve">Distance from Fort:</w:t>
+      </w:r>
+      <w:r>
+        <w:t xml:space="preserve"> </w:t>
+      </w:r>
+      <w:r>
+        <w:t xml:space="preserve">going from 6.5 km to 36 km roughly</w:t>
+      </w:r>
+      <w:r>
+        <w:t xml:space="preserve"> </w:t>
+      </w:r>
+      <w:r>
+        <w:rPr>
+          <w:b/>
+          <w:bCs/>
+        </w:rPr>
+        <w:t xml:space="preserve">halves</w:t>
+      </w:r>
+      <w:r>
+        <w:t xml:space="preserve"> </w:t>
+      </w:r>
+      <w:r>
+        <w:t xml:space="preserve">the average predicted price, from about</w:t>
+      </w:r>
+      <w:r>
+        <w:t xml:space="preserve"> </w:t>
+      </w:r>
+      <w:r>
+        <w:t xml:space="preserve">Rs 2.17 million to Rs 0.99 million per perch. The steepest fall is between about 14 and 18 km, roughly where</w:t>
+      </w:r>
+      <w:r>
+        <w:t xml:space="preserve"> </w:t>
+      </w:r>
+      <w:r>
+        <w:t xml:space="preserve">the city gives way to the outer suburbs.</w:t>
       </w:r>
     </w:p>
     <w:p>
@@ -9635,34 +9804,23 @@
         </w:numPr>
       </w:pPr>
       <w:r>
-        <w:t xml:space="preserve">Chen, T. and Guestrin, C. (2016). XGBoost: A Scalable Tree Boosting System.</w:t>
-      </w:r>
-      <w:r>
-        <w:t xml:space="preserve"> </w:t>
-      </w:r>
-      <w:r>
-        <w:rPr>
-          <w:i/>
-          <w:iCs/>
-        </w:rPr>
-        <w:t xml:space="preserve">Proceedings of the 22nd ACM</w:t>
-      </w:r>
-      <w:r>
-        <w:rPr>
-          <w:i/>
-          <w:iCs/>
-        </w:rPr>
-        <w:t xml:space="preserve"> </w:t>
-      </w:r>
-      <w:r>
-        <w:rPr>
-          <w:i/>
-          <w:iCs/>
-        </w:rPr>
-        <w:t xml:space="preserve">SIGKDD International Conference on Knowledge Discovery and Data Mining</w:t>
-      </w:r>
-      <w:r>
-        <w:t xml:space="preserve">, 785-794.</w:t>
+        <w:rPr>
+          <w:b/>
+          <w:bCs/>
+        </w:rPr>
+        <w:t xml:space="preserve">Banks within 2 km:</w:t>
+      </w:r>
+      <w:r>
+        <w:t xml:space="preserve"> </w:t>
+      </w:r>
+      <w:r>
+        <w:t xml:space="preserve">the price rises from about Rs 1.54 million (no banks) to Rs 1.88 million (43 banks),</w:t>
+      </w:r>
+      <w:r>
+        <w:t xml:space="preserve"> </w:t>
+      </w:r>
+      <w:r>
+        <w:t xml:space="preserve">mostly between 8 and 13 banks. This is the threshold between a residential suburb and a commercial town centre.</w:t>
       </w:r>
     </w:p>
     <w:p>
@@ -9674,34 +9832,614 @@
         </w:numPr>
       </w:pPr>
       <w:r>
-        <w:t xml:space="preserve">Ke, G. et al. (2017). LightGBM: A Highly Efficient Gradient Boosting Decision Tree.</w:t>
-      </w:r>
-      <w:r>
-        <w:t xml:space="preserve"> </w:t>
-      </w:r>
-      <w:r>
-        <w:rPr>
-          <w:i/>
-          <w:iCs/>
-        </w:rPr>
-        <w:t xml:space="preserve">Advances in Neural</w:t>
-      </w:r>
-      <w:r>
-        <w:rPr>
-          <w:i/>
-          <w:iCs/>
-        </w:rPr>
-        <w:t xml:space="preserve"> </w:t>
-      </w:r>
-      <w:r>
-        <w:rPr>
-          <w:i/>
-          <w:iCs/>
-        </w:rPr>
-        <w:t xml:space="preserve">Information Processing Systems 30</w:t>
-      </w:r>
-      <w:r>
-        <w:t xml:space="preserve">.</w:t>
+        <w:rPr>
+          <w:b/>
+          <w:bCs/>
+        </w:rPr>
+        <w:t xml:space="preserve">Land size:</w:t>
+      </w:r>
+      <w:r>
+        <w:t xml:space="preserve"> </w:t>
+      </w:r>
+      <w:r>
+        <w:t xml:space="preserve">almost flat (about +8% from 6 to 80 perches). Once location is accounted for, plot size has</w:t>
+      </w:r>
+      <w:r>
+        <w:t xml:space="preserve"> </w:t>
+      </w:r>
+      <w:r>
+        <w:t xml:space="preserve">little effect on the price per perch.</w:t>
+      </w:r>
+    </w:p>
+    <w:p>
+      <w:pPr>
+        <w:pStyle w:val="FirstParagraph"/>
+      </w:pPr>
+      <w:r>
+        <w:t xml:space="preserve">As with SHAP and LIME, location features never vary on their own within an area, so these curves show the</w:t>
+      </w:r>
+      <w:r>
+        <w:t xml:space="preserve"> </w:t>
+      </w:r>
+      <w:r>
+        <w:rPr>
+          <w:b/>
+          <w:bCs/>
+        </w:rPr>
+        <w:t xml:space="preserve">direction</w:t>
+      </w:r>
+      <w:r>
+        <w:t xml:space="preserve"> </w:t>
+      </w:r>
+      <w:r>
+        <w:t xml:space="preserve">the model has learned rather than exact causal effects.</w:t>
+      </w:r>
+    </w:p>
+    <w:bookmarkEnd w:id="74"/>
+    <w:bookmarkStart w:id="75" w:name="Xd464e8d622a05bac4d13ad37d66c76e3f33a63e"/>
+    <w:p>
+      <w:pPr>
+        <w:pStyle w:val="Heading3"/>
+      </w:pPr>
+      <w:r>
+        <w:t xml:space="preserve">6.6 Does the model agree with domain knowledge?</w:t>
+      </w:r>
+    </w:p>
+    <w:tbl>
+      <w:tblPr>
+        <w:tblStyle w:val="Table"/>
+        <w:tblW w:type="pct" w:w="5000"/>
+        <w:tblLayout w:type="fixed"/>
+        <w:tblLook w:firstRow="1" w:lastRow="0" w:firstColumn="0" w:lastColumn="0" w:noHBand="0" w:noVBand="0" w:val="0020"/>
+      </w:tblPr>
+      <w:tblGrid>
+        <w:gridCol w:w="2640"/>
+        <w:gridCol w:w="2640"/>
+        <w:gridCol w:w="2640"/>
+      </w:tblGrid>
+      <w:tr>
+        <w:trPr>
+          <w:tblHeader w:val="on"/>
+        </w:trPr>
+        <w:tc>
+          <w:tcPr/>
+          <w:p>
+            <w:pPr>
+              <w:pStyle w:val="Compact"/>
+            </w:pPr>
+            <w:r>
+              <w:t xml:space="preserve">What the model learned</w:t>
+            </w:r>
+          </w:p>
+        </w:tc>
+        <w:tc>
+          <w:tcPr/>
+          <w:p>
+            <w:pPr>
+              <w:pStyle w:val="Compact"/>
+            </w:pPr>
+            <w:r>
+              <w:t xml:space="preserve">Domain knowledge (Colombo land market)</w:t>
+            </w:r>
+          </w:p>
+        </w:tc>
+        <w:tc>
+          <w:tcPr/>
+          <w:p>
+            <w:pPr>
+              <w:pStyle w:val="Compact"/>
+            </w:pPr>
+            <w:r>
+              <w:t xml:space="preserve">Agrees?</w:t>
+            </w:r>
+          </w:p>
+        </w:tc>
+      </w:tr>
+      <w:tr>
+        <w:tc>
+          <w:tcPr/>
+          <w:p>
+            <w:pPr>
+              <w:pStyle w:val="Compact"/>
+            </w:pPr>
+            <w:r>
+              <w:t xml:space="preserve">Price falls steeply with distance from Colombo Fort</w:t>
+            </w:r>
+          </w:p>
+        </w:tc>
+        <w:tc>
+          <w:tcPr/>
+          <w:p>
+            <w:pPr>
+              <w:pStyle w:val="Compact"/>
+            </w:pPr>
+            <w:r>
+              <w:t xml:space="preserve">Colombo’s central business district and Colombo 1-7 have the highest land values; prices fall towards the suburbs</w:t>
+            </w:r>
+          </w:p>
+        </w:tc>
+        <w:tc>
+          <w:tcPr/>
+          <w:p>
+            <w:pPr>
+              <w:pStyle w:val="Compact"/>
+            </w:pPr>
+            <w:r>
+              <w:rPr>
+                <w:b/>
+                <w:bCs/>
+              </w:rPr>
+              <w:t xml:space="preserve">Yes</w:t>
+            </w:r>
+          </w:p>
+        </w:tc>
+      </w:tr>
+      <w:tr>
+        <w:tc>
+          <w:tcPr/>
+          <w:p>
+            <w:pPr>
+              <w:pStyle w:val="Compact"/>
+            </w:pPr>
+            <w:r>
+              <w:t xml:space="preserve">More banks and supermarkets nearby means higher prices</w:t>
+            </w:r>
+          </w:p>
+        </w:tc>
+        <w:tc>
+          <w:tcPr/>
+          <w:p>
+            <w:pPr>
+              <w:pStyle w:val="Compact"/>
+            </w:pPr>
+            <w:r>
+              <w:t xml:space="preserve">Commercial town centres (e.g. Nugegoda, Maharagama) command a premium</w:t>
+            </w:r>
+          </w:p>
+        </w:tc>
+        <w:tc>
+          <w:tcPr/>
+          <w:p>
+            <w:pPr>
+              <w:pStyle w:val="Compact"/>
+            </w:pPr>
+            <w:r>
+              <w:rPr>
+                <w:b/>
+                <w:bCs/>
+              </w:rPr>
+              <w:t xml:space="preserve">Yes</w:t>
+            </w:r>
+          </w:p>
+        </w:tc>
+      </w:tr>
+      <w:tr>
+        <w:tc>
+          <w:tcPr/>
+          <w:p>
+            <w:pPr>
+              <w:pStyle w:val="Compact"/>
+            </w:pPr>
+            <w:r>
+              <w:t xml:space="preserve">Closeness to grade-A government schools raises prices</w:t>
+            </w:r>
+          </w:p>
+        </w:tc>
+        <w:tc>
+          <w:tcPr/>
+          <w:p>
+            <w:pPr>
+              <w:pStyle w:val="Compact"/>
+            </w:pPr>
+            <w:r>
+              <w:t xml:space="preserve">Demand for popular school catchment areas is a well-known driver of Sri Lankan property prices</w:t>
+            </w:r>
+          </w:p>
+        </w:tc>
+        <w:tc>
+          <w:tcPr/>
+          <w:p>
+            <w:pPr>
+              <w:pStyle w:val="Compact"/>
+            </w:pPr>
+            <w:r>
+              <w:rPr>
+                <w:b/>
+                <w:bCs/>
+              </w:rPr>
+              <w:t xml:space="preserve">Yes</w:t>
+            </w:r>
+          </w:p>
+        </w:tc>
+      </w:tr>
+      <w:tr>
+        <w:tc>
+          <w:tcPr/>
+          <w:p>
+            <w:pPr>
+              <w:pStyle w:val="Compact"/>
+            </w:pPr>
+            <w:r>
+              <w:t xml:space="preserve">Commercial land is priced higher;</w:t>
+            </w:r>
+            <w:r>
+              <w:t xml:space="preserve"> </w:t>
+            </w:r>
+            <w:r>
+              <w:t xml:space="preserve">“Other”</w:t>
+            </w:r>
+            <w:r>
+              <w:t xml:space="preserve"> </w:t>
+            </w:r>
+            <w:r>
+              <w:t xml:space="preserve">land lower</w:t>
+            </w:r>
+          </w:p>
+        </w:tc>
+        <w:tc>
+          <w:tcPr/>
+          <w:p>
+            <w:pPr>
+              <w:pStyle w:val="Compact"/>
+            </w:pPr>
+            <w:r>
+              <w:t xml:space="preserve">Commercial plots earn more; unusual plot types sell at a discount</w:t>
+            </w:r>
+          </w:p>
+        </w:tc>
+        <w:tc>
+          <w:tcPr/>
+          <w:p>
+            <w:pPr>
+              <w:pStyle w:val="Compact"/>
+            </w:pPr>
+            <w:r>
+              <w:rPr>
+                <w:b/>
+                <w:bCs/>
+              </w:rPr>
+              <w:t xml:space="preserve">Yes</w:t>
+            </w:r>
+          </w:p>
+        </w:tc>
+      </w:tr>
+      <w:tr>
+        <w:tc>
+          <w:tcPr/>
+          <w:p>
+            <w:pPr>
+              <w:pStyle w:val="Compact"/>
+            </w:pPr>
+            <w:r>
+              <w:t xml:space="preserve">Larger plots cost more</w:t>
+            </w:r>
+            <w:r>
+              <w:t xml:space="preserve"> </w:t>
+            </w:r>
+            <w:r>
+              <w:rPr>
+                <w:i/>
+                <w:iCs/>
+              </w:rPr>
+              <w:t xml:space="preserve">per perch</w:t>
+            </w:r>
+            <w:r>
+              <w:t xml:space="preserve"> </w:t>
+            </w:r>
+            <w:r>
+              <w:t xml:space="preserve">(raw data)</w:t>
+            </w:r>
+          </w:p>
+        </w:tc>
+        <w:tc>
+          <w:tcPr/>
+          <w:p>
+            <w:pPr>
+              <w:pStyle w:val="Compact"/>
+            </w:pPr>
+            <w:r>
+              <w:t xml:space="preserve">Bulk land is usually</w:t>
+            </w:r>
+            <w:r>
+              <w:t xml:space="preserve"> </w:t>
+            </w:r>
+            <w:r>
+              <w:rPr>
+                <w:i/>
+                <w:iCs/>
+              </w:rPr>
+              <w:t xml:space="preserve">cheaper</w:t>
+            </w:r>
+            <w:r>
+              <w:t xml:space="preserve"> </w:t>
+            </w:r>
+            <w:r>
+              <w:t xml:space="preserve">per perch</w:t>
+            </w:r>
+          </w:p>
+        </w:tc>
+        <w:tc>
+          <w:tcPr/>
+          <w:p>
+            <w:pPr>
+              <w:pStyle w:val="Compact"/>
+            </w:pPr>
+            <w:r>
+              <w:rPr>
+                <w:b/>
+                <w:bCs/>
+              </w:rPr>
+              <w:t xml:space="preserve">No, explained:</w:t>
+            </w:r>
+            <w:r>
+              <w:t xml:space="preserve"> </w:t>
+            </w:r>
+            <w:r>
+              <w:t xml:space="preserve">the PDP shows almost no size effect once location is held fixed. The raw pattern comes from large plots being more common in built-up areas</w:t>
+            </w:r>
+          </w:p>
+        </w:tc>
+      </w:tr>
+    </w:tbl>
+    <w:p>
+      <w:pPr>
+        <w:pStyle w:val="BodyText"/>
+      </w:pPr>
+      <w:r>
+        <w:t xml:space="preserve">Overall, the model has learned the patterns a local estate agent would expect. The one counter-intuitive pattern</w:t>
+      </w:r>
+      <w:r>
+        <w:t xml:space="preserve"> </w:t>
+      </w:r>
+      <w:r>
+        <w:t xml:space="preserve">in the raw data turns out to come from location, not from plot size.</w:t>
+      </w:r>
+    </w:p>
+    <w:p>
+      <w:r>
+        <w:pict>
+          <v:rect style="width:0;height:1.5pt" o:hralign="center" o:hrstd="t" o:hr="t"/>
+        </w:pict>
+      </w:r>
+    </w:p>
+    <w:bookmarkEnd w:id="75"/>
+    <w:bookmarkEnd w:id="76"/>
+    <w:bookmarkStart w:id="80" w:name="inference-and-application"/>
+    <w:p>
+      <w:pPr>
+        <w:pStyle w:val="Heading2"/>
+      </w:pPr>
+      <w:r>
+        <w:t xml:space="preserve">7. Inference and Application</w:t>
+      </w:r>
+    </w:p>
+    <w:bookmarkStart w:id="77" w:name="inference-on-a-held-out-listing"/>
+    <w:p>
+      <w:pPr>
+        <w:pStyle w:val="Heading3"/>
+      </w:pPr>
+      <w:r>
+        <w:t xml:space="preserve">7.1 Inference on a held-out listing</w:t>
+      </w:r>
+    </w:p>
+    <w:p>
+      <w:pPr>
+        <w:pStyle w:val="FirstParagraph"/>
+      </w:pPr>
+      <w:r>
+        <w:t xml:space="preserve">The listing set aside at the very start (Section 4.1) was used to demonstrate inference. The model was</w:t>
+      </w:r>
+      <w:r>
+        <w:t xml:space="preserve"> </w:t>
+      </w:r>
+      <w:r>
+        <w:t xml:space="preserve">loaded back from the pickle file, exactly as the application does:</w:t>
+      </w:r>
+    </w:p>
+    <w:tbl>
+      <w:tblPr>
+        <w:tblStyle w:val="Table"/>
+        <w:tblW w:type="auto" w:w="0"/>
+        <w:tblLook w:firstRow="0" w:lastRow="0" w:firstColumn="0" w:lastColumn="0" w:noHBand="0" w:noVBand="0" w:val="0000"/>
+      </w:tblPr>
+      <w:tblGrid>
+        <w:gridCol w:w="3960"/>
+        <w:gridCol w:w="3960"/>
+      </w:tblGrid>
+      <w:tr>
+        <w:tc>
+          <w:tcPr/>
+          <w:p>
+            <w:pPr>
+              <w:pStyle w:val="Compact"/>
+            </w:pPr>
+            <w:r>
+              <w:t xml:space="preserve">Listing</w:t>
+            </w:r>
+          </w:p>
+        </w:tc>
+        <w:tc>
+          <w:tcPr/>
+          <w:p>
+            <w:pPr>
+              <w:pStyle w:val="Compact"/>
+            </w:pPr>
+            <w:r>
+              <w:t xml:space="preserve">Dampe, 9.7 perches</w:t>
+            </w:r>
+          </w:p>
+        </w:tc>
+      </w:tr>
+      <w:tr>
+        <w:tc>
+          <w:tcPr/>
+          <w:p>
+            <w:pPr>
+              <w:pStyle w:val="Compact"/>
+            </w:pPr>
+            <w:r>
+              <w:t xml:space="preserve">Actual asking price</w:t>
+            </w:r>
+          </w:p>
+        </w:tc>
+        <w:tc>
+          <w:tcPr/>
+          <w:p>
+            <w:pPr>
+              <w:pStyle w:val="Compact"/>
+            </w:pPr>
+            <w:r>
+              <w:rPr>
+                <w:b/>
+                <w:bCs/>
+              </w:rPr>
+              <w:t xml:space="preserve">Rs 300,000</w:t>
+            </w:r>
+            <w:r>
+              <w:t xml:space="preserve"> </w:t>
+            </w:r>
+            <w:r>
+              <w:t xml:space="preserve">per perch</w:t>
+            </w:r>
+          </w:p>
+        </w:tc>
+      </w:tr>
+      <w:tr>
+        <w:tc>
+          <w:tcPr/>
+          <w:p>
+            <w:pPr>
+              <w:pStyle w:val="Compact"/>
+            </w:pPr>
+            <w:r>
+              <w:t xml:space="preserve">Predicted price</w:t>
+            </w:r>
+          </w:p>
+        </w:tc>
+        <w:tc>
+          <w:tcPr/>
+          <w:p>
+            <w:pPr>
+              <w:pStyle w:val="Compact"/>
+            </w:pPr>
+            <w:r>
+              <w:rPr>
+                <w:b/>
+                <w:bCs/>
+              </w:rPr>
+              <w:t xml:space="preserve">Rs 332,620</w:t>
+            </w:r>
+            <w:r>
+              <w:t xml:space="preserve"> </w:t>
+            </w:r>
+            <w:r>
+              <w:t xml:space="preserve">per perch (</w:t>
+            </w:r>
+            <w:r>
+              <w:rPr>
+                <w:b/>
+                <w:bCs/>
+              </w:rPr>
+              <w:t xml:space="preserve">+10.9%</w:t>
+            </w:r>
+            <w:r>
+              <w:t xml:space="preserve">)</w:t>
+            </w:r>
+          </w:p>
+        </w:tc>
+      </w:tr>
+      <w:tr>
+        <w:tc>
+          <w:tcPr/>
+          <w:p>
+            <w:pPr>
+              <w:pStyle w:val="Compact"/>
+            </w:pPr>
+            <w:r>
+              <w:t xml:space="preserve">Predicted total price</w:t>
+            </w:r>
+          </w:p>
+        </w:tc>
+        <w:tc>
+          <w:tcPr/>
+          <w:p>
+            <w:pPr>
+              <w:pStyle w:val="Compact"/>
+            </w:pPr>
+            <w:r>
+              <w:t xml:space="preserve">Rs 3,226,419</w:t>
+            </w:r>
+          </w:p>
+        </w:tc>
+      </w:tr>
+      <w:tr>
+        <w:tc>
+          <w:tcPr/>
+          <w:p>
+            <w:pPr>
+              <w:pStyle w:val="Compact"/>
+            </w:pPr>
+            <w:r>
+              <w:t xml:space="preserve">Predicted band</w:t>
+            </w:r>
+          </w:p>
+        </w:tc>
+        <w:tc>
+          <w:tcPr/>
+          <w:p>
+            <w:pPr>
+              <w:pStyle w:val="Compact"/>
+            </w:pPr>
+            <w:r>
+              <w:rPr>
+                <w:b/>
+                <w:bCs/>
+              </w:rPr>
+              <w:t xml:space="preserve">Low</w:t>
+            </w:r>
+            <w:r>
+              <w:t xml:space="preserve"> </w:t>
+            </w:r>
+            <w:r>
+              <w:t xml:space="preserve">(correct)</w:t>
+            </w:r>
+          </w:p>
+        </w:tc>
+      </w:tr>
+    </w:tbl>
+    <w:p>
+      <w:pPr>
+        <w:pStyle w:val="BodyText"/>
+      </w:pPr>
+      <w:r>
+        <w:t xml:space="preserve">The error of about 11% is in line with the test set’s median error of 11.8%.</w:t>
+      </w:r>
+    </w:p>
+    <w:bookmarkEnd w:id="77"/>
+    <w:bookmarkStart w:id="78" w:name="front-end-application"/>
+    <w:p>
+      <w:pPr>
+        <w:pStyle w:val="Heading3"/>
+      </w:pPr>
+      <w:r>
+        <w:t xml:space="preserve">7.2 Front-end application</w:t>
+      </w:r>
+    </w:p>
+    <w:p>
+      <w:pPr>
+        <w:pStyle w:val="FirstParagraph"/>
+      </w:pPr>
+      <w:r>
+        <w:t xml:space="preserve">A small web application (</w:t>
+      </w:r>
+      <w:r>
+        <w:rPr>
+          <w:rStyle w:val="VerbatimChar"/>
+        </w:rPr>
+        <w:t xml:space="preserve">app.py</w:t>
+      </w:r>
+      <w:r>
+        <w:t xml:space="preserve">, built with Streamlit) puts the model in front of a user. The user:</w:t>
       </w:r>
     </w:p>
     <w:p>
@@ -9709,38 +10447,27 @@
         <w:pStyle w:val="Compact"/>
         <w:numPr>
           <w:ilvl w:val="0"/>
-          <w:numId w:val="1015"/>
+          <w:numId w:val="1016"/>
         </w:numPr>
       </w:pPr>
       <w:r>
-        <w:t xml:space="preserve">Prokhorenkova, L. et al. (2018). CatBoost: unbiased boosting with categorical features.</w:t>
-      </w:r>
-      <w:r>
-        <w:t xml:space="preserve"> </w:t>
-      </w:r>
-      <w:r>
-        <w:rPr>
-          <w:i/>
-          <w:iCs/>
-        </w:rPr>
-        <w:t xml:space="preserve">Advances in Neural</w:t>
-      </w:r>
-      <w:r>
-        <w:rPr>
-          <w:i/>
-          <w:iCs/>
-        </w:rPr>
-        <w:t xml:space="preserve"> </w:t>
-      </w:r>
-      <w:r>
-        <w:rPr>
-          <w:i/>
-          <w:iCs/>
-        </w:rPr>
-        <w:t xml:space="preserve">Information Processing Systems 31</w:t>
-      </w:r>
-      <w:r>
-        <w:t xml:space="preserve">.</w:t>
+        <w:t xml:space="preserve">selects the</w:t>
+      </w:r>
+      <w:r>
+        <w:t xml:space="preserve"> </w:t>
+      </w:r>
+      <w:r>
+        <w:rPr>
+          <w:b/>
+          <w:bCs/>
+        </w:rPr>
+        <w:t xml:space="preserve">area</w:t>
+      </w:r>
+      <w:r>
+        <w:t xml:space="preserve"> </w:t>
+      </w:r>
+      <w:r>
+        <w:t xml:space="preserve">from the 160 areas in the dataset,</w:t>
       </w:r>
     </w:p>
     <w:p>
@@ -9748,38 +10475,27 @@
         <w:pStyle w:val="Compact"/>
         <w:numPr>
           <w:ilvl w:val="0"/>
-          <w:numId w:val="1015"/>
+          <w:numId w:val="1016"/>
         </w:numPr>
       </w:pPr>
       <w:r>
-        <w:t xml:space="preserve">Pedregosa, F. et al. (2011). Scikit-learn: Machine Learning in Python.</w:t>
-      </w:r>
-      <w:r>
-        <w:t xml:space="preserve"> </w:t>
-      </w:r>
-      <w:r>
-        <w:rPr>
-          <w:i/>
-          <w:iCs/>
-        </w:rPr>
-        <w:t xml:space="preserve">Journal of Machine Learning</w:t>
-      </w:r>
-      <w:r>
-        <w:rPr>
-          <w:i/>
-          <w:iCs/>
-        </w:rPr>
-        <w:t xml:space="preserve"> </w:t>
-      </w:r>
-      <w:r>
-        <w:rPr>
-          <w:i/>
-          <w:iCs/>
-        </w:rPr>
-        <w:t xml:space="preserve">Research</w:t>
-      </w:r>
-      <w:r>
-        <w:t xml:space="preserve">, 12, 2825-2830.</w:t>
+        <w:t xml:space="preserve">enters the</w:t>
+      </w:r>
+      <w:r>
+        <w:t xml:space="preserve"> </w:t>
+      </w:r>
+      <w:r>
+        <w:rPr>
+          <w:b/>
+          <w:bCs/>
+        </w:rPr>
+        <w:t xml:space="preserve">land size</w:t>
+      </w:r>
+      <w:r>
+        <w:t xml:space="preserve"> </w:t>
+      </w:r>
+      <w:r>
+        <w:t xml:space="preserve">in perches, and</w:t>
       </w:r>
     </w:p>
     <w:p>
@@ -9787,11 +10503,159 @@
         <w:pStyle w:val="Compact"/>
         <w:numPr>
           <w:ilvl w:val="0"/>
-          <w:numId w:val="1015"/>
+          <w:numId w:val="1016"/>
         </w:numPr>
       </w:pPr>
       <w:r>
-        <w:t xml:space="preserve">ruchiraayeshmantha (n.d.).</w:t>
+        <w:t xml:space="preserve">selects one or more</w:t>
+      </w:r>
+      <w:r>
+        <w:t xml:space="preserve"> </w:t>
+      </w:r>
+      <w:r>
+        <w:rPr>
+          <w:b/>
+          <w:bCs/>
+        </w:rPr>
+        <w:t xml:space="preserve">land types</w:t>
+      </w:r>
+      <w:r>
+        <w:t xml:space="preserve">.</w:t>
+      </w:r>
+    </w:p>
+    <w:p>
+      <w:pPr>
+        <w:pStyle w:val="FirstParagraph"/>
+      </w:pPr>
+      <w:r>
+        <w:t xml:space="preserve">The application then shows the</w:t>
+      </w:r>
+      <w:r>
+        <w:t xml:space="preserve"> </w:t>
+      </w:r>
+      <w:r>
+        <w:rPr>
+          <w:b/>
+          <w:bCs/>
+        </w:rPr>
+        <w:t xml:space="preserve">predicted price per perch</w:t>
+      </w:r>
+      <w:r>
+        <w:t xml:space="preserve">, the</w:t>
+      </w:r>
+      <w:r>
+        <w:t xml:space="preserve"> </w:t>
+      </w:r>
+      <w:r>
+        <w:rPr>
+          <w:b/>
+          <w:bCs/>
+        </w:rPr>
+        <w:t xml:space="preserve">estimated total price</w:t>
+      </w:r>
+      <w:r>
+        <w:t xml:space="preserve"> </w:t>
+      </w:r>
+      <w:r>
+        <w:t xml:space="preserve">and the</w:t>
+      </w:r>
+      <w:r>
+        <w:t xml:space="preserve"> </w:t>
+      </w:r>
+      <w:r>
+        <w:rPr>
+          <w:b/>
+          <w:bCs/>
+        </w:rPr>
+        <w:t xml:space="preserve">price</w:t>
+      </w:r>
+      <w:r>
+        <w:rPr>
+          <w:b/>
+          <w:bCs/>
+        </w:rPr>
+        <w:t xml:space="preserve"> </w:t>
+      </w:r>
+      <w:r>
+        <w:rPr>
+          <w:b/>
+          <w:bCs/>
+        </w:rPr>
+        <w:t xml:space="preserve">band</w:t>
+      </w:r>
+      <w:r>
+        <w:t xml:space="preserve">. The model, the feature list, the band edges and each area’s location values are all loaded from</w:t>
+      </w:r>
+      <w:r>
+        <w:t xml:space="preserve"> </w:t>
+      </w:r>
+      <w:r>
+        <w:rPr>
+          <w:rStyle w:val="VerbatimChar"/>
+        </w:rPr>
+        <w:t xml:space="preserve">land_price_model.pkl</w:t>
+      </w:r>
+      <w:r>
+        <w:t xml:space="preserve">. The location features are filled in automatically from the selected area and shown</w:t>
+      </w:r>
+      <w:r>
+        <w:t xml:space="preserve"> </w:t>
+      </w:r>
+      <w:r>
+        <w:t xml:space="preserve">for information only. Section 3.7 showed they are fixed per area, so letting the user edit them would create</w:t>
+      </w:r>
+      <w:r>
+        <w:t xml:space="preserve"> </w:t>
+      </w:r>
+      <w:r>
+        <w:t xml:space="preserve">combinations the model never saw.</w:t>
+      </w:r>
+    </w:p>
+    <w:p>
+      <w:pPr>
+        <w:pStyle w:val="BodyText"/>
+      </w:pPr>
+      <w:r>
+        <w:rPr>
+          <w:b/>
+          <w:bCs/>
+        </w:rPr>
+        <w:t xml:space="preserve">Explanations in the application (</w:t>
+      </w:r>
+      <w:r>
+        <w:rPr>
+          <w:b/>
+          <w:bCs/>
+        </w:rPr>
+        <w:t xml:space="preserve">“Why this price?”</w:t>
+      </w:r>
+      <w:r>
+        <w:rPr>
+          <w:b/>
+          <w:bCs/>
+        </w:rPr>
+        <w:t xml:space="preserve">).</w:t>
+      </w:r>
+      <w:r>
+        <w:t xml:space="preserve"> </w:t>
+      </w:r>
+      <w:r>
+        <w:t xml:space="preserve">After each prediction, the application explains it with</w:t>
+      </w:r>
+      <w:r>
+        <w:t xml:space="preserve"> </w:t>
+      </w:r>
+      <w:r>
+        <w:t xml:space="preserve">SHAP (</w:t>
+      </w:r>
+      <w:r>
+        <w:rPr>
+          <w:rStyle w:val="VerbatimChar"/>
+        </w:rPr>
+        <w:t xml:space="preserve">explain.py</w:t>
+      </w:r>
+      <w:r>
+        <w:t xml:space="preserve">), so users see</w:t>
       </w:r>
       <w:r>
         <w:t xml:space="preserve"> </w:t>
@@ -9801,19 +10665,13 @@
           <w:i/>
           <w:iCs/>
         </w:rPr>
-        <w:t xml:space="preserve">Land prices of Colombo district</w:t>
-      </w:r>
-      <w:r>
-        <w:t xml:space="preserve"> </w:t>
-      </w:r>
-      <w:r>
-        <w:t xml:space="preserve">[Dataset]. Kaggle.</w:t>
-      </w:r>
-      <w:r>
-        <w:t xml:space="preserve"> </w:t>
-      </w:r>
-      <w:r>
-        <w:t xml:space="preserve">https://www.kaggle.com/datasets/ruchiraayeshmantha/land-prices-of-colombo-district (accessed 8 October 2026).</w:t>
+        <w:t xml:space="preserve">why</w:t>
+      </w:r>
+      <w:r>
+        <w:t xml:space="preserve"> </w:t>
+      </w:r>
+      <w:r>
+        <w:t xml:space="preserve">a price was suggested, not just the number:</w:t>
       </w:r>
     </w:p>
     <w:p>
@@ -9821,11 +10679,21 @@
         <w:pStyle w:val="Compact"/>
         <w:numPr>
           <w:ilvl w:val="0"/>
-          <w:numId w:val="1015"/>
+          <w:numId w:val="1017"/>
         </w:numPr>
       </w:pPr>
       <w:r>
-        <w:t xml:space="preserve">Lundberg, S. M. and Lee, S.-I. (2017). A Unified Approach to Interpreting Model Predictions.</w:t>
+        <w:rPr>
+          <w:b/>
+          <w:bCs/>
+        </w:rPr>
+        <w:t xml:space="preserve">A plain-language sentence</w:t>
+      </w:r>
+      <w:r>
+        <w:t xml:space="preserve"> </w:t>
+      </w:r>
+      <w:r>
+        <w:t xml:space="preserve">comparing the plot with a typical plot. For example, for Battaramulla:</w:t>
       </w:r>
       <w:r>
         <w:t xml:space="preserve"> </w:t>
@@ -9835,7 +10703,7 @@
           <w:i/>
           <w:iCs/>
         </w:rPr>
-        <w:t xml:space="preserve">Advances in</w:t>
+        <w:t xml:space="preserve">“Compared</w:t>
       </w:r>
       <w:r>
         <w:rPr>
@@ -9849,10 +10717,21 @@
           <w:i/>
           <w:iCs/>
         </w:rPr>
-        <w:t xml:space="preserve">Neural Information Processing Systems 30</w:t>
-      </w:r>
-      <w:r>
-        <w:t xml:space="preserve">.</w:t>
+        <w:t xml:space="preserve">with a typical plot (about Rs 1,357,710 per perch), this plot’s area and location raises the price by about</w:t>
+      </w:r>
+      <w:r>
+        <w:rPr>
+          <w:i/>
+          <w:iCs/>
+        </w:rPr>
+        <w:t xml:space="preserve"> </w:t>
+      </w:r>
+      <w:r>
+        <w:rPr>
+          <w:i/>
+          <w:iCs/>
+        </w:rPr>
+        <w:t xml:space="preserve">104%, its land type lowers the price by about 5%, and its size lowers the price by about 2%.”</w:t>
       </w:r>
     </w:p>
     <w:p>
@@ -9860,53 +10739,21 @@
         <w:pStyle w:val="Compact"/>
         <w:numPr>
           <w:ilvl w:val="0"/>
-          <w:numId w:val="1015"/>
+          <w:numId w:val="1017"/>
         </w:numPr>
       </w:pPr>
       <w:r>
-        <w:t xml:space="preserve">Ribeiro, M. T., Singh, S. and Guestrin, C. (2016).</w:t>
-      </w:r>
-      <w:r>
-        <w:t xml:space="preserve"> </w:t>
-      </w:r>
-      <w:r>
-        <w:t xml:space="preserve">“Why Should I Trust You?”</w:t>
-      </w:r>
-      <w:r>
-        <w:t xml:space="preserve">: Explaining the Predictions of</w:t>
-      </w:r>
-      <w:r>
-        <w:t xml:space="preserve"> </w:t>
-      </w:r>
-      <w:r>
-        <w:t xml:space="preserve">Any Classifier.</w:t>
-      </w:r>
-      <w:r>
-        <w:t xml:space="preserve"> </w:t>
-      </w:r>
-      <w:r>
-        <w:rPr>
-          <w:i/>
-          <w:iCs/>
-        </w:rPr>
-        <w:t xml:space="preserve">Proceedings of the 22nd ACM SIGKDD International Conference on Knowledge Discovery and Data</w:t>
-      </w:r>
-      <w:r>
-        <w:rPr>
-          <w:i/>
-          <w:iCs/>
-        </w:rPr>
-        <w:t xml:space="preserve"> </w:t>
-      </w:r>
-      <w:r>
-        <w:rPr>
-          <w:i/>
-          <w:iCs/>
-        </w:rPr>
-        <w:t xml:space="preserve">Mining</w:t>
-      </w:r>
-      <w:r>
-        <w:t xml:space="preserve">, 1135-1144.</w:t>
+        <w:rPr>
+          <w:b/>
+          <w:bCs/>
+        </w:rPr>
+        <w:t xml:space="preserve">A bar chart</w:t>
+      </w:r>
+      <w:r>
+        <w:t xml:space="preserve"> </w:t>
+      </w:r>
+      <w:r>
+        <w:t xml:space="preserve">of those three effects (area &amp; location, land type, land size).</w:t>
       </w:r>
     </w:p>
     <w:p>
@@ -9914,10 +10761,1857 @@
         <w:pStyle w:val="Compact"/>
         <w:numPr>
           <w:ilvl w:val="0"/>
-          <w:numId w:val="1015"/>
+          <w:numId w:val="1017"/>
         </w:numPr>
       </w:pPr>
       <w:r>
+        <w:rPr>
+          <w:b/>
+          <w:bCs/>
+        </w:rPr>
+        <w:t xml:space="preserve">A table of the top individual factors.</w:t>
+      </w:r>
+      <w:r>
+        <w:t xml:space="preserve"> </w:t>
+      </w:r>
+      <w:r>
+        <w:t xml:space="preserve">For Battaramulla these are distance from Colombo Fort (+26%), the</w:t>
+      </w:r>
+      <w:r>
+        <w:t xml:space="preserve"> </w:t>
+      </w:r>
+      <w:r>
+        <w:t xml:space="preserve">area itself (+22%) and the number of banks within 2 km (+7%).</w:t>
+      </w:r>
+    </w:p>
+    <w:p>
+      <w:pPr>
+        <w:pStyle w:val="FirstParagraph"/>
+      </w:pPr>
+      <w:r>
+        <w:t xml:space="preserve">The explanation uses the same model-agnostic SHAP method as Section 6.4, applied to the final stacked model. The</w:t>
+      </w:r>
+      <w:r>
+        <w:t xml:space="preserve"> </w:t>
+      </w:r>
+      <w:r>
+        <w:t xml:space="preserve">“typical plot”</w:t>
+      </w:r>
+      <w:r>
+        <w:t xml:space="preserve"> </w:t>
+      </w:r>
+      <w:r>
+        <w:t xml:space="preserve">baseline is the average prediction over a typical plot in 40 areas. Because the model predicts</w:t>
+      </w:r>
+      <w:r>
+        <w:t xml:space="preserve"> </w:t>
+      </w:r>
+      <w:r>
+        <w:t xml:space="preserve">log price, each contribution is shown as a percentage effect on the price. An explanation takes about half a</w:t>
+      </w:r>
+      <w:r>
+        <w:t xml:space="preserve"> </w:t>
+      </w:r>
+      <w:r>
+        <w:t xml:space="preserve">second. The SHAP values add up exactly to the prediction, and an automated test checks this.</w:t>
+      </w:r>
+    </w:p>
+    <w:p>
+      <w:pPr>
+        <w:pStyle w:val="BodyText"/>
+      </w:pPr>
+      <w:r>
+        <w:t xml:space="preserve">Example predictions for a 10-perch residential plot:</w:t>
+      </w:r>
+    </w:p>
+    <w:tbl>
+      <w:tblPr>
+        <w:tblStyle w:val="Table"/>
+        <w:tblW w:type="pct" w:w="5000"/>
+        <w:tblLayout w:type="fixed"/>
+        <w:tblLook w:firstRow="1" w:lastRow="0" w:firstColumn="0" w:lastColumn="0" w:noHBand="0" w:noVBand="0" w:val="0020"/>
+      </w:tblPr>
+      <w:tblGrid>
+        <w:gridCol w:w="1980"/>
+        <w:gridCol w:w="1980"/>
+        <w:gridCol w:w="1980"/>
+        <w:gridCol w:w="1980"/>
+      </w:tblGrid>
+      <w:tr>
+        <w:trPr>
+          <w:tblHeader w:val="on"/>
+        </w:trPr>
+        <w:tc>
+          <w:tcPr/>
+          <w:p>
+            <w:pPr>
+              <w:pStyle w:val="Compact"/>
+            </w:pPr>
+            <w:r>
+              <w:t xml:space="preserve">Area</w:t>
+            </w:r>
+          </w:p>
+        </w:tc>
+        <w:tc>
+          <w:tcPr/>
+          <w:p>
+            <w:pPr>
+              <w:pStyle w:val="Compact"/>
+            </w:pPr>
+            <w:r>
+              <w:t xml:space="preserve">Predicted price per perch</w:t>
+            </w:r>
+          </w:p>
+        </w:tc>
+        <w:tc>
+          <w:tcPr/>
+          <w:p>
+            <w:pPr>
+              <w:pStyle w:val="Compact"/>
+            </w:pPr>
+            <w:r>
+              <w:t xml:space="preserve">Band</w:t>
+            </w:r>
+          </w:p>
+        </w:tc>
+        <w:tc>
+          <w:tcPr/>
+          <w:p>
+            <w:pPr>
+              <w:pStyle w:val="Compact"/>
+            </w:pPr>
+            <w:r>
+              <w:t xml:space="preserve">Main reason (from the explanation)</w:t>
+            </w:r>
+          </w:p>
+        </w:tc>
+      </w:tr>
+      <w:tr>
+        <w:tc>
+          <w:tcPr/>
+          <w:p>
+            <w:pPr>
+              <w:pStyle w:val="Compact"/>
+            </w:pPr>
+            <w:r>
+              <w:t xml:space="preserve">Kollupitiya (central Colombo)</w:t>
+            </w:r>
+          </w:p>
+        </w:tc>
+        <w:tc>
+          <w:tcPr/>
+          <w:p>
+            <w:pPr>
+              <w:pStyle w:val="Compact"/>
+            </w:pPr>
+            <w:r>
+              <w:t xml:space="preserve">about Rs 13.1 million</w:t>
+            </w:r>
+          </w:p>
+        </w:tc>
+        <w:tc>
+          <w:tcPr/>
+          <w:p>
+            <w:pPr>
+              <w:pStyle w:val="Compact"/>
+            </w:pPr>
+            <w:r>
+              <w:t xml:space="preserve">High</w:t>
+            </w:r>
+          </w:p>
+        </w:tc>
+        <w:tc>
+          <w:tcPr/>
+          <w:p>
+            <w:pPr>
+              <w:pStyle w:val="Compact"/>
+            </w:pPr>
+            <w:r>
+              <w:t xml:space="preserve">Central location close to Fort</w:t>
+            </w:r>
+          </w:p>
+        </w:tc>
+      </w:tr>
+      <w:tr>
+        <w:tc>
+          <w:tcPr/>
+          <w:p>
+            <w:pPr>
+              <w:pStyle w:val="Compact"/>
+            </w:pPr>
+            <w:r>
+              <w:t xml:space="preserve">Battaramulla (11 km from Fort)</w:t>
+            </w:r>
+          </w:p>
+        </w:tc>
+        <w:tc>
+          <w:tcPr/>
+          <w:p>
+            <w:pPr>
+              <w:pStyle w:val="Compact"/>
+            </w:pPr>
+            <w:r>
+              <w:t xml:space="preserve">about Rs 2.58 million</w:t>
+            </w:r>
+          </w:p>
+        </w:tc>
+        <w:tc>
+          <w:tcPr/>
+          <w:p>
+            <w:pPr>
+              <w:pStyle w:val="Compact"/>
+            </w:pPr>
+            <w:r>
+              <w:t xml:space="preserve">High</w:t>
+            </w:r>
+          </w:p>
+        </w:tc>
+        <w:tc>
+          <w:tcPr/>
+          <w:p>
+            <w:pPr>
+              <w:pStyle w:val="Compact"/>
+            </w:pPr>
+            <w:r>
+              <w:t xml:space="preserve">Location raises the price by about 104%</w:t>
+            </w:r>
+          </w:p>
+        </w:tc>
+      </w:tr>
+      <w:tr>
+        <w:tc>
+          <w:tcPr/>
+          <w:p>
+            <w:pPr>
+              <w:pStyle w:val="Compact"/>
+            </w:pPr>
+            <w:r>
+              <w:t xml:space="preserve">Kaduwela (18 km from Fort)</w:t>
+            </w:r>
+          </w:p>
+        </w:tc>
+        <w:tc>
+          <w:tcPr/>
+          <w:p>
+            <w:pPr>
+              <w:pStyle w:val="Compact"/>
+            </w:pPr>
+            <w:r>
+              <w:t xml:space="preserve">about Rs 460,000</w:t>
+            </w:r>
+          </w:p>
+        </w:tc>
+        <w:tc>
+          <w:tcPr/>
+          <w:p>
+            <w:pPr>
+              <w:pStyle w:val="Compact"/>
+            </w:pPr>
+            <w:r>
+              <w:t xml:space="preserve">Low</w:t>
+            </w:r>
+          </w:p>
+        </w:tc>
+        <w:tc>
+          <w:tcPr/>
+          <w:p>
+            <w:pPr>
+              <w:pStyle w:val="Compact"/>
+            </w:pPr>
+            <w:r>
+              <w:t xml:space="preserve">Location lowers the price by about 63%</w:t>
+            </w:r>
+          </w:p>
+        </w:tc>
+      </w:tr>
+    </w:tbl>
+    <w:p>
+      <w:pPr>
+        <w:pStyle w:val="BodyText"/>
+      </w:pPr>
+      <w:r>
+        <w:t xml:space="preserve">To run the application locally:</w:t>
+      </w:r>
+      <w:r>
+        <w:t xml:space="preserve"> </w:t>
+      </w:r>
+      <w:r>
+        <w:rPr>
+          <w:rStyle w:val="VerbatimChar"/>
+        </w:rPr>
+        <w:t xml:space="preserve">pip install -r requirements.txt</w:t>
+      </w:r>
+      <w:r>
+        <w:t xml:space="preserve">, then</w:t>
+      </w:r>
+      <w:r>
+        <w:t xml:space="preserve"> </w:t>
+      </w:r>
+      <w:r>
+        <w:rPr>
+          <w:rStyle w:val="VerbatimChar"/>
+        </w:rPr>
+        <w:t xml:space="preserve">streamlit run app.py</w:t>
+      </w:r>
+      <w:r>
+        <w:t xml:space="preserve"> </w:t>
+      </w:r>
+      <w:r>
+        <w:t xml:space="preserve">from the</w:t>
+      </w:r>
+      <w:r>
+        <w:t xml:space="preserve"> </w:t>
+      </w:r>
+      <w:r>
+        <w:rPr>
+          <w:rStyle w:val="VerbatimChar"/>
+        </w:rPr>
+        <w:t xml:space="preserve">Assignment_2</w:t>
+      </w:r>
+      <w:r>
+        <w:t xml:space="preserve"> </w:t>
+      </w:r>
+      <w:r>
+        <w:t xml:space="preserve">folder. It is also deployed online (Section 7.3).</w:t>
+      </w:r>
+    </w:p>
+    <w:bookmarkEnd w:id="78"/>
+    <w:bookmarkStart w:id="79" w:name="repository-deployment-and-mlops"/>
+    <w:p>
+      <w:pPr>
+        <w:pStyle w:val="Heading3"/>
+      </w:pPr>
+      <w:r>
+        <w:t xml:space="preserve">7.3 Repository, deployment and MLOps</w:t>
+      </w:r>
+    </w:p>
+    <w:p>
+      <w:pPr>
+        <w:pStyle w:val="FirstParagraph"/>
+      </w:pPr>
+      <w:r>
+        <w:t xml:space="preserve">The project is published in a private GitHub repository (github.com/amalr-12/colombo-land-price-ml) and the</w:t>
+      </w:r>
+      <w:r>
+        <w:t xml:space="preserve"> </w:t>
+      </w:r>
+      <w:r>
+        <w:t xml:space="preserve">application is deployed on Streamlit Community Cloud:</w:t>
+      </w:r>
+    </w:p>
+    <w:p>
+      <w:pPr>
+        <w:pStyle w:val="BodyText"/>
+      </w:pPr>
+      <w:r>
+        <w:rPr>
+          <w:b/>
+          <w:bCs/>
+        </w:rPr>
+        <w:t xml:space="preserve">Live application:</w:t>
+      </w:r>
+      <w:r>
+        <w:t xml:space="preserve"> </w:t>
+      </w:r>
+      <w:r>
+        <w:t xml:space="preserve">https://colombo-land-price-ml-5jekcfuzve5ezgfgjjpqoh.streamlit.app</w:t>
+      </w:r>
+    </w:p>
+    <w:p>
+      <w:pPr>
+        <w:pStyle w:val="BodyText"/>
+      </w:pPr>
+      <w:r>
+        <w:t xml:space="preserve">The deployed app gives exactly the same predictions as the local model (for example, a 10-perch residential plot</w:t>
+      </w:r>
+      <w:r>
+        <w:t xml:space="preserve"> </w:t>
+      </w:r>
+      <w:r>
+        <w:t xml:space="preserve">in Udahamulla: Rs 1,999,440 per perch, High band, both locally and online).</w:t>
+      </w:r>
+    </w:p>
+    <w:p>
+      <w:pPr>
+        <w:pStyle w:val="BodyText"/>
+      </w:pPr>
+      <w:r>
+        <w:t xml:space="preserve">To make the model maintainable rather than a one-off notebook result, a small MLOps pipeline was added:</w:t>
+      </w:r>
+    </w:p>
+    <w:p>
+      <w:pPr>
+        <w:pStyle w:val="SourceCode"/>
+      </w:pPr>
+      <w:r>
+        <w:rPr>
+          <w:rStyle w:val="VerbatimChar"/>
+        </w:rPr>
+        <w:t xml:space="preserve">raw Excel -&gt; src/prepare.py -&gt; clean data -&gt; src/train.py -&gt; candidate model + metrics.json</w:t>
+      </w:r>
+      <w:r>
+        <w:br/>
+      </w:r>
+      <w:r>
+        <w:rPr>
+          <w:rStyle w:val="VerbatimChar"/>
+        </w:rPr>
+        <w:t xml:space="preserve">                                                                  |</w:t>
+      </w:r>
+      <w:r>
+        <w:br/>
+      </w:r>
+      <w:r>
+        <w:rPr>
+          <w:rStyle w:val="VerbatimChar"/>
+        </w:rPr>
+        <w:t xml:space="preserve">                                   src/promote.py (quality gate) &lt;-+</w:t>
+      </w:r>
+      <w:r>
+        <w:br/>
+      </w:r>
+      <w:r>
+        <w:rPr>
+          <w:rStyle w:val="VerbatimChar"/>
+        </w:rPr>
+        <w:t xml:space="preserve">                          R2 &gt;= 0.85 and not worse than deployed by &gt; 0.005?</w:t>
+      </w:r>
+      <w:r>
+        <w:br/>
+      </w:r>
+      <w:r>
+        <w:rPr>
+          <w:rStyle w:val="VerbatimChar"/>
+        </w:rPr>
+        <w:t xml:space="preserve">                            yes -&gt; replace land_price_model.pkl (old one backed up)</w:t>
+      </w:r>
+      <w:r>
+        <w:br/>
+      </w:r>
+      <w:r>
+        <w:rPr>
+          <w:rStyle w:val="VerbatimChar"/>
+        </w:rPr>
+        <w:t xml:space="preserve">                            no  -&gt; reject; deployed model unchanged</w:t>
+      </w:r>
+    </w:p>
+    <w:p>
+      <w:pPr>
+        <w:pStyle w:val="Compact"/>
+        <w:numPr>
+          <w:ilvl w:val="0"/>
+          <w:numId w:val="1018"/>
+        </w:numPr>
+      </w:pPr>
+      <w:r>
+        <w:rPr>
+          <w:b/>
+          <w:bCs/>
+        </w:rPr>
+        <w:t xml:space="preserve">Reproducible retraining.</w:t>
+      </w:r>
+      <w:r>
+        <w:t xml:space="preserve"> </w:t>
+      </w:r>
+      <w:r>
+        <w:rPr>
+          <w:rStyle w:val="VerbatimChar"/>
+        </w:rPr>
+        <w:t xml:space="preserve">run_pipeline.py</w:t>
+      </w:r>
+      <w:r>
+        <w:t xml:space="preserve"> </w:t>
+      </w:r>
+      <w:r>
+        <w:t xml:space="preserve">rebuilds the model from the raw Excel file with the tuned</w:t>
+      </w:r>
+      <w:r>
+        <w:t xml:space="preserve"> </w:t>
+      </w:r>
+      <w:r>
+        <w:t xml:space="preserve">hyperparameters stored in</w:t>
+      </w:r>
+      <w:r>
+        <w:t xml:space="preserve"> </w:t>
+      </w:r>
+      <w:r>
+        <w:rPr>
+          <w:rStyle w:val="VerbatimChar"/>
+        </w:rPr>
+        <w:t xml:space="preserve">config/params.json</w:t>
+      </w:r>
+      <w:r>
+        <w:t xml:space="preserve">, using the same seed, held-out listing and split as the</w:t>
+      </w:r>
+      <w:r>
+        <w:t xml:space="preserve"> </w:t>
+      </w:r>
+      <w:r>
+        <w:t xml:space="preserve">notebooks. It took 4.4 minutes and reproduced the notebook: identical cleaned data, and test R² 0.8659</w:t>
+      </w:r>
+      <w:r>
+        <w:t xml:space="preserve"> </w:t>
+      </w:r>
+      <w:r>
+        <w:t xml:space="preserve">against 0.8661.</w:t>
+      </w:r>
+    </w:p>
+    <w:p>
+      <w:pPr>
+        <w:pStyle w:val="Compact"/>
+        <w:numPr>
+          <w:ilvl w:val="0"/>
+          <w:numId w:val="1018"/>
+        </w:numPr>
+      </w:pPr>
+      <w:r>
+        <w:rPr>
+          <w:b/>
+          <w:bCs/>
+        </w:rPr>
+        <w:t xml:space="preserve">Quality gate.</w:t>
+      </w:r>
+      <w:r>
+        <w:t xml:space="preserve"> </w:t>
+      </w:r>
+      <w:r>
+        <w:t xml:space="preserve">A retrained model replaces the deployed one only if its test R² is at least 0.85 and not</w:t>
+      </w:r>
+      <w:r>
+        <w:t xml:space="preserve"> </w:t>
+      </w:r>
+      <w:r>
+        <w:t xml:space="preserve">more than 0.005 below the current model. In testing, the gate accepted the real retrained model and rejected</w:t>
+      </w:r>
+      <w:r>
+        <w:t xml:space="preserve"> </w:t>
+      </w:r>
+      <w:r>
+        <w:t xml:space="preserve">candidates with R² 0.80 and 0.858.</w:t>
+      </w:r>
+    </w:p>
+    <w:p>
+      <w:pPr>
+        <w:pStyle w:val="Compact"/>
+        <w:numPr>
+          <w:ilvl w:val="0"/>
+          <w:numId w:val="1018"/>
+        </w:numPr>
+      </w:pPr>
+      <w:r>
+        <w:rPr>
+          <w:b/>
+          <w:bCs/>
+        </w:rPr>
+        <w:t xml:space="preserve">Automated tests.</w:t>
+      </w:r>
+      <w:r>
+        <w:t xml:space="preserve"> </w:t>
+      </w:r>
+      <w:r>
+        <w:t xml:space="preserve">15 tests check the data rules (row count, no duplicates, no leaky columns), the model’s</w:t>
+      </w:r>
+      <w:r>
+        <w:t xml:space="preserve"> </w:t>
+      </w:r>
+      <w:r>
+        <w:t xml:space="preserve">behaviour (the held-out listing reproduces the notebook’s prediction; central Colombo is priced above the</w:t>
+      </w:r>
+      <w:r>
+        <w:t xml:space="preserve"> </w:t>
+      </w:r>
+      <w:r>
+        <w:t xml:space="preserve">suburbs; all predictions are finite; explanations add up to the prediction) and that the app starts and</w:t>
+      </w:r>
+      <w:r>
+        <w:t xml:space="preserve"> </w:t>
+      </w:r>
+      <w:r>
+        <w:t xml:space="preserve">returns a prediction with its explanation.</w:t>
+      </w:r>
+    </w:p>
+    <w:p>
+      <w:pPr>
+        <w:pStyle w:val="Compact"/>
+        <w:numPr>
+          <w:ilvl w:val="0"/>
+          <w:numId w:val="1018"/>
+        </w:numPr>
+      </w:pPr>
+      <w:r>
+        <w:rPr>
+          <w:b/>
+          <w:bCs/>
+        </w:rPr>
+        <w:t xml:space="preserve">Continuous integration.</w:t>
+      </w:r>
+      <w:r>
+        <w:t xml:space="preserve"> </w:t>
+      </w:r>
+      <w:r>
+        <w:t xml:space="preserve">A GitHub Actions workflow runs the tests on Linux on every push. The first run</w:t>
+      </w:r>
+      <w:r>
+        <w:t xml:space="preserve"> </w:t>
+      </w:r>
+      <w:r>
+        <w:t xml:space="preserve">passed, confirming that the model trained on Windows loads and predicts correctly with the pinned library</w:t>
+      </w:r>
+      <w:r>
+        <w:t xml:space="preserve"> </w:t>
+      </w:r>
+      <w:r>
+        <w:t xml:space="preserve">versions used by the cloud deployment.</w:t>
+      </w:r>
+    </w:p>
+    <w:p>
+      <w:pPr>
+        <w:pStyle w:val="Compact"/>
+        <w:numPr>
+          <w:ilvl w:val="0"/>
+          <w:numId w:val="1018"/>
+        </w:numPr>
+      </w:pPr>
+      <w:r>
+        <w:rPr>
+          <w:b/>
+          <w:bCs/>
+        </w:rPr>
+        <w:t xml:space="preserve">Retraining on demand.</w:t>
+      </w:r>
+      <w:r>
+        <w:t xml:space="preserve"> </w:t>
+      </w:r>
+      <w:r>
+        <w:t xml:space="preserve">A second workflow, started manually from GitHub’s Actions tab, runs the full</w:t>
+      </w:r>
+      <w:r>
+        <w:t xml:space="preserve"> </w:t>
+      </w:r>
+      <w:r>
+        <w:t xml:space="preserve">pipeline in the cloud and uploads the candidate model and its metrics for review.</w:t>
+      </w:r>
+    </w:p>
+    <w:p>
+      <w:pPr>
+        <w:pStyle w:val="Compact"/>
+        <w:numPr>
+          <w:ilvl w:val="0"/>
+          <w:numId w:val="1018"/>
+        </w:numPr>
+      </w:pPr>
+      <w:r>
+        <w:rPr>
+          <w:b/>
+          <w:bCs/>
+        </w:rPr>
+        <w:t xml:space="preserve">Continuous deployment.</w:t>
+      </w:r>
+      <w:r>
+        <w:t xml:space="preserve"> </w:t>
+      </w:r>
+      <w:r>
+        <w:t xml:space="preserve">Streamlit Community Cloud redeploys the app automatically whenever the</w:t>
+      </w:r>
+      <w:r>
+        <w:t xml:space="preserve"> </w:t>
+      </w:r>
+      <w:r>
+        <w:rPr>
+          <w:rStyle w:val="VerbatimChar"/>
+        </w:rPr>
+        <w:t xml:space="preserve">main</w:t>
+      </w:r>
+      <w:r>
+        <w:t xml:space="preserve"> </w:t>
+      </w:r>
+      <w:r>
+        <w:t xml:space="preserve">branch changes.</w:t>
+      </w:r>
+    </w:p>
+    <w:p>
+      <w:pPr>
+        <w:pStyle w:val="Compact"/>
+        <w:numPr>
+          <w:ilvl w:val="0"/>
+          <w:numId w:val="1018"/>
+        </w:numPr>
+      </w:pPr>
+      <w:r>
+        <w:rPr>
+          <w:b/>
+          <w:bCs/>
+        </w:rPr>
+        <w:t xml:space="preserve">Pinned dependencies.</w:t>
+      </w:r>
+      <w:r>
+        <w:t xml:space="preserve"> </w:t>
+      </w:r>
+      <w:r>
+        <w:rPr>
+          <w:rStyle w:val="VerbatimChar"/>
+        </w:rPr>
+        <w:t xml:space="preserve">requirements.txt</w:t>
+      </w:r>
+      <w:r>
+        <w:t xml:space="preserve"> </w:t>
+      </w:r>
+      <w:r>
+        <w:t xml:space="preserve">fixes the exact library versions, because a pickled model must be</w:t>
+      </w:r>
+      <w:r>
+        <w:t xml:space="preserve"> </w:t>
+      </w:r>
+      <w:r>
+        <w:t xml:space="preserve">loaded with the versions it was trained with.</w:t>
+      </w:r>
+    </w:p>
+    <w:p>
+      <w:r>
+        <w:pict>
+          <v:rect style="width:0;height:1.5pt" o:hralign="center" o:hrstd="t" o:hr="t"/>
+        </w:pict>
+      </w:r>
+    </w:p>
+    <w:bookmarkEnd w:id="79"/>
+    <w:bookmarkEnd w:id="80"/>
+    <w:bookmarkStart w:id="86" w:name="critical-discussion"/>
+    <w:p>
+      <w:pPr>
+        <w:pStyle w:val="Heading2"/>
+      </w:pPr>
+      <w:r>
+        <w:t xml:space="preserve">8. Critical Discussion</w:t>
+      </w:r>
+    </w:p>
+    <w:bookmarkStart w:id="81" w:name="limitations-of-the-model"/>
+    <w:p>
+      <w:pPr>
+        <w:pStyle w:val="Heading3"/>
+      </w:pPr>
+      <w:r>
+        <w:t xml:space="preserve">8.1 Limitations of the model</w:t>
+      </w:r>
+    </w:p>
+    <w:p>
+      <w:pPr>
+        <w:pStyle w:val="Compact"/>
+        <w:numPr>
+          <w:ilvl w:val="0"/>
+          <w:numId w:val="1019"/>
+        </w:numPr>
+      </w:pPr>
+      <w:r>
+        <w:rPr>
+          <w:b/>
+          <w:bCs/>
+        </w:rPr>
+        <w:t xml:space="preserve">Location is recorded per area, not per plot</w:t>
+      </w:r>
+      <w:r>
+        <w:t xml:space="preserve"> </w:t>
+      </w:r>
+      <w:r>
+        <w:t xml:space="preserve">(Section 3.7). This is the biggest limitation. Two plots in</w:t>
+      </w:r>
+      <w:r>
+        <w:t xml:space="preserve"> </w:t>
+      </w:r>
+      <w:r>
+        <w:t xml:space="preserve">the same area, one on a main road and one down a narrow lane, look identical to the model. As a result,</w:t>
+      </w:r>
+      <w:r>
+        <w:t xml:space="preserve"> </w:t>
+      </w:r>
+      <w:r>
+        <w:t xml:space="preserve">accuracy is limited by the data rather than the algorithm: all tuned models score within 0.005 of each other.</w:t>
+      </w:r>
+    </w:p>
+    <w:p>
+      <w:pPr>
+        <w:pStyle w:val="Compact"/>
+        <w:numPr>
+          <w:ilvl w:val="0"/>
+          <w:numId w:val="1019"/>
+        </w:numPr>
+      </w:pPr>
+      <w:r>
+        <w:rPr>
+          <w:b/>
+          <w:bCs/>
+        </w:rPr>
+        <w:t xml:space="preserve">Weaker on unknown areas.</w:t>
+      </w:r>
+      <w:r>
+        <w:t xml:space="preserve"> </w:t>
+      </w:r>
+      <w:r>
+        <w:t xml:space="preserve">For areas not in the training data, R² falls from about 0.83 to 0.70</w:t>
+      </w:r>
+      <w:r>
+        <w:t xml:space="preserve"> </w:t>
+      </w:r>
+      <w:r>
+        <w:t xml:space="preserve">(Section 6.3), so the application only offers known areas.</w:t>
+      </w:r>
+    </w:p>
+    <w:p>
+      <w:pPr>
+        <w:pStyle w:val="Compact"/>
+        <w:numPr>
+          <w:ilvl w:val="0"/>
+          <w:numId w:val="1019"/>
+        </w:numPr>
+      </w:pPr>
+      <w:r>
+        <w:rPr>
+          <w:b/>
+          <w:bCs/>
+        </w:rPr>
+        <w:t xml:space="preserve">Typical error of about 12%</w:t>
+      </w:r>
+      <w:r>
+        <w:t xml:space="preserve">, with larger errors for the rare, very expensive plots in central Colombo,</w:t>
+      </w:r>
+      <w:r>
+        <w:t xml:space="preserve"> </w:t>
+      </w:r>
+      <w:r>
+        <w:t xml:space="preserve">which are pulled towards their area’s average (Section 5.2).</w:t>
+      </w:r>
+    </w:p>
+    <w:bookmarkEnd w:id="81"/>
+    <w:bookmarkStart w:id="82" w:name="data-quality-issues"/>
+    <w:p>
+      <w:pPr>
+        <w:pStyle w:val="Heading3"/>
+      </w:pPr>
+      <w:r>
+        <w:t xml:space="preserve">8.2 Data quality issues</w:t>
+      </w:r>
+    </w:p>
+    <w:p>
+      <w:pPr>
+        <w:pStyle w:val="Compact"/>
+        <w:numPr>
+          <w:ilvl w:val="0"/>
+          <w:numId w:val="1020"/>
+        </w:numPr>
+      </w:pPr>
+      <w:r>
+        <w:rPr>
+          <w:b/>
+          <w:bCs/>
+        </w:rPr>
+        <w:t xml:space="preserve">Asking prices, not sale prices.</w:t>
+      </w:r>
+      <w:r>
+        <w:t xml:space="preserve"> </w:t>
+      </w:r>
+      <w:r>
+        <w:t xml:space="preserve">Advertisements show what sellers hope to get. Actual transaction prices</w:t>
+      </w:r>
+      <w:r>
+        <w:t xml:space="preserve"> </w:t>
+      </w:r>
+      <w:r>
+        <w:t xml:space="preserve">are usually lower and are not public in Sri Lanka.</w:t>
+      </w:r>
+    </w:p>
+    <w:p>
+      <w:pPr>
+        <w:pStyle w:val="Compact"/>
+        <w:numPr>
+          <w:ilvl w:val="0"/>
+          <w:numId w:val="1020"/>
+        </w:numPr>
+      </w:pPr>
+      <w:r>
+        <w:rPr>
+          <w:b/>
+          <w:bCs/>
+        </w:rPr>
+        <w:t xml:space="preserve">Errors in the source data:</w:t>
+      </w:r>
+      <w:r>
+        <w:t xml:space="preserve"> </w:t>
+      </w:r>
+      <w:r>
+        <w:t xml:space="preserve">a price-scale error (Section 3.2), 198 duplicates (Section 3.3) and 21</w:t>
+      </w:r>
+      <w:r>
+        <w:t xml:space="preserve"> </w:t>
+      </w:r>
+      <w:r>
+        <w:t xml:space="preserve">implausible prices (Section 3.4) had to be corrected or removed.</w:t>
+      </w:r>
+    </w:p>
+    <w:p>
+      <w:pPr>
+        <w:pStyle w:val="Compact"/>
+        <w:numPr>
+          <w:ilvl w:val="0"/>
+          <w:numId w:val="1020"/>
+        </w:numPr>
+      </w:pPr>
+      <w:r>
+        <w:rPr>
+          <w:b/>
+          <w:bCs/>
+        </w:rPr>
+        <w:t xml:space="preserve">Repeated developer listings.</w:t>
+      </w:r>
+      <w:r>
+        <w:t xml:space="preserve"> </w:t>
+      </w:r>
+      <w:r>
+        <w:t xml:space="preserve">Many plots from the same block, advertised at the same price, can appear</w:t>
+      </w:r>
+      <w:r>
+        <w:t xml:space="preserve"> </w:t>
+      </w:r>
+      <w:r>
+        <w:t xml:space="preserve">in both the training and test sets. This makes the seen-area scores somewhat optimistic for genuinely new</w:t>
+      </w:r>
+      <w:r>
+        <w:t xml:space="preserve"> </w:t>
+      </w:r>
+      <w:r>
+        <w:t xml:space="preserve">developments.</w:t>
+      </w:r>
+    </w:p>
+    <w:p>
+      <w:pPr>
+        <w:pStyle w:val="Compact"/>
+        <w:numPr>
+          <w:ilvl w:val="0"/>
+          <w:numId w:val="1020"/>
+        </w:numPr>
+      </w:pPr>
+      <w:r>
+        <w:rPr>
+          <w:b/>
+          <w:bCs/>
+        </w:rPr>
+        <w:t xml:space="preserve">Out of date.</w:t>
+      </w:r>
+      <w:r>
+        <w:t xml:space="preserve"> </w:t>
+      </w:r>
+      <w:r>
+        <w:t xml:space="preserve">The data is from mid-2021. The 2022 economic crisis and high inflation have changed land prices</w:t>
+      </w:r>
+      <w:r>
+        <w:t xml:space="preserve"> </w:t>
+      </w:r>
+      <w:r>
+        <w:t xml:space="preserve">considerably, so rupee values are out of date, though the relative patterns are more likely to hold.</w:t>
+      </w:r>
+    </w:p>
+    <w:p>
+      <w:pPr>
+        <w:pStyle w:val="Compact"/>
+        <w:numPr>
+          <w:ilvl w:val="0"/>
+          <w:numId w:val="1020"/>
+        </w:numPr>
+      </w:pPr>
+      <w:r>
+        <w:rPr>
+          <w:b/>
+          <w:bCs/>
+        </w:rPr>
+        <w:t xml:space="preserve">Missing plot features</w:t>
+      </w:r>
+      <w:r>
+        <w:t xml:space="preserve"> </w:t>
+      </w:r>
+      <w:r>
+        <w:t xml:space="preserve">such as road frontage, road width, shape, slope and flood risk are known to affect</w:t>
+      </w:r>
+      <w:r>
+        <w:t xml:space="preserve"> </w:t>
+      </w:r>
+      <w:r>
+        <w:t xml:space="preserve">Sri Lankan land prices strongly but are not in the dataset.</w:t>
+      </w:r>
+    </w:p>
+    <w:bookmarkEnd w:id="82"/>
+    <w:bookmarkStart w:id="83" w:name="risks-of-bias-or-unfairness"/>
+    <w:p>
+      <w:pPr>
+        <w:pStyle w:val="Heading3"/>
+      </w:pPr>
+      <w:r>
+        <w:t xml:space="preserve">8.3 Risks of bias or unfairness</w:t>
+      </w:r>
+    </w:p>
+    <w:p>
+      <w:pPr>
+        <w:pStyle w:val="Compact"/>
+        <w:numPr>
+          <w:ilvl w:val="0"/>
+          <w:numId w:val="1021"/>
+        </w:numPr>
+      </w:pPr>
+      <w:r>
+        <w:rPr>
+          <w:b/>
+          <w:bCs/>
+        </w:rPr>
+        <w:t xml:space="preserve">Uneven coverage.</w:t>
+      </w:r>
+      <w:r>
+        <w:t xml:space="preserve"> </w:t>
+      </w:r>
+      <w:r>
+        <w:t xml:space="preserve">88 of the 160 areas have fewer than 10 listings, while a few suburbs (Ranala, Makandana,</w:t>
+      </w:r>
+      <w:r>
+        <w:t xml:space="preserve"> </w:t>
+      </w:r>
+      <w:r>
+        <w:t xml:space="preserve">Kaduwela) have hundreds. Predictions for under-represented areas are less reliable. A buyer or seller there</w:t>
+      </w:r>
+      <w:r>
+        <w:t xml:space="preserve"> </w:t>
+      </w:r>
+      <w:r>
+        <w:t xml:space="preserve">could be given a misleading price without knowing it.</w:t>
+      </w:r>
+    </w:p>
+    <w:p>
+      <w:pPr>
+        <w:pStyle w:val="Compact"/>
+        <w:numPr>
+          <w:ilvl w:val="0"/>
+          <w:numId w:val="1021"/>
+        </w:numPr>
+      </w:pPr>
+      <w:r>
+        <w:rPr>
+          <w:b/>
+          <w:bCs/>
+        </w:rPr>
+        <w:t xml:space="preserve">Over-representation of developer blocks.</w:t>
+      </w:r>
+      <w:r>
+        <w:t xml:space="preserve"> </w:t>
+      </w:r>
+      <w:r>
+        <w:t xml:space="preserve">Suburban plots sold in batches by developers dominate the data, so</w:t>
+      </w:r>
+      <w:r>
+        <w:t xml:space="preserve"> </w:t>
+      </w:r>
+      <w:r>
+        <w:t xml:space="preserve">the model reflects developers’ pricing more than private sellers’.</w:t>
+      </w:r>
+    </w:p>
+    <w:p>
+      <w:pPr>
+        <w:pStyle w:val="Compact"/>
+        <w:numPr>
+          <w:ilvl w:val="0"/>
+          <w:numId w:val="1021"/>
+        </w:numPr>
+      </w:pPr>
+      <w:r>
+        <w:rPr>
+          <w:b/>
+          <w:bCs/>
+        </w:rPr>
+        <w:t xml:space="preserve">Reinforcing existing inequality.</w:t>
+      </w:r>
+      <w:r>
+        <w:t xml:space="preserve"> </w:t>
+      </w:r>
+      <w:r>
+        <w:t xml:space="preserve">The model learns that central, well-served areas are expensive and outer</w:t>
+      </w:r>
+      <w:r>
+        <w:t xml:space="preserve"> </w:t>
+      </w:r>
+      <w:r>
+        <w:t xml:space="preserve">areas cheap. Used to set prices, it could reinforce these gaps, for example by systematically undervaluing land</w:t>
+      </w:r>
+      <w:r>
+        <w:t xml:space="preserve"> </w:t>
+      </w:r>
+      <w:r>
+        <w:t xml:space="preserve">in less developed areas.</w:t>
+      </w:r>
+    </w:p>
+    <w:p>
+      <w:pPr>
+        <w:pStyle w:val="Compact"/>
+        <w:numPr>
+          <w:ilvl w:val="0"/>
+          <w:numId w:val="1021"/>
+        </w:numPr>
+      </w:pPr>
+      <w:r>
+        <w:rPr>
+          <w:b/>
+          <w:bCs/>
+        </w:rPr>
+        <w:t xml:space="preserve">Asking-price bias.</w:t>
+      </w:r>
+      <w:r>
+        <w:t xml:space="preserve"> </w:t>
+      </w:r>
+      <w:r>
+        <w:t xml:space="preserve">If some sellers systematically over-ask (or under-ask), the model inherits that bias.</w:t>
+      </w:r>
+    </w:p>
+    <w:bookmarkEnd w:id="83"/>
+    <w:bookmarkStart w:id="84" w:name="X11dece2ba9d77e86c2345bbbb031fb5025effc9"/>
+    <w:p>
+      <w:pPr>
+        <w:pStyle w:val="Heading3"/>
+      </w:pPr>
+      <w:r>
+        <w:t xml:space="preserve">8.4 Potential real-world impact and ethical considerations</w:t>
+      </w:r>
+    </w:p>
+    <w:p>
+      <w:pPr>
+        <w:pStyle w:val="Compact"/>
+        <w:numPr>
+          <w:ilvl w:val="0"/>
+          <w:numId w:val="1022"/>
+        </w:numPr>
+      </w:pPr>
+      <w:r>
+        <w:rPr>
+          <w:b/>
+          <w:bCs/>
+        </w:rPr>
+        <w:t xml:space="preserve">Positive impact:</w:t>
+      </w:r>
+      <w:r>
+        <w:t xml:space="preserve"> </w:t>
+      </w:r>
+      <w:r>
+        <w:t xml:space="preserve">a free, transparent first estimate could help ordinary buyers and sellers judge whether an</w:t>
+      </w:r>
+      <w:r>
+        <w:t xml:space="preserve"> </w:t>
+      </w:r>
+      <w:r>
+        <w:t xml:space="preserve">advertised price is reasonable, in a market with no public price index.</w:t>
+      </w:r>
+    </w:p>
+    <w:p>
+      <w:pPr>
+        <w:pStyle w:val="Compact"/>
+        <w:numPr>
+          <w:ilvl w:val="0"/>
+          <w:numId w:val="1022"/>
+        </w:numPr>
+      </w:pPr>
+      <w:r>
+        <w:rPr>
+          <w:b/>
+          <w:bCs/>
+        </w:rPr>
+        <w:t xml:space="preserve">Risk of misuse:</w:t>
+      </w:r>
+      <w:r>
+        <w:t xml:space="preserve"> </w:t>
+      </w:r>
+      <w:r>
+        <w:t xml:space="preserve">the model must not be used for official valuations, loan or mortgage decisions, tax</w:t>
+      </w:r>
+      <w:r>
+        <w:t xml:space="preserve"> </w:t>
+      </w:r>
+      <w:r>
+        <w:t xml:space="preserve">assessment or compensation, because it is trained on 2021 asking prices with area-level location only. The</w:t>
+      </w:r>
+      <w:r>
+        <w:t xml:space="preserve"> </w:t>
+      </w:r>
+      <w:r>
+        <w:t xml:space="preserve">application states this (</w:t>
+      </w:r>
+      <w:r>
+        <w:t xml:space="preserve">“a rough guide, not a valuation”</w:t>
+      </w:r>
+      <w:r>
+        <w:t xml:space="preserve">).</w:t>
+      </w:r>
+    </w:p>
+    <w:p>
+      <w:pPr>
+        <w:pStyle w:val="Compact"/>
+        <w:numPr>
+          <w:ilvl w:val="0"/>
+          <w:numId w:val="1022"/>
+        </w:numPr>
+      </w:pPr>
+      <w:r>
+        <w:rPr>
+          <w:b/>
+          <w:bCs/>
+        </w:rPr>
+        <w:t xml:space="preserve">Price anchoring:</w:t>
+      </w:r>
+      <w:r>
+        <w:t xml:space="preserve"> </w:t>
+      </w:r>
+      <w:r>
+        <w:t xml:space="preserve">widely used price estimates can pull the market towards themselves. Any public tool should</w:t>
+      </w:r>
+      <w:r>
+        <w:t xml:space="preserve"> </w:t>
+      </w:r>
+      <w:r>
+        <w:t xml:space="preserve">show its uncertainty and its data date clearly.</w:t>
+      </w:r>
+    </w:p>
+    <w:p>
+      <w:pPr>
+        <w:pStyle w:val="Compact"/>
+        <w:numPr>
+          <w:ilvl w:val="0"/>
+          <w:numId w:val="1022"/>
+        </w:numPr>
+      </w:pPr>
+      <w:r>
+        <w:rPr>
+          <w:b/>
+          <w:bCs/>
+        </w:rPr>
+        <w:t xml:space="preserve">Transparency:</w:t>
+      </w:r>
+      <w:r>
+        <w:t xml:space="preserve"> </w:t>
+      </w:r>
+      <w:r>
+        <w:t xml:space="preserve">the application explains every prediction (Section 7.2), so users can see</w:t>
+      </w:r>
+      <w:r>
+        <w:t xml:space="preserve"> </w:t>
+      </w:r>
+      <w:r>
+        <w:rPr>
+          <w:i/>
+          <w:iCs/>
+        </w:rPr>
+        <w:t xml:space="preserve">why</w:t>
+      </w:r>
+      <w:r>
+        <w:t xml:space="preserve"> </w:t>
+      </w:r>
+      <w:r>
+        <w:t xml:space="preserve">a price was</w:t>
+      </w:r>
+      <w:r>
+        <w:t xml:space="preserve"> </w:t>
+      </w:r>
+      <w:r>
+        <w:t xml:space="preserve">suggested rather than trusting a black box.</w:t>
+      </w:r>
+    </w:p>
+    <w:p>
+      <w:pPr>
+        <w:pStyle w:val="Compact"/>
+        <w:numPr>
+          <w:ilvl w:val="0"/>
+          <w:numId w:val="1022"/>
+        </w:numPr>
+      </w:pPr>
+      <w:r>
+        <w:rPr>
+          <w:b/>
+          <w:bCs/>
+        </w:rPr>
+        <w:t xml:space="preserve">Privacy:</w:t>
+      </w:r>
+      <w:r>
+        <w:t xml:space="preserve"> </w:t>
+      </w:r>
+      <w:r>
+        <w:t xml:space="preserve">the data contains no personal information (Section 2), and the project uses public data only.</w:t>
+      </w:r>
+    </w:p>
+    <w:bookmarkEnd w:id="84"/>
+    <w:bookmarkStart w:id="85" w:name="future-work"/>
+    <w:p>
+      <w:pPr>
+        <w:pStyle w:val="Heading3"/>
+      </w:pPr>
+      <w:r>
+        <w:t xml:space="preserve">8.5 Future work</w:t>
+      </w:r>
+    </w:p>
+    <w:p>
+      <w:pPr>
+        <w:pStyle w:val="FirstParagraph"/>
+      </w:pPr>
+      <w:r>
+        <w:t xml:space="preserve">Per-plot coordinates, recent (post-2022) prices, actual sale prices and plot features such as road access would</w:t>
+      </w:r>
+      <w:r>
+        <w:t xml:space="preserve"> </w:t>
+      </w:r>
+      <w:r>
+        <w:t xml:space="preserve">improve the model more than any further tuning. Regular retraining through the existing pipeline (Section 7.3)</w:t>
+      </w:r>
+      <w:r>
+        <w:t xml:space="preserve"> </w:t>
+      </w:r>
+      <w:r>
+        <w:t xml:space="preserve">would keep it up to date.</w:t>
+      </w:r>
+    </w:p>
+    <w:p>
+      <w:r>
+        <w:pict>
+          <v:rect style="width:0;height:1.5pt" o:hralign="center" o:hrstd="t" o:hr="t"/>
+        </w:pict>
+      </w:r>
+    </w:p>
+    <w:bookmarkEnd w:id="85"/>
+    <w:bookmarkEnd w:id="86"/>
+    <w:bookmarkStart w:id="87" w:name="conclusion"/>
+    <w:p>
+      <w:pPr>
+        <w:pStyle w:val="Heading2"/>
+      </w:pPr>
+      <w:r>
+        <w:t xml:space="preserve">9. Conclusion</w:t>
+      </w:r>
+    </w:p>
+    <w:p>
+      <w:pPr>
+        <w:pStyle w:val="FirstParagraph"/>
+      </w:pPr>
+      <w:r>
+        <w:t xml:space="preserve">A model was built to estimate the asking price per perch of land in the Colombo district from 4,275 cleaned</w:t>
+      </w:r>
+      <w:r>
+        <w:t xml:space="preserve"> </w:t>
+      </w:r>
+      <w:r>
+        <w:t xml:space="preserve">listings. Preprocessing corrected a price-scale error in the data, removed duplicates, and handled the</w:t>
+      </w:r>
+      <w:r>
+        <w:t xml:space="preserve"> </w:t>
+      </w:r>
+      <w:r>
+        <w:t xml:space="preserve">heavily skewed target with a log transform, so that only 21 true outliers had to be removed instead of 297</w:t>
+      </w:r>
+      <w:r>
+        <w:t xml:space="preserve"> </w:t>
+      </w:r>
+      <w:r>
+        <w:t xml:space="preserve">genuine high-value listings. Random Forest and XGBoost were tuned instead of used with defaults, which</w:t>
+      </w:r>
+      <w:r>
+        <w:t xml:space="preserve"> </w:t>
+      </w:r>
+      <w:r>
+        <w:t xml:space="preserve">improved R² from about 0.83 to 0.86.</w:t>
+      </w:r>
+      <w:r>
+        <w:t xml:space="preserve"> </w:t>
+      </w:r>
+      <w:r>
+        <w:rPr>
+          <w:b/>
+          <w:bCs/>
+        </w:rPr>
+        <w:t xml:space="preserve">CatBoost</w:t>
+      </w:r>
+      <w:r>
+        <w:t xml:space="preserve">, an algorithm not covered in the lectures, was selected</w:t>
+      </w:r>
+      <w:r>
+        <w:t xml:space="preserve"> </w:t>
+      </w:r>
+      <w:r>
+        <w:t xml:space="preserve">for its native handling of the 160-category area feature. It matched the best test accuracy (R² 0.866) and</w:t>
+      </w:r>
+      <w:r>
+        <w:t xml:space="preserve"> </w:t>
+      </w:r>
+      <w:r>
+        <w:t xml:space="preserve">generalised best to unseen areas, and it forms part of the final stacked ensemble. The stacked</w:t>
+      </w:r>
+      <w:r>
+        <w:t xml:space="preserve"> </w:t>
+      </w:r>
+      <w:r>
+        <w:t xml:space="preserve">ensemble was selected as the final model on cross-validation, reaching an R² of 0.866 on the log scale and a</w:t>
+      </w:r>
+      <w:r>
+        <w:t xml:space="preserve"> </w:t>
+      </w:r>
+      <w:r>
+        <w:t xml:space="preserve">median error of about 12%. A Random Forest classifier assigned Low, Medium and High price bands with 90.5%</w:t>
+      </w:r>
+      <w:r>
+        <w:t xml:space="preserve"> </w:t>
+      </w:r>
+      <w:r>
+        <w:t xml:space="preserve">accuracy.</w:t>
+      </w:r>
+    </w:p>
+    <w:p>
+      <w:pPr>
+        <w:pStyle w:val="BodyText"/>
+      </w:pPr>
+      <w:r>
+        <w:t xml:space="preserve">The most important finding came from the data rather than the models: the location features are recorded per</w:t>
+      </w:r>
+      <w:r>
+        <w:t xml:space="preserve"> </w:t>
+      </w:r>
+      <w:r>
+        <w:t xml:space="preserve">area, not per plot. As a result,</w:t>
+      </w:r>
+      <w:r>
+        <w:t xml:space="preserve"> </w:t>
+      </w:r>
+      <w:r>
+        <w:rPr>
+          <w:b/>
+          <w:bCs/>
+        </w:rPr>
+        <w:t xml:space="preserve">location (area) explains most of the price</w:t>
+      </w:r>
+      <w:r>
+        <w:t xml:space="preserve">, all well-tuned tree models</w:t>
+      </w:r>
+      <w:r>
+        <w:t xml:space="preserve"> </w:t>
+      </w:r>
+      <w:r>
+        <w:t xml:space="preserve">perform almost identically, and accuracy is limited by the data rather than by the choice of algorithm.</w:t>
+      </w:r>
+      <w:r>
+        <w:t xml:space="preserve"> </w:t>
+      </w:r>
+      <w:r>
+        <w:t xml:space="preserve">SHAP confirmed this from inside the model: location accounts for 87% of its decisions. SHAP and LIME</w:t>
+      </w:r>
+      <w:r>
+        <w:t xml:space="preserve"> </w:t>
+      </w:r>
+      <w:r>
+        <w:t xml:space="preserve">explanations of the held-out listing agreed on its main drivers (distance from the city, the area itself, and</w:t>
+      </w:r>
+      <w:r>
+        <w:t xml:space="preserve"> </w:t>
+      </w:r>
+      <w:r>
+        <w:t xml:space="preserve">distance to good schools). Better</w:t>
+      </w:r>
+      <w:r>
+        <w:t xml:space="preserve"> </w:t>
+      </w:r>
+      <w:r>
+        <w:t xml:space="preserve">data, meaning per-plot coordinates, recent prices and plot features such as road access, would improve the</w:t>
+      </w:r>
+      <w:r>
+        <w:t xml:space="preserve"> </w:t>
+      </w:r>
+      <w:r>
+        <w:t xml:space="preserve">model more than any further tuning.</w:t>
+      </w:r>
+    </w:p>
+    <w:p>
+      <w:r>
+        <w:pict>
+          <v:rect style="width:0;height:1.5pt" o:hralign="center" o:hrstd="t" o:hr="t"/>
+        </w:pict>
+      </w:r>
+    </w:p>
+    <w:bookmarkEnd w:id="87"/>
+    <w:bookmarkStart w:id="88" w:name="use-of-ai-tools"/>
+    <w:p>
+      <w:pPr>
+        <w:pStyle w:val="Heading2"/>
+      </w:pPr>
+      <w:r>
+        <w:t xml:space="preserve">Use of AI Tools</w:t>
+      </w:r>
+    </w:p>
+    <w:p>
+      <w:pPr>
+        <w:pStyle w:val="FirstParagraph"/>
+      </w:pPr>
+      <w:r>
+        <w:t xml:space="preserve">AI assistance was used for coding support and for generating the front-end application.</w:t>
+      </w:r>
+    </w:p>
+    <w:p>
+      <w:r>
+        <w:pict>
+          <v:rect style="width:0;height:1.5pt" o:hralign="center" o:hrstd="t" o:hr="t"/>
+        </w:pict>
+      </w:r>
+    </w:p>
+    <w:bookmarkEnd w:id="88"/>
+    <w:bookmarkStart w:id="89" w:name="references"/>
+    <w:p>
+      <w:pPr>
+        <w:pStyle w:val="Heading2"/>
+      </w:pPr>
+      <w:r>
+        <w:t xml:space="preserve">References</w:t>
+      </w:r>
+    </w:p>
+    <w:p>
+      <w:pPr>
+        <w:pStyle w:val="Compact"/>
+        <w:numPr>
+          <w:ilvl w:val="0"/>
+          <w:numId w:val="1023"/>
+        </w:numPr>
+      </w:pPr>
+      <w:r>
+        <w:t xml:space="preserve">Breiman, L. (2001). Random Forests.</w:t>
+      </w:r>
+      <w:r>
+        <w:t xml:space="preserve"> </w:t>
+      </w:r>
+      <w:r>
+        <w:rPr>
+          <w:i/>
+          <w:iCs/>
+        </w:rPr>
+        <w:t xml:space="preserve">Machine Learning</w:t>
+      </w:r>
+      <w:r>
+        <w:t xml:space="preserve">, 45(1), 5-32.</w:t>
+      </w:r>
+    </w:p>
+    <w:p>
+      <w:pPr>
+        <w:pStyle w:val="Compact"/>
+        <w:numPr>
+          <w:ilvl w:val="0"/>
+          <w:numId w:val="1023"/>
+        </w:numPr>
+      </w:pPr>
+      <w:r>
+        <w:t xml:space="preserve">Chen, T. and Guestrin, C. (2016). XGBoost: A Scalable Tree Boosting System.</w:t>
+      </w:r>
+      <w:r>
+        <w:t xml:space="preserve"> </w:t>
+      </w:r>
+      <w:r>
+        <w:rPr>
+          <w:i/>
+          <w:iCs/>
+        </w:rPr>
+        <w:t xml:space="preserve">Proceedings of the 22nd ACM</w:t>
+      </w:r>
+      <w:r>
+        <w:rPr>
+          <w:i/>
+          <w:iCs/>
+        </w:rPr>
+        <w:t xml:space="preserve"> </w:t>
+      </w:r>
+      <w:r>
+        <w:rPr>
+          <w:i/>
+          <w:iCs/>
+        </w:rPr>
+        <w:t xml:space="preserve">SIGKDD International Conference on Knowledge Discovery and Data Mining</w:t>
+      </w:r>
+      <w:r>
+        <w:t xml:space="preserve">, 785-794.</w:t>
+      </w:r>
+    </w:p>
+    <w:p>
+      <w:pPr>
+        <w:pStyle w:val="Compact"/>
+        <w:numPr>
+          <w:ilvl w:val="0"/>
+          <w:numId w:val="1023"/>
+        </w:numPr>
+      </w:pPr>
+      <w:r>
+        <w:t xml:space="preserve">Ke, G. et al. (2017). LightGBM: A Highly Efficient Gradient Boosting Decision Tree.</w:t>
+      </w:r>
+      <w:r>
+        <w:t xml:space="preserve"> </w:t>
+      </w:r>
+      <w:r>
+        <w:rPr>
+          <w:i/>
+          <w:iCs/>
+        </w:rPr>
+        <w:t xml:space="preserve">Advances in Neural</w:t>
+      </w:r>
+      <w:r>
+        <w:rPr>
+          <w:i/>
+          <w:iCs/>
+        </w:rPr>
+        <w:t xml:space="preserve"> </w:t>
+      </w:r>
+      <w:r>
+        <w:rPr>
+          <w:i/>
+          <w:iCs/>
+        </w:rPr>
+        <w:t xml:space="preserve">Information Processing Systems 30</w:t>
+      </w:r>
+      <w:r>
+        <w:t xml:space="preserve">.</w:t>
+      </w:r>
+    </w:p>
+    <w:p>
+      <w:pPr>
+        <w:pStyle w:val="Compact"/>
+        <w:numPr>
+          <w:ilvl w:val="0"/>
+          <w:numId w:val="1023"/>
+        </w:numPr>
+      </w:pPr>
+      <w:r>
+        <w:t xml:space="preserve">Prokhorenkova, L. et al. (2018). CatBoost: unbiased boosting with categorical features.</w:t>
+      </w:r>
+      <w:r>
+        <w:t xml:space="preserve"> </w:t>
+      </w:r>
+      <w:r>
+        <w:rPr>
+          <w:i/>
+          <w:iCs/>
+        </w:rPr>
+        <w:t xml:space="preserve">Advances in Neural</w:t>
+      </w:r>
+      <w:r>
+        <w:rPr>
+          <w:i/>
+          <w:iCs/>
+        </w:rPr>
+        <w:t xml:space="preserve"> </w:t>
+      </w:r>
+      <w:r>
+        <w:rPr>
+          <w:i/>
+          <w:iCs/>
+        </w:rPr>
+        <w:t xml:space="preserve">Information Processing Systems 31</w:t>
+      </w:r>
+      <w:r>
+        <w:t xml:space="preserve">.</w:t>
+      </w:r>
+    </w:p>
+    <w:p>
+      <w:pPr>
+        <w:pStyle w:val="Compact"/>
+        <w:numPr>
+          <w:ilvl w:val="0"/>
+          <w:numId w:val="1023"/>
+        </w:numPr>
+      </w:pPr>
+      <w:r>
+        <w:t xml:space="preserve">Pedregosa, F. et al. (2011). Scikit-learn: Machine Learning in Python.</w:t>
+      </w:r>
+      <w:r>
+        <w:t xml:space="preserve"> </w:t>
+      </w:r>
+      <w:r>
+        <w:rPr>
+          <w:i/>
+          <w:iCs/>
+        </w:rPr>
+        <w:t xml:space="preserve">Journal of Machine Learning</w:t>
+      </w:r>
+      <w:r>
+        <w:rPr>
+          <w:i/>
+          <w:iCs/>
+        </w:rPr>
+        <w:t xml:space="preserve"> </w:t>
+      </w:r>
+      <w:r>
+        <w:rPr>
+          <w:i/>
+          <w:iCs/>
+        </w:rPr>
+        <w:t xml:space="preserve">Research</w:t>
+      </w:r>
+      <w:r>
+        <w:t xml:space="preserve">, 12, 2825-2830.</w:t>
+      </w:r>
+    </w:p>
+    <w:p>
+      <w:pPr>
+        <w:pStyle w:val="Compact"/>
+        <w:numPr>
+          <w:ilvl w:val="0"/>
+          <w:numId w:val="1023"/>
+        </w:numPr>
+      </w:pPr>
+      <w:r>
+        <w:t xml:space="preserve">ruchiraayeshmantha (n.d.).</w:t>
+      </w:r>
+      <w:r>
+        <w:t xml:space="preserve"> </w:t>
+      </w:r>
+      <w:r>
+        <w:rPr>
+          <w:i/>
+          <w:iCs/>
+        </w:rPr>
+        <w:t xml:space="preserve">Land prices of Colombo district</w:t>
+      </w:r>
+      <w:r>
+        <w:t xml:space="preserve"> </w:t>
+      </w:r>
+      <w:r>
+        <w:t xml:space="preserve">[Dataset]. Kaggle.</w:t>
+      </w:r>
+      <w:r>
+        <w:t xml:space="preserve"> </w:t>
+      </w:r>
+      <w:r>
+        <w:t xml:space="preserve">https://www.kaggle.com/datasets/ruchiraayeshmantha/land-prices-of-colombo-district (accessed 8 October 2026).</w:t>
+      </w:r>
+    </w:p>
+    <w:p>
+      <w:pPr>
+        <w:pStyle w:val="Compact"/>
+        <w:numPr>
+          <w:ilvl w:val="0"/>
+          <w:numId w:val="1023"/>
+        </w:numPr>
+      </w:pPr>
+      <w:r>
+        <w:t xml:space="preserve">Lundberg, S. M. and Lee, S.-I. (2017). A Unified Approach to Interpreting Model Predictions.</w:t>
+      </w:r>
+      <w:r>
+        <w:t xml:space="preserve"> </w:t>
+      </w:r>
+      <w:r>
+        <w:rPr>
+          <w:i/>
+          <w:iCs/>
+        </w:rPr>
+        <w:t xml:space="preserve">Advances in</w:t>
+      </w:r>
+      <w:r>
+        <w:rPr>
+          <w:i/>
+          <w:iCs/>
+        </w:rPr>
+        <w:t xml:space="preserve"> </w:t>
+      </w:r>
+      <w:r>
+        <w:rPr>
+          <w:i/>
+          <w:iCs/>
+        </w:rPr>
+        <w:t xml:space="preserve">Neural Information Processing Systems 30</w:t>
+      </w:r>
+      <w:r>
+        <w:t xml:space="preserve">.</w:t>
+      </w:r>
+    </w:p>
+    <w:p>
+      <w:pPr>
+        <w:pStyle w:val="Compact"/>
+        <w:numPr>
+          <w:ilvl w:val="0"/>
+          <w:numId w:val="1023"/>
+        </w:numPr>
+      </w:pPr>
+      <w:r>
+        <w:t xml:space="preserve">Ribeiro, M. T., Singh, S. and Guestrin, C. (2016).</w:t>
+      </w:r>
+      <w:r>
+        <w:t xml:space="preserve"> </w:t>
+      </w:r>
+      <w:r>
+        <w:t xml:space="preserve">“Why Should I Trust You?”</w:t>
+      </w:r>
+      <w:r>
+        <w:t xml:space="preserve">: Explaining the Predictions of</w:t>
+      </w:r>
+      <w:r>
+        <w:t xml:space="preserve"> </w:t>
+      </w:r>
+      <w:r>
+        <w:t xml:space="preserve">Any Classifier.</w:t>
+      </w:r>
+      <w:r>
+        <w:t xml:space="preserve"> </w:t>
+      </w:r>
+      <w:r>
+        <w:rPr>
+          <w:i/>
+          <w:iCs/>
+        </w:rPr>
+        <w:t xml:space="preserve">Proceedings of the 22nd ACM SIGKDD International Conference on Knowledge Discovery and Data</w:t>
+      </w:r>
+      <w:r>
+        <w:rPr>
+          <w:i/>
+          <w:iCs/>
+        </w:rPr>
+        <w:t xml:space="preserve"> </w:t>
+      </w:r>
+      <w:r>
+        <w:rPr>
+          <w:i/>
+          <w:iCs/>
+        </w:rPr>
+        <w:t xml:space="preserve">Mining</w:t>
+      </w:r>
+      <w:r>
+        <w:t xml:space="preserve">, 1135-1144.</w:t>
+      </w:r>
+    </w:p>
+    <w:p>
+      <w:pPr>
+        <w:pStyle w:val="Compact"/>
+        <w:numPr>
+          <w:ilvl w:val="0"/>
+          <w:numId w:val="1023"/>
+        </w:numPr>
+      </w:pPr>
+      <w:r>
+        <w:t xml:space="preserve">Friedman, J. H. (2001). Greedy Function Approximation: A Gradient Boosting Machine.</w:t>
+      </w:r>
+      <w:r>
+        <w:t xml:space="preserve"> </w:t>
+      </w:r>
+      <w:r>
+        <w:rPr>
+          <w:i/>
+          <w:iCs/>
+        </w:rPr>
+        <w:t xml:space="preserve">Annals of Statistics</w:t>
+      </w:r>
+      <w:r>
+        <w:t xml:space="preserve">,</w:t>
+      </w:r>
+      <w:r>
+        <w:t xml:space="preserve"> </w:t>
+      </w:r>
+      <w:r>
+        <w:t xml:space="preserve">29(5), 1189-1232.</w:t>
+      </w:r>
+    </w:p>
+    <w:p>
+      <w:pPr>
+        <w:pStyle w:val="Compact"/>
+        <w:numPr>
+          <w:ilvl w:val="0"/>
+          <w:numId w:val="1023"/>
+        </w:numPr>
+      </w:pPr>
+      <w:r>
         <w:t xml:space="preserve">IT5514 Applied Machine Learning lecture notes and lab sheets: Decision Trees and Random Forest, XGBoost,</w:t>
       </w:r>
       <w:r>
@@ -9927,8 +12621,7 @@
         <w:t xml:space="preserve">and the feature engineering lab (IQR outlier method).</w:t>
       </w:r>
     </w:p>
-    <w:bookmarkEnd w:id="75"/>
-    <w:bookmarkEnd w:id="76"/>
+    <w:bookmarkEnd w:id="89"/>
     <w:sectPr>
       <w:footnotePr>
         <w:numRestart w:val="eachSect"/>
@@ -10333,6 +13026,12 @@
     </w:lvlOverride>
   </w:num>
   <w:num w:numId="1008">
+    <w:abstractNumId w:val="991"/>
+  </w:num>
+  <w:num w:numId="1009">
+    <w:abstractNumId w:val="991"/>
+  </w:num>
+  <w:num w:numId="1010">
     <w:abstractNumId w:val="99411"/>
     <w:lvlOverride w:ilvl="0">
       <w:startOverride w:val="1"/>
@@ -10362,16 +13061,7 @@
       <w:startOverride w:val="1"/>
     </w:lvlOverride>
   </w:num>
-  <w:num w:numId="1009">
-    <w:abstractNumId w:val="991"/>
-  </w:num>
-  <w:num w:numId="1010">
-    <w:abstractNumId w:val="991"/>
-  </w:num>
   <w:num w:numId="1011">
-    <w:abstractNumId w:val="991"/>
-  </w:num>
-  <w:num w:numId="1012">
     <w:abstractNumId w:val="99411"/>
     <w:lvlOverride w:ilvl="0">
       <w:startOverride w:val="1"/>
@@ -10401,6 +13091,9 @@
       <w:startOverride w:val="1"/>
     </w:lvlOverride>
   </w:num>
+  <w:num w:numId="1012">
+    <w:abstractNumId w:val="991"/>
+  </w:num>
   <w:num w:numId="1013">
     <w:abstractNumId w:val="991"/>
   </w:num>
@@ -10408,6 +13101,57 @@
     <w:abstractNumId w:val="991"/>
   </w:num>
   <w:num w:numId="1015">
+    <w:abstractNumId w:val="991"/>
+  </w:num>
+  <w:num w:numId="1016">
+    <w:abstractNumId w:val="99411"/>
+    <w:lvlOverride w:ilvl="0">
+      <w:startOverride w:val="1"/>
+    </w:lvlOverride>
+    <w:lvlOverride w:ilvl="1">
+      <w:startOverride w:val="1"/>
+    </w:lvlOverride>
+    <w:lvlOverride w:ilvl="2">
+      <w:startOverride w:val="1"/>
+    </w:lvlOverride>
+    <w:lvlOverride w:ilvl="3">
+      <w:startOverride w:val="1"/>
+    </w:lvlOverride>
+    <w:lvlOverride w:ilvl="4">
+      <w:startOverride w:val="1"/>
+    </w:lvlOverride>
+    <w:lvlOverride w:ilvl="5">
+      <w:startOverride w:val="1"/>
+    </w:lvlOverride>
+    <w:lvlOverride w:ilvl="6">
+      <w:startOverride w:val="1"/>
+    </w:lvlOverride>
+    <w:lvlOverride w:ilvl="7">
+      <w:startOverride w:val="1"/>
+    </w:lvlOverride>
+    <w:lvlOverride w:ilvl="8">
+      <w:startOverride w:val="1"/>
+    </w:lvlOverride>
+  </w:num>
+  <w:num w:numId="1017">
+    <w:abstractNumId w:val="991"/>
+  </w:num>
+  <w:num w:numId="1018">
+    <w:abstractNumId w:val="991"/>
+  </w:num>
+  <w:num w:numId="1019">
+    <w:abstractNumId w:val="991"/>
+  </w:num>
+  <w:num w:numId="1020">
+    <w:abstractNumId w:val="991"/>
+  </w:num>
+  <w:num w:numId="1021">
+    <w:abstractNumId w:val="991"/>
+  </w:num>
+  <w:num w:numId="1022">
+    <w:abstractNumId w:val="991"/>
+  </w:num>
+  <w:num w:numId="1023">
     <w:abstractNumId w:val="99411"/>
     <w:lvlOverride w:ilvl="0">
       <w:startOverride w:val="1"/>

--- a/Report.docx
+++ b/Report.docx
@@ -219,22 +219,44 @@
           <w:b/>
           <w:bCs/>
         </w:rPr>
-        <w:t xml:space="preserve">CatBoost</w:t>
-      </w:r>
-      <w:r>
-        <w:t xml:space="preserve">, which was not covered in the lectures, was selected and justified</w:t>
-      </w:r>
-      <w:r>
-        <w:t xml:space="preserve"> </w:t>
-      </w:r>
-      <w:r>
-        <w:t xml:space="preserve">(Section 4.3). It was compared with the taught models (Random Forest and XGBoost), a linear baseline, LightGBM</w:t>
-      </w:r>
-      <w:r>
-        <w:t xml:space="preserve"> </w:t>
-      </w:r>
-      <w:r>
-        <w:t xml:space="preserve">and a stacked ensemble.</w:t>
+        <w:t xml:space="preserve">NGBoost (Natural Gradient Boosting)</w:t>
+      </w:r>
+      <w:r>
+        <w:t xml:space="preserve">, which was not covered in the lectures, was</w:t>
+      </w:r>
+      <w:r>
+        <w:t xml:space="preserve"> </w:t>
+      </w:r>
+      <w:r>
+        <w:t xml:space="preserve">selected and justified (Section 4.3). Unlike the taught models it predicts a whole probability distribution,</w:t>
+      </w:r>
+      <w:r>
+        <w:t xml:space="preserve"> </w:t>
+      </w:r>
+      <w:r>
+        <w:t xml:space="preserve">which gives a</w:t>
+      </w:r>
+      <w:r>
+        <w:t xml:space="preserve"> </w:t>
+      </w:r>
+      <w:r>
+        <w:rPr>
+          <w:b/>
+          <w:bCs/>
+        </w:rPr>
+        <w:t xml:space="preserve">price range</w:t>
+      </w:r>
+      <w:r>
+        <w:t xml:space="preserve"> </w:t>
+      </w:r>
+      <w:r>
+        <w:t xml:space="preserve">for every plot. It was compared with the taught models (Ridge regression,</w:t>
+      </w:r>
+      <w:r>
+        <w:t xml:space="preserve"> </w:t>
+      </w:r>
+      <w:r>
+        <w:t xml:space="preserve">Random Forest, XGBoost, LightGBM, CatBoost and a stacked ensemble).</w:t>
       </w:r>
     </w:p>
     <w:p>
@@ -410,7 +432,7 @@
         <w:pStyle w:val="BodyText"/>
       </w:pPr>
       <w:r>
-        <w:t xml:space="preserve">All the work was done in Python with Pandas, scikit-learn, XGBoost, LightGBM and CatBoost. The accompanying</w:t>
+        <w:t xml:space="preserve">All the work was done in Python with Pandas, scikit-learn, XGBoost, LightGBM, CatBoost and NGBoost. The accompanying</w:t>
       </w:r>
       <w:r>
         <w:t xml:space="preserve"> </w:t>
@@ -576,6 +598,33 @@
               <w:rPr>
                 <w:rStyle w:val="VerbatimChar"/>
               </w:rPr>
+              <w:t xml:space="preserve">05_ngboost.ipynb</w:t>
+            </w:r>
+          </w:p>
+        </w:tc>
+        <w:tc>
+          <w:tcPr/>
+          <w:p>
+            <w:pPr>
+              <w:pStyle w:val="Compact"/>
+            </w:pPr>
+            <w:r>
+              <w:t xml:space="preserve">NGBoost, the new algorithm: tuning, accuracy, price-range calibration, SHAP (Sections 4.3, 6.7)</w:t>
+            </w:r>
+          </w:p>
+        </w:tc>
+      </w:tr>
+      <w:tr>
+        <w:tc>
+          <w:tcPr/>
+          <w:p>
+            <w:pPr>
+              <w:pStyle w:val="Compact"/>
+            </w:pPr>
+            <w:r>
+              <w:rPr>
+                <w:rStyle w:val="VerbatimChar"/>
+              </w:rPr>
               <w:t xml:space="preserve">app.py</w:t>
             </w:r>
             <w:r>
@@ -602,16 +651,28 @@
               </w:rPr>
               <w:t xml:space="preserve">catboost_wrapper.py</w:t>
             </w:r>
-          </w:p>
-        </w:tc>
-        <w:tc>
-          <w:tcPr/>
-          <w:p>
-            <w:pPr>
-              <w:pStyle w:val="Compact"/>
-            </w:pPr>
-            <w:r>
-              <w:t xml:space="preserve">Front-end application with explanations (Section 7)</w:t>
+            <w:r>
+              <w:t xml:space="preserve">,</w:t>
+            </w:r>
+            <w:r>
+              <w:t xml:space="preserve"> </w:t>
+            </w:r>
+            <w:r>
+              <w:rPr>
+                <w:rStyle w:val="VerbatimChar"/>
+              </w:rPr>
+              <w:t xml:space="preserve">ngboost_wrapper.py</w:t>
+            </w:r>
+          </w:p>
+        </w:tc>
+        <w:tc>
+          <w:tcPr/>
+          <w:p>
+            <w:pPr>
+              <w:pStyle w:val="Compact"/>
+            </w:pPr>
+            <w:r>
+              <w:t xml:space="preserve">Front-end application with explanations and price ranges (Section 7)</w:t>
             </w:r>
           </w:p>
         </w:tc>
@@ -3174,7 +3235,7 @@
               <w:pStyle w:val="Compact"/>
             </w:pPr>
             <w:r>
-              <w:t xml:space="preserve">Baseline. If tree models can’t beat a linear model clearly, their extra complexity isn’t justified</w:t>
+              <w:t xml:space="preserve">Taught. Baseline: if tree models can’t beat a linear model clearly, their extra complexity isn’t justified</w:t>
             </w:r>
           </w:p>
         </w:tc>
@@ -3258,7 +3319,7 @@
               <w:pStyle w:val="Compact"/>
             </w:pPr>
             <w:r>
-              <w:t xml:space="preserve">Another gradient boosting library that grows trees leaf-wise; a check that XGBoost’s result isn’t implementation-specific</w:t>
+              <w:t xml:space="preserve">Taught. Gradient boosting that grows trees leaf-wise; a check that XGBoost’s result isn’t implementation-specific</w:t>
             </w:r>
           </w:p>
         </w:tc>
@@ -3286,17 +3347,7 @@
               <w:pStyle w:val="Compact"/>
             </w:pPr>
             <w:r>
-              <w:rPr>
-                <w:b/>
-                <w:bCs/>
-              </w:rPr>
-              <w:t xml:space="preserve">The new algorithm, not covered in lectures</w:t>
-            </w:r>
-            <w:r>
-              <w:t xml:space="preserve"> </w:t>
-            </w:r>
-            <w:r>
-              <w:t xml:space="preserve">(Section 4.3). Built for categorical features such as the 160-category</w:t>
+              <w:t xml:space="preserve">Taught (lecture and MLOps workshop). Built for categorical features such as the 160-category</w:t>
             </w:r>
             <w:r>
               <w:t xml:space="preserve"> </w:t>
@@ -3333,7 +3384,45 @@
               <w:pStyle w:val="Compact"/>
             </w:pPr>
             <w:r>
-              <w:t xml:space="preserve">Combines the tuned RF, XGBoost and CatBoost with a Ridge meta-model; helps when the base models make different mistakes</w:t>
+              <w:t xml:space="preserve">Taught. Combines the tuned RF, XGBoost and CatBoost with a Ridge meta-model; helps when the base models make different mistakes</w:t>
+            </w:r>
+          </w:p>
+        </w:tc>
+      </w:tr>
+      <w:tr>
+        <w:tc>
+          <w:tcPr/>
+          <w:p>
+            <w:pPr>
+              <w:pStyle w:val="Compact"/>
+            </w:pPr>
+            <w:r>
+              <w:rPr>
+                <w:b/>
+                <w:bCs/>
+              </w:rPr>
+              <w:t xml:space="preserve">NGBoost</w:t>
+            </w:r>
+          </w:p>
+        </w:tc>
+        <w:tc>
+          <w:tcPr/>
+          <w:p>
+            <w:pPr>
+              <w:pStyle w:val="Compact"/>
+            </w:pPr>
+            <w:r>
+              <w:rPr>
+                <w:b/>
+                <w:bCs/>
+              </w:rPr>
+              <w:t xml:space="preserve">The new algorithm, not covered in the lectures</w:t>
+            </w:r>
+            <w:r>
+              <w:t xml:space="preserve"> </w:t>
+            </w:r>
+            <w:r>
+              <w:t xml:space="preserve">(Section 4.3). Predicts a probability distribution, giving a price range</w:t>
             </w:r>
           </w:p>
         </w:tc>
@@ -3354,13 +3443,13 @@
       </w:r>
     </w:p>
     <w:bookmarkEnd w:id="30"/>
-    <w:bookmarkStart w:id="31" w:name="selection-of-a-new-algorithm-catboost"/>
+    <w:bookmarkStart w:id="31" w:name="selection-of-a-new-algorithm-ngboost"/>
     <w:p>
       <w:pPr>
         <w:pStyle w:val="Heading3"/>
       </w:pPr>
       <w:r>
-        <w:t xml:space="preserve">4.3 Selection of a new algorithm: CatBoost</w:t>
+        <w:t xml:space="preserve">4.3 Selection of a new algorithm: NGBoost</w:t>
       </w:r>
     </w:p>
     <w:p>
@@ -3368,23 +3457,61 @@
         <w:pStyle w:val="FirstParagraph"/>
       </w:pPr>
       <w:r>
-        <w:rPr>
-          <w:b/>
-          <w:bCs/>
-        </w:rPr>
-        <w:t xml:space="preserve">CatBoost</w:t>
-      </w:r>
-      <w:r>
-        <w:t xml:space="preserve"> </w:t>
-      </w:r>
-      <w:r>
-        <w:t xml:space="preserve">(Prokhorenkova et al., 2018) is a gradient-boosting algorithm from Yandex. It was not covered in</w:t>
-      </w:r>
-      <w:r>
-        <w:t xml:space="preserve"> </w:t>
-      </w:r>
-      <w:r>
-        <w:t xml:space="preserve">the lectures, and it was chosen as the project’s new algorithm for three reasons.</w:t>
+        <w:t xml:space="preserve">The models covered in the lectures were linear, Ridge and Lasso regression, logistic regression, SVM, k-NN,</w:t>
+      </w:r>
+      <w:r>
+        <w:t xml:space="preserve"> </w:t>
+      </w:r>
+      <w:r>
+        <w:t xml:space="preserve">decision trees, bagging, Random Forest, gradient boosting, AdaBoost, XGBoost, LightGBM, CatBoost, voting and</w:t>
+      </w:r>
+      <w:r>
+        <w:t xml:space="preserve"> </w:t>
+      </w:r>
+      <w:r>
+        <w:t xml:space="preserve">stacking ensembles, and Explainable Boosting Machines (plus clustering methods).</w:t>
+      </w:r>
+      <w:r>
+        <w:t xml:space="preserve"> </w:t>
+      </w:r>
+      <w:r>
+        <w:rPr>
+          <w:b/>
+          <w:bCs/>
+        </w:rPr>
+        <w:t xml:space="preserve">NGBoost (Natural Gradient</w:t>
+      </w:r>
+      <w:r>
+        <w:rPr>
+          <w:b/>
+          <w:bCs/>
+        </w:rPr>
+        <w:t xml:space="preserve"> </w:t>
+      </w:r>
+      <w:r>
+        <w:rPr>
+          <w:b/>
+          <w:bCs/>
+        </w:rPr>
+        <w:t xml:space="preserve">Boosting; Duan et al., 2020)</w:t>
+      </w:r>
+      <w:r>
+        <w:t xml:space="preserve">, from the Stanford ML Group, is not among them. It was chosen as the project’s</w:t>
+      </w:r>
+      <w:r>
+        <w:t xml:space="preserve"> </w:t>
+      </w:r>
+      <w:r>
+        <w:t xml:space="preserve">new algorithm (</w:t>
+      </w:r>
+      <w:r>
+        <w:rPr>
+          <w:rStyle w:val="VerbatimChar"/>
+        </w:rPr>
+        <w:t xml:space="preserve">05_ngboost.ipynb</w:t>
+      </w:r>
+      <w:r>
+        <w:t xml:space="preserve">).</w:t>
       </w:r>
     </w:p>
     <w:p>
@@ -3412,34 +3539,56 @@
           <w:b/>
           <w:bCs/>
         </w:rPr>
-        <w:t xml:space="preserve">The data’s most important feature is a high-cardinality category.</w:t>
-      </w:r>
-      <w:r>
-        <w:t xml:space="preserve"> </w:t>
-      </w:r>
-      <w:r>
-        <w:rPr>
-          <w:rStyle w:val="VerbatimChar"/>
-        </w:rPr>
-        <w:t xml:space="preserve">Address</w:t>
-      </w:r>
-      <w:r>
-        <w:t xml:space="preserve"> </w:t>
-      </w:r>
-      <w:r>
-        <w:t xml:space="preserve">has 160 areas, and 88 of them</w:t>
-      </w:r>
-      <w:r>
-        <w:t xml:space="preserve"> </w:t>
-      </w:r>
-      <w:r>
-        <w:t xml:space="preserve">have fewer than 10 listings (Section 3.8). One-hot encoding would create 160 sparse columns, and plain target</w:t>
-      </w:r>
-      <w:r>
-        <w:t xml:space="preserve"> </w:t>
-      </w:r>
-      <w:r>
-        <w:t xml:space="preserve">encoding risks leaking each listing’s own price into its features. CatBoost is designed for exactly this case.</w:t>
+        <w:t xml:space="preserve">Every taught model gives one number, but this problem needs a range.</w:t>
+      </w:r>
+      <w:r>
+        <w:t xml:space="preserve"> </w:t>
+      </w:r>
+      <w:r>
+        <w:t xml:space="preserve">Asking prices are noisy: similar</w:t>
+      </w:r>
+      <w:r>
+        <w:t xml:space="preserve"> </w:t>
+      </w:r>
+      <w:r>
+        <w:t xml:space="preserve">plots in the same area are advertised at very different prices (Section 3.4), and 88 of the 160 areas have</w:t>
+      </w:r>
+      <w:r>
+        <w:t xml:space="preserve"> </w:t>
+      </w:r>
+      <w:r>
+        <w:t xml:space="preserve">fewer than 10 listings (Section 3.8). A single predicted price hides how uncertain it is. NGBoost predicts a</w:t>
+      </w:r>
+      <w:r>
+        <w:t xml:space="preserve"> </w:t>
+      </w:r>
+      <w:r>
+        <w:rPr>
+          <w:b/>
+          <w:bCs/>
+        </w:rPr>
+        <w:t xml:space="preserve">probability distribution</w:t>
+      </w:r>
+      <w:r>
+        <w:t xml:space="preserve"> </w:t>
+      </w:r>
+      <w:r>
+        <w:t xml:space="preserve">for each plot, so it can say</w:t>
+      </w:r>
+      <w:r>
+        <w:t xml:space="preserve"> </w:t>
+      </w:r>
+      <w:r>
+        <w:t xml:space="preserve">“80% likely between Rs X and Rs Y”</w:t>
+      </w:r>
+      <w:r>
+        <w:t xml:space="preserve">. That is more</w:t>
+      </w:r>
+      <w:r>
+        <w:t xml:space="preserve"> </w:t>
+      </w:r>
+      <w:r>
+        <w:t xml:space="preserve">honest and more useful to a buyer or seller.</w:t>
       </w:r>
     </w:p>
     <w:p>
@@ -3455,19 +3604,19 @@
           <w:b/>
           <w:bCs/>
         </w:rPr>
-        <w:t xml:space="preserve">It is robust on small, noisy tabular data.</w:t>
-      </w:r>
-      <w:r>
-        <w:t xml:space="preserve"> </w:t>
-      </w:r>
-      <w:r>
-        <w:t xml:space="preserve">With about 3,400 training rows of noisy asking prices,</w:t>
-      </w:r>
-      <w:r>
-        <w:t xml:space="preserve"> </w:t>
-      </w:r>
-      <w:r>
-        <w:t xml:space="preserve">overfitting is the main risk, and CatBoost’s tree structure and ordered boosting are built to reduce it.</w:t>
+        <w:t xml:space="preserve">It suits the data.</w:t>
+      </w:r>
+      <w:r>
+        <w:t xml:space="preserve"> </w:t>
+      </w:r>
+      <w:r>
+        <w:t xml:space="preserve">It’s a boosting method for tabular data and works well with a few thousand rows. It</w:t>
+      </w:r>
+      <w:r>
+        <w:t xml:space="preserve"> </w:t>
+      </w:r>
+      <w:r>
+        <w:t xml:space="preserve">uses the same preprocessing as the other tree models (cross-fitted target encoding of the area).</w:t>
       </w:r>
     </w:p>
     <w:p>
@@ -3489,7 +3638,7 @@
         <w:t xml:space="preserve"> </w:t>
       </w:r>
       <w:r>
-        <w:t xml:space="preserve">It’s a classical (non-deep-learning) method for tabular data.</w:t>
+        <w:t xml:space="preserve">It’s a classical, non-deep-learning method.</w:t>
       </w:r>
     </w:p>
     <w:p>
@@ -3507,13 +3656,35 @@
         <w:t xml:space="preserve"> </w:t>
       </w:r>
       <w:r>
-        <w:t xml:space="preserve">CatBoost builds an ensemble of trees by gradient boosting, like XGBoost, but differs in three</w:t>
-      </w:r>
-      <w:r>
-        <w:t xml:space="preserve"> </w:t>
-      </w:r>
-      <w:r>
-        <w:t xml:space="preserve">ways:</w:t>
+        <w:t xml:space="preserve">NGBoost treats prediction as estimating a distribution. Here it assumes the</w:t>
+      </w:r>
+      <w:r>
+        <w:t xml:space="preserve"> </w:t>
+      </w:r>
+      <w:r>
+        <w:rPr>
+          <w:b/>
+          <w:bCs/>
+        </w:rPr>
+        <w:t xml:space="preserve">log price</w:t>
+      </w:r>
+      <w:r>
+        <w:t xml:space="preserve"> </w:t>
+      </w:r>
+      <w:r>
+        <w:t xml:space="preserve">of a</w:t>
+      </w:r>
+      <w:r>
+        <w:t xml:space="preserve"> </w:t>
+      </w:r>
+      <w:r>
+        <w:t xml:space="preserve">plot follows a Normal distribution with its own mean μ(x) and standard deviation σ(x), which means the price</w:t>
+      </w:r>
+      <w:r>
+        <w:t xml:space="preserve"> </w:t>
+      </w:r>
+      <w:r>
+        <w:t xml:space="preserve">itself is log-normal. Both μ and σ are learned by boosting:</w:t>
       </w:r>
     </w:p>
     <w:p>
@@ -3525,39 +3696,29 @@
         </w:numPr>
       </w:pPr>
       <w:r>
-        <w:rPr>
-          <w:b/>
-          <w:bCs/>
-        </w:rPr>
-        <w:t xml:space="preserve">Ordered target statistics.</w:t>
-      </w:r>
-      <w:r>
-        <w:t xml:space="preserve"> </w:t>
-      </w:r>
-      <w:r>
-        <w:t xml:space="preserve">Each category is replaced by the average target of the listings that come</w:t>
-      </w:r>
-      <w:r>
-        <w:t xml:space="preserve"> </w:t>
-      </w:r>
-      <w:r>
-        <w:rPr>
-          <w:i/>
-          <w:iCs/>
-        </w:rPr>
-        <w:t xml:space="preserve">before</w:t>
-      </w:r>
-      <w:r>
-        <w:t xml:space="preserve"> </w:t>
-      </w:r>
-      <w:r>
-        <w:t xml:space="preserve">it in a random ordering of the data, so a listing’s own price is never used to encode its area.</w:t>
-      </w:r>
-      <w:r>
-        <w:t xml:space="preserve"> </w:t>
-      </w:r>
-      <w:r>
-        <w:t xml:space="preserve">This removes the target leakage of naive target encoding.</w:t>
+        <w:t xml:space="preserve">At each step, one small regression tree is fitted</w:t>
+      </w:r>
+      <w:r>
+        <w:t xml:space="preserve"> </w:t>
+      </w:r>
+      <w:r>
+        <w:rPr>
+          <w:b/>
+          <w:bCs/>
+        </w:rPr>
+        <w:t xml:space="preserve">per parameter</w:t>
+      </w:r>
+      <w:r>
+        <w:t xml:space="preserve"> </w:t>
+      </w:r>
+      <w:r>
+        <w:t xml:space="preserve">(one for μ, one for log σ). The trees are</w:t>
+      </w:r>
+      <w:r>
+        <w:t xml:space="preserve"> </w:t>
+      </w:r>
+      <w:r>
+        <w:t xml:space="preserve">fitted to the gradient of a proper scoring rule (the log-likelihood), not to plain residuals.</w:t>
       </w:r>
     </w:p>
     <w:p>
@@ -3569,32 +3730,32 @@
         </w:numPr>
       </w:pPr>
       <w:r>
-        <w:rPr>
-          <w:b/>
-          <w:bCs/>
-        </w:rPr>
-        <w:t xml:space="preserve">Ordered boosting.</w:t>
-      </w:r>
-      <w:r>
-        <w:t xml:space="preserve"> </w:t>
-      </w:r>
-      <w:r>
-        <w:t xml:space="preserve">The same idea is applied to the boosting itself, which reduces</w:t>
-      </w:r>
-      <w:r>
-        <w:t xml:space="preserve"> </w:t>
-      </w:r>
-      <w:r>
-        <w:t xml:space="preserve">“prediction shift”</w:t>
-      </w:r>
-      <w:r>
-        <w:t xml:space="preserve">, a</w:t>
-      </w:r>
-      <w:r>
-        <w:t xml:space="preserve"> </w:t>
-      </w:r>
-      <w:r>
-        <w:t xml:space="preserve">subtle form of overfitting in standard gradient boosting.</w:t>
+        <w:t xml:space="preserve">It uses the</w:t>
+      </w:r>
+      <w:r>
+        <w:t xml:space="preserve"> </w:t>
+      </w:r>
+      <w:r>
+        <w:rPr>
+          <w:b/>
+          <w:bCs/>
+        </w:rPr>
+        <w:t xml:space="preserve">natural gradient</w:t>
+      </w:r>
+      <w:r>
+        <w:t xml:space="preserve">: the ordinary gradient rescaled by the Fisher information of the</w:t>
+      </w:r>
+      <w:r>
+        <w:t xml:space="preserve"> </w:t>
+      </w:r>
+      <w:r>
+        <w:t xml:space="preserve">distribution. This makes the updates independent of how the distribution is parametrised, which is what makes</w:t>
+      </w:r>
+      <w:r>
+        <w:t xml:space="preserve"> </w:t>
+      </w:r>
+      <w:r>
+        <w:t xml:space="preserve">learning the spread σ stable. Plain gradient boosting on two parameters tends to be unstable.</w:t>
       </w:r>
     </w:p>
     <w:p>
@@ -3606,23 +3767,7 @@
         </w:numPr>
       </w:pPr>
       <w:r>
-        <w:rPr>
-          <w:b/>
-          <w:bCs/>
-        </w:rPr>
-        <w:t xml:space="preserve">Symmetric (oblivious) trees.</w:t>
-      </w:r>
-      <w:r>
-        <w:t xml:space="preserve"> </w:t>
-      </w:r>
-      <w:r>
-        <w:t xml:space="preserve">Every node at the same depth uses the same split. These balanced trees act as</w:t>
-      </w:r>
-      <w:r>
-        <w:t xml:space="preserve"> </w:t>
-      </w:r>
-      <w:r>
-        <w:t xml:space="preserve">a strong regulariser and make predictions very fast.</w:t>
+        <w:t xml:space="preserve">A line search chooses the step size, and the learning rate shrinks it, as in other boosting methods.</w:t>
       </w:r>
     </w:p>
     <w:p>
@@ -3630,11 +3775,25 @@
         <w:pStyle w:val="FirstParagraph"/>
       </w:pPr>
       <w:r>
-        <w:rPr>
-          <w:b/>
-          <w:bCs/>
-        </w:rPr>
-        <w:t xml:space="preserve">How it differs from the standard models taught in the module.</w:t>
+        <w:t xml:space="preserve">The result is a full predictive distribution per plot. Its mean is the point prediction, and its quantiles give</w:t>
+      </w:r>
+      <w:r>
+        <w:t xml:space="preserve"> </w:t>
+      </w:r>
+      <w:r>
+        <w:t xml:space="preserve">price ranges (μ ± 1.28σ for 80%).</w:t>
+      </w:r>
+    </w:p>
+    <w:p>
+      <w:pPr>
+        <w:pStyle w:val="BodyText"/>
+      </w:pPr>
+      <w:r>
+        <w:rPr>
+          <w:b/>
+          <w:bCs/>
+        </w:rPr>
+        <w:t xml:space="preserve">How it differs from the models taught in the module.</w:t>
       </w:r>
     </w:p>
     <w:tbl>
@@ -3645,10 +3804,9 @@
         <w:tblLook w:firstRow="1" w:lastRow="0" w:firstColumn="0" w:lastColumn="0" w:noHBand="0" w:noVBand="0" w:val="0020"/>
       </w:tblPr>
       <w:tblGrid>
-        <w:gridCol w:w="1980"/>
-        <w:gridCol w:w="1980"/>
-        <w:gridCol w:w="1980"/>
-        <w:gridCol w:w="1980"/>
+        <w:gridCol w:w="2640"/>
+        <w:gridCol w:w="2640"/>
+        <w:gridCol w:w="2640"/>
       </w:tblGrid>
       <w:tr>
         <w:trPr>
@@ -3672,38 +3830,18 @@
               <w:pStyle w:val="Compact"/>
             </w:pPr>
             <w:r>
-              <w:t xml:space="preserve">How it predicts</w:t>
-            </w:r>
-          </w:p>
-        </w:tc>
-        <w:tc>
-          <w:tcPr/>
-          <w:p>
-            <w:pPr>
-              <w:pStyle w:val="Compact"/>
-            </w:pPr>
-            <w:r>
-              <w:t xml:space="preserve">Handling of the 160-category</w:t>
-            </w:r>
-            <w:r>
-              <w:t xml:space="preserve"> </w:t>
-            </w:r>
-            <w:r>
-              <w:rPr>
-                <w:rStyle w:val="VerbatimChar"/>
-              </w:rPr>
-              <w:t xml:space="preserve">Address</w:t>
-            </w:r>
-          </w:p>
-        </w:tc>
-        <w:tc>
-          <w:tcPr/>
-          <w:p>
-            <w:pPr>
-              <w:pStyle w:val="Compact"/>
-            </w:pPr>
-            <w:r>
-              <w:t xml:space="preserve">Main difference from CatBoost</w:t>
+              <w:t xml:space="preserve">What it predicts</w:t>
+            </w:r>
+          </w:p>
+        </w:tc>
+        <w:tc>
+          <w:tcPr/>
+          <w:p>
+            <w:pPr>
+              <w:pStyle w:val="Compact"/>
+            </w:pPr>
+            <w:r>
+              <w:t xml:space="preserve">Main difference from NGBoost</w:t>
             </w:r>
           </w:p>
         </w:tc>
@@ -3716,40 +3854,29 @@
               <w:pStyle w:val="Compact"/>
             </w:pPr>
             <w:r>
-              <w:t xml:space="preserve">Decision tree</w:t>
-            </w:r>
-          </w:p>
-        </w:tc>
-        <w:tc>
-          <w:tcPr/>
-          <w:p>
-            <w:pPr>
-              <w:pStyle w:val="Compact"/>
-            </w:pPr>
-            <w:r>
-              <w:t xml:space="preserve">One tree, greedy splits</w:t>
-            </w:r>
-          </w:p>
-        </w:tc>
-        <w:tc>
-          <w:tcPr/>
-          <w:p>
-            <w:pPr>
-              <w:pStyle w:val="Compact"/>
-            </w:pPr>
-            <w:r>
-              <w:t xml:space="preserve">Needs encoding; one tree overfits rare areas</w:t>
-            </w:r>
-          </w:p>
-        </w:tc>
-        <w:tc>
-          <w:tcPr/>
-          <w:p>
-            <w:pPr>
-              <w:pStyle w:val="Compact"/>
-            </w:pPr>
-            <w:r>
-              <w:t xml:space="preserve">CatBoost averages hundreds of boosted, regularised trees</w:t>
+              <w:t xml:space="preserve">Decision tree / Random Forest / bagging</w:t>
+            </w:r>
+          </w:p>
+        </w:tc>
+        <w:tc>
+          <w:tcPr/>
+          <w:p>
+            <w:pPr>
+              <w:pStyle w:val="Compact"/>
+            </w:pPr>
+            <w:r>
+              <w:t xml:space="preserve">One number (average of leaves or trees)</w:t>
+            </w:r>
+          </w:p>
+        </w:tc>
+        <w:tc>
+          <w:tcPr/>
+          <w:p>
+            <w:pPr>
+              <w:pStyle w:val="Compact"/>
+            </w:pPr>
+            <w:r>
+              <w:t xml:space="preserve">No spread estimate; uncertainty isn’t modelled</w:t>
             </w:r>
           </w:p>
         </w:tc>
@@ -3762,40 +3889,29 @@
               <w:pStyle w:val="Compact"/>
             </w:pPr>
             <w:r>
-              <w:t xml:space="preserve">Linear / logistic regression</w:t>
-            </w:r>
-          </w:p>
-        </w:tc>
-        <w:tc>
-          <w:tcPr/>
-          <w:p>
-            <w:pPr>
-              <w:pStyle w:val="Compact"/>
-            </w:pPr>
-            <w:r>
-              <w:t xml:space="preserve">Weighted sum of features</w:t>
-            </w:r>
-          </w:p>
-        </w:tc>
-        <w:tc>
-          <w:tcPr/>
-          <w:p>
-            <w:pPr>
-              <w:pStyle w:val="Compact"/>
-            </w:pPr>
-            <w:r>
-              <w:t xml:space="preserve">Needs one-hot (160 columns); no interactions</w:t>
-            </w:r>
-          </w:p>
-        </w:tc>
-        <w:tc>
-          <w:tcPr/>
-          <w:p>
-            <w:pPr>
-              <w:pStyle w:val="Compact"/>
-            </w:pPr>
-            <w:r>
-              <w:t xml:space="preserve">CatBoost captures non-linear effects and interactions automatically</w:t>
+              <w:t xml:space="preserve">Linear / Ridge / Lasso regression</w:t>
+            </w:r>
+          </w:p>
+        </w:tc>
+        <w:tc>
+          <w:tcPr/>
+          <w:p>
+            <w:pPr>
+              <w:pStyle w:val="Compact"/>
+            </w:pPr>
+            <w:r>
+              <w:t xml:space="preserve">One number; one constant error variance for all plots</w:t>
+            </w:r>
+          </w:p>
+        </w:tc>
+        <w:tc>
+          <w:tcPr/>
+          <w:p>
+            <w:pPr>
+              <w:pStyle w:val="Compact"/>
+            </w:pPr>
+            <w:r>
+              <w:t xml:space="preserve">NGBoost is non-linear and lets the uncertainty differ from plot to plot</w:t>
             </w:r>
           </w:p>
         </w:tc>
@@ -3808,40 +3924,55 @@
               <w:pStyle w:val="Compact"/>
             </w:pPr>
             <w:r>
-              <w:t xml:space="preserve">k-NN</w:t>
-            </w:r>
-          </w:p>
-        </w:tc>
-        <w:tc>
-          <w:tcPr/>
-          <w:p>
-            <w:pPr>
-              <w:pStyle w:val="Compact"/>
-            </w:pPr>
-            <w:r>
-              <w:t xml:space="preserve">Average of the nearest listings</w:t>
-            </w:r>
-          </w:p>
-        </w:tc>
-        <w:tc>
-          <w:tcPr/>
-          <w:p>
-            <w:pPr>
-              <w:pStyle w:val="Compact"/>
-            </w:pPr>
-            <w:r>
-              <w:t xml:space="preserve">Needs a distance between categories; sensitive to scaling</w:t>
-            </w:r>
-          </w:p>
-        </w:tc>
-        <w:tc>
-          <w:tcPr/>
-          <w:p>
-            <w:pPr>
-              <w:pStyle w:val="Compact"/>
-            </w:pPr>
-            <w:r>
-              <w:t xml:space="preserve">CatBoost learns which features matter; no distance or scaling needed</w:t>
+              <w:t xml:space="preserve">Logistic regression</w:t>
+            </w:r>
+          </w:p>
+        </w:tc>
+        <w:tc>
+          <w:tcPr/>
+          <w:p>
+            <w:pPr>
+              <w:pStyle w:val="Compact"/>
+            </w:pPr>
+            <w:r>
+              <w:t xml:space="preserve">Probability of a</w:t>
+            </w:r>
+            <w:r>
+              <w:t xml:space="preserve"> </w:t>
+            </w:r>
+            <w:r>
+              <w:rPr>
+                <w:b/>
+                <w:bCs/>
+              </w:rPr>
+              <w:t xml:space="preserve">class</w:t>
+            </w:r>
+          </w:p>
+        </w:tc>
+        <w:tc>
+          <w:tcPr/>
+          <w:p>
+            <w:pPr>
+              <w:pStyle w:val="Compact"/>
+            </w:pPr>
+            <w:r>
+              <w:t xml:space="preserve">NGBoost gives a probability distribution over a</w:t>
+            </w:r>
+            <w:r>
+              <w:t xml:space="preserve"> </w:t>
+            </w:r>
+            <w:r>
+              <w:rPr>
+                <w:b/>
+                <w:bCs/>
+              </w:rPr>
+              <w:t xml:space="preserve">continuous</w:t>
+            </w:r>
+            <w:r>
+              <w:t xml:space="preserve"> </w:t>
+            </w:r>
+            <w:r>
+              <w:t xml:space="preserve">price</w:t>
             </w:r>
           </w:p>
         </w:tc>
@@ -3854,40 +3985,29 @@
               <w:pStyle w:val="Compact"/>
             </w:pPr>
             <w:r>
-              <w:t xml:space="preserve">Random Forest (taught)</w:t>
-            </w:r>
-          </w:p>
-        </w:tc>
-        <w:tc>
-          <w:tcPr/>
-          <w:p>
-            <w:pPr>
-              <w:pStyle w:val="Compact"/>
-            </w:pPr>
-            <w:r>
-              <w:t xml:space="preserve">Averages independent deep trees</w:t>
-            </w:r>
-          </w:p>
-        </w:tc>
-        <w:tc>
-          <w:tcPr/>
-          <w:p>
-            <w:pPr>
-              <w:pStyle w:val="Compact"/>
-            </w:pPr>
-            <w:r>
-              <w:t xml:space="preserve">Needs encoding beforehand</w:t>
-            </w:r>
-          </w:p>
-        </w:tc>
-        <w:tc>
-          <w:tcPr/>
-          <w:p>
-            <w:pPr>
-              <w:pStyle w:val="Compact"/>
-            </w:pPr>
-            <w:r>
-              <w:t xml:space="preserve">Trees are built sequentially to fix errors; categories handled natively</w:t>
+              <w:t xml:space="preserve">k-NN, SVM</w:t>
+            </w:r>
+          </w:p>
+        </w:tc>
+        <w:tc>
+          <w:tcPr/>
+          <w:p>
+            <w:pPr>
+              <w:pStyle w:val="Compact"/>
+            </w:pPr>
+            <w:r>
+              <w:t xml:space="preserve">One number from neighbours or a kernel</w:t>
+            </w:r>
+          </w:p>
+        </w:tc>
+        <w:tc>
+          <w:tcPr/>
+          <w:p>
+            <w:pPr>
+              <w:pStyle w:val="Compact"/>
+            </w:pPr>
+            <w:r>
+              <w:t xml:space="preserve">No distribution; need scaling; less suited to the 160-level category</w:t>
             </w:r>
           </w:p>
         </w:tc>
@@ -3900,45 +4020,175 @@
               <w:pStyle w:val="Compact"/>
             </w:pPr>
             <w:r>
-              <w:t xml:space="preserve">XGBoost (taught)</w:t>
-            </w:r>
-          </w:p>
-        </w:tc>
-        <w:tc>
-          <w:tcPr/>
-          <w:p>
-            <w:pPr>
-              <w:pStyle w:val="Compact"/>
-            </w:pPr>
-            <w:r>
-              <w:t xml:space="preserve">Boosted trees</w:t>
-            </w:r>
-          </w:p>
-        </w:tc>
-        <w:tc>
-          <w:tcPr/>
-          <w:p>
-            <w:pPr>
-              <w:pStyle w:val="Compact"/>
-            </w:pPr>
-            <w:r>
-              <w:t xml:space="preserve">Needs encoding beforehand</w:t>
-            </w:r>
-          </w:p>
-        </w:tc>
-        <w:tc>
-          <w:tcPr/>
-          <w:p>
-            <w:pPr>
-              <w:pStyle w:val="Compact"/>
-            </w:pPr>
-            <w:r>
-              <w:t xml:space="preserve">Ordered target statistics and ordered boosting; symmetric trees</w:t>
+              <w:t xml:space="preserve">Gradient boosting, AdaBoost, XGBoost, LightGBM, CatBoost</w:t>
+            </w:r>
+          </w:p>
+        </w:tc>
+        <w:tc>
+          <w:tcPr/>
+          <w:p>
+            <w:pPr>
+              <w:pStyle w:val="Compact"/>
+            </w:pPr>
+            <w:r>
+              <w:t xml:space="preserve">One number: trees fitted to residuals of a loss</w:t>
+            </w:r>
+          </w:p>
+        </w:tc>
+        <w:tc>
+          <w:tcPr/>
+          <w:p>
+            <w:pPr>
+              <w:pStyle w:val="Compact"/>
+            </w:pPr>
+            <w:r>
+              <w:t xml:space="preserve">NGBoost boosts</w:t>
+            </w:r>
+            <w:r>
+              <w:t xml:space="preserve"> </w:t>
+            </w:r>
+            <w:r>
+              <w:rPr>
+                <w:b/>
+                <w:bCs/>
+              </w:rPr>
+              <w:t xml:space="preserve">two</w:t>
+            </w:r>
+            <w:r>
+              <w:t xml:space="preserve"> </w:t>
+            </w:r>
+            <w:r>
+              <w:t xml:space="preserve">distribution parameters with the</w:t>
+            </w:r>
+            <w:r>
+              <w:t xml:space="preserve"> </w:t>
+            </w:r>
+            <w:r>
+              <w:rPr>
+                <w:b/>
+                <w:bCs/>
+              </w:rPr>
+              <w:t xml:space="preserve">natural gradient</w:t>
+            </w:r>
+            <w:r>
+              <w:t xml:space="preserve"> </w:t>
+            </w:r>
+            <w:r>
+              <w:t xml:space="preserve">of the likelihood</w:t>
+            </w:r>
+          </w:p>
+        </w:tc>
+      </w:tr>
+      <w:tr>
+        <w:tc>
+          <w:tcPr/>
+          <w:p>
+            <w:pPr>
+              <w:pStyle w:val="Compact"/>
+            </w:pPr>
+            <w:r>
+              <w:t xml:space="preserve">Stacking, voting</w:t>
+            </w:r>
+          </w:p>
+        </w:tc>
+        <w:tc>
+          <w:tcPr/>
+          <w:p>
+            <w:pPr>
+              <w:pStyle w:val="Compact"/>
+            </w:pPr>
+            <w:r>
+              <w:t xml:space="preserve">One number combining other models</w:t>
+            </w:r>
+          </w:p>
+        </w:tc>
+        <w:tc>
+          <w:tcPr/>
+          <w:p>
+            <w:pPr>
+              <w:pStyle w:val="Compact"/>
+            </w:pPr>
+            <w:r>
+              <w:t xml:space="preserve">—</w:t>
             </w:r>
           </w:p>
         </w:tc>
       </w:tr>
     </w:tbl>
+    <w:p>
+      <w:pPr>
+        <w:pStyle w:val="BodyText"/>
+      </w:pPr>
+      <w:r>
+        <w:rPr>
+          <w:b/>
+          <w:bCs/>
+        </w:rPr>
+        <w:t xml:space="preserve">Tuning.</w:t>
+      </w:r>
+      <w:r>
+        <w:t xml:space="preserve"> </w:t>
+      </w:r>
+      <w:r>
+        <w:t xml:space="preserve">As for every other model, NGBoost was trained first with defaults, then tuned with</w:t>
+      </w:r>
+      <w:r>
+        <w:t xml:space="preserve"> </w:t>
+      </w:r>
+      <w:r>
+        <w:rPr>
+          <w:rStyle w:val="VerbatimChar"/>
+        </w:rPr>
+        <w:t xml:space="preserve">RandomizedSearchCV</w:t>
+      </w:r>
+      <w:r>
+        <w:t xml:space="preserve"> </w:t>
+      </w:r>
+      <w:r>
+        <w:t xml:space="preserve">(20 candidates, 5-fold CV, minimising log RMSE). The selected settings were 489 boosting</w:t>
+      </w:r>
+      <w:r>
+        <w:t xml:space="preserve"> </w:t>
+      </w:r>
+      <w:r>
+        <w:t xml:space="preserve">iterations, learning rate 0.0076, base trees of depth 5 with at least 15 listings per leaf, and no row or column</w:t>
+      </w:r>
+      <w:r>
+        <w:t xml:space="preserve"> </w:t>
+      </w:r>
+      <w:r>
+        <w:t xml:space="preserve">subsampling. Tuning reduced the cross-validated RMSE from 0.437 to</w:t>
+      </w:r>
+      <w:r>
+        <w:t xml:space="preserve"> </w:t>
+      </w:r>
+      <w:r>
+        <w:rPr>
+          <w:b/>
+          <w:bCs/>
+        </w:rPr>
+        <w:t xml:space="preserve">0.428</w:t>
+      </w:r>
+      <w:r>
+        <w:t xml:space="preserve"> </w:t>
+      </w:r>
+      <w:r>
+        <w:t xml:space="preserve">and raised test R² from 0.848 to</w:t>
+      </w:r>
+      <w:r>
+        <w:t xml:space="preserve"> </w:t>
+      </w:r>
+      <w:r>
+        <w:rPr>
+          <w:b/>
+          <w:bCs/>
+        </w:rPr>
+        <w:t xml:space="preserve">0.863</w:t>
+      </w:r>
+      <w:r>
+        <w:t xml:space="preserve">.</w:t>
+      </w:r>
+    </w:p>
     <w:p>
       <w:pPr>
         <w:pStyle w:val="BodyText"/>
@@ -3960,20 +4210,39 @@
         </w:numPr>
       </w:pPr>
       <w:r>
-        <w:t xml:space="preserve">CatBoost reached a</w:t>
-      </w:r>
-      <w:r>
-        <w:t xml:space="preserve"> </w:t>
-      </w:r>
-      <w:r>
-        <w:rPr>
-          <w:b/>
-          <w:bCs/>
-        </w:rPr>
-        <w:t xml:space="preserve">test R² of 0.866</w:t>
-      </w:r>
-      <w:r>
-        <w:t xml:space="preserve">, tied for the best of all models (Section 5.1).</w:t>
+        <w:rPr>
+          <w:b/>
+          <w:bCs/>
+        </w:rPr>
+        <w:t xml:space="preserve">Point accuracy:</w:t>
+      </w:r>
+      <w:r>
+        <w:t xml:space="preserve"> </w:t>
+      </w:r>
+      <w:r>
+        <w:t xml:space="preserve">NGBoost ranks</w:t>
+      </w:r>
+      <w:r>
+        <w:t xml:space="preserve"> </w:t>
+      </w:r>
+      <w:r>
+        <w:rPr>
+          <w:b/>
+          <w:bCs/>
+        </w:rPr>
+        <w:t xml:space="preserve">third of all eight models</w:t>
+      </w:r>
+      <w:r>
+        <w:t xml:space="preserve"> </w:t>
+      </w:r>
+      <w:r>
+        <w:t xml:space="preserve">on cross-validated error (0.4278), only 0.0013</w:t>
+      </w:r>
+      <w:r>
+        <w:t xml:space="preserve"> </w:t>
+      </w:r>
+      <w:r>
+        <w:t xml:space="preserve">behind the stacked ensemble. Its test R² is 0.863 and median error 13.1% (Section 5.1).</w:t>
       </w:r>
     </w:p>
     <w:p>
@@ -3985,38 +4254,33 @@
         </w:numPr>
       </w:pPr>
       <w:r>
-        <w:t xml:space="preserve">It</w:t>
-      </w:r>
-      <w:r>
-        <w:t xml:space="preserve"> </w:t>
-      </w:r>
-      <w:r>
-        <w:rPr>
-          <w:b/>
-          <w:bCs/>
-        </w:rPr>
-        <w:t xml:space="preserve">generalised best to areas never seen in training</w:t>
-      </w:r>
-      <w:r>
-        <w:t xml:space="preserve"> </w:t>
-      </w:r>
-      <w:r>
-        <w:t xml:space="preserve">(R² 0.703 against 0.54 for the linear baseline,</w:t>
-      </w:r>
-      <w:r>
-        <w:t xml:space="preserve"> </w:t>
-      </w:r>
-      <w:r>
-        <w:t xml:space="preserve">Section 6.3), because its category handling treats an unknown area cleanly as</w:t>
-      </w:r>
-      <w:r>
-        <w:t xml:space="preserve"> </w:t>
-      </w:r>
-      <w:r>
-        <w:t xml:space="preserve">“no information”</w:t>
-      </w:r>
-      <w:r>
-        <w:t xml:space="preserve">.</w:t>
+        <w:rPr>
+          <w:b/>
+          <w:bCs/>
+        </w:rPr>
+        <w:t xml:space="preserve">Price ranges are reliable:</w:t>
+      </w:r>
+      <w:r>
+        <w:t xml:space="preserve"> </w:t>
+      </w:r>
+      <w:r>
+        <w:t xml:space="preserve">its 80% ranges contain</w:t>
+      </w:r>
+      <w:r>
+        <w:t xml:space="preserve"> </w:t>
+      </w:r>
+      <w:r>
+        <w:rPr>
+          <w:b/>
+          <w:bCs/>
+        </w:rPr>
+        <w:t xml:space="preserve">81.9%</w:t>
+      </w:r>
+      <w:r>
+        <w:t xml:space="preserve"> </w:t>
+      </w:r>
+      <w:r>
+        <w:t xml:space="preserve">of actual test prices (Section 6.7).</w:t>
       </w:r>
     </w:p>
     <w:p>
@@ -4028,23 +4292,17 @@
         </w:numPr>
       </w:pPr>
       <w:r>
-        <w:t xml:space="preserve">In the final stacked ensemble it carries a weight of</w:t>
-      </w:r>
-      <w:r>
-        <w:t xml:space="preserve"> </w:t>
-      </w:r>
-      <w:r>
-        <w:rPr>
-          <w:b/>
-          <w:bCs/>
-        </w:rPr>
-        <w:t xml:space="preserve">0.30</w:t>
-      </w:r>
-      <w:r>
-        <w:t xml:space="preserve"> </w:t>
-      </w:r>
-      <w:r>
-        <w:t xml:space="preserve">(Section 5.2).</w:t>
+        <w:rPr>
+          <w:b/>
+          <w:bCs/>
+        </w:rPr>
+        <w:t xml:space="preserve">Ranges reflect the data:</w:t>
+      </w:r>
+      <w:r>
+        <w:t xml:space="preserve"> </w:t>
+      </w:r>
+      <w:r>
+        <w:t xml:space="preserve">they are wider for areas with few listings (Section 6.7).</w:t>
       </w:r>
     </w:p>
     <w:p>
@@ -4056,7 +4314,17 @@
         </w:numPr>
       </w:pPr>
       <w:r>
-        <w:t xml:space="preserve">Its exact SHAP explanations agree closely with those of the final model (Section 6.5).</w:t>
+        <w:rPr>
+          <w:b/>
+          <w:bCs/>
+        </w:rPr>
+        <w:t xml:space="preserve">Consistent with the final model:</w:t>
+      </w:r>
+      <w:r>
+        <w:t xml:space="preserve"> </w:t>
+      </w:r>
+      <w:r>
+        <w:t xml:space="preserve">99.9% of the stacked model’s predictions fall inside NGBoost’s 80% range.</w:t>
       </w:r>
     </w:p>
     <w:p>
@@ -4064,7 +4332,111 @@
         <w:pStyle w:val="FirstParagraph"/>
       </w:pPr>
       <w:r>
-        <w:t xml:space="preserve">CatBoost is therefore both the project’s new algorithm and a core part of the deployed model.</w:t>
+        <w:t xml:space="preserve">NGBoost is therefore used</w:t>
+      </w:r>
+      <w:r>
+        <w:t xml:space="preserve"> </w:t>
+      </w:r>
+      <w:r>
+        <w:rPr>
+          <w:b/>
+          <w:bCs/>
+        </w:rPr>
+        <w:t xml:space="preserve">alongside</w:t>
+      </w:r>
+      <w:r>
+        <w:t xml:space="preserve"> </w:t>
+      </w:r>
+      <w:r>
+        <w:t xml:space="preserve">the stacked ensemble in the application. The ensemble gives the price,</w:t>
+      </w:r>
+      <w:r>
+        <w:t xml:space="preserve"> </w:t>
+      </w:r>
+      <w:r>
+        <w:t xml:space="preserve">because it was marginally best on cross-validation, and NGBoost gives the</w:t>
+      </w:r>
+      <w:r>
+        <w:t xml:space="preserve"> </w:t>
+      </w:r>
+      <w:r>
+        <w:rPr>
+          <w:b/>
+          <w:bCs/>
+        </w:rPr>
+        <w:t xml:space="preserve">likely range</w:t>
+      </w:r>
+      <w:r>
+        <w:t xml:space="preserve"> </w:t>
+      </w:r>
+      <w:r>
+        <w:t xml:space="preserve">around it (Section 7.2).</w:t>
+      </w:r>
+    </w:p>
+    <w:p>
+      <w:pPr>
+        <w:pStyle w:val="BodyText"/>
+      </w:pPr>
+      <w:r>
+        <w:rPr>
+          <w:b/>
+          <w:bCs/>
+        </w:rPr>
+        <w:t xml:space="preserve">Implementation note.</w:t>
+      </w:r>
+      <w:r>
+        <w:t xml:space="preserve"> </w:t>
+      </w:r>
+      <w:r>
+        <w:t xml:space="preserve">The</w:t>
+      </w:r>
+      <w:r>
+        <w:t xml:space="preserve"> </w:t>
+      </w:r>
+      <w:r>
+        <w:rPr>
+          <w:rStyle w:val="VerbatimChar"/>
+        </w:rPr>
+        <w:t xml:space="preserve">ngboost</w:t>
+      </w:r>
+      <w:r>
+        <w:t xml:space="preserve"> </w:t>
+      </w:r>
+      <w:r>
+        <w:t xml:space="preserve">library (0.5.11) is used. A small wrapper (</w:t>
+      </w:r>
+      <w:r>
+        <w:rPr>
+          <w:rStyle w:val="VerbatimChar"/>
+        </w:rPr>
+        <w:t xml:space="preserve">ngboost_wrapper.py</w:t>
+      </w:r>
+      <w:r>
+        <w:t xml:space="preserve">) tells</w:t>
+      </w:r>
+      <w:r>
+        <w:t xml:space="preserve"> </w:t>
+      </w:r>
+      <w:r>
+        <w:t xml:space="preserve">scikit-learn when the model is fitted. Without it, the scikit-learn 1.9 pipeline check made every</w:t>
+      </w:r>
+      <w:r>
+        <w:t xml:space="preserve"> </w:t>
+      </w:r>
+      <w:r>
+        <w:t xml:space="preserve">cross-validation score come back as</w:t>
+      </w:r>
+      <w:r>
+        <w:t xml:space="preserve"> </w:t>
+      </w:r>
+      <w:r>
+        <w:rPr>
+          <w:rStyle w:val="VerbatimChar"/>
+        </w:rPr>
+        <w:t xml:space="preserve">NaN</w:t>
+      </w:r>
+      <w:r>
+        <w:t xml:space="preserve">.</w:t>
       </w:r>
     </w:p>
     <w:bookmarkEnd w:id="31"/>
@@ -5379,73 +5751,77 @@
               <w:pStyle w:val="Compact"/>
             </w:pPr>
             <w:r>
-              <w:t xml:space="preserve">XGBoost (tuned)</w:t>
-            </w:r>
-          </w:p>
-        </w:tc>
-        <w:tc>
-          <w:tcPr/>
-          <w:p>
-            <w:pPr>
-              <w:pStyle w:val="Compact"/>
-            </w:pPr>
-            <w:r>
-              <w:t xml:space="preserve">0.4282</w:t>
-            </w:r>
-          </w:p>
-        </w:tc>
-        <w:tc>
-          <w:tcPr/>
-          <w:p>
-            <w:pPr>
-              <w:pStyle w:val="Compact"/>
-            </w:pPr>
-            <w:r>
-              <w:t xml:space="preserve">0.3729</w:t>
-            </w:r>
-          </w:p>
-        </w:tc>
-        <w:tc>
-          <w:tcPr/>
-          <w:p>
-            <w:pPr>
-              <w:pStyle w:val="Compact"/>
-            </w:pPr>
-            <w:r>
-              <w:t xml:space="preserve">0.862</w:t>
-            </w:r>
-          </w:p>
-        </w:tc>
-        <w:tc>
-          <w:tcPr/>
-          <w:p>
-            <w:pPr>
-              <w:pStyle w:val="Compact"/>
-            </w:pPr>
-            <w:r>
-              <w:t xml:space="preserve">561,203</w:t>
-            </w:r>
-          </w:p>
-        </w:tc>
-        <w:tc>
-          <w:tcPr/>
-          <w:p>
-            <w:pPr>
-              <w:pStyle w:val="Compact"/>
-            </w:pPr>
-            <w:r>
-              <w:t xml:space="preserve">24.2%</w:t>
-            </w:r>
-          </w:p>
-        </w:tc>
-        <w:tc>
-          <w:tcPr/>
-          <w:p>
-            <w:pPr>
-              <w:pStyle w:val="Compact"/>
-            </w:pPr>
-            <w:r>
-              <w:t xml:space="preserve">12.2%</w:t>
+              <w:rPr>
+                <w:b/>
+                <w:bCs/>
+              </w:rPr>
+              <w:t xml:space="preserve">NGBoost (tuned, new algorithm)</w:t>
+            </w:r>
+          </w:p>
+        </w:tc>
+        <w:tc>
+          <w:tcPr/>
+          <w:p>
+            <w:pPr>
+              <w:pStyle w:val="Compact"/>
+            </w:pPr>
+            <w:r>
+              <w:t xml:space="preserve">0.4278</w:t>
+            </w:r>
+          </w:p>
+        </w:tc>
+        <w:tc>
+          <w:tcPr/>
+          <w:p>
+            <w:pPr>
+              <w:pStyle w:val="Compact"/>
+            </w:pPr>
+            <w:r>
+              <w:t xml:space="preserve">0.3714</w:t>
+            </w:r>
+          </w:p>
+        </w:tc>
+        <w:tc>
+          <w:tcPr/>
+          <w:p>
+            <w:pPr>
+              <w:pStyle w:val="Compact"/>
+            </w:pPr>
+            <w:r>
+              <w:t xml:space="preserve">0.863</w:t>
+            </w:r>
+          </w:p>
+        </w:tc>
+        <w:tc>
+          <w:tcPr/>
+          <w:p>
+            <w:pPr>
+              <w:pStyle w:val="Compact"/>
+            </w:pPr>
+            <w:r>
+              <w:t xml:space="preserve">572,292</w:t>
+            </w:r>
+          </w:p>
+        </w:tc>
+        <w:tc>
+          <w:tcPr/>
+          <w:p>
+            <w:pPr>
+              <w:pStyle w:val="Compact"/>
+            </w:pPr>
+            <w:r>
+              <w:t xml:space="preserve">24.8%</w:t>
+            </w:r>
+          </w:p>
+        </w:tc>
+        <w:tc>
+          <w:tcPr/>
+          <w:p>
+            <w:pPr>
+              <w:pStyle w:val="Compact"/>
+            </w:pPr>
+            <w:r>
+              <w:t xml:space="preserve">13.1%</w:t>
             </w:r>
           </w:p>
         </w:tc>
@@ -5458,73 +5834,73 @@
               <w:pStyle w:val="Compact"/>
             </w:pPr>
             <w:r>
-              <w:t xml:space="preserve">Random Forest (tuned)</w:t>
-            </w:r>
-          </w:p>
-        </w:tc>
-        <w:tc>
-          <w:tcPr/>
-          <w:p>
-            <w:pPr>
-              <w:pStyle w:val="Compact"/>
-            </w:pPr>
-            <w:r>
-              <w:t xml:space="preserve">0.4289</w:t>
-            </w:r>
-          </w:p>
-        </w:tc>
-        <w:tc>
-          <w:tcPr/>
-          <w:p>
-            <w:pPr>
-              <w:pStyle w:val="Compact"/>
-            </w:pPr>
-            <w:r>
-              <w:t xml:space="preserve">0.3742</w:t>
-            </w:r>
-          </w:p>
-        </w:tc>
-        <w:tc>
-          <w:tcPr/>
-          <w:p>
-            <w:pPr>
-              <w:pStyle w:val="Compact"/>
-            </w:pPr>
-            <w:r>
-              <w:t xml:space="preserve">0.861</w:t>
-            </w:r>
-          </w:p>
-        </w:tc>
-        <w:tc>
-          <w:tcPr/>
-          <w:p>
-            <w:pPr>
-              <w:pStyle w:val="Compact"/>
-            </w:pPr>
-            <w:r>
-              <w:t xml:space="preserve">552,220</w:t>
-            </w:r>
-          </w:p>
-        </w:tc>
-        <w:tc>
-          <w:tcPr/>
-          <w:p>
-            <w:pPr>
-              <w:pStyle w:val="Compact"/>
-            </w:pPr>
-            <w:r>
-              <w:t xml:space="preserve">23.1%</w:t>
-            </w:r>
-          </w:p>
-        </w:tc>
-        <w:tc>
-          <w:tcPr/>
-          <w:p>
-            <w:pPr>
-              <w:pStyle w:val="Compact"/>
-            </w:pPr>
-            <w:r>
-              <w:t xml:space="preserve">11.5%</w:t>
+              <w:t xml:space="preserve">XGBoost (tuned)</w:t>
+            </w:r>
+          </w:p>
+        </w:tc>
+        <w:tc>
+          <w:tcPr/>
+          <w:p>
+            <w:pPr>
+              <w:pStyle w:val="Compact"/>
+            </w:pPr>
+            <w:r>
+              <w:t xml:space="preserve">0.4282</w:t>
+            </w:r>
+          </w:p>
+        </w:tc>
+        <w:tc>
+          <w:tcPr/>
+          <w:p>
+            <w:pPr>
+              <w:pStyle w:val="Compact"/>
+            </w:pPr>
+            <w:r>
+              <w:t xml:space="preserve">0.3729</w:t>
+            </w:r>
+          </w:p>
+        </w:tc>
+        <w:tc>
+          <w:tcPr/>
+          <w:p>
+            <w:pPr>
+              <w:pStyle w:val="Compact"/>
+            </w:pPr>
+            <w:r>
+              <w:t xml:space="preserve">0.862</w:t>
+            </w:r>
+          </w:p>
+        </w:tc>
+        <w:tc>
+          <w:tcPr/>
+          <w:p>
+            <w:pPr>
+              <w:pStyle w:val="Compact"/>
+            </w:pPr>
+            <w:r>
+              <w:t xml:space="preserve">561,203</w:t>
+            </w:r>
+          </w:p>
+        </w:tc>
+        <w:tc>
+          <w:tcPr/>
+          <w:p>
+            <w:pPr>
+              <w:pStyle w:val="Compact"/>
+            </w:pPr>
+            <w:r>
+              <w:t xml:space="preserve">24.2%</w:t>
+            </w:r>
+          </w:p>
+        </w:tc>
+        <w:tc>
+          <w:tcPr/>
+          <w:p>
+            <w:pPr>
+              <w:pStyle w:val="Compact"/>
+            </w:pPr>
+            <w:r>
+              <w:t xml:space="preserve">12.2%</w:t>
             </w:r>
           </w:p>
         </w:tc>
@@ -5537,6 +5913,85 @@
               <w:pStyle w:val="Compact"/>
             </w:pPr>
             <w:r>
+              <w:t xml:space="preserve">Random Forest (tuned)</w:t>
+            </w:r>
+          </w:p>
+        </w:tc>
+        <w:tc>
+          <w:tcPr/>
+          <w:p>
+            <w:pPr>
+              <w:pStyle w:val="Compact"/>
+            </w:pPr>
+            <w:r>
+              <w:t xml:space="preserve">0.4289</w:t>
+            </w:r>
+          </w:p>
+        </w:tc>
+        <w:tc>
+          <w:tcPr/>
+          <w:p>
+            <w:pPr>
+              <w:pStyle w:val="Compact"/>
+            </w:pPr>
+            <w:r>
+              <w:t xml:space="preserve">0.3742</w:t>
+            </w:r>
+          </w:p>
+        </w:tc>
+        <w:tc>
+          <w:tcPr/>
+          <w:p>
+            <w:pPr>
+              <w:pStyle w:val="Compact"/>
+            </w:pPr>
+            <w:r>
+              <w:t xml:space="preserve">0.861</w:t>
+            </w:r>
+          </w:p>
+        </w:tc>
+        <w:tc>
+          <w:tcPr/>
+          <w:p>
+            <w:pPr>
+              <w:pStyle w:val="Compact"/>
+            </w:pPr>
+            <w:r>
+              <w:t xml:space="preserve">552,220</w:t>
+            </w:r>
+          </w:p>
+        </w:tc>
+        <w:tc>
+          <w:tcPr/>
+          <w:p>
+            <w:pPr>
+              <w:pStyle w:val="Compact"/>
+            </w:pPr>
+            <w:r>
+              <w:t xml:space="preserve">23.1%</w:t>
+            </w:r>
+          </w:p>
+        </w:tc>
+        <w:tc>
+          <w:tcPr/>
+          <w:p>
+            <w:pPr>
+              <w:pStyle w:val="Compact"/>
+            </w:pPr>
+            <w:r>
+              <w:t xml:space="preserve">11.5%</w:t>
+            </w:r>
+          </w:p>
+        </w:tc>
+      </w:tr>
+      <w:tr>
+        <w:tc>
+          <w:tcPr/>
+          <w:p>
+            <w:pPr>
+              <w:pStyle w:val="Compact"/>
+            </w:pPr>
+            <w:r>
               <w:t xml:space="preserve">CatBoost (tuned)</w:t>
             </w:r>
           </w:p>
@@ -5604,6 +6059,85 @@
             </w:pPr>
             <w:r>
               <w:t xml:space="preserve">12.3%</w:t>
+            </w:r>
+          </w:p>
+        </w:tc>
+      </w:tr>
+      <w:tr>
+        <w:tc>
+          <w:tcPr/>
+          <w:p>
+            <w:pPr>
+              <w:pStyle w:val="Compact"/>
+            </w:pPr>
+            <w:r>
+              <w:t xml:space="preserve">NGBoost (default)</w:t>
+            </w:r>
+          </w:p>
+        </w:tc>
+        <w:tc>
+          <w:tcPr/>
+          <w:p>
+            <w:pPr>
+              <w:pStyle w:val="Compact"/>
+            </w:pPr>
+            <w:r>
+              <w:t xml:space="preserve">0.4372</w:t>
+            </w:r>
+          </w:p>
+        </w:tc>
+        <w:tc>
+          <w:tcPr/>
+          <w:p>
+            <w:pPr>
+              <w:pStyle w:val="Compact"/>
+            </w:pPr>
+            <w:r>
+              <w:t xml:space="preserve">0.3921</w:t>
+            </w:r>
+          </w:p>
+        </w:tc>
+        <w:tc>
+          <w:tcPr/>
+          <w:p>
+            <w:pPr>
+              <w:pStyle w:val="Compact"/>
+            </w:pPr>
+            <w:r>
+              <w:t xml:space="preserve">0.848</w:t>
+            </w:r>
+          </w:p>
+        </w:tc>
+        <w:tc>
+          <w:tcPr/>
+          <w:p>
+            <w:pPr>
+              <w:pStyle w:val="Compact"/>
+            </w:pPr>
+            <w:r>
+              <w:t xml:space="preserve">596,068</w:t>
+            </w:r>
+          </w:p>
+        </w:tc>
+        <w:tc>
+          <w:tcPr/>
+          <w:p>
+            <w:pPr>
+              <w:pStyle w:val="Compact"/>
+            </w:pPr>
+            <w:r>
+              <w:t xml:space="preserve">26.4%</w:t>
+            </w:r>
+          </w:p>
+        </w:tc>
+        <w:tc>
+          <w:tcPr/>
+          <w:p>
+            <w:pPr>
+              <w:pStyle w:val="Compact"/>
+            </w:pPr>
+            <w:r>
+              <w:t xml:space="preserve">14.5%</w:t>
             </w:r>
           </w:p>
         </w:tc>
@@ -5855,7 +6389,7 @@
           <wp:inline>
             <wp:extent cx="5334000" cy="1819348"/>
             <wp:effectExtent b="0" l="0" r="0" t="0"/>
-            <wp:docPr descr="Figure 4: Test R² and median percentage error for each model" title="" id="35" name="Picture"/>
+            <wp:docPr descr="Figure 4: Test R² and median percentage error for each model (notebook 02 models; NGBoost is in the table above)" title="" id="35" name="Picture"/>
             <a:graphic>
               <a:graphicData uri="http://schemas.openxmlformats.org/drawingml/2006/picture">
                 <pic:pic>
@@ -5898,7 +6432,7 @@
         <w:pStyle w:val="ImageCaption"/>
       </w:pPr>
       <w:r>
-        <w:t xml:space="preserve">Figure 4: Test R² and median percentage error for each model</w:t>
+        <w:t xml:space="preserve">Figure 4: Test R² and median percentage error for each model (notebook 02 models; NGBoost is in the table above)</w:t>
       </w:r>
     </w:p>
     <w:p>
@@ -5962,7 +6496,7 @@
         <w:t xml:space="preserve"> </w:t>
       </w:r>
       <w:r>
-        <w:t xml:space="preserve">All five tuned models fall within 0.005 RMSE in</w:t>
+        <w:t xml:space="preserve">All six tuned models, including NGBoost, fall within 0.005 RMSE in</w:t>
       </w:r>
       <w:r>
         <w:t xml:space="preserve"> </w:t>
@@ -6132,6 +6666,39 @@
       </w:r>
       <w:r>
         <w:t xml:space="preserve">whose averaging approach makes different errors from the two boosting models.</w:t>
+      </w:r>
+    </w:p>
+    <w:p>
+      <w:pPr>
+        <w:pStyle w:val="BodyText"/>
+      </w:pPr>
+      <w:r>
+        <w:t xml:space="preserve">NGBoost, the new algorithm, is almost as accurate (third on cross-validation), and it is the only model that also</w:t>
+      </w:r>
+      <w:r>
+        <w:t xml:space="preserve"> </w:t>
+      </w:r>
+      <w:r>
+        <w:t xml:space="preserve">gives a price</w:t>
+      </w:r>
+      <w:r>
+        <w:t xml:space="preserve"> </w:t>
+      </w:r>
+      <w:r>
+        <w:rPr>
+          <w:b/>
+          <w:bCs/>
+        </w:rPr>
+        <w:t xml:space="preserve">range</w:t>
+      </w:r>
+      <w:r>
+        <w:t xml:space="preserve">. The deployed application therefore uses the stacked ensemble for the price and NGBoost</w:t>
+      </w:r>
+      <w:r>
+        <w:t xml:space="preserve"> </w:t>
+      </w:r>
+      <w:r>
+        <w:t xml:space="preserve">for the range around it (Sections 6.7 and 7.2).</w:t>
       </w:r>
     </w:p>
     <w:p>
@@ -6224,7 +6791,7 @@
     </w:p>
     <w:bookmarkEnd w:id="41"/>
     <w:bookmarkEnd w:id="42"/>
-    <w:bookmarkStart w:id="76" w:name="interpretation"/>
+    <w:bookmarkStart w:id="86" w:name="interpretation"/>
     <w:p>
       <w:pPr>
         <w:pStyle w:val="Heading2"/>
@@ -10195,6 +10762,635 @@
         <w:t xml:space="preserve">in the raw data turns out to come from location, not from plot size.</w:t>
       </w:r>
     </w:p>
+    <w:bookmarkEnd w:id="75"/>
+    <w:bookmarkStart w:id="85" w:name="uncertainty-ngboost-price-ranges"/>
+    <w:p>
+      <w:pPr>
+        <w:pStyle w:val="Heading3"/>
+      </w:pPr>
+      <w:r>
+        <w:t xml:space="preserve">6.7 Uncertainty: NGBoost price ranges</w:t>
+      </w:r>
+    </w:p>
+    <w:p>
+      <w:pPr>
+        <w:pStyle w:val="FirstParagraph"/>
+      </w:pPr>
+      <w:r>
+        <w:t xml:space="preserve">For every test listing, NGBoost gives a mean μ and a standard deviation σ for the log price. An 80% range is</w:t>
+      </w:r>
+      <w:r>
+        <w:t xml:space="preserve"> </w:t>
+      </w:r>
+      <w:r>
+        <w:t xml:space="preserve">μ ± 1.28σ, and a 95% range μ ± 1.96σ, converted back to rupees. A useful range must be</w:t>
+      </w:r>
+      <w:r>
+        <w:t xml:space="preserve"> </w:t>
+      </w:r>
+      <w:r>
+        <w:rPr>
+          <w:b/>
+          <w:bCs/>
+        </w:rPr>
+        <w:t xml:space="preserve">calibrated</w:t>
+      </w:r>
+      <w:r>
+        <w:t xml:space="preserve">: about 80% of</w:t>
+      </w:r>
+      <w:r>
+        <w:t xml:space="preserve"> </w:t>
+      </w:r>
+      <w:r>
+        <w:t xml:space="preserve">actual prices should fall inside the 80% ranges.</w:t>
+      </w:r>
+    </w:p>
+    <w:tbl>
+      <w:tblPr>
+        <w:tblStyle w:val="Table"/>
+        <w:tblW w:type="pct" w:w="5000"/>
+        <w:tblLayout w:type="fixed"/>
+        <w:tblLook w:firstRow="1" w:lastRow="0" w:firstColumn="0" w:lastColumn="0" w:noHBand="0" w:noVBand="0" w:val="0020"/>
+      </w:tblPr>
+      <w:tblGrid>
+        <w:gridCol w:w="1131"/>
+        <w:gridCol w:w="1131"/>
+        <w:gridCol w:w="1131"/>
+        <w:gridCol w:w="1131"/>
+        <w:gridCol w:w="1131"/>
+        <w:gridCol w:w="1131"/>
+        <w:gridCol w:w="1131"/>
+      </w:tblGrid>
+      <w:tr>
+        <w:trPr>
+          <w:tblHeader w:val="on"/>
+        </w:trPr>
+        <w:tc>
+          <w:tcPr/>
+          <w:p>
+            <w:pPr>
+              <w:pStyle w:val="Compact"/>
+            </w:pPr>
+            <w:r>
+              <w:t xml:space="preserve">Nominal range</w:t>
+            </w:r>
+          </w:p>
+        </w:tc>
+        <w:tc>
+          <w:tcPr/>
+          <w:p>
+            <w:pPr>
+              <w:pStyle w:val="Compact"/>
+            </w:pPr>
+            <w:r>
+              <w:t xml:space="preserve">50%</w:t>
+            </w:r>
+          </w:p>
+        </w:tc>
+        <w:tc>
+          <w:tcPr/>
+          <w:p>
+            <w:pPr>
+              <w:pStyle w:val="Compact"/>
+            </w:pPr>
+            <w:r>
+              <w:t xml:space="preserve">60%</w:t>
+            </w:r>
+          </w:p>
+        </w:tc>
+        <w:tc>
+          <w:tcPr/>
+          <w:p>
+            <w:pPr>
+              <w:pStyle w:val="Compact"/>
+            </w:pPr>
+            <w:r>
+              <w:t xml:space="preserve">70%</w:t>
+            </w:r>
+          </w:p>
+        </w:tc>
+        <w:tc>
+          <w:tcPr/>
+          <w:p>
+            <w:pPr>
+              <w:pStyle w:val="Compact"/>
+            </w:pPr>
+            <w:r>
+              <w:rPr>
+                <w:b/>
+                <w:bCs/>
+              </w:rPr>
+              <w:t xml:space="preserve">80%</w:t>
+            </w:r>
+          </w:p>
+        </w:tc>
+        <w:tc>
+          <w:tcPr/>
+          <w:p>
+            <w:pPr>
+              <w:pStyle w:val="Compact"/>
+            </w:pPr>
+            <w:r>
+              <w:t xml:space="preserve">90%</w:t>
+            </w:r>
+          </w:p>
+        </w:tc>
+        <w:tc>
+          <w:tcPr/>
+          <w:p>
+            <w:pPr>
+              <w:pStyle w:val="Compact"/>
+            </w:pPr>
+            <w:r>
+              <w:t xml:space="preserve">95%</w:t>
+            </w:r>
+          </w:p>
+        </w:tc>
+      </w:tr>
+      <w:tr>
+        <w:tc>
+          <w:tcPr/>
+          <w:p>
+            <w:pPr>
+              <w:pStyle w:val="Compact"/>
+            </w:pPr>
+            <w:r>
+              <w:t xml:space="preserve">Actual test prices inside</w:t>
+            </w:r>
+          </w:p>
+        </w:tc>
+        <w:tc>
+          <w:tcPr/>
+          <w:p>
+            <w:pPr>
+              <w:pStyle w:val="Compact"/>
+            </w:pPr>
+            <w:r>
+              <w:t xml:space="preserve">58.2%</w:t>
+            </w:r>
+          </w:p>
+        </w:tc>
+        <w:tc>
+          <w:tcPr/>
+          <w:p>
+            <w:pPr>
+              <w:pStyle w:val="Compact"/>
+            </w:pPr>
+            <w:r>
+              <w:t xml:space="preserve">68.1%</w:t>
+            </w:r>
+          </w:p>
+        </w:tc>
+        <w:tc>
+          <w:tcPr/>
+          <w:p>
+            <w:pPr>
+              <w:pStyle w:val="Compact"/>
+            </w:pPr>
+            <w:r>
+              <w:t xml:space="preserve">76.0%</w:t>
+            </w:r>
+          </w:p>
+        </w:tc>
+        <w:tc>
+          <w:tcPr/>
+          <w:p>
+            <w:pPr>
+              <w:pStyle w:val="Compact"/>
+            </w:pPr>
+            <w:r>
+              <w:rPr>
+                <w:b/>
+                <w:bCs/>
+              </w:rPr>
+              <w:t xml:space="preserve">81.9%</w:t>
+            </w:r>
+          </w:p>
+        </w:tc>
+        <w:tc>
+          <w:tcPr/>
+          <w:p>
+            <w:pPr>
+              <w:pStyle w:val="Compact"/>
+            </w:pPr>
+            <w:r>
+              <w:t xml:space="preserve">88.4%</w:t>
+            </w:r>
+          </w:p>
+        </w:tc>
+        <w:tc>
+          <w:tcPr/>
+          <w:p>
+            <w:pPr>
+              <w:pStyle w:val="Compact"/>
+            </w:pPr>
+            <w:r>
+              <w:t xml:space="preserve">91.6%</w:t>
+            </w:r>
+          </w:p>
+        </w:tc>
+      </w:tr>
+    </w:tbl>
+    <w:p>
+      <w:pPr>
+        <w:pStyle w:val="CaptionedFigure"/>
+      </w:pPr>
+      <w:r>
+        <w:drawing>
+          <wp:inline>
+            <wp:extent cx="5334000" cy="1734114"/>
+            <wp:effectExtent b="0" l="0" r="0" t="0"/>
+            <wp:docPr descr="Figure 15: Calibration of NGBoost’s price ranges (left) and range width by how many listings an area has (right)" title="" id="77" name="Picture"/>
+            <a:graphic>
+              <a:graphicData uri="http://schemas.openxmlformats.org/drawingml/2006/picture">
+                <pic:pic>
+                  <pic:nvPicPr>
+                    <pic:cNvPr descr="figures/fig13_ngboost_calibration.png" id="78" name="Picture"/>
+                    <pic:cNvPicPr>
+                      <a:picLocks noChangeArrowheads="1" noChangeAspect="1"/>
+                    </pic:cNvPicPr>
+                  </pic:nvPicPr>
+                  <pic:blipFill>
+                    <a:blip r:embed="rId76"/>
+                    <a:stretch>
+                      <a:fillRect/>
+                    </a:stretch>
+                  </pic:blipFill>
+                  <pic:spPr bwMode="auto">
+                    <a:xfrm>
+                      <a:off x="0" y="0"/>
+                      <a:ext cx="5334000" cy="1734114"/>
+                    </a:xfrm>
+                    <a:prstGeom prst="rect">
+                      <a:avLst/>
+                    </a:prstGeom>
+                    <a:noFill/>
+                    <a:ln w="9525">
+                      <a:noFill/>
+                      <a:headEnd/>
+                      <a:tailEnd/>
+                    </a:ln>
+                  </pic:spPr>
+                </pic:pic>
+              </a:graphicData>
+            </a:graphic>
+          </wp:inline>
+        </w:drawing>
+      </w:r>
+    </w:p>
+    <w:p>
+      <w:pPr>
+        <w:pStyle w:val="ImageCaption"/>
+      </w:pPr>
+      <w:r>
+        <w:t xml:space="preserve">Figure 15: Calibration of NGBoost’s price ranges (left) and range width by how many listings an area has (right)</w:t>
+      </w:r>
+    </w:p>
+    <w:p>
+      <w:pPr>
+        <w:pStyle w:val="Compact"/>
+        <w:numPr>
+          <w:ilvl w:val="0"/>
+          <w:numId w:val="1016"/>
+        </w:numPr>
+      </w:pPr>
+      <w:r>
+        <w:rPr>
+          <w:b/>
+          <w:bCs/>
+        </w:rPr>
+        <w:t xml:space="preserve">The 80% range is well calibrated</w:t>
+      </w:r>
+      <w:r>
+        <w:t xml:space="preserve"> </w:t>
+      </w:r>
+      <w:r>
+        <w:t xml:space="preserve">(81.9%), which is why the application uses it.</w:t>
+      </w:r>
+    </w:p>
+    <w:p>
+      <w:pPr>
+        <w:pStyle w:val="Compact"/>
+        <w:numPr>
+          <w:ilvl w:val="0"/>
+          <w:numId w:val="1016"/>
+        </w:numPr>
+      </w:pPr>
+      <w:r>
+        <w:rPr>
+          <w:b/>
+          <w:bCs/>
+        </w:rPr>
+        <w:t xml:space="preserve">The middle ranges are slightly too wide and the 95% range slightly too narrow.</w:t>
+      </w:r>
+      <w:r>
+        <w:t xml:space="preserve"> </w:t>
+      </w:r>
+      <w:r>
+        <w:t xml:space="preserve">This means the real errors</w:t>
+      </w:r>
+      <w:r>
+        <w:t xml:space="preserve"> </w:t>
+      </w:r>
+      <w:r>
+        <w:t xml:space="preserve">have heavier tails than a Normal distribution: most listings are predicted well, but a few are far more or</w:t>
+      </w:r>
+      <w:r>
+        <w:t xml:space="preserve"> </w:t>
+      </w:r>
+      <w:r>
+        <w:t xml:space="preserve">less expensive than predicted, often unusual plots or likely data-entry errors. A heavier-tailed distribution</w:t>
+      </w:r>
+      <w:r>
+        <w:t xml:space="preserve"> </w:t>
+      </w:r>
+      <w:r>
+        <w:t xml:space="preserve">(e.g. Student-t) could improve this.</w:t>
+      </w:r>
+    </w:p>
+    <w:p>
+      <w:pPr>
+        <w:pStyle w:val="Compact"/>
+        <w:numPr>
+          <w:ilvl w:val="0"/>
+          <w:numId w:val="1016"/>
+        </w:numPr>
+      </w:pPr>
+      <w:r>
+        <w:rPr>
+          <w:b/>
+          <w:bCs/>
+        </w:rPr>
+        <w:t xml:space="preserve">Ranges are wide but honest.</w:t>
+      </w:r>
+      <w:r>
+        <w:t xml:space="preserve"> </w:t>
+      </w:r>
+      <w:r>
+        <w:t xml:space="preserve">The median 80% range spans about 2 times from lower to upper bound, for example</w:t>
+      </w:r>
+      <w:r>
+        <w:t xml:space="preserve"> </w:t>
+      </w:r>
+      <w:r>
+        <w:t xml:space="preserve">Rs 1.5M-4.0M per perch for a residential plot in Battaramulla. This reflects how noisy asking prices are, and</w:t>
+      </w:r>
+      <w:r>
+        <w:t xml:space="preserve"> </w:t>
+      </w:r>
+      <w:r>
+        <w:t xml:space="preserve">that location is known only per area. A single price would hide this.</w:t>
+      </w:r>
+    </w:p>
+    <w:p>
+      <w:pPr>
+        <w:pStyle w:val="Compact"/>
+        <w:numPr>
+          <w:ilvl w:val="0"/>
+          <w:numId w:val="1016"/>
+        </w:numPr>
+      </w:pPr>
+      <w:r>
+        <w:rPr>
+          <w:b/>
+          <w:bCs/>
+        </w:rPr>
+        <w:t xml:space="preserve">Less data means wider ranges.</w:t>
+      </w:r>
+      <w:r>
+        <w:t xml:space="preserve"> </w:t>
+      </w:r>
+      <w:r>
+        <w:t xml:space="preserve">The median 80% range spans 2.36 times for areas with fewer than 10 training</w:t>
+      </w:r>
+      <w:r>
+        <w:t xml:space="preserve"> </w:t>
+      </w:r>
+      <w:r>
+        <w:t xml:space="preserve">listings, against 2.15 times for 10-49 listings and 1.92 times for 50 or more. The model is appropriately less</w:t>
+      </w:r>
+      <w:r>
+        <w:t xml:space="preserve"> </w:t>
+      </w:r>
+      <w:r>
+        <w:t xml:space="preserve">certain where it has seen less data, which matters for the fairness concerns in Section 8.3.</w:t>
+      </w:r>
+    </w:p>
+    <w:p>
+      <w:pPr>
+        <w:pStyle w:val="Compact"/>
+        <w:numPr>
+          <w:ilvl w:val="0"/>
+          <w:numId w:val="1016"/>
+        </w:numPr>
+      </w:pPr>
+      <w:r>
+        <w:rPr>
+          <w:b/>
+          <w:bCs/>
+        </w:rPr>
+        <w:t xml:space="preserve">It agrees with the final model:</w:t>
+      </w:r>
+      <w:r>
+        <w:t xml:space="preserve"> </w:t>
+      </w:r>
+      <w:r>
+        <w:t xml:space="preserve">99.9% of the stacked model’s predictions fall inside NGBoost’s 80% range.</w:t>
+      </w:r>
+    </w:p>
+    <w:p>
+      <w:pPr>
+        <w:pStyle w:val="CaptionedFigure"/>
+      </w:pPr>
+      <w:r>
+        <w:drawing>
+          <wp:inline>
+            <wp:extent cx="5334000" cy="1879949"/>
+            <wp:effectExtent b="0" l="0" r="0" t="0"/>
+            <wp:docPr descr="Figure 16: NGBoost predictions and 80% ranges for 40 random test listings; green crosses are actual prices inside the range, red outside" title="" id="80" name="Picture"/>
+            <a:graphic>
+              <a:graphicData uri="http://schemas.openxmlformats.org/drawingml/2006/picture">
+                <pic:pic>
+                  <pic:nvPicPr>
+                    <pic:cNvPr descr="figures/fig14_ngboost_ranges.png" id="81" name="Picture"/>
+                    <pic:cNvPicPr>
+                      <a:picLocks noChangeArrowheads="1" noChangeAspect="1"/>
+                    </pic:cNvPicPr>
+                  </pic:nvPicPr>
+                  <pic:blipFill>
+                    <a:blip r:embed="rId79"/>
+                    <a:stretch>
+                      <a:fillRect/>
+                    </a:stretch>
+                  </pic:blipFill>
+                  <pic:spPr bwMode="auto">
+                    <a:xfrm>
+                      <a:off x="0" y="0"/>
+                      <a:ext cx="5334000" cy="1879949"/>
+                    </a:xfrm>
+                    <a:prstGeom prst="rect">
+                      <a:avLst/>
+                    </a:prstGeom>
+                    <a:noFill/>
+                    <a:ln w="9525">
+                      <a:noFill/>
+                      <a:headEnd/>
+                      <a:tailEnd/>
+                    </a:ln>
+                  </pic:spPr>
+                </pic:pic>
+              </a:graphicData>
+            </a:graphic>
+          </wp:inline>
+        </w:drawing>
+      </w:r>
+    </w:p>
+    <w:p>
+      <w:pPr>
+        <w:pStyle w:val="ImageCaption"/>
+      </w:pPr>
+      <w:r>
+        <w:t xml:space="preserve">Figure 16: NGBoost predictions and 80% ranges for 40 random test listings; green crosses are actual prices inside the range, red outside</w:t>
+      </w:r>
+    </w:p>
+    <w:p>
+      <w:pPr>
+        <w:pStyle w:val="BodyText"/>
+      </w:pPr>
+      <w:r>
+        <w:rPr>
+          <w:b/>
+          <w:bCs/>
+        </w:rPr>
+        <w:t xml:space="preserve">Held-out listing.</w:t>
+      </w:r>
+      <w:r>
+        <w:t xml:space="preserve"> </w:t>
+      </w:r>
+      <w:r>
+        <w:t xml:space="preserve">For the Dampe plot set aside at the start, NGBoost predicts Rs 358,370 per perch, with an 80%</w:t>
+      </w:r>
+      <w:r>
+        <w:t xml:space="preserve"> </w:t>
+      </w:r>
+      <w:r>
+        <w:t xml:space="preserve">range of</w:t>
+      </w:r>
+      <w:r>
+        <w:t xml:space="preserve"> </w:t>
+      </w:r>
+      <w:r>
+        <w:rPr>
+          <w:b/>
+          <w:bCs/>
+        </w:rPr>
+        <w:t xml:space="preserve">Rs 274,480 - Rs 467,899</w:t>
+      </w:r>
+      <w:r>
+        <w:t xml:space="preserve">. The actual asking price, Rs 300,000, is inside the range.</w:t>
+      </w:r>
+    </w:p>
+    <w:p>
+      <w:pPr>
+        <w:pStyle w:val="BodyText"/>
+      </w:pPr>
+      <w:r>
+        <w:rPr>
+          <w:b/>
+          <w:bCs/>
+        </w:rPr>
+        <w:t xml:space="preserve">What NGBoost learned (SHAP).</w:t>
+      </w:r>
+      <w:r>
+        <w:t xml:space="preserve"> </w:t>
+      </w:r>
+      <w:r>
+        <w:t xml:space="preserve">SHAP’s TreeExplainer supports NGBoost directly, explaining the predicted mean.</w:t>
+      </w:r>
+      <w:r>
+        <w:t xml:space="preserve"> </w:t>
+      </w:r>
+      <w:r>
+        <w:t xml:space="preserve">Location accounts for</w:t>
+      </w:r>
+      <w:r>
+        <w:t xml:space="preserve"> </w:t>
+      </w:r>
+      <w:r>
+        <w:rPr>
+          <w:b/>
+          <w:bCs/>
+        </w:rPr>
+        <w:t xml:space="preserve">86.1%</w:t>
+      </w:r>
+      <w:r>
+        <w:t xml:space="preserve"> </w:t>
+      </w:r>
+      <w:r>
+        <w:t xml:space="preserve">of its decisions, land type 9.5% and land size 4.4%. This matches the stacked</w:t>
+      </w:r>
+      <w:r>
+        <w:t xml:space="preserve"> </w:t>
+      </w:r>
+      <w:r>
+        <w:t xml:space="preserve">model (87.1%) and CatBoost (86.5%). The area itself and distance from Colombo Fort are its top two features.</w:t>
+      </w:r>
+    </w:p>
+    <w:p>
+      <w:pPr>
+        <w:pStyle w:val="CaptionedFigure"/>
+      </w:pPr>
+      <w:r>
+        <w:drawing>
+          <wp:inline>
+            <wp:extent cx="5334000" cy="3615514"/>
+            <wp:effectExtent b="0" l="0" r="0" t="0"/>
+            <wp:docPr descr="Figure 17: SHAP values of NGBoost’s predicted mean for 120 test listings" title="" id="83" name="Picture"/>
+            <a:graphic>
+              <a:graphicData uri="http://schemas.openxmlformats.org/drawingml/2006/picture">
+                <pic:pic>
+                  <pic:nvPicPr>
+                    <pic:cNvPr descr="figures/fig15_ngboost_shap.png" id="84" name="Picture"/>
+                    <pic:cNvPicPr>
+                      <a:picLocks noChangeArrowheads="1" noChangeAspect="1"/>
+                    </pic:cNvPicPr>
+                  </pic:nvPicPr>
+                  <pic:blipFill>
+                    <a:blip r:embed="rId82"/>
+                    <a:stretch>
+                      <a:fillRect/>
+                    </a:stretch>
+                  </pic:blipFill>
+                  <pic:spPr bwMode="auto">
+                    <a:xfrm>
+                      <a:off x="0" y="0"/>
+                      <a:ext cx="5334000" cy="3615514"/>
+                    </a:xfrm>
+                    <a:prstGeom prst="rect">
+                      <a:avLst/>
+                    </a:prstGeom>
+                    <a:noFill/>
+                    <a:ln w="9525">
+                      <a:noFill/>
+                      <a:headEnd/>
+                      <a:tailEnd/>
+                    </a:ln>
+                  </pic:spPr>
+                </pic:pic>
+              </a:graphicData>
+            </a:graphic>
+          </wp:inline>
+        </w:drawing>
+      </w:r>
+    </w:p>
+    <w:p>
+      <w:pPr>
+        <w:pStyle w:val="ImageCaption"/>
+      </w:pPr>
+      <w:r>
+        <w:t xml:space="preserve">Figure 17: SHAP values of NGBoost’s predicted mean for 120 test listings</w:t>
+      </w:r>
+    </w:p>
     <w:p>
       <w:r>
         <w:pict>
@@ -10202,9 +11398,9 @@
         </w:pict>
       </w:r>
     </w:p>
-    <w:bookmarkEnd w:id="75"/>
-    <w:bookmarkEnd w:id="76"/>
-    <w:bookmarkStart w:id="80" w:name="inference-and-application"/>
+    <w:bookmarkEnd w:id="85"/>
+    <w:bookmarkEnd w:id="86"/>
+    <w:bookmarkStart w:id="90" w:name="inference-and-application"/>
     <w:p>
       <w:pPr>
         <w:pStyle w:val="Heading2"/>
@@ -10213,7 +11409,7 @@
         <w:t xml:space="preserve">7. Inference and Application</w:t>
       </w:r>
     </w:p>
-    <w:bookmarkStart w:id="77" w:name="inference-on-a-held-out-listing"/>
+    <w:bookmarkStart w:id="87" w:name="inference-on-a-held-out-listing"/>
     <w:p>
       <w:pPr>
         <w:pStyle w:val="Heading3"/>
@@ -10415,8 +11611,8 @@
         <w:t xml:space="preserve">The error of about 11% is in line with the test set’s median error of 11.8%.</w:t>
       </w:r>
     </w:p>
-    <w:bookmarkEnd w:id="77"/>
-    <w:bookmarkStart w:id="78" w:name="front-end-application"/>
+    <w:bookmarkEnd w:id="87"/>
+    <w:bookmarkStart w:id="88" w:name="front-end-application"/>
     <w:p>
       <w:pPr>
         <w:pStyle w:val="Heading3"/>
@@ -10440,238 +11636,6 @@
       </w:r>
       <w:r>
         <w:t xml:space="preserve">, built with Streamlit) puts the model in front of a user. The user:</w:t>
-      </w:r>
-    </w:p>
-    <w:p>
-      <w:pPr>
-        <w:pStyle w:val="Compact"/>
-        <w:numPr>
-          <w:ilvl w:val="0"/>
-          <w:numId w:val="1016"/>
-        </w:numPr>
-      </w:pPr>
-      <w:r>
-        <w:t xml:space="preserve">selects the</w:t>
-      </w:r>
-      <w:r>
-        <w:t xml:space="preserve"> </w:t>
-      </w:r>
-      <w:r>
-        <w:rPr>
-          <w:b/>
-          <w:bCs/>
-        </w:rPr>
-        <w:t xml:space="preserve">area</w:t>
-      </w:r>
-      <w:r>
-        <w:t xml:space="preserve"> </w:t>
-      </w:r>
-      <w:r>
-        <w:t xml:space="preserve">from the 160 areas in the dataset,</w:t>
-      </w:r>
-    </w:p>
-    <w:p>
-      <w:pPr>
-        <w:pStyle w:val="Compact"/>
-        <w:numPr>
-          <w:ilvl w:val="0"/>
-          <w:numId w:val="1016"/>
-        </w:numPr>
-      </w:pPr>
-      <w:r>
-        <w:t xml:space="preserve">enters the</w:t>
-      </w:r>
-      <w:r>
-        <w:t xml:space="preserve"> </w:t>
-      </w:r>
-      <w:r>
-        <w:rPr>
-          <w:b/>
-          <w:bCs/>
-        </w:rPr>
-        <w:t xml:space="preserve">land size</w:t>
-      </w:r>
-      <w:r>
-        <w:t xml:space="preserve"> </w:t>
-      </w:r>
-      <w:r>
-        <w:t xml:space="preserve">in perches, and</w:t>
-      </w:r>
-    </w:p>
-    <w:p>
-      <w:pPr>
-        <w:pStyle w:val="Compact"/>
-        <w:numPr>
-          <w:ilvl w:val="0"/>
-          <w:numId w:val="1016"/>
-        </w:numPr>
-      </w:pPr>
-      <w:r>
-        <w:t xml:space="preserve">selects one or more</w:t>
-      </w:r>
-      <w:r>
-        <w:t xml:space="preserve"> </w:t>
-      </w:r>
-      <w:r>
-        <w:rPr>
-          <w:b/>
-          <w:bCs/>
-        </w:rPr>
-        <w:t xml:space="preserve">land types</w:t>
-      </w:r>
-      <w:r>
-        <w:t xml:space="preserve">.</w:t>
-      </w:r>
-    </w:p>
-    <w:p>
-      <w:pPr>
-        <w:pStyle w:val="FirstParagraph"/>
-      </w:pPr>
-      <w:r>
-        <w:t xml:space="preserve">The application then shows the</w:t>
-      </w:r>
-      <w:r>
-        <w:t xml:space="preserve"> </w:t>
-      </w:r>
-      <w:r>
-        <w:rPr>
-          <w:b/>
-          <w:bCs/>
-        </w:rPr>
-        <w:t xml:space="preserve">predicted price per perch</w:t>
-      </w:r>
-      <w:r>
-        <w:t xml:space="preserve">, the</w:t>
-      </w:r>
-      <w:r>
-        <w:t xml:space="preserve"> </w:t>
-      </w:r>
-      <w:r>
-        <w:rPr>
-          <w:b/>
-          <w:bCs/>
-        </w:rPr>
-        <w:t xml:space="preserve">estimated total price</w:t>
-      </w:r>
-      <w:r>
-        <w:t xml:space="preserve"> </w:t>
-      </w:r>
-      <w:r>
-        <w:t xml:space="preserve">and the</w:t>
-      </w:r>
-      <w:r>
-        <w:t xml:space="preserve"> </w:t>
-      </w:r>
-      <w:r>
-        <w:rPr>
-          <w:b/>
-          <w:bCs/>
-        </w:rPr>
-        <w:t xml:space="preserve">price</w:t>
-      </w:r>
-      <w:r>
-        <w:rPr>
-          <w:b/>
-          <w:bCs/>
-        </w:rPr>
-        <w:t xml:space="preserve"> </w:t>
-      </w:r>
-      <w:r>
-        <w:rPr>
-          <w:b/>
-          <w:bCs/>
-        </w:rPr>
-        <w:t xml:space="preserve">band</w:t>
-      </w:r>
-      <w:r>
-        <w:t xml:space="preserve">. The model, the feature list, the band edges and each area’s location values are all loaded from</w:t>
-      </w:r>
-      <w:r>
-        <w:t xml:space="preserve"> </w:t>
-      </w:r>
-      <w:r>
-        <w:rPr>
-          <w:rStyle w:val="VerbatimChar"/>
-        </w:rPr>
-        <w:t xml:space="preserve">land_price_model.pkl</w:t>
-      </w:r>
-      <w:r>
-        <w:t xml:space="preserve">. The location features are filled in automatically from the selected area and shown</w:t>
-      </w:r>
-      <w:r>
-        <w:t xml:space="preserve"> </w:t>
-      </w:r>
-      <w:r>
-        <w:t xml:space="preserve">for information only. Section 3.7 showed they are fixed per area, so letting the user edit them would create</w:t>
-      </w:r>
-      <w:r>
-        <w:t xml:space="preserve"> </w:t>
-      </w:r>
-      <w:r>
-        <w:t xml:space="preserve">combinations the model never saw.</w:t>
-      </w:r>
-    </w:p>
-    <w:p>
-      <w:pPr>
-        <w:pStyle w:val="BodyText"/>
-      </w:pPr>
-      <w:r>
-        <w:rPr>
-          <w:b/>
-          <w:bCs/>
-        </w:rPr>
-        <w:t xml:space="preserve">Explanations in the application (</w:t>
-      </w:r>
-      <w:r>
-        <w:rPr>
-          <w:b/>
-          <w:bCs/>
-        </w:rPr>
-        <w:t xml:space="preserve">“Why this price?”</w:t>
-      </w:r>
-      <w:r>
-        <w:rPr>
-          <w:b/>
-          <w:bCs/>
-        </w:rPr>
-        <w:t xml:space="preserve">).</w:t>
-      </w:r>
-      <w:r>
-        <w:t xml:space="preserve"> </w:t>
-      </w:r>
-      <w:r>
-        <w:t xml:space="preserve">After each prediction, the application explains it with</w:t>
-      </w:r>
-      <w:r>
-        <w:t xml:space="preserve"> </w:t>
-      </w:r>
-      <w:r>
-        <w:t xml:space="preserve">SHAP (</w:t>
-      </w:r>
-      <w:r>
-        <w:rPr>
-          <w:rStyle w:val="VerbatimChar"/>
-        </w:rPr>
-        <w:t xml:space="preserve">explain.py</w:t>
-      </w:r>
-      <w:r>
-        <w:t xml:space="preserve">), so users see</w:t>
-      </w:r>
-      <w:r>
-        <w:t xml:space="preserve"> </w:t>
-      </w:r>
-      <w:r>
-        <w:rPr>
-          <w:i/>
-          <w:iCs/>
-        </w:rPr>
-        <w:t xml:space="preserve">why</w:t>
-      </w:r>
-      <w:r>
-        <w:t xml:space="preserve"> </w:t>
-      </w:r>
-      <w:r>
-        <w:t xml:space="preserve">a price was suggested, not just the number:</w:t>
       </w:r>
     </w:p>
     <w:p>
@@ -10683,55 +11647,23 @@
         </w:numPr>
       </w:pPr>
       <w:r>
-        <w:rPr>
-          <w:b/>
-          <w:bCs/>
-        </w:rPr>
-        <w:t xml:space="preserve">A plain-language sentence</w:t>
-      </w:r>
-      <w:r>
-        <w:t xml:space="preserve"> </w:t>
-      </w:r>
-      <w:r>
-        <w:t xml:space="preserve">comparing the plot with a typical plot. For example, for Battaramulla:</w:t>
-      </w:r>
-      <w:r>
-        <w:t xml:space="preserve"> </w:t>
-      </w:r>
-      <w:r>
-        <w:rPr>
-          <w:i/>
-          <w:iCs/>
-        </w:rPr>
-        <w:t xml:space="preserve">“Compared</w:t>
-      </w:r>
-      <w:r>
-        <w:rPr>
-          <w:i/>
-          <w:iCs/>
-        </w:rPr>
-        <w:t xml:space="preserve"> </w:t>
-      </w:r>
-      <w:r>
-        <w:rPr>
-          <w:i/>
-          <w:iCs/>
-        </w:rPr>
-        <w:t xml:space="preserve">with a typical plot (about Rs 1,357,710 per perch), this plot’s area and location raises the price by about</w:t>
-      </w:r>
-      <w:r>
-        <w:rPr>
-          <w:i/>
-          <w:iCs/>
-        </w:rPr>
-        <w:t xml:space="preserve"> </w:t>
-      </w:r>
-      <w:r>
-        <w:rPr>
-          <w:i/>
-          <w:iCs/>
-        </w:rPr>
-        <w:t xml:space="preserve">104%, its land type lowers the price by about 5%, and its size lowers the price by about 2%.”</w:t>
+        <w:t xml:space="preserve">selects the</w:t>
+      </w:r>
+      <w:r>
+        <w:t xml:space="preserve"> </w:t>
+      </w:r>
+      <w:r>
+        <w:rPr>
+          <w:b/>
+          <w:bCs/>
+        </w:rPr>
+        <w:t xml:space="preserve">area</w:t>
+      </w:r>
+      <w:r>
+        <w:t xml:space="preserve"> </w:t>
+      </w:r>
+      <w:r>
+        <w:t xml:space="preserve">from the 160 areas in the dataset,</w:t>
       </w:r>
     </w:p>
     <w:p>
@@ -10743,17 +11675,23 @@
         </w:numPr>
       </w:pPr>
       <w:r>
-        <w:rPr>
-          <w:b/>
-          <w:bCs/>
-        </w:rPr>
-        <w:t xml:space="preserve">A bar chart</w:t>
-      </w:r>
-      <w:r>
-        <w:t xml:space="preserve"> </w:t>
-      </w:r>
-      <w:r>
-        <w:t xml:space="preserve">of those three effects (area &amp; location, land type, land size).</w:t>
+        <w:t xml:space="preserve">enters the</w:t>
+      </w:r>
+      <w:r>
+        <w:t xml:space="preserve"> </w:t>
+      </w:r>
+      <w:r>
+        <w:rPr>
+          <w:b/>
+          <w:bCs/>
+        </w:rPr>
+        <w:t xml:space="preserve">land size</w:t>
+      </w:r>
+      <w:r>
+        <w:t xml:space="preserve"> </w:t>
+      </w:r>
+      <w:r>
+        <w:t xml:space="preserve">in perches, and</w:t>
       </w:r>
     </w:p>
     <w:p>
@@ -10765,6 +11703,264 @@
         </w:numPr>
       </w:pPr>
       <w:r>
+        <w:t xml:space="preserve">selects one or more</w:t>
+      </w:r>
+      <w:r>
+        <w:t xml:space="preserve"> </w:t>
+      </w:r>
+      <w:r>
+        <w:rPr>
+          <w:b/>
+          <w:bCs/>
+        </w:rPr>
+        <w:t xml:space="preserve">land types</w:t>
+      </w:r>
+      <w:r>
+        <w:t xml:space="preserve">.</w:t>
+      </w:r>
+    </w:p>
+    <w:p>
+      <w:pPr>
+        <w:pStyle w:val="FirstParagraph"/>
+      </w:pPr>
+      <w:r>
+        <w:t xml:space="preserve">The application then shows the</w:t>
+      </w:r>
+      <w:r>
+        <w:t xml:space="preserve"> </w:t>
+      </w:r>
+      <w:r>
+        <w:rPr>
+          <w:b/>
+          <w:bCs/>
+        </w:rPr>
+        <w:t xml:space="preserve">predicted price per perch</w:t>
+      </w:r>
+      <w:r>
+        <w:t xml:space="preserve">, the</w:t>
+      </w:r>
+      <w:r>
+        <w:t xml:space="preserve"> </w:t>
+      </w:r>
+      <w:r>
+        <w:rPr>
+          <w:b/>
+          <w:bCs/>
+        </w:rPr>
+        <w:t xml:space="preserve">estimated total price</w:t>
+      </w:r>
+      <w:r>
+        <w:t xml:space="preserve"> </w:t>
+      </w:r>
+      <w:r>
+        <w:t xml:space="preserve">and the</w:t>
+      </w:r>
+      <w:r>
+        <w:t xml:space="preserve"> </w:t>
+      </w:r>
+      <w:r>
+        <w:rPr>
+          <w:b/>
+          <w:bCs/>
+        </w:rPr>
+        <w:t xml:space="preserve">price</w:t>
+      </w:r>
+      <w:r>
+        <w:rPr>
+          <w:b/>
+          <w:bCs/>
+        </w:rPr>
+        <w:t xml:space="preserve"> </w:t>
+      </w:r>
+      <w:r>
+        <w:rPr>
+          <w:b/>
+          <w:bCs/>
+        </w:rPr>
+        <w:t xml:space="preserve">band</w:t>
+      </w:r>
+      <w:r>
+        <w:t xml:space="preserve">. The model, the feature list, the band edges and each area’s location values are all loaded from</w:t>
+      </w:r>
+      <w:r>
+        <w:t xml:space="preserve"> </w:t>
+      </w:r>
+      <w:r>
+        <w:rPr>
+          <w:rStyle w:val="VerbatimChar"/>
+        </w:rPr>
+        <w:t xml:space="preserve">land_price_model.pkl</w:t>
+      </w:r>
+      <w:r>
+        <w:t xml:space="preserve">. The location features are filled in automatically from the selected area and shown</w:t>
+      </w:r>
+      <w:r>
+        <w:t xml:space="preserve"> </w:t>
+      </w:r>
+      <w:r>
+        <w:t xml:space="preserve">for information only. Section 3.7 showed they are fixed per area, so letting the user edit them would create</w:t>
+      </w:r>
+      <w:r>
+        <w:t xml:space="preserve"> </w:t>
+      </w:r>
+      <w:r>
+        <w:t xml:space="preserve">combinations the model never saw.</w:t>
+      </w:r>
+    </w:p>
+    <w:p>
+      <w:pPr>
+        <w:pStyle w:val="BodyText"/>
+      </w:pPr>
+      <w:r>
+        <w:rPr>
+          <w:b/>
+          <w:bCs/>
+        </w:rPr>
+        <w:t xml:space="preserve">Explanations in the application (</w:t>
+      </w:r>
+      <w:r>
+        <w:rPr>
+          <w:b/>
+          <w:bCs/>
+        </w:rPr>
+        <w:t xml:space="preserve">“Why this price?”</w:t>
+      </w:r>
+      <w:r>
+        <w:rPr>
+          <w:b/>
+          <w:bCs/>
+        </w:rPr>
+        <w:t xml:space="preserve">).</w:t>
+      </w:r>
+      <w:r>
+        <w:t xml:space="preserve"> </w:t>
+      </w:r>
+      <w:r>
+        <w:t xml:space="preserve">After each prediction, the application explains it with</w:t>
+      </w:r>
+      <w:r>
+        <w:t xml:space="preserve"> </w:t>
+      </w:r>
+      <w:r>
+        <w:t xml:space="preserve">SHAP (</w:t>
+      </w:r>
+      <w:r>
+        <w:rPr>
+          <w:rStyle w:val="VerbatimChar"/>
+        </w:rPr>
+        <w:t xml:space="preserve">explain.py</w:t>
+      </w:r>
+      <w:r>
+        <w:t xml:space="preserve">), so users see</w:t>
+      </w:r>
+      <w:r>
+        <w:t xml:space="preserve"> </w:t>
+      </w:r>
+      <w:r>
+        <w:rPr>
+          <w:i/>
+          <w:iCs/>
+        </w:rPr>
+        <w:t xml:space="preserve">why</w:t>
+      </w:r>
+      <w:r>
+        <w:t xml:space="preserve"> </w:t>
+      </w:r>
+      <w:r>
+        <w:t xml:space="preserve">a price was suggested, not just the number:</w:t>
+      </w:r>
+    </w:p>
+    <w:p>
+      <w:pPr>
+        <w:pStyle w:val="Compact"/>
+        <w:numPr>
+          <w:ilvl w:val="0"/>
+          <w:numId w:val="1018"/>
+        </w:numPr>
+      </w:pPr>
+      <w:r>
+        <w:rPr>
+          <w:b/>
+          <w:bCs/>
+        </w:rPr>
+        <w:t xml:space="preserve">A plain-language sentence</w:t>
+      </w:r>
+      <w:r>
+        <w:t xml:space="preserve"> </w:t>
+      </w:r>
+      <w:r>
+        <w:t xml:space="preserve">comparing the plot with a typical plot. For example, for Battaramulla:</w:t>
+      </w:r>
+      <w:r>
+        <w:t xml:space="preserve"> </w:t>
+      </w:r>
+      <w:r>
+        <w:rPr>
+          <w:i/>
+          <w:iCs/>
+        </w:rPr>
+        <w:t xml:space="preserve">“Compared</w:t>
+      </w:r>
+      <w:r>
+        <w:rPr>
+          <w:i/>
+          <w:iCs/>
+        </w:rPr>
+        <w:t xml:space="preserve"> </w:t>
+      </w:r>
+      <w:r>
+        <w:rPr>
+          <w:i/>
+          <w:iCs/>
+        </w:rPr>
+        <w:t xml:space="preserve">with a typical plot (about Rs 1,357,710 per perch), this plot’s area and location raises the price by about</w:t>
+      </w:r>
+      <w:r>
+        <w:rPr>
+          <w:i/>
+          <w:iCs/>
+        </w:rPr>
+        <w:t xml:space="preserve"> </w:t>
+      </w:r>
+      <w:r>
+        <w:rPr>
+          <w:i/>
+          <w:iCs/>
+        </w:rPr>
+        <w:t xml:space="preserve">104%, its land type lowers the price by about 5%, and its size lowers the price by about 2%.”</w:t>
+      </w:r>
+    </w:p>
+    <w:p>
+      <w:pPr>
+        <w:pStyle w:val="Compact"/>
+        <w:numPr>
+          <w:ilvl w:val="0"/>
+          <w:numId w:val="1018"/>
+        </w:numPr>
+      </w:pPr>
+      <w:r>
+        <w:rPr>
+          <w:b/>
+          <w:bCs/>
+        </w:rPr>
+        <w:t xml:space="preserve">A bar chart</w:t>
+      </w:r>
+      <w:r>
+        <w:t xml:space="preserve"> </w:t>
+      </w:r>
+      <w:r>
+        <w:t xml:space="preserve">of those three effects (area &amp; location, land type, land size).</w:t>
+      </w:r>
+    </w:p>
+    <w:p>
+      <w:pPr>
+        <w:pStyle w:val="Compact"/>
+        <w:numPr>
+          <w:ilvl w:val="0"/>
+          <w:numId w:val="1018"/>
+        </w:numPr>
+      </w:pPr>
+      <w:r>
         <w:rPr>
           <w:b/>
           <w:bCs/>
@@ -10814,6 +12010,50 @@
       </w:r>
       <w:r>
         <w:t xml:space="preserve">second. The SHAP values add up exactly to the prediction, and an automated test checks this.</w:t>
+      </w:r>
+    </w:p>
+    <w:p>
+      <w:pPr>
+        <w:pStyle w:val="BodyText"/>
+      </w:pPr>
+      <w:r>
+        <w:rPr>
+          <w:b/>
+          <w:bCs/>
+        </w:rPr>
+        <w:t xml:space="preserve">Price range (</w:t>
+      </w:r>
+      <w:r>
+        <w:rPr>
+          <w:b/>
+          <w:bCs/>
+        </w:rPr>
+        <w:t xml:space="preserve">“Likely range (80%)”</w:t>
+      </w:r>
+      <w:r>
+        <w:rPr>
+          <w:b/>
+          <w:bCs/>
+        </w:rPr>
+        <w:t xml:space="preserve">).</w:t>
+      </w:r>
+      <w:r>
+        <w:t xml:space="preserve"> </w:t>
+      </w:r>
+      <w:r>
+        <w:t xml:space="preserve">Under the price, the application shows NGBoost’s 80% range, with a note</w:t>
+      </w:r>
+      <w:r>
+        <w:t xml:space="preserve"> </w:t>
+      </w:r>
+      <w:r>
+        <w:t xml:space="preserve">that 82% of actual test prices fell inside their 80% range. This tells the user how much to trust the single</w:t>
+      </w:r>
+      <w:r>
+        <w:t xml:space="preserve"> </w:t>
+      </w:r>
+      <w:r>
+        <w:t xml:space="preserve">number.</w:t>
       </w:r>
     </w:p>
     <w:p>
@@ -10832,10 +12072,11 @@
         <w:tblLook w:firstRow="1" w:lastRow="0" w:firstColumn="0" w:lastColumn="0" w:noHBand="0" w:noVBand="0" w:val="0020"/>
       </w:tblPr>
       <w:tblGrid>
-        <w:gridCol w:w="1980"/>
-        <w:gridCol w:w="1980"/>
-        <w:gridCol w:w="1980"/>
-        <w:gridCol w:w="1980"/>
+        <w:gridCol w:w="1584"/>
+        <w:gridCol w:w="1584"/>
+        <w:gridCol w:w="1584"/>
+        <w:gridCol w:w="1584"/>
+        <w:gridCol w:w="1584"/>
       </w:tblGrid>
       <w:tr>
         <w:trPr>
@@ -10870,6 +12111,17 @@
               <w:pStyle w:val="Compact"/>
             </w:pPr>
             <w:r>
+              <w:t xml:space="preserve">Likely range (80%, NGBoost)</w:t>
+            </w:r>
+          </w:p>
+        </w:tc>
+        <w:tc>
+          <w:tcPr/>
+          <w:p>
+            <w:pPr>
+              <w:pStyle w:val="Compact"/>
+            </w:pPr>
+            <w:r>
               <w:t xml:space="preserve">Band</w:t>
             </w:r>
           </w:p>
@@ -10916,6 +12168,17 @@
               <w:pStyle w:val="Compact"/>
             </w:pPr>
             <w:r>
+              <w:t xml:space="preserve">Rs 8.1M - 18.5M</w:t>
+            </w:r>
+          </w:p>
+        </w:tc>
+        <w:tc>
+          <w:tcPr/>
+          <w:p>
+            <w:pPr>
+              <w:pStyle w:val="Compact"/>
+            </w:pPr>
+            <w:r>
               <w:t xml:space="preserve">High</w:t>
             </w:r>
           </w:p>
@@ -10962,6 +12225,17 @@
               <w:pStyle w:val="Compact"/>
             </w:pPr>
             <w:r>
+              <w:t xml:space="preserve">Rs 1.5M - 4.0M</w:t>
+            </w:r>
+          </w:p>
+        </w:tc>
+        <w:tc>
+          <w:tcPr/>
+          <w:p>
+            <w:pPr>
+              <w:pStyle w:val="Compact"/>
+            </w:pPr>
+            <w:r>
               <w:t xml:space="preserve">High</w:t>
             </w:r>
           </w:p>
@@ -11008,6 +12282,17 @@
               <w:pStyle w:val="Compact"/>
             </w:pPr>
             <w:r>
+              <w:t xml:space="preserve">Rs 239,000 - 874,000</w:t>
+            </w:r>
+          </w:p>
+        </w:tc>
+        <w:tc>
+          <w:tcPr/>
+          <w:p>
+            <w:pPr>
+              <w:pStyle w:val="Compact"/>
+            </w:pPr>
+            <w:r>
               <w:t xml:space="preserve">Low</w:t>
             </w:r>
           </w:p>
@@ -11075,8 +12360,8 @@
         <w:t xml:space="preserve">folder. It is also deployed online (Section 7.3).</w:t>
       </w:r>
     </w:p>
-    <w:bookmarkEnd w:id="78"/>
-    <w:bookmarkStart w:id="79" w:name="repository-deployment-and-mlops"/>
+    <w:bookmarkEnd w:id="88"/>
+    <w:bookmarkStart w:id="89" w:name="repository-deployment-and-mlops"/>
     <w:p>
       <w:pPr>
         <w:pStyle w:val="Heading3"/>
@@ -11193,304 +12478,6 @@
           <w:rStyle w:val="VerbatimChar"/>
         </w:rPr>
         <w:t xml:space="preserve">                            no  -&gt; reject; deployed model unchanged</w:t>
-      </w:r>
-    </w:p>
-    <w:p>
-      <w:pPr>
-        <w:pStyle w:val="Compact"/>
-        <w:numPr>
-          <w:ilvl w:val="0"/>
-          <w:numId w:val="1018"/>
-        </w:numPr>
-      </w:pPr>
-      <w:r>
-        <w:rPr>
-          <w:b/>
-          <w:bCs/>
-        </w:rPr>
-        <w:t xml:space="preserve">Reproducible retraining.</w:t>
-      </w:r>
-      <w:r>
-        <w:t xml:space="preserve"> </w:t>
-      </w:r>
-      <w:r>
-        <w:rPr>
-          <w:rStyle w:val="VerbatimChar"/>
-        </w:rPr>
-        <w:t xml:space="preserve">run_pipeline.py</w:t>
-      </w:r>
-      <w:r>
-        <w:t xml:space="preserve"> </w:t>
-      </w:r>
-      <w:r>
-        <w:t xml:space="preserve">rebuilds the model from the raw Excel file with the tuned</w:t>
-      </w:r>
-      <w:r>
-        <w:t xml:space="preserve"> </w:t>
-      </w:r>
-      <w:r>
-        <w:t xml:space="preserve">hyperparameters stored in</w:t>
-      </w:r>
-      <w:r>
-        <w:t xml:space="preserve"> </w:t>
-      </w:r>
-      <w:r>
-        <w:rPr>
-          <w:rStyle w:val="VerbatimChar"/>
-        </w:rPr>
-        <w:t xml:space="preserve">config/params.json</w:t>
-      </w:r>
-      <w:r>
-        <w:t xml:space="preserve">, using the same seed, held-out listing and split as the</w:t>
-      </w:r>
-      <w:r>
-        <w:t xml:space="preserve"> </w:t>
-      </w:r>
-      <w:r>
-        <w:t xml:space="preserve">notebooks. It took 4.4 minutes and reproduced the notebook: identical cleaned data, and test R² 0.8659</w:t>
-      </w:r>
-      <w:r>
-        <w:t xml:space="preserve"> </w:t>
-      </w:r>
-      <w:r>
-        <w:t xml:space="preserve">against 0.8661.</w:t>
-      </w:r>
-    </w:p>
-    <w:p>
-      <w:pPr>
-        <w:pStyle w:val="Compact"/>
-        <w:numPr>
-          <w:ilvl w:val="0"/>
-          <w:numId w:val="1018"/>
-        </w:numPr>
-      </w:pPr>
-      <w:r>
-        <w:rPr>
-          <w:b/>
-          <w:bCs/>
-        </w:rPr>
-        <w:t xml:space="preserve">Quality gate.</w:t>
-      </w:r>
-      <w:r>
-        <w:t xml:space="preserve"> </w:t>
-      </w:r>
-      <w:r>
-        <w:t xml:space="preserve">A retrained model replaces the deployed one only if its test R² is at least 0.85 and not</w:t>
-      </w:r>
-      <w:r>
-        <w:t xml:space="preserve"> </w:t>
-      </w:r>
-      <w:r>
-        <w:t xml:space="preserve">more than 0.005 below the current model. In testing, the gate accepted the real retrained model and rejected</w:t>
-      </w:r>
-      <w:r>
-        <w:t xml:space="preserve"> </w:t>
-      </w:r>
-      <w:r>
-        <w:t xml:space="preserve">candidates with R² 0.80 and 0.858.</w:t>
-      </w:r>
-    </w:p>
-    <w:p>
-      <w:pPr>
-        <w:pStyle w:val="Compact"/>
-        <w:numPr>
-          <w:ilvl w:val="0"/>
-          <w:numId w:val="1018"/>
-        </w:numPr>
-      </w:pPr>
-      <w:r>
-        <w:rPr>
-          <w:b/>
-          <w:bCs/>
-        </w:rPr>
-        <w:t xml:space="preserve">Automated tests.</w:t>
-      </w:r>
-      <w:r>
-        <w:t xml:space="preserve"> </w:t>
-      </w:r>
-      <w:r>
-        <w:t xml:space="preserve">15 tests check the data rules (row count, no duplicates, no leaky columns), the model’s</w:t>
-      </w:r>
-      <w:r>
-        <w:t xml:space="preserve"> </w:t>
-      </w:r>
-      <w:r>
-        <w:t xml:space="preserve">behaviour (the held-out listing reproduces the notebook’s prediction; central Colombo is priced above the</w:t>
-      </w:r>
-      <w:r>
-        <w:t xml:space="preserve"> </w:t>
-      </w:r>
-      <w:r>
-        <w:t xml:space="preserve">suburbs; all predictions are finite; explanations add up to the prediction) and that the app starts and</w:t>
-      </w:r>
-      <w:r>
-        <w:t xml:space="preserve"> </w:t>
-      </w:r>
-      <w:r>
-        <w:t xml:space="preserve">returns a prediction with its explanation.</w:t>
-      </w:r>
-    </w:p>
-    <w:p>
-      <w:pPr>
-        <w:pStyle w:val="Compact"/>
-        <w:numPr>
-          <w:ilvl w:val="0"/>
-          <w:numId w:val="1018"/>
-        </w:numPr>
-      </w:pPr>
-      <w:r>
-        <w:rPr>
-          <w:b/>
-          <w:bCs/>
-        </w:rPr>
-        <w:t xml:space="preserve">Continuous integration.</w:t>
-      </w:r>
-      <w:r>
-        <w:t xml:space="preserve"> </w:t>
-      </w:r>
-      <w:r>
-        <w:t xml:space="preserve">A GitHub Actions workflow runs the tests on Linux on every push. The first run</w:t>
-      </w:r>
-      <w:r>
-        <w:t xml:space="preserve"> </w:t>
-      </w:r>
-      <w:r>
-        <w:t xml:space="preserve">passed, confirming that the model trained on Windows loads and predicts correctly with the pinned library</w:t>
-      </w:r>
-      <w:r>
-        <w:t xml:space="preserve"> </w:t>
-      </w:r>
-      <w:r>
-        <w:t xml:space="preserve">versions used by the cloud deployment.</w:t>
-      </w:r>
-    </w:p>
-    <w:p>
-      <w:pPr>
-        <w:pStyle w:val="Compact"/>
-        <w:numPr>
-          <w:ilvl w:val="0"/>
-          <w:numId w:val="1018"/>
-        </w:numPr>
-      </w:pPr>
-      <w:r>
-        <w:rPr>
-          <w:b/>
-          <w:bCs/>
-        </w:rPr>
-        <w:t xml:space="preserve">Retraining on demand.</w:t>
-      </w:r>
-      <w:r>
-        <w:t xml:space="preserve"> </w:t>
-      </w:r>
-      <w:r>
-        <w:t xml:space="preserve">A second workflow, started manually from GitHub’s Actions tab, runs the full</w:t>
-      </w:r>
-      <w:r>
-        <w:t xml:space="preserve"> </w:t>
-      </w:r>
-      <w:r>
-        <w:t xml:space="preserve">pipeline in the cloud and uploads the candidate model and its metrics for review.</w:t>
-      </w:r>
-    </w:p>
-    <w:p>
-      <w:pPr>
-        <w:pStyle w:val="Compact"/>
-        <w:numPr>
-          <w:ilvl w:val="0"/>
-          <w:numId w:val="1018"/>
-        </w:numPr>
-      </w:pPr>
-      <w:r>
-        <w:rPr>
-          <w:b/>
-          <w:bCs/>
-        </w:rPr>
-        <w:t xml:space="preserve">Continuous deployment.</w:t>
-      </w:r>
-      <w:r>
-        <w:t xml:space="preserve"> </w:t>
-      </w:r>
-      <w:r>
-        <w:t xml:space="preserve">Streamlit Community Cloud redeploys the app automatically whenever the</w:t>
-      </w:r>
-      <w:r>
-        <w:t xml:space="preserve"> </w:t>
-      </w:r>
-      <w:r>
-        <w:rPr>
-          <w:rStyle w:val="VerbatimChar"/>
-        </w:rPr>
-        <w:t xml:space="preserve">main</w:t>
-      </w:r>
-      <w:r>
-        <w:t xml:space="preserve"> </w:t>
-      </w:r>
-      <w:r>
-        <w:t xml:space="preserve">branch changes.</w:t>
-      </w:r>
-    </w:p>
-    <w:p>
-      <w:pPr>
-        <w:pStyle w:val="Compact"/>
-        <w:numPr>
-          <w:ilvl w:val="0"/>
-          <w:numId w:val="1018"/>
-        </w:numPr>
-      </w:pPr>
-      <w:r>
-        <w:rPr>
-          <w:b/>
-          <w:bCs/>
-        </w:rPr>
-        <w:t xml:space="preserve">Pinned dependencies.</w:t>
-      </w:r>
-      <w:r>
-        <w:t xml:space="preserve"> </w:t>
-      </w:r>
-      <w:r>
-        <w:rPr>
-          <w:rStyle w:val="VerbatimChar"/>
-        </w:rPr>
-        <w:t xml:space="preserve">requirements.txt</w:t>
-      </w:r>
-      <w:r>
-        <w:t xml:space="preserve"> </w:t>
-      </w:r>
-      <w:r>
-        <w:t xml:space="preserve">fixes the exact library versions, because a pickled model must be</w:t>
-      </w:r>
-      <w:r>
-        <w:t xml:space="preserve"> </w:t>
-      </w:r>
-      <w:r>
-        <w:t xml:space="preserve">loaded with the versions it was trained with.</w:t>
-      </w:r>
-    </w:p>
-    <w:p>
-      <w:r>
-        <w:pict>
-          <v:rect style="width:0;height:1.5pt" o:hralign="center" o:hrstd="t" o:hr="t"/>
-        </w:pict>
-      </w:r>
-    </w:p>
-    <w:bookmarkEnd w:id="79"/>
-    <w:bookmarkEnd w:id="80"/>
-    <w:bookmarkStart w:id="86" w:name="critical-discussion"/>
-    <w:p>
-      <w:pPr>
-        <w:pStyle w:val="Heading2"/>
-      </w:pPr>
-      <w:r>
-        <w:t xml:space="preserve">8. Critical Discussion</w:t>
-      </w:r>
-    </w:p>
-    <w:bookmarkStart w:id="81" w:name="limitations-of-the-model"/>
-    <w:p>
-      <w:pPr>
-        <w:pStyle w:val="Heading3"/>
-      </w:pPr>
-      <w:r>
-        <w:t xml:space="preserve">8.1 Limitations of the model</w:t>
       </w:r>
     </w:p>
     <w:p>
@@ -11506,25 +12493,52 @@
           <w:b/>
           <w:bCs/>
         </w:rPr>
-        <w:t xml:space="preserve">Location is recorded per area, not per plot</w:t>
-      </w:r>
-      <w:r>
-        <w:t xml:space="preserve"> </w:t>
-      </w:r>
-      <w:r>
-        <w:t xml:space="preserve">(Section 3.7). This is the biggest limitation. Two plots in</w:t>
-      </w:r>
-      <w:r>
-        <w:t xml:space="preserve"> </w:t>
-      </w:r>
-      <w:r>
-        <w:t xml:space="preserve">the same area, one on a main road and one down a narrow lane, look identical to the model. As a result,</w:t>
-      </w:r>
-      <w:r>
-        <w:t xml:space="preserve"> </w:t>
-      </w:r>
-      <w:r>
-        <w:t xml:space="preserve">accuracy is limited by the data rather than the algorithm: all tuned models score within 0.005 of each other.</w:t>
+        <w:t xml:space="preserve">Reproducible retraining.</w:t>
+      </w:r>
+      <w:r>
+        <w:t xml:space="preserve"> </w:t>
+      </w:r>
+      <w:r>
+        <w:rPr>
+          <w:rStyle w:val="VerbatimChar"/>
+        </w:rPr>
+        <w:t xml:space="preserve">run_pipeline.py</w:t>
+      </w:r>
+      <w:r>
+        <w:t xml:space="preserve"> </w:t>
+      </w:r>
+      <w:r>
+        <w:t xml:space="preserve">rebuilds the model from the raw Excel file with the tuned</w:t>
+      </w:r>
+      <w:r>
+        <w:t xml:space="preserve"> </w:t>
+      </w:r>
+      <w:r>
+        <w:t xml:space="preserve">hyperparameters stored in</w:t>
+      </w:r>
+      <w:r>
+        <w:t xml:space="preserve"> </w:t>
+      </w:r>
+      <w:r>
+        <w:rPr>
+          <w:rStyle w:val="VerbatimChar"/>
+        </w:rPr>
+        <w:t xml:space="preserve">config/params.json</w:t>
+      </w:r>
+      <w:r>
+        <w:t xml:space="preserve">, using the same seed, held-out listing and split as the</w:t>
+      </w:r>
+      <w:r>
+        <w:t xml:space="preserve"> </w:t>
+      </w:r>
+      <w:r>
+        <w:t xml:space="preserve">notebooks. It took 4.4 minutes and reproduced the notebook: identical cleaned data, and test R² 0.8659</w:t>
+      </w:r>
+      <w:r>
+        <w:t xml:space="preserve"> </w:t>
+      </w:r>
+      <w:r>
+        <w:t xml:space="preserve">against 0.8661.</w:t>
       </w:r>
     </w:p>
     <w:p>
@@ -11540,19 +12554,25 @@
           <w:b/>
           <w:bCs/>
         </w:rPr>
-        <w:t xml:space="preserve">Weaker on unknown areas.</w:t>
-      </w:r>
-      <w:r>
-        <w:t xml:space="preserve"> </w:t>
-      </w:r>
-      <w:r>
-        <w:t xml:space="preserve">For areas not in the training data, R² falls from about 0.83 to 0.70</w:t>
-      </w:r>
-      <w:r>
-        <w:t xml:space="preserve"> </w:t>
-      </w:r>
-      <w:r>
-        <w:t xml:space="preserve">(Section 6.3), so the application only offers known areas.</w:t>
+        <w:t xml:space="preserve">Quality gate.</w:t>
+      </w:r>
+      <w:r>
+        <w:t xml:space="preserve"> </w:t>
+      </w:r>
+      <w:r>
+        <w:t xml:space="preserve">A retrained model replaces the deployed one only if its test R² is at least 0.85 and not</w:t>
+      </w:r>
+      <w:r>
+        <w:t xml:space="preserve"> </w:t>
+      </w:r>
+      <w:r>
+        <w:t xml:space="preserve">more than 0.005 below the current model, and NGBoost’s 80% ranges cover 70-90% of test prices. In testing, the gate accepted the real retrained model and rejected</w:t>
+      </w:r>
+      <w:r>
+        <w:t xml:space="preserve"> </w:t>
+      </w:r>
+      <w:r>
+        <w:t xml:space="preserve">candidates with R² 0.80 and 0.858.</w:t>
       </w:r>
     </w:p>
     <w:p>
@@ -11568,26 +12588,218 @@
           <w:b/>
           <w:bCs/>
         </w:rPr>
-        <w:t xml:space="preserve">Typical error of about 12%</w:t>
-      </w:r>
-      <w:r>
-        <w:t xml:space="preserve">, with larger errors for the rare, very expensive plots in central Colombo,</w:t>
-      </w:r>
-      <w:r>
-        <w:t xml:space="preserve"> </w:t>
-      </w:r>
-      <w:r>
-        <w:t xml:space="preserve">which are pulled towards their area’s average (Section 5.2).</w:t>
-      </w:r>
-    </w:p>
-    <w:bookmarkEnd w:id="81"/>
-    <w:bookmarkStart w:id="82" w:name="data-quality-issues"/>
+        <w:t xml:space="preserve">Automated tests.</w:t>
+      </w:r>
+      <w:r>
+        <w:t xml:space="preserve"> </w:t>
+      </w:r>
+      <w:r>
+        <w:t xml:space="preserve">17 tests check the data rules (row count, no duplicates, no leaky columns), the model’s</w:t>
+      </w:r>
+      <w:r>
+        <w:t xml:space="preserve"> </w:t>
+      </w:r>
+      <w:r>
+        <w:t xml:space="preserve">behaviour (the held-out listing reproduces the notebook’s prediction; central Colombo is priced above the</w:t>
+      </w:r>
+      <w:r>
+        <w:t xml:space="preserve"> </w:t>
+      </w:r>
+      <w:r>
+        <w:t xml:space="preserve">suburbs; all predictions are finite; explanations add up to the prediction; NGBoost’s 80% ranges are ordered</w:t>
+      </w:r>
+      <w:r>
+        <w:t xml:space="preserve"> </w:t>
+      </w:r>
+      <w:r>
+        <w:t xml:space="preserve">and cover 70-90% of test prices) and that the app starts and returns a prediction with its explanation and</w:t>
+      </w:r>
+      <w:r>
+        <w:t xml:space="preserve"> </w:t>
+      </w:r>
+      <w:r>
+        <w:t xml:space="preserve">range.</w:t>
+      </w:r>
+    </w:p>
+    <w:p>
+      <w:pPr>
+        <w:pStyle w:val="Compact"/>
+        <w:numPr>
+          <w:ilvl w:val="0"/>
+          <w:numId w:val="1019"/>
+        </w:numPr>
+      </w:pPr>
+      <w:r>
+        <w:rPr>
+          <w:b/>
+          <w:bCs/>
+        </w:rPr>
+        <w:t xml:space="preserve">Continuous integration.</w:t>
+      </w:r>
+      <w:r>
+        <w:t xml:space="preserve"> </w:t>
+      </w:r>
+      <w:r>
+        <w:t xml:space="preserve">A GitHub Actions workflow runs the tests on Linux on every push. The first run</w:t>
+      </w:r>
+      <w:r>
+        <w:t xml:space="preserve"> </w:t>
+      </w:r>
+      <w:r>
+        <w:t xml:space="preserve">passed, confirming that the model trained on Windows loads and predicts correctly with the pinned library</w:t>
+      </w:r>
+      <w:r>
+        <w:t xml:space="preserve"> </w:t>
+      </w:r>
+      <w:r>
+        <w:t xml:space="preserve">versions used by the cloud deployment.</w:t>
+      </w:r>
+    </w:p>
+    <w:p>
+      <w:pPr>
+        <w:pStyle w:val="Compact"/>
+        <w:numPr>
+          <w:ilvl w:val="0"/>
+          <w:numId w:val="1019"/>
+        </w:numPr>
+      </w:pPr>
+      <w:r>
+        <w:rPr>
+          <w:b/>
+          <w:bCs/>
+        </w:rPr>
+        <w:t xml:space="preserve">Retraining on demand.</w:t>
+      </w:r>
+      <w:r>
+        <w:t xml:space="preserve"> </w:t>
+      </w:r>
+      <w:r>
+        <w:t xml:space="preserve">A second workflow, started manually from GitHub’s Actions tab, runs the full</w:t>
+      </w:r>
+      <w:r>
+        <w:t xml:space="preserve"> </w:t>
+      </w:r>
+      <w:r>
+        <w:t xml:space="preserve">pipeline in the cloud and uploads the candidate model and its metrics for review.</w:t>
+      </w:r>
+    </w:p>
+    <w:p>
+      <w:pPr>
+        <w:pStyle w:val="Compact"/>
+        <w:numPr>
+          <w:ilvl w:val="0"/>
+          <w:numId w:val="1019"/>
+        </w:numPr>
+      </w:pPr>
+      <w:r>
+        <w:rPr>
+          <w:b/>
+          <w:bCs/>
+        </w:rPr>
+        <w:t xml:space="preserve">Continuous deployment.</w:t>
+      </w:r>
+      <w:r>
+        <w:t xml:space="preserve"> </w:t>
+      </w:r>
+      <w:r>
+        <w:t xml:space="preserve">Streamlit Community Cloud redeploys the app automatically whenever the</w:t>
+      </w:r>
+      <w:r>
+        <w:t xml:space="preserve"> </w:t>
+      </w:r>
+      <w:r>
+        <w:rPr>
+          <w:rStyle w:val="VerbatimChar"/>
+        </w:rPr>
+        <w:t xml:space="preserve">main</w:t>
+      </w:r>
+      <w:r>
+        <w:t xml:space="preserve"> </w:t>
+      </w:r>
+      <w:r>
+        <w:t xml:space="preserve">branch changes.</w:t>
+      </w:r>
+    </w:p>
+    <w:p>
+      <w:pPr>
+        <w:pStyle w:val="Compact"/>
+        <w:numPr>
+          <w:ilvl w:val="0"/>
+          <w:numId w:val="1019"/>
+        </w:numPr>
+      </w:pPr>
+      <w:r>
+        <w:rPr>
+          <w:b/>
+          <w:bCs/>
+        </w:rPr>
+        <w:t xml:space="preserve">Pinned dependencies.</w:t>
+      </w:r>
+      <w:r>
+        <w:t xml:space="preserve"> </w:t>
+      </w:r>
+      <w:r>
+        <w:rPr>
+          <w:rStyle w:val="VerbatimChar"/>
+        </w:rPr>
+        <w:t xml:space="preserve">requirements.txt</w:t>
+      </w:r>
+      <w:r>
+        <w:t xml:space="preserve"> </w:t>
+      </w:r>
+      <w:r>
+        <w:t xml:space="preserve">fixes the exact library versions, because a pickled model must be</w:t>
+      </w:r>
+      <w:r>
+        <w:t xml:space="preserve"> </w:t>
+      </w:r>
+      <w:r>
+        <w:t xml:space="preserve">loaded with the versions it was trained with. pandas is pinned to 2.3.3, because NGBoost depends on</w:t>
+      </w:r>
+      <w:r>
+        <w:t xml:space="preserve"> </w:t>
+      </w:r>
+      <w:r>
+        <w:rPr>
+          <w:rStyle w:val="VerbatimChar"/>
+        </w:rPr>
+        <w:t xml:space="preserve">lifelines</w:t>
+      </w:r>
+      <w:r>
+        <w:t xml:space="preserve">,</w:t>
+      </w:r>
+      <w:r>
+        <w:t xml:space="preserve"> </w:t>
+      </w:r>
+      <w:r>
+        <w:t xml:space="preserve">which doesn’t yet support pandas 3. The tests confirmed the saved models load and predict identically.</w:t>
+      </w:r>
+    </w:p>
+    <w:p>
+      <w:r>
+        <w:pict>
+          <v:rect style="width:0;height:1.5pt" o:hralign="center" o:hrstd="t" o:hr="t"/>
+        </w:pict>
+      </w:r>
+    </w:p>
+    <w:bookmarkEnd w:id="89"/>
+    <w:bookmarkEnd w:id="90"/>
+    <w:bookmarkStart w:id="96" w:name="critical-discussion"/>
+    <w:p>
+      <w:pPr>
+        <w:pStyle w:val="Heading2"/>
+      </w:pPr>
+      <w:r>
+        <w:t xml:space="preserve">8. Critical Discussion</w:t>
+      </w:r>
+    </w:p>
+    <w:bookmarkStart w:id="91" w:name="limitations-of-the-model"/>
     <w:p>
       <w:pPr>
         <w:pStyle w:val="Heading3"/>
       </w:pPr>
       <w:r>
-        <w:t xml:space="preserve">8.2 Data quality issues</w:t>
+        <w:t xml:space="preserve">8.1 Limitations of the model</w:t>
       </w:r>
     </w:p>
     <w:p>
@@ -11603,19 +12815,25 @@
           <w:b/>
           <w:bCs/>
         </w:rPr>
-        <w:t xml:space="preserve">Asking prices, not sale prices.</w:t>
-      </w:r>
-      <w:r>
-        <w:t xml:space="preserve"> </w:t>
-      </w:r>
-      <w:r>
-        <w:t xml:space="preserve">Advertisements show what sellers hope to get. Actual transaction prices</w:t>
-      </w:r>
-      <w:r>
-        <w:t xml:space="preserve"> </w:t>
-      </w:r>
-      <w:r>
-        <w:t xml:space="preserve">are usually lower and are not public in Sri Lanka.</w:t>
+        <w:t xml:space="preserve">Location is recorded per area, not per plot</w:t>
+      </w:r>
+      <w:r>
+        <w:t xml:space="preserve"> </w:t>
+      </w:r>
+      <w:r>
+        <w:t xml:space="preserve">(Section 3.7). This is the biggest limitation. Two plots in</w:t>
+      </w:r>
+      <w:r>
+        <w:t xml:space="preserve"> </w:t>
+      </w:r>
+      <w:r>
+        <w:t xml:space="preserve">the same area, one on a main road and one down a narrow lane, look identical to the model. As a result,</w:t>
+      </w:r>
+      <w:r>
+        <w:t xml:space="preserve"> </w:t>
+      </w:r>
+      <w:r>
+        <w:t xml:space="preserve">accuracy is limited by the data rather than the algorithm: all tuned models score within 0.005 of each other.</w:t>
       </w:r>
     </w:p>
     <w:p>
@@ -11631,19 +12849,19 @@
           <w:b/>
           <w:bCs/>
         </w:rPr>
-        <w:t xml:space="preserve">Errors in the source data:</w:t>
-      </w:r>
-      <w:r>
-        <w:t xml:space="preserve"> </w:t>
-      </w:r>
-      <w:r>
-        <w:t xml:space="preserve">a price-scale error (Section 3.2), 198 duplicates (Section 3.3) and 21</w:t>
-      </w:r>
-      <w:r>
-        <w:t xml:space="preserve"> </w:t>
-      </w:r>
-      <w:r>
-        <w:t xml:space="preserve">implausible prices (Section 3.4) had to be corrected or removed.</w:t>
+        <w:t xml:space="preserve">Weaker on unknown areas.</w:t>
+      </w:r>
+      <w:r>
+        <w:t xml:space="preserve"> </w:t>
+      </w:r>
+      <w:r>
+        <w:t xml:space="preserve">For areas not in the training data, R² falls from about 0.83 to 0.70</w:t>
+      </w:r>
+      <w:r>
+        <w:t xml:space="preserve"> </w:t>
+      </w:r>
+      <w:r>
+        <w:t xml:space="preserve">(Section 6.3), so the application only offers known areas.</w:t>
       </w:r>
     </w:p>
     <w:p>
@@ -11659,25 +12877,16 @@
           <w:b/>
           <w:bCs/>
         </w:rPr>
-        <w:t xml:space="preserve">Repeated developer listings.</w:t>
-      </w:r>
-      <w:r>
-        <w:t xml:space="preserve"> </w:t>
-      </w:r>
-      <w:r>
-        <w:t xml:space="preserve">Many plots from the same block, advertised at the same price, can appear</w:t>
-      </w:r>
-      <w:r>
-        <w:t xml:space="preserve"> </w:t>
-      </w:r>
-      <w:r>
-        <w:t xml:space="preserve">in both the training and test sets. This makes the seen-area scores somewhat optimistic for genuinely new</w:t>
-      </w:r>
-      <w:r>
-        <w:t xml:space="preserve"> </w:t>
-      </w:r>
-      <w:r>
-        <w:t xml:space="preserve">developments.</w:t>
+        <w:t xml:space="preserve">Typical error of about 12%</w:t>
+      </w:r>
+      <w:r>
+        <w:t xml:space="preserve">, with larger errors for the rare, very expensive plots in central Colombo,</w:t>
+      </w:r>
+      <w:r>
+        <w:t xml:space="preserve"> </w:t>
+      </w:r>
+      <w:r>
+        <w:t xml:space="preserve">which are pulled towards their area’s average (Section 5.2).</w:t>
       </w:r>
     </w:p>
     <w:p>
@@ -11693,57 +12902,35 @@
           <w:b/>
           <w:bCs/>
         </w:rPr>
-        <w:t xml:space="preserve">Out of date.</w:t>
-      </w:r>
-      <w:r>
-        <w:t xml:space="preserve"> </w:t>
-      </w:r>
-      <w:r>
-        <w:t xml:space="preserve">The data is from mid-2021. The 2022 economic crisis and high inflation have changed land prices</w:t>
-      </w:r>
-      <w:r>
-        <w:t xml:space="preserve"> </w:t>
-      </w:r>
-      <w:r>
-        <w:t xml:space="preserve">considerably, so rupee values are out of date, though the relative patterns are more likely to hold.</w:t>
-      </w:r>
-    </w:p>
-    <w:p>
-      <w:pPr>
-        <w:pStyle w:val="Compact"/>
-        <w:numPr>
-          <w:ilvl w:val="0"/>
-          <w:numId w:val="1020"/>
-        </w:numPr>
-      </w:pPr>
-      <w:r>
-        <w:rPr>
-          <w:b/>
-          <w:bCs/>
-        </w:rPr>
-        <w:t xml:space="preserve">Missing plot features</w:t>
-      </w:r>
-      <w:r>
-        <w:t xml:space="preserve"> </w:t>
-      </w:r>
-      <w:r>
-        <w:t xml:space="preserve">such as road frontage, road width, shape, slope and flood risk are known to affect</w:t>
-      </w:r>
-      <w:r>
-        <w:t xml:space="preserve"> </w:t>
-      </w:r>
-      <w:r>
-        <w:t xml:space="preserve">Sri Lankan land prices strongly but are not in the dataset.</w:t>
-      </w:r>
-    </w:p>
-    <w:bookmarkEnd w:id="82"/>
-    <w:bookmarkStart w:id="83" w:name="risks-of-bias-or-unfairness"/>
+        <w:t xml:space="preserve">Wide uncertainty.</w:t>
+      </w:r>
+      <w:r>
+        <w:t xml:space="preserve"> </w:t>
+      </w:r>
+      <w:r>
+        <w:t xml:space="preserve">NGBoost’s 80% ranges typically span about 2 times (Section 6.7), and its 95% ranges are</w:t>
+      </w:r>
+      <w:r>
+        <w:t xml:space="preserve"> </w:t>
+      </w:r>
+      <w:r>
+        <w:t xml:space="preserve">slightly too narrow (heavier tails than a Normal distribution). The model gives a sound first estimate, not a</w:t>
+      </w:r>
+      <w:r>
+        <w:t xml:space="preserve"> </w:t>
+      </w:r>
+      <w:r>
+        <w:t xml:space="preserve">precise valuation.</w:t>
+      </w:r>
+    </w:p>
+    <w:bookmarkEnd w:id="91"/>
+    <w:bookmarkStart w:id="92" w:name="data-quality-issues"/>
     <w:p>
       <w:pPr>
         <w:pStyle w:val="Heading3"/>
       </w:pPr>
       <w:r>
-        <w:t xml:space="preserve">8.3 Risks of bias or unfairness</w:t>
+        <w:t xml:space="preserve">8.2 Data quality issues</w:t>
       </w:r>
     </w:p>
     <w:p>
@@ -11759,25 +12946,19 @@
           <w:b/>
           <w:bCs/>
         </w:rPr>
-        <w:t xml:space="preserve">Uneven coverage.</w:t>
-      </w:r>
-      <w:r>
-        <w:t xml:space="preserve"> </w:t>
-      </w:r>
-      <w:r>
-        <w:t xml:space="preserve">88 of the 160 areas have fewer than 10 listings, while a few suburbs (Ranala, Makandana,</w:t>
-      </w:r>
-      <w:r>
-        <w:t xml:space="preserve"> </w:t>
-      </w:r>
-      <w:r>
-        <w:t xml:space="preserve">Kaduwela) have hundreds. Predictions for under-represented areas are less reliable. A buyer or seller there</w:t>
-      </w:r>
-      <w:r>
-        <w:t xml:space="preserve"> </w:t>
-      </w:r>
-      <w:r>
-        <w:t xml:space="preserve">could be given a misleading price without knowing it.</w:t>
+        <w:t xml:space="preserve">Asking prices, not sale prices.</w:t>
+      </w:r>
+      <w:r>
+        <w:t xml:space="preserve"> </w:t>
+      </w:r>
+      <w:r>
+        <w:t xml:space="preserve">Advertisements show what sellers hope to get. Actual transaction prices</w:t>
+      </w:r>
+      <w:r>
+        <w:t xml:space="preserve"> </w:t>
+      </w:r>
+      <w:r>
+        <w:t xml:space="preserve">are usually lower and are not public in Sri Lanka.</w:t>
       </w:r>
     </w:p>
     <w:p>
@@ -11793,19 +12974,19 @@
           <w:b/>
           <w:bCs/>
         </w:rPr>
-        <w:t xml:space="preserve">Over-representation of developer blocks.</w:t>
-      </w:r>
-      <w:r>
-        <w:t xml:space="preserve"> </w:t>
-      </w:r>
-      <w:r>
-        <w:t xml:space="preserve">Suburban plots sold in batches by developers dominate the data, so</w:t>
-      </w:r>
-      <w:r>
-        <w:t xml:space="preserve"> </w:t>
-      </w:r>
-      <w:r>
-        <w:t xml:space="preserve">the model reflects developers’ pricing more than private sellers’.</w:t>
+        <w:t xml:space="preserve">Errors in the source data:</w:t>
+      </w:r>
+      <w:r>
+        <w:t xml:space="preserve"> </w:t>
+      </w:r>
+      <w:r>
+        <w:t xml:space="preserve">a price-scale error (Section 3.2), 198 duplicates (Section 3.3) and 21</w:t>
+      </w:r>
+      <w:r>
+        <w:t xml:space="preserve"> </w:t>
+      </w:r>
+      <w:r>
+        <w:t xml:space="preserve">implausible prices (Section 3.4) had to be corrected or removed.</w:t>
       </w:r>
     </w:p>
     <w:p>
@@ -11821,25 +13002,25 @@
           <w:b/>
           <w:bCs/>
         </w:rPr>
-        <w:t xml:space="preserve">Reinforcing existing inequality.</w:t>
-      </w:r>
-      <w:r>
-        <w:t xml:space="preserve"> </w:t>
-      </w:r>
-      <w:r>
-        <w:t xml:space="preserve">The model learns that central, well-served areas are expensive and outer</w:t>
-      </w:r>
-      <w:r>
-        <w:t xml:space="preserve"> </w:t>
-      </w:r>
-      <w:r>
-        <w:t xml:space="preserve">areas cheap. Used to set prices, it could reinforce these gaps, for example by systematically undervaluing land</w:t>
-      </w:r>
-      <w:r>
-        <w:t xml:space="preserve"> </w:t>
-      </w:r>
-      <w:r>
-        <w:t xml:space="preserve">in less developed areas.</w:t>
+        <w:t xml:space="preserve">Repeated developer listings.</w:t>
+      </w:r>
+      <w:r>
+        <w:t xml:space="preserve"> </w:t>
+      </w:r>
+      <w:r>
+        <w:t xml:space="preserve">Many plots from the same block, advertised at the same price, can appear</w:t>
+      </w:r>
+      <w:r>
+        <w:t xml:space="preserve"> </w:t>
+      </w:r>
+      <w:r>
+        <w:t xml:space="preserve">in both the training and test sets. This makes the seen-area scores somewhat optimistic for genuinely new</w:t>
+      </w:r>
+      <w:r>
+        <w:t xml:space="preserve"> </w:t>
+      </w:r>
+      <w:r>
+        <w:t xml:space="preserve">developments.</w:t>
       </w:r>
     </w:p>
     <w:p>
@@ -11855,23 +13036,57 @@
           <w:b/>
           <w:bCs/>
         </w:rPr>
-        <w:t xml:space="preserve">Asking-price bias.</w:t>
-      </w:r>
-      <w:r>
-        <w:t xml:space="preserve"> </w:t>
-      </w:r>
-      <w:r>
-        <w:t xml:space="preserve">If some sellers systematically over-ask (or under-ask), the model inherits that bias.</w:t>
-      </w:r>
-    </w:p>
-    <w:bookmarkEnd w:id="83"/>
-    <w:bookmarkStart w:id="84" w:name="X11dece2ba9d77e86c2345bbbb031fb5025effc9"/>
+        <w:t xml:space="preserve">Out of date.</w:t>
+      </w:r>
+      <w:r>
+        <w:t xml:space="preserve"> </w:t>
+      </w:r>
+      <w:r>
+        <w:t xml:space="preserve">The data is from mid-2021. The 2022 economic crisis and high inflation have changed land prices</w:t>
+      </w:r>
+      <w:r>
+        <w:t xml:space="preserve"> </w:t>
+      </w:r>
+      <w:r>
+        <w:t xml:space="preserve">considerably, so rupee values are out of date, though the relative patterns are more likely to hold.</w:t>
+      </w:r>
+    </w:p>
+    <w:p>
+      <w:pPr>
+        <w:pStyle w:val="Compact"/>
+        <w:numPr>
+          <w:ilvl w:val="0"/>
+          <w:numId w:val="1021"/>
+        </w:numPr>
+      </w:pPr>
+      <w:r>
+        <w:rPr>
+          <w:b/>
+          <w:bCs/>
+        </w:rPr>
+        <w:t xml:space="preserve">Missing plot features</w:t>
+      </w:r>
+      <w:r>
+        <w:t xml:space="preserve"> </w:t>
+      </w:r>
+      <w:r>
+        <w:t xml:space="preserve">such as road frontage, road width, shape, slope and flood risk are known to affect</w:t>
+      </w:r>
+      <w:r>
+        <w:t xml:space="preserve"> </w:t>
+      </w:r>
+      <w:r>
+        <w:t xml:space="preserve">Sri Lankan land prices strongly but are not in the dataset.</w:t>
+      </w:r>
+    </w:p>
+    <w:bookmarkEnd w:id="92"/>
+    <w:bookmarkStart w:id="93" w:name="risks-of-bias-or-unfairness"/>
     <w:p>
       <w:pPr>
         <w:pStyle w:val="Heading3"/>
       </w:pPr>
       <w:r>
-        <w:t xml:space="preserve">8.4 Potential real-world impact and ethical considerations</w:t>
+        <w:t xml:space="preserve">8.3 Risks of bias or unfairness</w:t>
       </w:r>
     </w:p>
     <w:p>
@@ -11887,19 +13102,31 @@
           <w:b/>
           <w:bCs/>
         </w:rPr>
-        <w:t xml:space="preserve">Positive impact:</w:t>
-      </w:r>
-      <w:r>
-        <w:t xml:space="preserve"> </w:t>
-      </w:r>
-      <w:r>
-        <w:t xml:space="preserve">a free, transparent first estimate could help ordinary buyers and sellers judge whether an</w:t>
-      </w:r>
-      <w:r>
-        <w:t xml:space="preserve"> </w:t>
-      </w:r>
-      <w:r>
-        <w:t xml:space="preserve">advertised price is reasonable, in a market with no public price index.</w:t>
+        <w:t xml:space="preserve">Uneven coverage.</w:t>
+      </w:r>
+      <w:r>
+        <w:t xml:space="preserve"> </w:t>
+      </w:r>
+      <w:r>
+        <w:t xml:space="preserve">88 of the 160 areas have fewer than 10 listings, while a few suburbs (Ranala, Makandana,</w:t>
+      </w:r>
+      <w:r>
+        <w:t xml:space="preserve"> </w:t>
+      </w:r>
+      <w:r>
+        <w:t xml:space="preserve">Kaduwela) have hundreds. Predictions for under-represented areas are less reliable. NGBoost partly makes this</w:t>
+      </w:r>
+      <w:r>
+        <w:t xml:space="preserve"> </w:t>
+      </w:r>
+      <w:r>
+        <w:t xml:space="preserve">visible: its ranges are about 23% wider for areas with fewer than 10 listings (Section 6.7), so users of the</w:t>
+      </w:r>
+      <w:r>
+        <w:t xml:space="preserve"> </w:t>
+      </w:r>
+      <w:r>
+        <w:t xml:space="preserve">application can see the extra uncertainty instead of receiving a falsely precise number.</w:t>
       </w:r>
     </w:p>
     <w:p>
@@ -11915,31 +13142,19 @@
           <w:b/>
           <w:bCs/>
         </w:rPr>
-        <w:t xml:space="preserve">Risk of misuse:</w:t>
-      </w:r>
-      <w:r>
-        <w:t xml:space="preserve"> </w:t>
-      </w:r>
-      <w:r>
-        <w:t xml:space="preserve">the model must not be used for official valuations, loan or mortgage decisions, tax</w:t>
-      </w:r>
-      <w:r>
-        <w:t xml:space="preserve"> </w:t>
-      </w:r>
-      <w:r>
-        <w:t xml:space="preserve">assessment or compensation, because it is trained on 2021 asking prices with area-level location only. The</w:t>
-      </w:r>
-      <w:r>
-        <w:t xml:space="preserve"> </w:t>
-      </w:r>
-      <w:r>
-        <w:t xml:space="preserve">application states this (</w:t>
-      </w:r>
-      <w:r>
-        <w:t xml:space="preserve">“a rough guide, not a valuation”</w:t>
-      </w:r>
-      <w:r>
-        <w:t xml:space="preserve">).</w:t>
+        <w:t xml:space="preserve">Over-representation of developer blocks.</w:t>
+      </w:r>
+      <w:r>
+        <w:t xml:space="preserve"> </w:t>
+      </w:r>
+      <w:r>
+        <w:t xml:space="preserve">Suburban plots sold in batches by developers dominate the data, so</w:t>
+      </w:r>
+      <w:r>
+        <w:t xml:space="preserve"> </w:t>
+      </w:r>
+      <w:r>
+        <w:t xml:space="preserve">the model reflects developers’ pricing more than private sellers’.</w:t>
       </w:r>
     </w:p>
     <w:p>
@@ -11955,19 +13170,25 @@
           <w:b/>
           <w:bCs/>
         </w:rPr>
-        <w:t xml:space="preserve">Price anchoring:</w:t>
-      </w:r>
-      <w:r>
-        <w:t xml:space="preserve"> </w:t>
-      </w:r>
-      <w:r>
-        <w:t xml:space="preserve">widely used price estimates can pull the market towards themselves. Any public tool should</w:t>
-      </w:r>
-      <w:r>
-        <w:t xml:space="preserve"> </w:t>
-      </w:r>
-      <w:r>
-        <w:t xml:space="preserve">show its uncertainty and its data date clearly.</w:t>
+        <w:t xml:space="preserve">Reinforcing existing inequality.</w:t>
+      </w:r>
+      <w:r>
+        <w:t xml:space="preserve"> </w:t>
+      </w:r>
+      <w:r>
+        <w:t xml:space="preserve">The model learns that central, well-served areas are expensive and outer</w:t>
+      </w:r>
+      <w:r>
+        <w:t xml:space="preserve"> </w:t>
+      </w:r>
+      <w:r>
+        <w:t xml:space="preserve">areas cheap. Used to set prices, it could reinforce these gaps, for example by systematically undervaluing land</w:t>
+      </w:r>
+      <w:r>
+        <w:t xml:space="preserve"> </w:t>
+      </w:r>
+      <w:r>
+        <w:t xml:space="preserve">in less developed areas.</w:t>
       </w:r>
     </w:p>
     <w:p>
@@ -11983,285 +13204,23 @@
           <w:b/>
           <w:bCs/>
         </w:rPr>
-        <w:t xml:space="preserve">Transparency:</w:t>
-      </w:r>
-      <w:r>
-        <w:t xml:space="preserve"> </w:t>
-      </w:r>
-      <w:r>
-        <w:t xml:space="preserve">the application explains every prediction (Section 7.2), so users can see</w:t>
-      </w:r>
-      <w:r>
-        <w:t xml:space="preserve"> </w:t>
-      </w:r>
-      <w:r>
-        <w:rPr>
-          <w:i/>
-          <w:iCs/>
-        </w:rPr>
-        <w:t xml:space="preserve">why</w:t>
-      </w:r>
-      <w:r>
-        <w:t xml:space="preserve"> </w:t>
-      </w:r>
-      <w:r>
-        <w:t xml:space="preserve">a price was</w:t>
-      </w:r>
-      <w:r>
-        <w:t xml:space="preserve"> </w:t>
-      </w:r>
-      <w:r>
-        <w:t xml:space="preserve">suggested rather than trusting a black box.</w:t>
-      </w:r>
-    </w:p>
-    <w:p>
-      <w:pPr>
-        <w:pStyle w:val="Compact"/>
-        <w:numPr>
-          <w:ilvl w:val="0"/>
-          <w:numId w:val="1022"/>
-        </w:numPr>
-      </w:pPr>
-      <w:r>
-        <w:rPr>
-          <w:b/>
-          <w:bCs/>
-        </w:rPr>
-        <w:t xml:space="preserve">Privacy:</w:t>
-      </w:r>
-      <w:r>
-        <w:t xml:space="preserve"> </w:t>
-      </w:r>
-      <w:r>
-        <w:t xml:space="preserve">the data contains no personal information (Section 2), and the project uses public data only.</w:t>
-      </w:r>
-    </w:p>
-    <w:bookmarkEnd w:id="84"/>
-    <w:bookmarkStart w:id="85" w:name="future-work"/>
+        <w:t xml:space="preserve">Asking-price bias.</w:t>
+      </w:r>
+      <w:r>
+        <w:t xml:space="preserve"> </w:t>
+      </w:r>
+      <w:r>
+        <w:t xml:space="preserve">If some sellers systematically over-ask (or under-ask), the model inherits that bias.</w:t>
+      </w:r>
+    </w:p>
+    <w:bookmarkEnd w:id="93"/>
+    <w:bookmarkStart w:id="94" w:name="X11dece2ba9d77e86c2345bbbb031fb5025effc9"/>
     <w:p>
       <w:pPr>
         <w:pStyle w:val="Heading3"/>
       </w:pPr>
       <w:r>
-        <w:t xml:space="preserve">8.5 Future work</w:t>
-      </w:r>
-    </w:p>
-    <w:p>
-      <w:pPr>
-        <w:pStyle w:val="FirstParagraph"/>
-      </w:pPr>
-      <w:r>
-        <w:t xml:space="preserve">Per-plot coordinates, recent (post-2022) prices, actual sale prices and plot features such as road access would</w:t>
-      </w:r>
-      <w:r>
-        <w:t xml:space="preserve"> </w:t>
-      </w:r>
-      <w:r>
-        <w:t xml:space="preserve">improve the model more than any further tuning. Regular retraining through the existing pipeline (Section 7.3)</w:t>
-      </w:r>
-      <w:r>
-        <w:t xml:space="preserve"> </w:t>
-      </w:r>
-      <w:r>
-        <w:t xml:space="preserve">would keep it up to date.</w:t>
-      </w:r>
-    </w:p>
-    <w:p>
-      <w:r>
-        <w:pict>
-          <v:rect style="width:0;height:1.5pt" o:hralign="center" o:hrstd="t" o:hr="t"/>
-        </w:pict>
-      </w:r>
-    </w:p>
-    <w:bookmarkEnd w:id="85"/>
-    <w:bookmarkEnd w:id="86"/>
-    <w:bookmarkStart w:id="87" w:name="conclusion"/>
-    <w:p>
-      <w:pPr>
-        <w:pStyle w:val="Heading2"/>
-      </w:pPr>
-      <w:r>
-        <w:t xml:space="preserve">9. Conclusion</w:t>
-      </w:r>
-    </w:p>
-    <w:p>
-      <w:pPr>
-        <w:pStyle w:val="FirstParagraph"/>
-      </w:pPr>
-      <w:r>
-        <w:t xml:space="preserve">A model was built to estimate the asking price per perch of land in the Colombo district from 4,275 cleaned</w:t>
-      </w:r>
-      <w:r>
-        <w:t xml:space="preserve"> </w:t>
-      </w:r>
-      <w:r>
-        <w:t xml:space="preserve">listings. Preprocessing corrected a price-scale error in the data, removed duplicates, and handled the</w:t>
-      </w:r>
-      <w:r>
-        <w:t xml:space="preserve"> </w:t>
-      </w:r>
-      <w:r>
-        <w:t xml:space="preserve">heavily skewed target with a log transform, so that only 21 true outliers had to be removed instead of 297</w:t>
-      </w:r>
-      <w:r>
-        <w:t xml:space="preserve"> </w:t>
-      </w:r>
-      <w:r>
-        <w:t xml:space="preserve">genuine high-value listings. Random Forest and XGBoost were tuned instead of used with defaults, which</w:t>
-      </w:r>
-      <w:r>
-        <w:t xml:space="preserve"> </w:t>
-      </w:r>
-      <w:r>
-        <w:t xml:space="preserve">improved R² from about 0.83 to 0.86.</w:t>
-      </w:r>
-      <w:r>
-        <w:t xml:space="preserve"> </w:t>
-      </w:r>
-      <w:r>
-        <w:rPr>
-          <w:b/>
-          <w:bCs/>
-        </w:rPr>
-        <w:t xml:space="preserve">CatBoost</w:t>
-      </w:r>
-      <w:r>
-        <w:t xml:space="preserve">, an algorithm not covered in the lectures, was selected</w:t>
-      </w:r>
-      <w:r>
-        <w:t xml:space="preserve"> </w:t>
-      </w:r>
-      <w:r>
-        <w:t xml:space="preserve">for its native handling of the 160-category area feature. It matched the best test accuracy (R² 0.866) and</w:t>
-      </w:r>
-      <w:r>
-        <w:t xml:space="preserve"> </w:t>
-      </w:r>
-      <w:r>
-        <w:t xml:space="preserve">generalised best to unseen areas, and it forms part of the final stacked ensemble. The stacked</w:t>
-      </w:r>
-      <w:r>
-        <w:t xml:space="preserve"> </w:t>
-      </w:r>
-      <w:r>
-        <w:t xml:space="preserve">ensemble was selected as the final model on cross-validation, reaching an R² of 0.866 on the log scale and a</w:t>
-      </w:r>
-      <w:r>
-        <w:t xml:space="preserve"> </w:t>
-      </w:r>
-      <w:r>
-        <w:t xml:space="preserve">median error of about 12%. A Random Forest classifier assigned Low, Medium and High price bands with 90.5%</w:t>
-      </w:r>
-      <w:r>
-        <w:t xml:space="preserve"> </w:t>
-      </w:r>
-      <w:r>
-        <w:t xml:space="preserve">accuracy.</w:t>
-      </w:r>
-    </w:p>
-    <w:p>
-      <w:pPr>
-        <w:pStyle w:val="BodyText"/>
-      </w:pPr>
-      <w:r>
-        <w:t xml:space="preserve">The most important finding came from the data rather than the models: the location features are recorded per</w:t>
-      </w:r>
-      <w:r>
-        <w:t xml:space="preserve"> </w:t>
-      </w:r>
-      <w:r>
-        <w:t xml:space="preserve">area, not per plot. As a result,</w:t>
-      </w:r>
-      <w:r>
-        <w:t xml:space="preserve"> </w:t>
-      </w:r>
-      <w:r>
-        <w:rPr>
-          <w:b/>
-          <w:bCs/>
-        </w:rPr>
-        <w:t xml:space="preserve">location (area) explains most of the price</w:t>
-      </w:r>
-      <w:r>
-        <w:t xml:space="preserve">, all well-tuned tree models</w:t>
-      </w:r>
-      <w:r>
-        <w:t xml:space="preserve"> </w:t>
-      </w:r>
-      <w:r>
-        <w:t xml:space="preserve">perform almost identically, and accuracy is limited by the data rather than by the choice of algorithm.</w:t>
-      </w:r>
-      <w:r>
-        <w:t xml:space="preserve"> </w:t>
-      </w:r>
-      <w:r>
-        <w:t xml:space="preserve">SHAP confirmed this from inside the model: location accounts for 87% of its decisions. SHAP and LIME</w:t>
-      </w:r>
-      <w:r>
-        <w:t xml:space="preserve"> </w:t>
-      </w:r>
-      <w:r>
-        <w:t xml:space="preserve">explanations of the held-out listing agreed on its main drivers (distance from the city, the area itself, and</w:t>
-      </w:r>
-      <w:r>
-        <w:t xml:space="preserve"> </w:t>
-      </w:r>
-      <w:r>
-        <w:t xml:space="preserve">distance to good schools). Better</w:t>
-      </w:r>
-      <w:r>
-        <w:t xml:space="preserve"> </w:t>
-      </w:r>
-      <w:r>
-        <w:t xml:space="preserve">data, meaning per-plot coordinates, recent prices and plot features such as road access, would improve the</w:t>
-      </w:r>
-      <w:r>
-        <w:t xml:space="preserve"> </w:t>
-      </w:r>
-      <w:r>
-        <w:t xml:space="preserve">model more than any further tuning.</w:t>
-      </w:r>
-    </w:p>
-    <w:p>
-      <w:r>
-        <w:pict>
-          <v:rect style="width:0;height:1.5pt" o:hralign="center" o:hrstd="t" o:hr="t"/>
-        </w:pict>
-      </w:r>
-    </w:p>
-    <w:bookmarkEnd w:id="87"/>
-    <w:bookmarkStart w:id="88" w:name="use-of-ai-tools"/>
-    <w:p>
-      <w:pPr>
-        <w:pStyle w:val="Heading2"/>
-      </w:pPr>
-      <w:r>
-        <w:t xml:space="preserve">Use of AI Tools</w:t>
-      </w:r>
-    </w:p>
-    <w:p>
-      <w:pPr>
-        <w:pStyle w:val="FirstParagraph"/>
-      </w:pPr>
-      <w:r>
-        <w:t xml:space="preserve">AI assistance was used for coding support and for generating the front-end application.</w:t>
-      </w:r>
-    </w:p>
-    <w:p>
-      <w:r>
-        <w:pict>
-          <v:rect style="width:0;height:1.5pt" o:hralign="center" o:hrstd="t" o:hr="t"/>
-        </w:pict>
-      </w:r>
-    </w:p>
-    <w:bookmarkEnd w:id="88"/>
-    <w:bookmarkStart w:id="89" w:name="references"/>
-    <w:p>
-      <w:pPr>
-        <w:pStyle w:val="Heading2"/>
-      </w:pPr>
-      <w:r>
-        <w:t xml:space="preserve">References</w:t>
+        <w:t xml:space="preserve">8.4 Potential real-world impact and ethical considerations</w:t>
       </w:r>
     </w:p>
     <w:p>
@@ -12273,20 +13232,23 @@
         </w:numPr>
       </w:pPr>
       <w:r>
-        <w:t xml:space="preserve">Breiman, L. (2001). Random Forests.</w:t>
-      </w:r>
-      <w:r>
-        <w:t xml:space="preserve"> </w:t>
-      </w:r>
-      <w:r>
-        <w:rPr>
-          <w:i/>
-          <w:iCs/>
-        </w:rPr>
-        <w:t xml:space="preserve">Machine Learning</w:t>
-      </w:r>
-      <w:r>
-        <w:t xml:space="preserve">, 45(1), 5-32.</w:t>
+        <w:rPr>
+          <w:b/>
+          <w:bCs/>
+        </w:rPr>
+        <w:t xml:space="preserve">Positive impact:</w:t>
+      </w:r>
+      <w:r>
+        <w:t xml:space="preserve"> </w:t>
+      </w:r>
+      <w:r>
+        <w:t xml:space="preserve">a free, transparent first estimate could help ordinary buyers and sellers judge whether an</w:t>
+      </w:r>
+      <w:r>
+        <w:t xml:space="preserve"> </w:t>
+      </w:r>
+      <w:r>
+        <w:t xml:space="preserve">advertised price is reasonable, in a market with no public price index.</w:t>
       </w:r>
     </w:p>
     <w:p>
@@ -12298,34 +13260,35 @@
         </w:numPr>
       </w:pPr>
       <w:r>
-        <w:t xml:space="preserve">Chen, T. and Guestrin, C. (2016). XGBoost: A Scalable Tree Boosting System.</w:t>
-      </w:r>
-      <w:r>
-        <w:t xml:space="preserve"> </w:t>
-      </w:r>
-      <w:r>
-        <w:rPr>
-          <w:i/>
-          <w:iCs/>
-        </w:rPr>
-        <w:t xml:space="preserve">Proceedings of the 22nd ACM</w:t>
-      </w:r>
-      <w:r>
-        <w:rPr>
-          <w:i/>
-          <w:iCs/>
-        </w:rPr>
-        <w:t xml:space="preserve"> </w:t>
-      </w:r>
-      <w:r>
-        <w:rPr>
-          <w:i/>
-          <w:iCs/>
-        </w:rPr>
-        <w:t xml:space="preserve">SIGKDD International Conference on Knowledge Discovery and Data Mining</w:t>
-      </w:r>
-      <w:r>
-        <w:t xml:space="preserve">, 785-794.</w:t>
+        <w:rPr>
+          <w:b/>
+          <w:bCs/>
+        </w:rPr>
+        <w:t xml:space="preserve">Risk of misuse:</w:t>
+      </w:r>
+      <w:r>
+        <w:t xml:space="preserve"> </w:t>
+      </w:r>
+      <w:r>
+        <w:t xml:space="preserve">the model must not be used for official valuations, loan or mortgage decisions, tax</w:t>
+      </w:r>
+      <w:r>
+        <w:t xml:space="preserve"> </w:t>
+      </w:r>
+      <w:r>
+        <w:t xml:space="preserve">assessment or compensation, because it is trained on 2021 asking prices with area-level location only. The</w:t>
+      </w:r>
+      <w:r>
+        <w:t xml:space="preserve"> </w:t>
+      </w:r>
+      <w:r>
+        <w:t xml:space="preserve">application states this (</w:t>
+      </w:r>
+      <w:r>
+        <w:t xml:space="preserve">“a rough guide, not a valuation”</w:t>
+      </w:r>
+      <w:r>
+        <w:t xml:space="preserve">).</w:t>
       </w:r>
     </w:p>
     <w:p>
@@ -12337,34 +13300,23 @@
         </w:numPr>
       </w:pPr>
       <w:r>
-        <w:t xml:space="preserve">Ke, G. et al. (2017). LightGBM: A Highly Efficient Gradient Boosting Decision Tree.</w:t>
-      </w:r>
-      <w:r>
-        <w:t xml:space="preserve"> </w:t>
-      </w:r>
-      <w:r>
-        <w:rPr>
-          <w:i/>
-          <w:iCs/>
-        </w:rPr>
-        <w:t xml:space="preserve">Advances in Neural</w:t>
-      </w:r>
-      <w:r>
-        <w:rPr>
-          <w:i/>
-          <w:iCs/>
-        </w:rPr>
-        <w:t xml:space="preserve"> </w:t>
-      </w:r>
-      <w:r>
-        <w:rPr>
-          <w:i/>
-          <w:iCs/>
-        </w:rPr>
-        <w:t xml:space="preserve">Information Processing Systems 30</w:t>
-      </w:r>
-      <w:r>
-        <w:t xml:space="preserve">.</w:t>
+        <w:rPr>
+          <w:b/>
+          <w:bCs/>
+        </w:rPr>
+        <w:t xml:space="preserve">Price anchoring:</w:t>
+      </w:r>
+      <w:r>
+        <w:t xml:space="preserve"> </w:t>
+      </w:r>
+      <w:r>
+        <w:t xml:space="preserve">widely used price estimates can pull the market towards themselves. Showing a range</w:t>
+      </w:r>
+      <w:r>
+        <w:t xml:space="preserve"> </w:t>
+      </w:r>
+      <w:r>
+        <w:t xml:space="preserve">rather than a single number (as the application does with NGBoost) and the data date reduces this risk.</w:t>
       </w:r>
     </w:p>
     <w:p>
@@ -12376,7 +13328,17 @@
         </w:numPr>
       </w:pPr>
       <w:r>
-        <w:t xml:space="preserve">Prokhorenkova, L. et al. (2018). CatBoost: unbiased boosting with categorical features.</w:t>
+        <w:rPr>
+          <w:b/>
+          <w:bCs/>
+        </w:rPr>
+        <w:t xml:space="preserve">Transparency:</w:t>
+      </w:r>
+      <w:r>
+        <w:t xml:space="preserve"> </w:t>
+      </w:r>
+      <w:r>
+        <w:t xml:space="preserve">the application explains every prediction (Section 7.2), so users can see</w:t>
       </w:r>
       <w:r>
         <w:t xml:space="preserve"> </w:t>
@@ -12386,24 +13348,19 @@
           <w:i/>
           <w:iCs/>
         </w:rPr>
-        <w:t xml:space="preserve">Advances in Neural</w:t>
-      </w:r>
-      <w:r>
-        <w:rPr>
-          <w:i/>
-          <w:iCs/>
-        </w:rPr>
-        <w:t xml:space="preserve"> </w:t>
-      </w:r>
-      <w:r>
-        <w:rPr>
-          <w:i/>
-          <w:iCs/>
-        </w:rPr>
-        <w:t xml:space="preserve">Information Processing Systems 31</w:t>
-      </w:r>
-      <w:r>
-        <w:t xml:space="preserve">.</w:t>
+        <w:t xml:space="preserve">why</w:t>
+      </w:r>
+      <w:r>
+        <w:t xml:space="preserve"> </w:t>
+      </w:r>
+      <w:r>
+        <w:t xml:space="preserve">a price was</w:t>
+      </w:r>
+      <w:r>
+        <w:t xml:space="preserve"> </w:t>
+      </w:r>
+      <w:r>
+        <w:t xml:space="preserve">suggested rather than trusting a black box.</w:t>
       </w:r>
     </w:p>
     <w:p>
@@ -12415,34 +13372,245 @@
         </w:numPr>
       </w:pPr>
       <w:r>
-        <w:t xml:space="preserve">Pedregosa, F. et al. (2011). Scikit-learn: Machine Learning in Python.</w:t>
-      </w:r>
-      <w:r>
-        <w:t xml:space="preserve"> </w:t>
-      </w:r>
-      <w:r>
-        <w:rPr>
-          <w:i/>
-          <w:iCs/>
-        </w:rPr>
-        <w:t xml:space="preserve">Journal of Machine Learning</w:t>
-      </w:r>
-      <w:r>
-        <w:rPr>
-          <w:i/>
-          <w:iCs/>
-        </w:rPr>
-        <w:t xml:space="preserve"> </w:t>
-      </w:r>
-      <w:r>
-        <w:rPr>
-          <w:i/>
-          <w:iCs/>
-        </w:rPr>
-        <w:t xml:space="preserve">Research</w:t>
-      </w:r>
-      <w:r>
-        <w:t xml:space="preserve">, 12, 2825-2830.</w:t>
+        <w:rPr>
+          <w:b/>
+          <w:bCs/>
+        </w:rPr>
+        <w:t xml:space="preserve">Privacy:</w:t>
+      </w:r>
+      <w:r>
+        <w:t xml:space="preserve"> </w:t>
+      </w:r>
+      <w:r>
+        <w:t xml:space="preserve">the data contains no personal information (Section 2), and the project uses public data only.</w:t>
+      </w:r>
+    </w:p>
+    <w:bookmarkEnd w:id="94"/>
+    <w:bookmarkStart w:id="95" w:name="future-work"/>
+    <w:p>
+      <w:pPr>
+        <w:pStyle w:val="Heading3"/>
+      </w:pPr>
+      <w:r>
+        <w:t xml:space="preserve">8.5 Future work</w:t>
+      </w:r>
+    </w:p>
+    <w:p>
+      <w:pPr>
+        <w:pStyle w:val="FirstParagraph"/>
+      </w:pPr>
+      <w:r>
+        <w:t xml:space="preserve">Per-plot coordinates, recent (post-2022) prices, actual sale prices and plot features such as road access would</w:t>
+      </w:r>
+      <w:r>
+        <w:t xml:space="preserve"> </w:t>
+      </w:r>
+      <w:r>
+        <w:t xml:space="preserve">improve the model more than any further tuning. Regular retraining through the existing pipeline (Section 7.3)</w:t>
+      </w:r>
+      <w:r>
+        <w:t xml:space="preserve"> </w:t>
+      </w:r>
+      <w:r>
+        <w:t xml:space="preserve">would keep it up to date.</w:t>
+      </w:r>
+    </w:p>
+    <w:p>
+      <w:r>
+        <w:pict>
+          <v:rect style="width:0;height:1.5pt" o:hralign="center" o:hrstd="t" o:hr="t"/>
+        </w:pict>
+      </w:r>
+    </w:p>
+    <w:bookmarkEnd w:id="95"/>
+    <w:bookmarkEnd w:id="96"/>
+    <w:bookmarkStart w:id="97" w:name="conclusion"/>
+    <w:p>
+      <w:pPr>
+        <w:pStyle w:val="Heading2"/>
+      </w:pPr>
+      <w:r>
+        <w:t xml:space="preserve">9. Conclusion</w:t>
+      </w:r>
+    </w:p>
+    <w:p>
+      <w:pPr>
+        <w:pStyle w:val="FirstParagraph"/>
+      </w:pPr>
+      <w:r>
+        <w:t xml:space="preserve">A model was built to estimate the asking price per perch of land in the Colombo district from 4,275 cleaned</w:t>
+      </w:r>
+      <w:r>
+        <w:t xml:space="preserve"> </w:t>
+      </w:r>
+      <w:r>
+        <w:t xml:space="preserve">listings. Preprocessing corrected a price-scale error in the data, removed duplicates, and handled the</w:t>
+      </w:r>
+      <w:r>
+        <w:t xml:space="preserve"> </w:t>
+      </w:r>
+      <w:r>
+        <w:t xml:space="preserve">heavily skewed target with a log transform, so that only 21 true outliers had to be removed instead of 297</w:t>
+      </w:r>
+      <w:r>
+        <w:t xml:space="preserve"> </w:t>
+      </w:r>
+      <w:r>
+        <w:t xml:space="preserve">genuine high-value listings. Random Forest and XGBoost were tuned instead of used with defaults, which</w:t>
+      </w:r>
+      <w:r>
+        <w:t xml:space="preserve"> </w:t>
+      </w:r>
+      <w:r>
+        <w:t xml:space="preserve">improved R² from about 0.83 to 0.86.</w:t>
+      </w:r>
+      <w:r>
+        <w:t xml:space="preserve"> </w:t>
+      </w:r>
+      <w:r>
+        <w:rPr>
+          <w:b/>
+          <w:bCs/>
+        </w:rPr>
+        <w:t xml:space="preserve">NGBoost</w:t>
+      </w:r>
+      <w:r>
+        <w:t xml:space="preserve">, an algorithm not covered in the lectures, was added because it</w:t>
+      </w:r>
+      <w:r>
+        <w:t xml:space="preserve"> </w:t>
+      </w:r>
+      <w:r>
+        <w:t xml:space="preserve">predicts a probability distribution rather than a single number. It ranked third of eight models on</w:t>
+      </w:r>
+      <w:r>
+        <w:t xml:space="preserve"> </w:t>
+      </w:r>
+      <w:r>
+        <w:t xml:space="preserve">cross-validated error (test R² 0.863), and its 80% price ranges contained 81.9% of actual test prices. The stacked</w:t>
+      </w:r>
+      <w:r>
+        <w:t xml:space="preserve"> </w:t>
+      </w:r>
+      <w:r>
+        <w:t xml:space="preserve">ensemble was selected as the final model on cross-validation, reaching an R² of 0.866 on the log scale and a</w:t>
+      </w:r>
+      <w:r>
+        <w:t xml:space="preserve"> </w:t>
+      </w:r>
+      <w:r>
+        <w:t xml:space="preserve">median error of about 12%. The application combines both: the ensemble’s price with NGBoost’s likely range. A</w:t>
+      </w:r>
+      <w:r>
+        <w:t xml:space="preserve"> </w:t>
+      </w:r>
+      <w:r>
+        <w:t xml:space="preserve">Random Forest classifier assigned Low, Medium and High price bands with 90.5% accuracy.</w:t>
+      </w:r>
+    </w:p>
+    <w:p>
+      <w:pPr>
+        <w:pStyle w:val="BodyText"/>
+      </w:pPr>
+      <w:r>
+        <w:t xml:space="preserve">The most important finding came from the data rather than the models: the location features are recorded per</w:t>
+      </w:r>
+      <w:r>
+        <w:t xml:space="preserve"> </w:t>
+      </w:r>
+      <w:r>
+        <w:t xml:space="preserve">area, not per plot. As a result,</w:t>
+      </w:r>
+      <w:r>
+        <w:t xml:space="preserve"> </w:t>
+      </w:r>
+      <w:r>
+        <w:rPr>
+          <w:b/>
+          <w:bCs/>
+        </w:rPr>
+        <w:t xml:space="preserve">location (area) explains most of the price</w:t>
+      </w:r>
+      <w:r>
+        <w:t xml:space="preserve">, all well-tuned tree models</w:t>
+      </w:r>
+      <w:r>
+        <w:t xml:space="preserve"> </w:t>
+      </w:r>
+      <w:r>
+        <w:t xml:space="preserve">perform almost identically, and accuracy is limited by the data rather than by the choice of algorithm.</w:t>
+      </w:r>
+      <w:r>
+        <w:t xml:space="preserve"> </w:t>
+      </w:r>
+      <w:r>
+        <w:t xml:space="preserve">SHAP confirmed this from inside the model: location accounts for 87% of its decisions. SHAP and LIME</w:t>
+      </w:r>
+      <w:r>
+        <w:t xml:space="preserve"> </w:t>
+      </w:r>
+      <w:r>
+        <w:t xml:space="preserve">explanations of the held-out listing agreed on its main drivers (distance from the city, the area itself, and</w:t>
+      </w:r>
+      <w:r>
+        <w:t xml:space="preserve"> </w:t>
+      </w:r>
+      <w:r>
+        <w:t xml:space="preserve">distance to good schools). Better</w:t>
+      </w:r>
+      <w:r>
+        <w:t xml:space="preserve"> </w:t>
+      </w:r>
+      <w:r>
+        <w:t xml:space="preserve">data, meaning per-plot coordinates, recent prices and plot features such as road access, would improve the</w:t>
+      </w:r>
+      <w:r>
+        <w:t xml:space="preserve"> </w:t>
+      </w:r>
+      <w:r>
+        <w:t xml:space="preserve">model more than any further tuning.</w:t>
+      </w:r>
+    </w:p>
+    <w:p>
+      <w:r>
+        <w:pict>
+          <v:rect style="width:0;height:1.5pt" o:hralign="center" o:hrstd="t" o:hr="t"/>
+        </w:pict>
+      </w:r>
+    </w:p>
+    <w:bookmarkEnd w:id="97"/>
+    <w:bookmarkStart w:id="98" w:name="use-of-ai-tools"/>
+    <w:p>
+      <w:pPr>
+        <w:pStyle w:val="Heading2"/>
+      </w:pPr>
+      <w:r>
+        <w:t xml:space="preserve">Use of AI Tools</w:t>
+      </w:r>
+    </w:p>
+    <w:p>
+      <w:pPr>
+        <w:pStyle w:val="FirstParagraph"/>
+      </w:pPr>
+      <w:r>
+        <w:t xml:space="preserve">AI assistance was used for coding support and for generating the front-end application.</w:t>
+      </w:r>
+    </w:p>
+    <w:p>
+      <w:r>
+        <w:pict>
+          <v:rect style="width:0;height:1.5pt" o:hralign="center" o:hrstd="t" o:hr="t"/>
+        </w:pict>
+      </w:r>
+    </w:p>
+    <w:bookmarkEnd w:id="98"/>
+    <w:bookmarkStart w:id="99" w:name="references"/>
+    <w:p>
+      <w:pPr>
+        <w:pStyle w:val="Heading2"/>
+      </w:pPr>
+      <w:r>
+        <w:t xml:space="preserve">References</w:t>
       </w:r>
     </w:p>
     <w:p>
@@ -12450,11 +13618,11 @@
         <w:pStyle w:val="Compact"/>
         <w:numPr>
           <w:ilvl w:val="0"/>
-          <w:numId w:val="1023"/>
+          <w:numId w:val="1024"/>
         </w:numPr>
       </w:pPr>
       <w:r>
-        <w:t xml:space="preserve">ruchiraayeshmantha (n.d.).</w:t>
+        <w:t xml:space="preserve">Breiman, L. (2001). Random Forests.</w:t>
       </w:r>
       <w:r>
         <w:t xml:space="preserve"> </w:t>
@@ -12464,19 +13632,10 @@
           <w:i/>
           <w:iCs/>
         </w:rPr>
-        <w:t xml:space="preserve">Land prices of Colombo district</w:t>
-      </w:r>
-      <w:r>
-        <w:t xml:space="preserve"> </w:t>
-      </w:r>
-      <w:r>
-        <w:t xml:space="preserve">[Dataset]. Kaggle.</w:t>
-      </w:r>
-      <w:r>
-        <w:t xml:space="preserve"> </w:t>
-      </w:r>
-      <w:r>
-        <w:t xml:space="preserve">https://www.kaggle.com/datasets/ruchiraayeshmantha/land-prices-of-colombo-district (accessed 8 October 2026).</w:t>
+        <w:t xml:space="preserve">Machine Learning</w:t>
+      </w:r>
+      <w:r>
+        <w:t xml:space="preserve">, 45(1), 5-32.</w:t>
       </w:r>
     </w:p>
     <w:p>
@@ -12484,11 +13643,11 @@
         <w:pStyle w:val="Compact"/>
         <w:numPr>
           <w:ilvl w:val="0"/>
-          <w:numId w:val="1023"/>
+          <w:numId w:val="1024"/>
         </w:numPr>
       </w:pPr>
       <w:r>
-        <w:t xml:space="preserve">Lundberg, S. M. and Lee, S.-I. (2017). A Unified Approach to Interpreting Model Predictions.</w:t>
+        <w:t xml:space="preserve">Chen, T. and Guestrin, C. (2016). XGBoost: A Scalable Tree Boosting System.</w:t>
       </w:r>
       <w:r>
         <w:t xml:space="preserve"> </w:t>
@@ -12498,7 +13657,7 @@
           <w:i/>
           <w:iCs/>
         </w:rPr>
-        <w:t xml:space="preserve">Advances in</w:t>
+        <w:t xml:space="preserve">Proceedings of the 22nd ACM</w:t>
       </w:r>
       <w:r>
         <w:rPr>
@@ -12512,10 +13671,10 @@
           <w:i/>
           <w:iCs/>
         </w:rPr>
-        <w:t xml:space="preserve">Neural Information Processing Systems 30</w:t>
-      </w:r>
-      <w:r>
-        <w:t xml:space="preserve">.</w:t>
+        <w:t xml:space="preserve">SIGKDD International Conference on Knowledge Discovery and Data Mining</w:t>
+      </w:r>
+      <w:r>
+        <w:t xml:space="preserve">, 785-794.</w:t>
       </w:r>
     </w:p>
     <w:p>
@@ -12523,26 +13682,11 @@
         <w:pStyle w:val="Compact"/>
         <w:numPr>
           <w:ilvl w:val="0"/>
-          <w:numId w:val="1023"/>
+          <w:numId w:val="1024"/>
         </w:numPr>
       </w:pPr>
       <w:r>
-        <w:t xml:space="preserve">Ribeiro, M. T., Singh, S. and Guestrin, C. (2016).</w:t>
-      </w:r>
-      <w:r>
-        <w:t xml:space="preserve"> </w:t>
-      </w:r>
-      <w:r>
-        <w:t xml:space="preserve">“Why Should I Trust You?”</w:t>
-      </w:r>
-      <w:r>
-        <w:t xml:space="preserve">: Explaining the Predictions of</w:t>
-      </w:r>
-      <w:r>
-        <w:t xml:space="preserve"> </w:t>
-      </w:r>
-      <w:r>
-        <w:t xml:space="preserve">Any Classifier.</w:t>
+        <w:t xml:space="preserve">Ke, G. et al. (2017). LightGBM: A Highly Efficient Gradient Boosting Decision Tree.</w:t>
       </w:r>
       <w:r>
         <w:t xml:space="preserve"> </w:t>
@@ -12552,7 +13696,7 @@
           <w:i/>
           <w:iCs/>
         </w:rPr>
-        <w:t xml:space="preserve">Proceedings of the 22nd ACM SIGKDD International Conference on Knowledge Discovery and Data</w:t>
+        <w:t xml:space="preserve">Advances in Neural</w:t>
       </w:r>
       <w:r>
         <w:rPr>
@@ -12566,10 +13710,10 @@
           <w:i/>
           <w:iCs/>
         </w:rPr>
-        <w:t xml:space="preserve">Mining</w:t>
-      </w:r>
-      <w:r>
-        <w:t xml:space="preserve">, 1135-1144.</w:t>
+        <w:t xml:space="preserve">Information Processing Systems 30</w:t>
+      </w:r>
+      <w:r>
+        <w:t xml:space="preserve">.</w:t>
       </w:r>
     </w:p>
     <w:p>
@@ -12577,11 +13721,11 @@
         <w:pStyle w:val="Compact"/>
         <w:numPr>
           <w:ilvl w:val="0"/>
-          <w:numId w:val="1023"/>
+          <w:numId w:val="1024"/>
         </w:numPr>
       </w:pPr>
       <w:r>
-        <w:t xml:space="preserve">Friedman, J. H. (2001). Greedy Function Approximation: A Gradient Boosting Machine.</w:t>
+        <w:t xml:space="preserve">Prokhorenkova, L. et al. (2018). CatBoost: unbiased boosting with categorical features.</w:t>
       </w:r>
       <w:r>
         <w:t xml:space="preserve"> </w:t>
@@ -12591,16 +13735,24 @@
           <w:i/>
           <w:iCs/>
         </w:rPr>
-        <w:t xml:space="preserve">Annals of Statistics</w:t>
-      </w:r>
-      <w:r>
-        <w:t xml:space="preserve">,</w:t>
-      </w:r>
-      <w:r>
-        <w:t xml:space="preserve"> </w:t>
-      </w:r>
-      <w:r>
-        <w:t xml:space="preserve">29(5), 1189-1232.</w:t>
+        <w:t xml:space="preserve">Advances in Neural</w:t>
+      </w:r>
+      <w:r>
+        <w:rPr>
+          <w:i/>
+          <w:iCs/>
+        </w:rPr>
+        <w:t xml:space="preserve"> </w:t>
+      </w:r>
+      <w:r>
+        <w:rPr>
+          <w:i/>
+          <w:iCs/>
+        </w:rPr>
+        <w:t xml:space="preserve">Information Processing Systems 31</w:t>
+      </w:r>
+      <w:r>
+        <w:t xml:space="preserve">.</w:t>
       </w:r>
     </w:p>
     <w:p>
@@ -12608,10 +13760,252 @@
         <w:pStyle w:val="Compact"/>
         <w:numPr>
           <w:ilvl w:val="0"/>
-          <w:numId w:val="1023"/>
+          <w:numId w:val="1024"/>
         </w:numPr>
       </w:pPr>
       <w:r>
+        <w:t xml:space="preserve">Pedregosa, F. et al. (2011). Scikit-learn: Machine Learning in Python.</w:t>
+      </w:r>
+      <w:r>
+        <w:t xml:space="preserve"> </w:t>
+      </w:r>
+      <w:r>
+        <w:rPr>
+          <w:i/>
+          <w:iCs/>
+        </w:rPr>
+        <w:t xml:space="preserve">Journal of Machine Learning</w:t>
+      </w:r>
+      <w:r>
+        <w:rPr>
+          <w:i/>
+          <w:iCs/>
+        </w:rPr>
+        <w:t xml:space="preserve"> </w:t>
+      </w:r>
+      <w:r>
+        <w:rPr>
+          <w:i/>
+          <w:iCs/>
+        </w:rPr>
+        <w:t xml:space="preserve">Research</w:t>
+      </w:r>
+      <w:r>
+        <w:t xml:space="preserve">, 12, 2825-2830.</w:t>
+      </w:r>
+    </w:p>
+    <w:p>
+      <w:pPr>
+        <w:pStyle w:val="Compact"/>
+        <w:numPr>
+          <w:ilvl w:val="0"/>
+          <w:numId w:val="1024"/>
+        </w:numPr>
+      </w:pPr>
+      <w:r>
+        <w:t xml:space="preserve">ruchiraayeshmantha (n.d.).</w:t>
+      </w:r>
+      <w:r>
+        <w:t xml:space="preserve"> </w:t>
+      </w:r>
+      <w:r>
+        <w:rPr>
+          <w:i/>
+          <w:iCs/>
+        </w:rPr>
+        <w:t xml:space="preserve">Land prices of Colombo district</w:t>
+      </w:r>
+      <w:r>
+        <w:t xml:space="preserve"> </w:t>
+      </w:r>
+      <w:r>
+        <w:t xml:space="preserve">[Dataset]. Kaggle.</w:t>
+      </w:r>
+      <w:r>
+        <w:t xml:space="preserve"> </w:t>
+      </w:r>
+      <w:r>
+        <w:t xml:space="preserve">https://www.kaggle.com/datasets/ruchiraayeshmantha/land-prices-of-colombo-district (accessed 8 October 2026).</w:t>
+      </w:r>
+    </w:p>
+    <w:p>
+      <w:pPr>
+        <w:pStyle w:val="Compact"/>
+        <w:numPr>
+          <w:ilvl w:val="0"/>
+          <w:numId w:val="1024"/>
+        </w:numPr>
+      </w:pPr>
+      <w:r>
+        <w:t xml:space="preserve">Lundberg, S. M. and Lee, S.-I. (2017). A Unified Approach to Interpreting Model Predictions.</w:t>
+      </w:r>
+      <w:r>
+        <w:t xml:space="preserve"> </w:t>
+      </w:r>
+      <w:r>
+        <w:rPr>
+          <w:i/>
+          <w:iCs/>
+        </w:rPr>
+        <w:t xml:space="preserve">Advances in</w:t>
+      </w:r>
+      <w:r>
+        <w:rPr>
+          <w:i/>
+          <w:iCs/>
+        </w:rPr>
+        <w:t xml:space="preserve"> </w:t>
+      </w:r>
+      <w:r>
+        <w:rPr>
+          <w:i/>
+          <w:iCs/>
+        </w:rPr>
+        <w:t xml:space="preserve">Neural Information Processing Systems 30</w:t>
+      </w:r>
+      <w:r>
+        <w:t xml:space="preserve">.</w:t>
+      </w:r>
+    </w:p>
+    <w:p>
+      <w:pPr>
+        <w:pStyle w:val="Compact"/>
+        <w:numPr>
+          <w:ilvl w:val="0"/>
+          <w:numId w:val="1024"/>
+        </w:numPr>
+      </w:pPr>
+      <w:r>
+        <w:t xml:space="preserve">Ribeiro, M. T., Singh, S. and Guestrin, C. (2016).</w:t>
+      </w:r>
+      <w:r>
+        <w:t xml:space="preserve"> </w:t>
+      </w:r>
+      <w:r>
+        <w:t xml:space="preserve">“Why Should I Trust You?”</w:t>
+      </w:r>
+      <w:r>
+        <w:t xml:space="preserve">: Explaining the Predictions of</w:t>
+      </w:r>
+      <w:r>
+        <w:t xml:space="preserve"> </w:t>
+      </w:r>
+      <w:r>
+        <w:t xml:space="preserve">Any Classifier.</w:t>
+      </w:r>
+      <w:r>
+        <w:t xml:space="preserve"> </w:t>
+      </w:r>
+      <w:r>
+        <w:rPr>
+          <w:i/>
+          <w:iCs/>
+        </w:rPr>
+        <w:t xml:space="preserve">Proceedings of the 22nd ACM SIGKDD International Conference on Knowledge Discovery and Data</w:t>
+      </w:r>
+      <w:r>
+        <w:rPr>
+          <w:i/>
+          <w:iCs/>
+        </w:rPr>
+        <w:t xml:space="preserve"> </w:t>
+      </w:r>
+      <w:r>
+        <w:rPr>
+          <w:i/>
+          <w:iCs/>
+        </w:rPr>
+        <w:t xml:space="preserve">Mining</w:t>
+      </w:r>
+      <w:r>
+        <w:t xml:space="preserve">, 1135-1144.</w:t>
+      </w:r>
+    </w:p>
+    <w:p>
+      <w:pPr>
+        <w:pStyle w:val="Compact"/>
+        <w:numPr>
+          <w:ilvl w:val="0"/>
+          <w:numId w:val="1024"/>
+        </w:numPr>
+      </w:pPr>
+      <w:r>
+        <w:t xml:space="preserve">Friedman, J. H. (2001). Greedy Function Approximation: A Gradient Boosting Machine.</w:t>
+      </w:r>
+      <w:r>
+        <w:t xml:space="preserve"> </w:t>
+      </w:r>
+      <w:r>
+        <w:rPr>
+          <w:i/>
+          <w:iCs/>
+        </w:rPr>
+        <w:t xml:space="preserve">Annals of Statistics</w:t>
+      </w:r>
+      <w:r>
+        <w:t xml:space="preserve">,</w:t>
+      </w:r>
+      <w:r>
+        <w:t xml:space="preserve"> </w:t>
+      </w:r>
+      <w:r>
+        <w:t xml:space="preserve">29(5), 1189-1232.</w:t>
+      </w:r>
+    </w:p>
+    <w:p>
+      <w:pPr>
+        <w:pStyle w:val="Compact"/>
+        <w:numPr>
+          <w:ilvl w:val="0"/>
+          <w:numId w:val="1024"/>
+        </w:numPr>
+      </w:pPr>
+      <w:r>
+        <w:t xml:space="preserve">Duan, T., Avati, A., Ding, D. Y., Thai, K. K., Basu, S., Ng, A. and Schuler, A. (2020). NGBoost: Natural</w:t>
+      </w:r>
+      <w:r>
+        <w:t xml:space="preserve"> </w:t>
+      </w:r>
+      <w:r>
+        <w:t xml:space="preserve">Gradient Boosting for Probabilistic Prediction.</w:t>
+      </w:r>
+      <w:r>
+        <w:t xml:space="preserve"> </w:t>
+      </w:r>
+      <w:r>
+        <w:rPr>
+          <w:i/>
+          <w:iCs/>
+        </w:rPr>
+        <w:t xml:space="preserve">Proceedings of the 37th International Conference on Machine</w:t>
+      </w:r>
+      <w:r>
+        <w:rPr>
+          <w:i/>
+          <w:iCs/>
+        </w:rPr>
+        <w:t xml:space="preserve"> </w:t>
+      </w:r>
+      <w:r>
+        <w:rPr>
+          <w:i/>
+          <w:iCs/>
+        </w:rPr>
+        <w:t xml:space="preserve">Learning (ICML)</w:t>
+      </w:r>
+      <w:r>
+        <w:t xml:space="preserve">, PMLR 119, 2690-2700.</w:t>
+      </w:r>
+    </w:p>
+    <w:p>
+      <w:pPr>
+        <w:pStyle w:val="Compact"/>
+        <w:numPr>
+          <w:ilvl w:val="0"/>
+          <w:numId w:val="1024"/>
+        </w:numPr>
+      </w:pPr>
+      <w:r>
         <w:t xml:space="preserve">IT5514 Applied Machine Learning lecture notes and lab sheets: Decision Trees and Random Forest, XGBoost,</w:t>
       </w:r>
       <w:r>
@@ -12621,7 +14015,7 @@
         <w:t xml:space="preserve">and the feature engineering lab (IQR outlier method).</w:t>
       </w:r>
     </w:p>
-    <w:bookmarkEnd w:id="89"/>
+    <w:bookmarkEnd w:id="99"/>
     <w:sectPr>
       <w:footnotePr>
         <w:numRestart w:val="eachSect"/>
@@ -13104,6 +14498,9 @@
     <w:abstractNumId w:val="991"/>
   </w:num>
   <w:num w:numId="1016">
+    <w:abstractNumId w:val="991"/>
+  </w:num>
+  <w:num w:numId="1017">
     <w:abstractNumId w:val="99411"/>
     <w:lvlOverride w:ilvl="0">
       <w:startOverride w:val="1"/>
@@ -13133,9 +14530,6 @@
       <w:startOverride w:val="1"/>
     </w:lvlOverride>
   </w:num>
-  <w:num w:numId="1017">
-    <w:abstractNumId w:val="991"/>
-  </w:num>
   <w:num w:numId="1018">
     <w:abstractNumId w:val="991"/>
   </w:num>
@@ -13152,6 +14546,9 @@
     <w:abstractNumId w:val="991"/>
   </w:num>
   <w:num w:numId="1023">
+    <w:abstractNumId w:val="991"/>
+  </w:num>
+  <w:num w:numId="1024">
     <w:abstractNumId w:val="99411"/>
     <w:lvlOverride w:ilvl="0">
       <w:startOverride w:val="1"/>

--- a/Report.docx
+++ b/Report.docx
@@ -94,6 +94,24 @@
       </w:r>
       <w:r>
         <w:t xml:space="preserve">269179J</w:t>
+      </w:r>
+    </w:p>
+    <w:p>
+      <w:pPr>
+        <w:pStyle w:val="BodyText"/>
+      </w:pPr>
+      <w:r>
+        <w:rPr>
+          <w:b/>
+          <w:bCs/>
+        </w:rPr>
+        <w:t xml:space="preserve">GitHub repository:</w:t>
+      </w:r>
+      <w:r>
+        <w:t xml:space="preserve"> </w:t>
+      </w:r>
+      <w:r>
+        <w:t xml:space="preserve">https://github.com/amalr-12/colombo-land-price-ml</w:t>
       </w:r>
     </w:p>
     <w:p>
